--- a/rapport application de recherche des stages et empois.docx
+++ b/rapport application de recherche des stages et empois.docx
@@ -1,10 +1,10 @@
 
 <file path=word/document.xml><?xml version="1.0" encoding="utf-8"?>
-<w:document xmlns:wpc="http://schemas.microsoft.com/office/word/2010/wordprocessingCanvas" xmlns:cx="http://schemas.microsoft.com/office/drawing/2014/chartex" xmlns:cx1="http://schemas.microsoft.com/office/drawing/2015/9/8/chartex" xmlns:cx2="http://schemas.microsoft.com/office/drawing/2015/10/21/chartex" xmlns:cx3="http://schemas.microsoft.com/office/drawing/2016/5/9/chartex" xmlns:cx4="http://schemas.microsoft.com/office/drawing/2016/5/10/chartex" xmlns:cx5="http://schemas.microsoft.com/office/drawing/2016/5/11/chartex" xmlns:cx6="http://schemas.microsoft.com/office/drawing/2016/5/12/chartex" xmlns:cx7="http://schemas.microsoft.com/office/drawing/2016/5/13/chartex" xmlns:cx8="http://schemas.microsoft.com/office/drawing/2016/5/14/chartex" xmlns:mc="http://schemas.openxmlformats.org/markup-compatibility/2006" xmlns:aink="http://schemas.microsoft.com/office/drawing/2016/ink" xmlns:am3d="http://schemas.microsoft.com/office/drawing/2017/model3d" xmlns:o="urn:schemas-microsoft-com:office:office" xmlns:oel="http://schemas.microsoft.com/office/2019/extlst" xmlns:r="http://schemas.openxmlformats.org/officeDocument/2006/relationships" xmlns:m="http://schemas.openxmlformats.org/officeDocument/2006/math" xmlns:v="urn:schemas-microsoft-com:vml" xmlns:wp14="http://schemas.microsoft.com/office/word/2010/wordprocessingDrawing" xmlns:wp="http://schemas.openxmlformats.org/drawingml/2006/wordprocessingDrawing" xmlns:w10="urn:schemas-microsoft-com:office:word" xmlns:w="http://schemas.openxmlformats.org/wordprocessingml/2006/main" xmlns:w14="http://schemas.microsoft.com/office/word/2010/wordml" xmlns:w15="http://schemas.microsoft.com/office/word/2012/wordml" xmlns:w16cex="http://schemas.microsoft.com/office/word/2018/wordml/cex" xmlns:w16cid="http://schemas.microsoft.com/office/word/2016/wordml/cid" xmlns:w16="http://schemas.microsoft.com/office/word/2018/wordml" xmlns:w16du="http://schemas.microsoft.com/office/word/2023/wordml/word16du" xmlns:w16sdtdh="http://schemas.microsoft.com/office/word/2020/wordml/sdtdatahash" xmlns:w16sdtfl="http://schemas.microsoft.com/office/word/2024/wordml/sdtformatlock" xmlns:w16se="http://schemas.microsoft.com/office/word/2015/wordml/symex" xmlns:wpg="http://schemas.microsoft.com/office/word/2010/wordprocessingGroup" xmlns:wpi="http://schemas.microsoft.com/office/word/2010/wordprocessingInk" xmlns:wne="http://schemas.microsoft.com/office/word/2006/wordml" xmlns:wps="http://schemas.microsoft.com/office/word/2010/wordprocessingShape" mc:Ignorable="w14 w15 w16se w16cid w16 w16cex w16sdtdh w16sdtfl w16du wp14">
+<w:document xmlns:wpc="http://schemas.microsoft.com/office/word/2010/wordprocessingCanvas" xmlns:cx="http://schemas.microsoft.com/office/drawing/2014/chartex" xmlns:cx1="http://schemas.microsoft.com/office/drawing/2015/9/8/chartex" xmlns:cx2="http://schemas.microsoft.com/office/drawing/2015/10/21/chartex" xmlns:cx3="http://schemas.microsoft.com/office/drawing/2016/5/9/chartex" xmlns:cx4="http://schemas.microsoft.com/office/drawing/2016/5/10/chartex" xmlns:cx5="http://schemas.microsoft.com/office/drawing/2016/5/11/chartex" xmlns:cx6="http://schemas.microsoft.com/office/drawing/2016/5/12/chartex" xmlns:cx7="http://schemas.microsoft.com/office/drawing/2016/5/13/chartex" xmlns:cx8="http://schemas.microsoft.com/office/drawing/2016/5/14/chartex" xmlns:mc="http://schemas.openxmlformats.org/markup-compatibility/2006" xmlns:aink="http://schemas.microsoft.com/office/drawing/2016/ink" xmlns:am3d="http://schemas.microsoft.com/office/drawing/2017/model3d" xmlns:o="urn:schemas-microsoft-com:office:office" xmlns:oel="http://schemas.microsoft.com/office/2019/extlst" xmlns:r="http://schemas.openxmlformats.org/officeDocument/2006/relationships" xmlns:m="http://schemas.openxmlformats.org/officeDocument/2006/math" xmlns:v="urn:schemas-microsoft-com:vml" xmlns:wp14="http://schemas.microsoft.com/office/word/2010/wordprocessingDrawing" xmlns:wp="http://schemas.openxmlformats.org/drawingml/2006/wordprocessingDrawing" xmlns:w10="urn:schemas-microsoft-com:office:word" xmlns:w="http://schemas.openxmlformats.org/wordprocessingml/2006/main" xmlns:w14="http://schemas.microsoft.com/office/word/2010/wordml" xmlns:w15="http://schemas.microsoft.com/office/word/2012/wordml" xmlns:w16cex="http://schemas.microsoft.com/office/word/2018/wordml/cex" xmlns:w16cid="http://schemas.microsoft.com/office/word/2016/wordml/cid" xmlns:w16="http://schemas.microsoft.com/office/word/2018/wordml" xmlns:w16du="http://schemas.microsoft.com/office/word/2023/wordml/word16du" xmlns:w16sdtdh="http://schemas.microsoft.com/office/word/2020/wordml/sdtdatahash" xmlns:w16se="http://schemas.microsoft.com/office/word/2015/wordml/symex" xmlns:wpg="http://schemas.microsoft.com/office/word/2010/wordprocessingGroup" xmlns:wpi="http://schemas.microsoft.com/office/word/2010/wordprocessingInk" xmlns:wne="http://schemas.microsoft.com/office/word/2006/wordml" xmlns:wps="http://schemas.microsoft.com/office/word/2010/wordprocessingShape" mc:Ignorable="w14 w15 w16se w16cid w16 w16cex w16sdtdh w16du wp14">
   <w:body>
     <w:p>
       <w:pPr>
-        <w:pStyle w:val="Heading1"/>
+        <w:pStyle w:val="Titre1"/>
         <w:jc w:val="center"/>
       </w:pPr>
       <w:r>
@@ -59,7 +59,7 @@
     <w:p/>
     <w:p>
       <w:pPr>
-        <w:pStyle w:val="Heading2"/>
+        <w:pStyle w:val="Titre2"/>
         <w:numPr>
           <w:ilvl w:val="0"/>
           <w:numId w:val="1"/>
@@ -211,7 +211,7 @@
     </w:p>
     <w:p>
       <w:pPr>
-        <w:pStyle w:val="Heading1"/>
+        <w:pStyle w:val="Titre1"/>
         <w:numPr>
           <w:ilvl w:val="0"/>
           <w:numId w:val="1"/>
@@ -230,7 +230,7 @@
     <w:p/>
     <w:p>
       <w:pPr>
-        <w:pStyle w:val="ListParagraph"/>
+        <w:pStyle w:val="Paragraphedeliste"/>
         <w:numPr>
           <w:ilvl w:val="0"/>
           <w:numId w:val="2"/>
@@ -284,7 +284,7 @@
     </w:p>
     <w:p>
       <w:pPr>
-        <w:pStyle w:val="ListParagraph"/>
+        <w:pStyle w:val="Paragraphedeliste"/>
         <w:numPr>
           <w:ilvl w:val="0"/>
           <w:numId w:val="2"/>
@@ -307,7 +307,7 @@
     </w:p>
     <w:p>
       <w:pPr>
-        <w:pStyle w:val="ListParagraph"/>
+        <w:pStyle w:val="Paragraphedeliste"/>
         <w:rPr>
           <w:b/>
           <w:bCs/>
@@ -316,7 +316,7 @@
     </w:p>
     <w:p>
       <w:pPr>
-        <w:pStyle w:val="ListParagraph"/>
+        <w:pStyle w:val="Paragraphedeliste"/>
         <w:numPr>
           <w:ilvl w:val="0"/>
           <w:numId w:val="2"/>
@@ -346,7 +346,7 @@
     </w:p>
     <w:p>
       <w:pPr>
-        <w:pStyle w:val="ListParagraph"/>
+        <w:pStyle w:val="Paragraphedeliste"/>
       </w:pPr>
     </w:p>
     <w:p>
@@ -393,7 +393,7 @@
     <w:p/>
     <w:p>
       <w:pPr>
-        <w:pStyle w:val="Heading2"/>
+        <w:pStyle w:val="Titre2"/>
         <w:numPr>
           <w:ilvl w:val="0"/>
           <w:numId w:val="1"/>
@@ -456,7 +456,7 @@
     <w:p/>
     <w:p>
       <w:pPr>
-        <w:pStyle w:val="Heading1"/>
+        <w:pStyle w:val="Titre1"/>
         <w:numPr>
           <w:ilvl w:val="0"/>
           <w:numId w:val="1"/>
@@ -468,7 +468,7 @@
     </w:p>
     <w:p>
       <w:pPr>
-        <w:pStyle w:val="Heading2"/>
+        <w:pStyle w:val="Titre2"/>
         <w:numPr>
           <w:ilvl w:val="0"/>
           <w:numId w:val="3"/>
@@ -502,7 +502,7 @@
     <w:p/>
     <w:p>
       <w:pPr>
-        <w:pStyle w:val="Heading2"/>
+        <w:pStyle w:val="Titre2"/>
         <w:numPr>
           <w:ilvl w:val="0"/>
           <w:numId w:val="3"/>
@@ -514,7 +514,7 @@
     </w:p>
     <w:p>
       <w:pPr>
-        <w:pStyle w:val="ListParagraph"/>
+        <w:pStyle w:val="Paragraphedeliste"/>
         <w:numPr>
           <w:ilvl w:val="0"/>
           <w:numId w:val="4"/>
@@ -583,7 +583,7 @@
     </w:p>
     <w:p>
       <w:pPr>
-        <w:pStyle w:val="ListParagraph"/>
+        <w:pStyle w:val="Paragraphedeliste"/>
         <w:numPr>
           <w:ilvl w:val="0"/>
           <w:numId w:val="4"/>
@@ -607,7 +607,7 @@
     </w:p>
     <w:p>
       <w:pPr>
-        <w:pStyle w:val="ListParagraph"/>
+        <w:pStyle w:val="Paragraphedeliste"/>
         <w:numPr>
           <w:ilvl w:val="0"/>
           <w:numId w:val="4"/>
@@ -631,7 +631,7 @@
     </w:p>
     <w:p>
       <w:pPr>
-        <w:pStyle w:val="ListParagraph"/>
+        <w:pStyle w:val="Paragraphedeliste"/>
         <w:numPr>
           <w:ilvl w:val="0"/>
           <w:numId w:val="4"/>
@@ -658,7 +658,7 @@
     </w:p>
     <w:p>
       <w:pPr>
-        <w:pStyle w:val="ListParagraph"/>
+        <w:pStyle w:val="Paragraphedeliste"/>
         <w:numPr>
           <w:ilvl w:val="0"/>
           <w:numId w:val="4"/>
@@ -683,12 +683,12 @@
     <w:p/>
     <w:p>
       <w:pPr>
-        <w:pStyle w:val="Heading2"/>
-      </w:pPr>
-    </w:p>
-    <w:p>
-      <w:pPr>
-        <w:pStyle w:val="Heading1"/>
+        <w:pStyle w:val="Titre2"/>
+      </w:pPr>
+    </w:p>
+    <w:p>
+      <w:pPr>
+        <w:pStyle w:val="Titre1"/>
         <w:numPr>
           <w:ilvl w:val="0"/>
           <w:numId w:val="1"/>
@@ -736,7 +736,7 @@
     </w:p>
     <w:p>
       <w:pPr>
-        <w:pStyle w:val="ListParagraph"/>
+        <w:pStyle w:val="Paragraphedeliste"/>
         <w:numPr>
           <w:ilvl w:val="0"/>
           <w:numId w:val="5"/>
@@ -751,7 +751,7 @@
     </w:p>
     <w:p>
       <w:pPr>
-        <w:pStyle w:val="ListParagraph"/>
+        <w:pStyle w:val="Paragraphedeliste"/>
         <w:numPr>
           <w:ilvl w:val="0"/>
           <w:numId w:val="5"/>
@@ -766,7 +766,7 @@
     </w:p>
     <w:p>
       <w:pPr>
-        <w:pStyle w:val="ListParagraph"/>
+        <w:pStyle w:val="Paragraphedeliste"/>
         <w:numPr>
           <w:ilvl w:val="0"/>
           <w:numId w:val="5"/>
@@ -781,7 +781,7 @@
     </w:p>
     <w:p>
       <w:pPr>
-        <w:pStyle w:val="ListParagraph"/>
+        <w:pStyle w:val="Paragraphedeliste"/>
         <w:numPr>
           <w:ilvl w:val="0"/>
           <w:numId w:val="5"/>
@@ -796,7 +796,7 @@
     </w:p>
     <w:p>
       <w:pPr>
-        <w:pStyle w:val="ListParagraph"/>
+        <w:pStyle w:val="Paragraphedeliste"/>
         <w:numPr>
           <w:ilvl w:val="0"/>
           <w:numId w:val="5"/>
@@ -811,7 +811,7 @@
     </w:p>
     <w:p>
       <w:pPr>
-        <w:pStyle w:val="ListParagraph"/>
+        <w:pStyle w:val="Paragraphedeliste"/>
         <w:numPr>
           <w:ilvl w:val="0"/>
           <w:numId w:val="5"/>
@@ -826,7 +826,7 @@
     </w:p>
     <w:p>
       <w:pPr>
-        <w:pStyle w:val="ListParagraph"/>
+        <w:pStyle w:val="Paragraphedeliste"/>
         <w:numPr>
           <w:ilvl w:val="0"/>
           <w:numId w:val="5"/>
@@ -841,7 +841,7 @@
     </w:p>
     <w:p>
       <w:pPr>
-        <w:pStyle w:val="Heading1"/>
+        <w:pStyle w:val="Titre1"/>
         <w:numPr>
           <w:ilvl w:val="0"/>
           <w:numId w:val="1"/>
@@ -853,7 +853,7 @@
     </w:p>
     <w:p>
       <w:pPr>
-        <w:pStyle w:val="Heading2"/>
+        <w:pStyle w:val="Titre2"/>
         <w:numPr>
           <w:ilvl w:val="0"/>
           <w:numId w:val="6"/>
@@ -871,7 +871,7 @@
     <w:p/>
     <w:p>
       <w:pPr>
-        <w:pStyle w:val="Heading2"/>
+        <w:pStyle w:val="Titre2"/>
         <w:numPr>
           <w:ilvl w:val="0"/>
           <w:numId w:val="7"/>
@@ -893,12 +893,12 @@
     </w:p>
     <w:p>
       <w:pPr>
-        <w:pStyle w:val="ListParagraph"/>
-      </w:pPr>
-    </w:p>
-    <w:p>
-      <w:pPr>
-        <w:pStyle w:val="ListParagraph"/>
+        <w:pStyle w:val="Paragraphedeliste"/>
+      </w:pPr>
+    </w:p>
+    <w:p>
+      <w:pPr>
+        <w:pStyle w:val="Paragraphedeliste"/>
         <w:numPr>
           <w:ilvl w:val="0"/>
           <w:numId w:val="17"/>
@@ -917,12 +917,12 @@
     </w:p>
     <w:p>
       <w:pPr>
-        <w:pStyle w:val="ListParagraph"/>
-      </w:pPr>
-    </w:p>
-    <w:p>
-      <w:pPr>
-        <w:pStyle w:val="ListParagraph"/>
+        <w:pStyle w:val="Paragraphedeliste"/>
+      </w:pPr>
+    </w:p>
+    <w:p>
+      <w:pPr>
+        <w:pStyle w:val="Paragraphedeliste"/>
         <w:numPr>
           <w:ilvl w:val="0"/>
           <w:numId w:val="17"/>
@@ -941,7 +941,7 @@
     </w:p>
     <w:p>
       <w:pPr>
-        <w:pStyle w:val="ListParagraph"/>
+        <w:pStyle w:val="Paragraphedeliste"/>
         <w:numPr>
           <w:ilvl w:val="0"/>
           <w:numId w:val="17"/>
@@ -961,12 +961,12 @@
     </w:p>
     <w:p>
       <w:pPr>
-        <w:pStyle w:val="ListParagraph"/>
-      </w:pPr>
-    </w:p>
-    <w:p>
-      <w:pPr>
-        <w:pStyle w:val="ListParagraph"/>
+        <w:pStyle w:val="Paragraphedeliste"/>
+      </w:pPr>
+    </w:p>
+    <w:p>
+      <w:pPr>
+        <w:pStyle w:val="Paragraphedeliste"/>
         <w:numPr>
           <w:ilvl w:val="0"/>
           <w:numId w:val="17"/>
@@ -999,7 +999,7 @@
     </w:p>
     <w:p>
       <w:pPr>
-        <w:pStyle w:val="Heading2"/>
+        <w:pStyle w:val="Titre2"/>
         <w:numPr>
           <w:ilvl w:val="0"/>
           <w:numId w:val="6"/>
@@ -1029,7 +1029,7 @@
     <w:p/>
     <w:p>
       <w:pPr>
-        <w:pStyle w:val="ListParagraph"/>
+        <w:pStyle w:val="Paragraphedeliste"/>
         <w:numPr>
           <w:ilvl w:val="0"/>
           <w:numId w:val="8"/>
@@ -1042,7 +1042,7 @@
     <w:p/>
     <w:p>
       <w:pPr>
-        <w:pStyle w:val="ListParagraph"/>
+        <w:pStyle w:val="Paragraphedeliste"/>
         <w:numPr>
           <w:ilvl w:val="0"/>
           <w:numId w:val="8"/>
@@ -1055,7 +1055,7 @@
     <w:p/>
     <w:p>
       <w:pPr>
-        <w:pStyle w:val="ListParagraph"/>
+        <w:pStyle w:val="Paragraphedeliste"/>
         <w:numPr>
           <w:ilvl w:val="0"/>
           <w:numId w:val="8"/>
@@ -1068,7 +1068,7 @@
     <w:p/>
     <w:p>
       <w:pPr>
-        <w:pStyle w:val="ListParagraph"/>
+        <w:pStyle w:val="Paragraphedeliste"/>
         <w:numPr>
           <w:ilvl w:val="0"/>
           <w:numId w:val="8"/>
@@ -1218,7 +1218,7 @@
     </w:p>
     <w:p>
       <w:pPr>
-        <w:pStyle w:val="Heading2"/>
+        <w:pStyle w:val="Titre2"/>
         <w:numPr>
           <w:ilvl w:val="0"/>
           <w:numId w:val="6"/>
@@ -1283,7 +1283,7 @@
     </w:p>
     <w:p>
       <w:pPr>
-        <w:pStyle w:val="Heading2"/>
+        <w:pStyle w:val="Titre2"/>
         <w:numPr>
           <w:ilvl w:val="0"/>
           <w:numId w:val="15"/>
@@ -1296,7 +1296,7 @@
     <w:p/>
     <w:p>
       <w:pPr>
-        <w:pStyle w:val="ListParagraph"/>
+        <w:pStyle w:val="Paragraphedeliste"/>
         <w:numPr>
           <w:ilvl w:val="0"/>
           <w:numId w:val="9"/>
@@ -1342,7 +1342,7 @@
     </w:p>
     <w:p>
       <w:pPr>
-        <w:pStyle w:val="ListParagraph"/>
+        <w:pStyle w:val="Paragraphedeliste"/>
         <w:numPr>
           <w:ilvl w:val="0"/>
           <w:numId w:val="10"/>
@@ -1365,7 +1365,7 @@
     <w:p/>
     <w:p>
       <w:pPr>
-        <w:pStyle w:val="ListParagraph"/>
+        <w:pStyle w:val="Paragraphedeliste"/>
         <w:numPr>
           <w:ilvl w:val="0"/>
           <w:numId w:val="11"/>
@@ -1388,7 +1388,7 @@
     <w:p/>
     <w:p>
       <w:pPr>
-        <w:pStyle w:val="ListParagraph"/>
+        <w:pStyle w:val="Paragraphedeliste"/>
         <w:numPr>
           <w:ilvl w:val="0"/>
           <w:numId w:val="12"/>
@@ -1411,7 +1411,7 @@
     <w:p/>
     <w:p>
       <w:pPr>
-        <w:pStyle w:val="ListParagraph"/>
+        <w:pStyle w:val="Paragraphedeliste"/>
         <w:numPr>
           <w:ilvl w:val="0"/>
           <w:numId w:val="13"/>
@@ -1434,7 +1434,7 @@
     <w:p/>
     <w:p>
       <w:pPr>
-        <w:pStyle w:val="ListParagraph"/>
+        <w:pStyle w:val="Paragraphedeliste"/>
         <w:numPr>
           <w:ilvl w:val="0"/>
           <w:numId w:val="14"/>
@@ -1465,7 +1465,7 @@
     </w:p>
     <w:p>
       <w:pPr>
-        <w:pStyle w:val="Heading1"/>
+        <w:pStyle w:val="Titre1"/>
         <w:numPr>
           <w:ilvl w:val="0"/>
           <w:numId w:val="1"/>
@@ -1478,7 +1478,7 @@
     <w:p/>
     <w:p>
       <w:pPr>
-        <w:pStyle w:val="Heading2"/>
+        <w:pStyle w:val="Titre2"/>
         <w:numPr>
           <w:ilvl w:val="0"/>
           <w:numId w:val="16"/>
@@ -1497,7 +1497,7 @@
     <w:p/>
     <w:p>
       <w:pPr>
-        <w:pStyle w:val="ListParagraph"/>
+        <w:pStyle w:val="Paragraphedeliste"/>
         <w:numPr>
           <w:ilvl w:val="0"/>
           <w:numId w:val="18"/>
@@ -1530,7 +1530,7 @@
     <w:p/>
     <w:p>
       <w:pPr>
-        <w:pStyle w:val="ListParagraph"/>
+        <w:pStyle w:val="Paragraphedeliste"/>
         <w:numPr>
           <w:ilvl w:val="0"/>
           <w:numId w:val="19"/>
@@ -1550,7 +1550,7 @@
     </w:p>
     <w:p>
       <w:pPr>
-        <w:pStyle w:val="ListParagraph"/>
+        <w:pStyle w:val="Paragraphedeliste"/>
         <w:ind w:left="360"/>
         <w:jc w:val="both"/>
       </w:pPr>
@@ -1572,7 +1572,7 @@
     </w:p>
     <w:p>
       <w:pPr>
-        <w:pStyle w:val="ListParagraph"/>
+        <w:pStyle w:val="Paragraphedeliste"/>
         <w:numPr>
           <w:ilvl w:val="0"/>
           <w:numId w:val="20"/>
@@ -1629,7 +1629,7 @@
     <w:p/>
     <w:p>
       <w:pPr>
-        <w:pStyle w:val="ListParagraph"/>
+        <w:pStyle w:val="Paragraphedeliste"/>
         <w:numPr>
           <w:ilvl w:val="0"/>
           <w:numId w:val="21"/>
@@ -1660,7 +1660,7 @@
     <w:p/>
     <w:p>
       <w:pPr>
-        <w:pStyle w:val="ListParagraph"/>
+        <w:pStyle w:val="Paragraphedeliste"/>
         <w:numPr>
           <w:ilvl w:val="0"/>
           <w:numId w:val="22"/>
@@ -1698,7 +1698,7 @@
     </w:p>
     <w:p>
       <w:pPr>
-        <w:pStyle w:val="Heading2"/>
+        <w:pStyle w:val="Titre2"/>
         <w:numPr>
           <w:ilvl w:val="0"/>
           <w:numId w:val="16"/>
@@ -1728,7 +1728,7 @@
     </w:p>
     <w:p>
       <w:pPr>
-        <w:pStyle w:val="ListParagraph"/>
+        <w:pStyle w:val="Paragraphedeliste"/>
         <w:numPr>
           <w:ilvl w:val="0"/>
           <w:numId w:val="23"/>
@@ -1761,7 +1761,7 @@
     </w:p>
     <w:p>
       <w:pPr>
-        <w:pStyle w:val="ListParagraph"/>
+        <w:pStyle w:val="Paragraphedeliste"/>
         <w:numPr>
           <w:ilvl w:val="0"/>
           <w:numId w:val="24"/>
@@ -1786,7 +1786,7 @@
     </w:p>
     <w:p>
       <w:pPr>
-        <w:pStyle w:val="ListParagraph"/>
+        <w:pStyle w:val="Paragraphedeliste"/>
         <w:numPr>
           <w:ilvl w:val="0"/>
           <w:numId w:val="25"/>
@@ -1803,7 +1803,7 @@
     </w:p>
     <w:p>
       <w:pPr>
-        <w:pStyle w:val="ListParagraph"/>
+        <w:pStyle w:val="Paragraphedeliste"/>
         <w:numPr>
           <w:ilvl w:val="0"/>
           <w:numId w:val="26"/>
@@ -1836,7 +1836,7 @@
     </w:p>
     <w:p>
       <w:pPr>
-        <w:pStyle w:val="ListParagraph"/>
+        <w:pStyle w:val="Paragraphedeliste"/>
         <w:numPr>
           <w:ilvl w:val="0"/>
           <w:numId w:val="25"/>
@@ -1853,7 +1853,7 @@
     </w:p>
     <w:p>
       <w:pPr>
-        <w:pStyle w:val="ListParagraph"/>
+        <w:pStyle w:val="Paragraphedeliste"/>
         <w:numPr>
           <w:ilvl w:val="0"/>
           <w:numId w:val="25"/>
@@ -1870,7 +1870,7 @@
     </w:p>
     <w:p>
       <w:pPr>
-        <w:pStyle w:val="ListParagraph"/>
+        <w:pStyle w:val="Paragraphedeliste"/>
         <w:numPr>
           <w:ilvl w:val="0"/>
           <w:numId w:val="25"/>
@@ -1886,7 +1886,7 @@
     <w:p/>
     <w:p>
       <w:pPr>
-        <w:pStyle w:val="ListParagraph"/>
+        <w:pStyle w:val="Paragraphedeliste"/>
         <w:numPr>
           <w:ilvl w:val="0"/>
           <w:numId w:val="27"/>
@@ -1906,7 +1906,7 @@
     </w:p>
     <w:p>
       <w:pPr>
-        <w:pStyle w:val="ListParagraph"/>
+        <w:pStyle w:val="Paragraphedeliste"/>
         <w:rPr>
           <w:b/>
           <w:bCs/>
@@ -1915,7 +1915,7 @@
     </w:p>
     <w:p>
       <w:pPr>
-        <w:pStyle w:val="ListParagraph"/>
+        <w:pStyle w:val="Paragraphedeliste"/>
         <w:numPr>
           <w:ilvl w:val="0"/>
           <w:numId w:val="28"/>
@@ -1932,7 +1932,7 @@
     </w:p>
     <w:p>
       <w:pPr>
-        <w:pStyle w:val="ListParagraph"/>
+        <w:pStyle w:val="Paragraphedeliste"/>
         <w:numPr>
           <w:ilvl w:val="0"/>
           <w:numId w:val="29"/>
@@ -1949,7 +1949,7 @@
     </w:p>
     <w:p>
       <w:pPr>
-        <w:pStyle w:val="ListParagraph"/>
+        <w:pStyle w:val="Paragraphedeliste"/>
         <w:numPr>
           <w:ilvl w:val="0"/>
           <w:numId w:val="30"/>
@@ -1982,7 +1982,7 @@
     </w:p>
     <w:p>
       <w:pPr>
-        <w:pStyle w:val="ListParagraph"/>
+        <w:pStyle w:val="Paragraphedeliste"/>
         <w:numPr>
           <w:ilvl w:val="0"/>
           <w:numId w:val="29"/>
@@ -2001,14 +2001,14 @@
     </w:p>
     <w:p>
       <w:pPr>
-        <w:pStyle w:val="ListParagraph"/>
+        <w:pStyle w:val="Paragraphedeliste"/>
         <w:ind w:left="1080"/>
         <w:jc w:val="both"/>
       </w:pPr>
     </w:p>
     <w:p>
       <w:pPr>
-        <w:pStyle w:val="ListParagraph"/>
+        <w:pStyle w:val="Paragraphedeliste"/>
         <w:numPr>
           <w:ilvl w:val="0"/>
           <w:numId w:val="29"/>
@@ -2021,12 +2021,12 @@
     </w:p>
     <w:p>
       <w:pPr>
-        <w:pStyle w:val="ListParagraph"/>
-      </w:pPr>
-    </w:p>
-    <w:p>
-      <w:pPr>
-        <w:pStyle w:val="ListParagraph"/>
+        <w:pStyle w:val="Paragraphedeliste"/>
+      </w:pPr>
+    </w:p>
+    <w:p>
+      <w:pPr>
+        <w:pStyle w:val="Paragraphedeliste"/>
         <w:numPr>
           <w:ilvl w:val="0"/>
           <w:numId w:val="29"/>
@@ -2214,7 +2214,7 @@
     <w:p/>
     <w:p>
       <w:pPr>
-        <w:pStyle w:val="ListParagraph"/>
+        <w:pStyle w:val="Paragraphedeliste"/>
         <w:numPr>
           <w:ilvl w:val="0"/>
           <w:numId w:val="31"/>
@@ -2250,7 +2250,7 @@
     </w:p>
     <w:p>
       <w:pPr>
-        <w:pStyle w:val="ListParagraph"/>
+        <w:pStyle w:val="Paragraphedeliste"/>
         <w:rPr>
           <w:b/>
           <w:bCs/>
@@ -2259,7 +2259,7 @@
     </w:p>
     <w:p>
       <w:pPr>
-        <w:pStyle w:val="ListParagraph"/>
+        <w:pStyle w:val="Paragraphedeliste"/>
         <w:numPr>
           <w:ilvl w:val="0"/>
           <w:numId w:val="33"/>
@@ -2274,7 +2274,7 @@
     </w:p>
     <w:p>
       <w:pPr>
-        <w:pStyle w:val="ListParagraph"/>
+        <w:pStyle w:val="Paragraphedeliste"/>
         <w:suppressAutoHyphens/>
         <w:overflowPunct w:val="0"/>
         <w:spacing w:after="160"/>
@@ -2283,7 +2283,7 @@
     </w:p>
     <w:p>
       <w:pPr>
-        <w:pStyle w:val="ListParagraph"/>
+        <w:pStyle w:val="Paragraphedeliste"/>
         <w:numPr>
           <w:ilvl w:val="0"/>
           <w:numId w:val="32"/>
@@ -2296,7 +2296,7 @@
     <w:p/>
     <w:p>
       <w:pPr>
-        <w:pStyle w:val="ListParagraph"/>
+        <w:pStyle w:val="Paragraphedeliste"/>
         <w:numPr>
           <w:ilvl w:val="0"/>
           <w:numId w:val="32"/>
@@ -2312,7 +2312,7 @@
     <w:p/>
     <w:p>
       <w:pPr>
-        <w:pStyle w:val="ListParagraph"/>
+        <w:pStyle w:val="Paragraphedeliste"/>
         <w:numPr>
           <w:ilvl w:val="0"/>
           <w:numId w:val="32"/>
@@ -2510,7 +2510,7 @@
     </w:p>
     <w:p>
       <w:pPr>
-        <w:pStyle w:val="ListParagraph"/>
+        <w:pStyle w:val="Paragraphedeliste"/>
       </w:pPr>
       <w:r>
         <w:rPr>
@@ -2672,7 +2672,7 @@
     <w:p/>
     <w:p>
       <w:pPr>
-        <w:pStyle w:val="Heading2"/>
+        <w:pStyle w:val="Titre2"/>
         <w:numPr>
           <w:ilvl w:val="0"/>
           <w:numId w:val="16"/>
@@ -2707,7 +2707,7 @@
     </w:p>
     <w:p>
       <w:pPr>
-        <w:pStyle w:val="Heading2"/>
+        <w:pStyle w:val="Titre2"/>
         <w:numPr>
           <w:ilvl w:val="0"/>
           <w:numId w:val="16"/>
@@ -2719,7 +2719,7 @@
     </w:p>
     <w:p>
       <w:pPr>
-        <w:pStyle w:val="Heading3"/>
+        <w:pStyle w:val="Titre3"/>
         <w:numPr>
           <w:ilvl w:val="0"/>
           <w:numId w:val="34"/>
@@ -2770,7 +2770,7 @@
     </w:p>
     <w:p>
       <w:pPr>
-        <w:pStyle w:val="ListParagraph"/>
+        <w:pStyle w:val="Paragraphedeliste"/>
         <w:numPr>
           <w:ilvl w:val="0"/>
           <w:numId w:val="36"/>
@@ -2788,7 +2788,7 @@
     </w:p>
     <w:p>
       <w:pPr>
-        <w:pStyle w:val="ListParagraph"/>
+        <w:pStyle w:val="Paragraphedeliste"/>
         <w:numPr>
           <w:ilvl w:val="1"/>
           <w:numId w:val="35"/>
@@ -2806,7 +2806,7 @@
     </w:p>
     <w:p>
       <w:pPr>
-        <w:pStyle w:val="ListParagraph"/>
+        <w:pStyle w:val="Paragraphedeliste"/>
         <w:numPr>
           <w:ilvl w:val="1"/>
           <w:numId w:val="35"/>
@@ -2824,7 +2824,7 @@
     </w:p>
     <w:p>
       <w:pPr>
-        <w:pStyle w:val="ListParagraph"/>
+        <w:pStyle w:val="Paragraphedeliste"/>
         <w:numPr>
           <w:ilvl w:val="1"/>
           <w:numId w:val="35"/>
@@ -2842,7 +2842,7 @@
     </w:p>
     <w:p>
       <w:pPr>
-        <w:pStyle w:val="ListParagraph"/>
+        <w:pStyle w:val="Paragraphedeliste"/>
         <w:numPr>
           <w:ilvl w:val="1"/>
           <w:numId w:val="35"/>
@@ -2865,7 +2865,7 @@
     </w:p>
     <w:p>
       <w:pPr>
-        <w:pStyle w:val="ListParagraph"/>
+        <w:pStyle w:val="Paragraphedeliste"/>
         <w:numPr>
           <w:ilvl w:val="0"/>
           <w:numId w:val="36"/>
@@ -2883,7 +2883,7 @@
     </w:p>
     <w:p>
       <w:pPr>
-        <w:pStyle w:val="ListParagraph"/>
+        <w:pStyle w:val="Paragraphedeliste"/>
         <w:numPr>
           <w:ilvl w:val="0"/>
           <w:numId w:val="37"/>
@@ -2901,7 +2901,7 @@
     </w:p>
     <w:p>
       <w:pPr>
-        <w:pStyle w:val="ListParagraph"/>
+        <w:pStyle w:val="Paragraphedeliste"/>
         <w:numPr>
           <w:ilvl w:val="0"/>
           <w:numId w:val="37"/>
@@ -2919,7 +2919,7 @@
     </w:p>
     <w:p>
       <w:pPr>
-        <w:pStyle w:val="ListParagraph"/>
+        <w:pStyle w:val="Paragraphedeliste"/>
         <w:numPr>
           <w:ilvl w:val="0"/>
           <w:numId w:val="38"/>
@@ -2937,7 +2937,7 @@
     </w:p>
     <w:p>
       <w:pPr>
-        <w:pStyle w:val="ListParagraph"/>
+        <w:pStyle w:val="Paragraphedeliste"/>
         <w:numPr>
           <w:ilvl w:val="1"/>
           <w:numId w:val="39"/>
@@ -2955,7 +2955,7 @@
     </w:p>
     <w:p>
       <w:pPr>
-        <w:pStyle w:val="ListParagraph"/>
+        <w:pStyle w:val="Paragraphedeliste"/>
         <w:numPr>
           <w:ilvl w:val="0"/>
           <w:numId w:val="40"/>
@@ -2973,7 +2973,7 @@
     </w:p>
     <w:p>
       <w:pPr>
-        <w:pStyle w:val="ListParagraph"/>
+        <w:pStyle w:val="Paragraphedeliste"/>
         <w:numPr>
           <w:ilvl w:val="0"/>
           <w:numId w:val="41"/>
@@ -2996,7 +2996,7 @@
     </w:p>
     <w:p>
       <w:pPr>
-        <w:pStyle w:val="ListParagraph"/>
+        <w:pStyle w:val="Paragraphedeliste"/>
         <w:numPr>
           <w:ilvl w:val="0"/>
           <w:numId w:val="42"/>
@@ -3014,7 +3014,7 @@
     </w:p>
     <w:p>
       <w:pPr>
-        <w:pStyle w:val="ListParagraph"/>
+        <w:pStyle w:val="Paragraphedeliste"/>
         <w:numPr>
           <w:ilvl w:val="0"/>
           <w:numId w:val="41"/>
@@ -3032,7 +3032,7 @@
     </w:p>
     <w:p>
       <w:pPr>
-        <w:pStyle w:val="ListParagraph"/>
+        <w:pStyle w:val="Paragraphedeliste"/>
         <w:numPr>
           <w:ilvl w:val="0"/>
           <w:numId w:val="41"/>
@@ -3050,7 +3050,7 @@
     </w:p>
     <w:p>
       <w:pPr>
-        <w:pStyle w:val="ListParagraph"/>
+        <w:pStyle w:val="Paragraphedeliste"/>
         <w:numPr>
           <w:ilvl w:val="0"/>
           <w:numId w:val="43"/>
@@ -3068,7 +3068,7 @@
     </w:p>
     <w:p>
       <w:pPr>
-        <w:pStyle w:val="ListParagraph"/>
+        <w:pStyle w:val="Paragraphedeliste"/>
         <w:numPr>
           <w:ilvl w:val="0"/>
           <w:numId w:val="44"/>
@@ -3086,7 +3086,7 @@
     </w:p>
     <w:p>
       <w:pPr>
-        <w:pStyle w:val="ListParagraph"/>
+        <w:pStyle w:val="Paragraphedeliste"/>
         <w:numPr>
           <w:ilvl w:val="0"/>
           <w:numId w:val="44"/>
@@ -3104,7 +3104,7 @@
     </w:p>
     <w:p>
       <w:pPr>
-        <w:pStyle w:val="ListParagraph"/>
+        <w:pStyle w:val="Paragraphedeliste"/>
         <w:numPr>
           <w:ilvl w:val="0"/>
           <w:numId w:val="45"/>
@@ -3122,7 +3122,7 @@
     </w:p>
     <w:p>
       <w:pPr>
-        <w:pStyle w:val="ListParagraph"/>
+        <w:pStyle w:val="Paragraphedeliste"/>
         <w:numPr>
           <w:ilvl w:val="0"/>
           <w:numId w:val="46"/>
@@ -3142,7 +3142,7 @@
     </w:p>
     <w:p>
       <w:pPr>
-        <w:pStyle w:val="ListParagraph"/>
+        <w:pStyle w:val="Paragraphedeliste"/>
         <w:numPr>
           <w:ilvl w:val="0"/>
           <w:numId w:val="46"/>
@@ -3162,7 +3162,7 @@
     </w:p>
     <w:p>
       <w:pPr>
-        <w:pStyle w:val="ListParagraph"/>
+        <w:pStyle w:val="Paragraphedeliste"/>
         <w:numPr>
           <w:ilvl w:val="0"/>
           <w:numId w:val="46"/>
@@ -3187,7 +3187,7 @@
     </w:p>
     <w:p>
       <w:pPr>
-        <w:pStyle w:val="ListParagraph"/>
+        <w:pStyle w:val="Paragraphedeliste"/>
         <w:numPr>
           <w:ilvl w:val="0"/>
           <w:numId w:val="47"/>
@@ -3205,7 +3205,7 @@
     </w:p>
     <w:p>
       <w:pPr>
-        <w:pStyle w:val="ListParagraph"/>
+        <w:pStyle w:val="Paragraphedeliste"/>
         <w:numPr>
           <w:ilvl w:val="0"/>
           <w:numId w:val="48"/>
@@ -3237,7 +3237,7 @@
     </w:p>
     <w:p>
       <w:pPr>
-        <w:pStyle w:val="ListParagraph"/>
+        <w:pStyle w:val="Paragraphedeliste"/>
         <w:numPr>
           <w:ilvl w:val="0"/>
           <w:numId w:val="48"/>
@@ -3261,7 +3261,7 @@
     </w:p>
     <w:p>
       <w:pPr>
-        <w:pStyle w:val="ListParagraph"/>
+        <w:pStyle w:val="Paragraphedeliste"/>
         <w:numPr>
           <w:ilvl w:val="0"/>
           <w:numId w:val="49"/>
@@ -3280,7 +3280,7 @@
     </w:p>
     <w:p>
       <w:pPr>
-        <w:pStyle w:val="ListParagraph"/>
+        <w:pStyle w:val="Paragraphedeliste"/>
         <w:numPr>
           <w:ilvl w:val="0"/>
           <w:numId w:val="50"/>
@@ -3300,7 +3300,7 @@
     </w:p>
     <w:p>
       <w:pPr>
-        <w:pStyle w:val="ListParagraph"/>
+        <w:pStyle w:val="Paragraphedeliste"/>
         <w:numPr>
           <w:ilvl w:val="0"/>
           <w:numId w:val="50"/>
@@ -3324,7 +3324,7 @@
     </w:p>
     <w:p>
       <w:pPr>
-        <w:pStyle w:val="ListParagraph"/>
+        <w:pStyle w:val="Paragraphedeliste"/>
         <w:numPr>
           <w:ilvl w:val="0"/>
           <w:numId w:val="51"/>
@@ -3343,7 +3343,7 @@
     </w:p>
     <w:p>
       <w:pPr>
-        <w:pStyle w:val="ListParagraph"/>
+        <w:pStyle w:val="Paragraphedeliste"/>
         <w:numPr>
           <w:ilvl w:val="0"/>
           <w:numId w:val="52"/>
@@ -3363,7 +3363,7 @@
     </w:p>
     <w:p>
       <w:pPr>
-        <w:pStyle w:val="ListParagraph"/>
+        <w:pStyle w:val="Paragraphedeliste"/>
         <w:numPr>
           <w:ilvl w:val="0"/>
           <w:numId w:val="52"/>
@@ -3382,7 +3382,7 @@
     </w:p>
     <w:p>
       <w:pPr>
-        <w:pStyle w:val="ListParagraph"/>
+        <w:pStyle w:val="Paragraphedeliste"/>
         <w:numPr>
           <w:ilvl w:val="0"/>
           <w:numId w:val="53"/>
@@ -3400,7 +3400,7 @@
     </w:p>
     <w:p>
       <w:pPr>
-        <w:pStyle w:val="ListParagraph"/>
+        <w:pStyle w:val="Paragraphedeliste"/>
         <w:numPr>
           <w:ilvl w:val="0"/>
           <w:numId w:val="54"/>
@@ -3420,7 +3420,7 @@
     </w:p>
     <w:p>
       <w:pPr>
-        <w:pStyle w:val="ListParagraph"/>
+        <w:pStyle w:val="Paragraphedeliste"/>
         <w:numPr>
           <w:ilvl w:val="0"/>
           <w:numId w:val="54"/>
@@ -3436,7 +3436,7 @@
     <w:p/>
     <w:p>
       <w:pPr>
-        <w:pStyle w:val="Heading2"/>
+        <w:pStyle w:val="Titre2"/>
         <w:numPr>
           <w:ilvl w:val="0"/>
           <w:numId w:val="7"/>
@@ -3449,7 +3449,7 @@
     <w:p/>
     <w:p>
       <w:pPr>
-        <w:pStyle w:val="ListParagraph"/>
+        <w:pStyle w:val="Paragraphedeliste"/>
         <w:numPr>
           <w:ilvl w:val="0"/>
           <w:numId w:val="53"/>
@@ -3461,13 +3461,13 @@
     </w:p>
     <w:p>
       <w:pPr>
-        <w:pStyle w:val="ListParagraph"/>
-        <w:jc w:val="both"/>
-      </w:pPr>
-    </w:p>
-    <w:p>
-      <w:pPr>
-        <w:pStyle w:val="ListParagraph"/>
+        <w:pStyle w:val="Paragraphedeliste"/>
+        <w:jc w:val="both"/>
+      </w:pPr>
+    </w:p>
+    <w:p>
+      <w:pPr>
+        <w:pStyle w:val="Paragraphedeliste"/>
         <w:numPr>
           <w:ilvl w:val="0"/>
           <w:numId w:val="55"/>
@@ -3487,7 +3487,7 @@
     </w:p>
     <w:p>
       <w:pPr>
-        <w:pStyle w:val="ListParagraph"/>
+        <w:pStyle w:val="Paragraphedeliste"/>
         <w:numPr>
           <w:ilvl w:val="0"/>
           <w:numId w:val="55"/>
@@ -3506,7 +3506,7 @@
     </w:p>
     <w:p>
       <w:pPr>
-        <w:pStyle w:val="ListParagraph"/>
+        <w:pStyle w:val="Paragraphedeliste"/>
         <w:numPr>
           <w:ilvl w:val="0"/>
           <w:numId w:val="56"/>
@@ -3525,7 +3525,7 @@
     </w:p>
     <w:p>
       <w:pPr>
-        <w:pStyle w:val="ListParagraph"/>
+        <w:pStyle w:val="Paragraphedeliste"/>
         <w:numPr>
           <w:ilvl w:val="0"/>
           <w:numId w:val="57"/>
@@ -3540,7 +3540,7 @@
     <w:p/>
     <w:p>
       <w:pPr>
-        <w:pStyle w:val="ListParagraph"/>
+        <w:pStyle w:val="Paragraphedeliste"/>
         <w:numPr>
           <w:ilvl w:val="0"/>
           <w:numId w:val="58"/>
@@ -3558,7 +3558,7 @@
     </w:p>
     <w:p>
       <w:pPr>
-        <w:pStyle w:val="ListParagraph"/>
+        <w:pStyle w:val="Paragraphedeliste"/>
         <w:numPr>
           <w:ilvl w:val="1"/>
           <w:numId w:val="59"/>
@@ -3572,7 +3572,7 @@
     <w:p/>
     <w:p>
       <w:pPr>
-        <w:pStyle w:val="ListParagraph"/>
+        <w:pStyle w:val="Paragraphedeliste"/>
         <w:numPr>
           <w:ilvl w:val="0"/>
           <w:numId w:val="60"/>
@@ -3585,14 +3585,14 @@
     </w:p>
     <w:p>
       <w:pPr>
-        <w:pStyle w:val="ListParagraph"/>
+        <w:pStyle w:val="Paragraphedeliste"/>
         <w:ind w:left="1440"/>
         <w:jc w:val="both"/>
       </w:pPr>
     </w:p>
     <w:p>
       <w:pPr>
-        <w:pStyle w:val="ListParagraph"/>
+        <w:pStyle w:val="Paragraphedeliste"/>
         <w:numPr>
           <w:ilvl w:val="0"/>
           <w:numId w:val="61"/>
@@ -3613,14 +3613,14 @@
     </w:p>
     <w:p>
       <w:pPr>
-        <w:pStyle w:val="ListParagraph"/>
+        <w:pStyle w:val="Paragraphedeliste"/>
         <w:ind w:left="1440"/>
         <w:jc w:val="both"/>
       </w:pPr>
     </w:p>
     <w:p>
       <w:pPr>
-        <w:pStyle w:val="ListParagraph"/>
+        <w:pStyle w:val="Paragraphedeliste"/>
         <w:numPr>
           <w:ilvl w:val="0"/>
           <w:numId w:val="62"/>
@@ -3637,7 +3637,7 @@
     </w:p>
     <w:p>
       <w:pPr>
-        <w:pStyle w:val="ListParagraph"/>
+        <w:pStyle w:val="Paragraphedeliste"/>
         <w:numPr>
           <w:ilvl w:val="0"/>
           <w:numId w:val="61"/>
@@ -3651,7 +3651,7 @@
     <w:p/>
     <w:p>
       <w:pPr>
-        <w:pStyle w:val="ListParagraph"/>
+        <w:pStyle w:val="Paragraphedeliste"/>
         <w:numPr>
           <w:ilvl w:val="0"/>
           <w:numId w:val="61"/>
@@ -3664,7 +3664,7 @@
     <w:p/>
     <w:p>
       <w:pPr>
-        <w:pStyle w:val="ListParagraph"/>
+        <w:pStyle w:val="Paragraphedeliste"/>
         <w:numPr>
           <w:ilvl w:val="0"/>
           <w:numId w:val="63"/>
@@ -3679,7 +3679,7 @@
     <w:p/>
     <w:p>
       <w:pPr>
-        <w:pStyle w:val="ListParagraph"/>
+        <w:pStyle w:val="Paragraphedeliste"/>
         <w:numPr>
           <w:ilvl w:val="0"/>
           <w:numId w:val="64"/>
@@ -3694,7 +3694,7 @@
     <w:p/>
     <w:p>
       <w:pPr>
-        <w:pStyle w:val="ListParagraph"/>
+        <w:pStyle w:val="Paragraphedeliste"/>
         <w:numPr>
           <w:ilvl w:val="0"/>
           <w:numId w:val="65"/>
@@ -3713,7 +3713,7 @@
     </w:p>
     <w:p>
       <w:pPr>
-        <w:pStyle w:val="ListParagraph"/>
+        <w:pStyle w:val="Paragraphedeliste"/>
         <w:numPr>
           <w:ilvl w:val="0"/>
           <w:numId w:val="66"/>
@@ -3729,7 +3729,7 @@
     <w:p/>
     <w:p>
       <w:pPr>
-        <w:pStyle w:val="ListParagraph"/>
+        <w:pStyle w:val="Paragraphedeliste"/>
         <w:numPr>
           <w:ilvl w:val="1"/>
           <w:numId w:val="67"/>
@@ -3742,7 +3742,7 @@
     <w:p/>
     <w:p>
       <w:pPr>
-        <w:pStyle w:val="ListParagraph"/>
+        <w:pStyle w:val="Paragraphedeliste"/>
         <w:numPr>
           <w:ilvl w:val="0"/>
           <w:numId w:val="68"/>
@@ -3755,7 +3755,7 @@
     <w:p/>
     <w:p>
       <w:pPr>
-        <w:pStyle w:val="ListParagraph"/>
+        <w:pStyle w:val="Paragraphedeliste"/>
         <w:numPr>
           <w:ilvl w:val="0"/>
           <w:numId w:val="69"/>
@@ -3768,7 +3768,7 @@
     <w:p/>
     <w:p>
       <w:pPr>
-        <w:pStyle w:val="ListParagraph"/>
+        <w:pStyle w:val="Paragraphedeliste"/>
         <w:numPr>
           <w:ilvl w:val="0"/>
           <w:numId w:val="68"/>
@@ -3780,13 +3780,13 @@
     </w:p>
     <w:p>
       <w:pPr>
-        <w:pStyle w:val="ListParagraph"/>
+        <w:pStyle w:val="Paragraphedeliste"/>
         <w:ind w:left="1068"/>
       </w:pPr>
     </w:p>
     <w:p>
       <w:pPr>
-        <w:pStyle w:val="ListParagraph"/>
+        <w:pStyle w:val="Paragraphedeliste"/>
         <w:numPr>
           <w:ilvl w:val="0"/>
           <w:numId w:val="70"/>
@@ -3799,7 +3799,7 @@
     <w:p/>
     <w:p>
       <w:pPr>
-        <w:pStyle w:val="ListParagraph"/>
+        <w:pStyle w:val="Paragraphedeliste"/>
         <w:numPr>
           <w:ilvl w:val="0"/>
           <w:numId w:val="71"/>
@@ -3812,7 +3812,7 @@
     <w:p/>
     <w:p>
       <w:pPr>
-        <w:pStyle w:val="ListParagraph"/>
+        <w:pStyle w:val="Paragraphedeliste"/>
         <w:numPr>
           <w:ilvl w:val="0"/>
           <w:numId w:val="72"/>
@@ -3825,7 +3825,7 @@
     <w:p/>
     <w:p>
       <w:pPr>
-        <w:pStyle w:val="ListParagraph"/>
+        <w:pStyle w:val="Paragraphedeliste"/>
         <w:numPr>
           <w:ilvl w:val="0"/>
           <w:numId w:val="73"/>
@@ -3837,13 +3837,13 @@
     </w:p>
     <w:p>
       <w:pPr>
-        <w:pStyle w:val="ListParagraph"/>
+        <w:pStyle w:val="Paragraphedeliste"/>
         <w:ind w:left="1068"/>
       </w:pPr>
     </w:p>
     <w:p>
       <w:pPr>
-        <w:pStyle w:val="ListParagraph"/>
+        <w:pStyle w:val="Paragraphedeliste"/>
         <w:numPr>
           <w:ilvl w:val="0"/>
           <w:numId w:val="74"/>
@@ -3865,12 +3865,12 @@
     </w:p>
     <w:p>
       <w:pPr>
-        <w:pStyle w:val="ListParagraph"/>
-      </w:pPr>
-    </w:p>
-    <w:p>
-      <w:pPr>
-        <w:pStyle w:val="Heading1"/>
+        <w:pStyle w:val="Paragraphedeliste"/>
+      </w:pPr>
+    </w:p>
+    <w:p>
+      <w:pPr>
+        <w:pStyle w:val="Titre1"/>
         <w:numPr>
           <w:ilvl w:val="0"/>
           <w:numId w:val="1"/>
@@ -3889,28 +3889,28 @@
     <w:p/>
     <w:p>
       <w:pPr>
-        <w:pStyle w:val="ListParagraph"/>
-      </w:pPr>
-    </w:p>
-    <w:p>
-      <w:pPr>
-        <w:pStyle w:val="ListParagraph"/>
-      </w:pPr>
-    </w:p>
-    <w:p>
-      <w:pPr>
-        <w:pStyle w:val="ListParagraph"/>
-      </w:pPr>
-    </w:p>
-    <w:p>
-      <w:pPr>
-        <w:pStyle w:val="ListParagraph"/>
+        <w:pStyle w:val="Paragraphedeliste"/>
+      </w:pPr>
+    </w:p>
+    <w:p>
+      <w:pPr>
+        <w:pStyle w:val="Paragraphedeliste"/>
+      </w:pPr>
+    </w:p>
+    <w:p>
+      <w:pPr>
+        <w:pStyle w:val="Paragraphedeliste"/>
+      </w:pPr>
+    </w:p>
+    <w:p>
+      <w:pPr>
+        <w:pStyle w:val="Paragraphedeliste"/>
       </w:pPr>
     </w:p>
     <w:p/>
     <w:tbl>
       <w:tblPr>
-        <w:tblStyle w:val="GridTable4-Accent5"/>
+        <w:tblStyle w:val="TableauGrille4-Accentuation5"/>
         <w:tblW w:w="0" w:type="auto"/>
         <w:tblLook w:val="04A0" w:firstRow="1" w:lastRow="0" w:firstColumn="1" w:lastColumn="0" w:noHBand="0" w:noVBand="1"/>
       </w:tblPr>
@@ -4183,7 +4183,7 @@
           </w:tcPr>
           <w:p>
             <w:pPr>
-              <w:pStyle w:val="ListParagraph"/>
+              <w:pStyle w:val="Paragraphedeliste"/>
               <w:rPr>
                 <w:b w:val="0"/>
                 <w:bCs w:val="0"/>
@@ -4193,7 +4193,7 @@
           </w:p>
           <w:p>
             <w:pPr>
-              <w:pStyle w:val="ListParagraph"/>
+              <w:pStyle w:val="Paragraphedeliste"/>
               <w:numPr>
                 <w:ilvl w:val="0"/>
                 <w:numId w:val="75"/>
@@ -4246,7 +4246,7 @@
           </w:p>
           <w:p>
             <w:pPr>
-              <w:pStyle w:val="ListParagraph"/>
+              <w:pStyle w:val="Paragraphedeliste"/>
               <w:spacing w:line="240" w:lineRule="auto"/>
             </w:pPr>
           </w:p>
@@ -4310,7 +4310,7 @@
           </w:tcPr>
           <w:p>
             <w:pPr>
-              <w:pStyle w:val="ListParagraph"/>
+              <w:pStyle w:val="Paragraphedeliste"/>
               <w:rPr>
                 <w:b w:val="0"/>
                 <w:bCs w:val="0"/>
@@ -4320,7 +4320,7 @@
           </w:p>
           <w:p>
             <w:pPr>
-              <w:pStyle w:val="ListParagraph"/>
+              <w:pStyle w:val="Paragraphedeliste"/>
               <w:numPr>
                 <w:ilvl w:val="0"/>
                 <w:numId w:val="75"/>
@@ -4360,7 +4360,7 @@
           </w:p>
           <w:p>
             <w:pPr>
-              <w:pStyle w:val="ListParagraph"/>
+              <w:pStyle w:val="Paragraphedeliste"/>
               <w:jc w:val="center"/>
               <w:rPr>
                 <w:b w:val="0"/>
@@ -4437,7 +4437,7 @@
           </w:tcPr>
           <w:p>
             <w:pPr>
-              <w:pStyle w:val="ListParagraph"/>
+              <w:pStyle w:val="Paragraphedeliste"/>
               <w:rPr>
                 <w:b w:val="0"/>
                 <w:bCs w:val="0"/>
@@ -4447,7 +4447,7 @@
           </w:p>
           <w:p>
             <w:pPr>
-              <w:pStyle w:val="ListParagraph"/>
+              <w:pStyle w:val="Paragraphedeliste"/>
               <w:numPr>
                 <w:ilvl w:val="0"/>
                 <w:numId w:val="76"/>
@@ -4494,7 +4494,7 @@
           </w:p>
           <w:p>
             <w:pPr>
-              <w:pStyle w:val="ListParagraph"/>
+              <w:pStyle w:val="Paragraphedeliste"/>
               <w:rPr>
                 <w:lang w:val="en-US"/>
               </w:rPr>
@@ -4543,7 +4543,7 @@
           </w:tcPr>
           <w:p>
             <w:pPr>
-              <w:pStyle w:val="ListParagraph"/>
+              <w:pStyle w:val="Paragraphedeliste"/>
               <w:jc w:val="center"/>
               <w:rPr>
                 <w:lang w:val="en-US"/>
@@ -4552,7 +4552,7 @@
           </w:p>
           <w:p>
             <w:pPr>
-              <w:pStyle w:val="ListParagraph"/>
+              <w:pStyle w:val="Paragraphedeliste"/>
               <w:numPr>
                 <w:ilvl w:val="0"/>
                 <w:numId w:val="76"/>
@@ -4577,7 +4577,7 @@
           </w:p>
           <w:p>
             <w:pPr>
-              <w:pStyle w:val="ListParagraph"/>
+              <w:pStyle w:val="Paragraphedeliste"/>
               <w:rPr>
                 <w:b w:val="0"/>
                 <w:bCs w:val="0"/>
@@ -4627,7 +4627,7 @@
           </w:tcPr>
           <w:p>
             <w:pPr>
-              <w:pStyle w:val="ListParagraph"/>
+              <w:pStyle w:val="Paragraphedeliste"/>
               <w:rPr>
                 <w:b w:val="0"/>
                 <w:bCs w:val="0"/>
@@ -4637,7 +4637,7 @@
           </w:p>
           <w:p>
             <w:pPr>
-              <w:pStyle w:val="ListParagraph"/>
+              <w:pStyle w:val="Paragraphedeliste"/>
               <w:numPr>
                 <w:ilvl w:val="0"/>
                 <w:numId w:val="76"/>
@@ -4746,7 +4746,7 @@
           </w:tcPr>
           <w:p>
             <w:pPr>
-              <w:pStyle w:val="ListParagraph"/>
+              <w:pStyle w:val="Paragraphedeliste"/>
               <w:ind w:left="1440"/>
               <w:rPr>
                 <w:b w:val="0"/>
@@ -4757,7 +4757,7 @@
           </w:p>
           <w:p>
             <w:pPr>
-              <w:pStyle w:val="ListParagraph"/>
+              <w:pStyle w:val="Paragraphedeliste"/>
               <w:numPr>
                 <w:ilvl w:val="0"/>
                 <w:numId w:val="77"/>
@@ -4779,7 +4779,7 @@
           </w:p>
           <w:p>
             <w:pPr>
-              <w:pStyle w:val="ListParagraph"/>
+              <w:pStyle w:val="Paragraphedeliste"/>
               <w:ind w:left="1440"/>
               <w:rPr>
                 <w:b w:val="0"/>
@@ -4861,7 +4861,7 @@
           </w:p>
           <w:p>
             <w:pPr>
-              <w:pStyle w:val="ListParagraph"/>
+              <w:pStyle w:val="Paragraphedeliste"/>
               <w:rPr>
                 <w:lang w:val="en-US"/>
               </w:rPr>
@@ -4996,7 +4996,7 @@
           </w:tcPr>
           <w:p>
             <w:pPr>
-              <w:pStyle w:val="ListParagraph"/>
+              <w:pStyle w:val="Paragraphedeliste"/>
               <w:tabs>
                 <w:tab w:val="left" w:pos="1868"/>
               </w:tabs>
@@ -5023,7 +5023,7 @@
           </w:p>
           <w:p>
             <w:pPr>
-              <w:pStyle w:val="ListParagraph"/>
+              <w:pStyle w:val="Paragraphedeliste"/>
               <w:tabs>
                 <w:tab w:val="left" w:pos="1868"/>
               </w:tabs>
@@ -5073,17 +5073,17 @@
     </w:tbl>
     <w:p>
       <w:pPr>
-        <w:pStyle w:val="ListParagraph"/>
-      </w:pPr>
-    </w:p>
-    <w:p>
-      <w:pPr>
-        <w:pStyle w:val="ListParagraph"/>
-      </w:pPr>
-    </w:p>
-    <w:p>
-      <w:pPr>
-        <w:pStyle w:val="ListParagraph"/>
+        <w:pStyle w:val="Paragraphedeliste"/>
+      </w:pPr>
+    </w:p>
+    <w:p>
+      <w:pPr>
+        <w:pStyle w:val="Paragraphedeliste"/>
+      </w:pPr>
+    </w:p>
+    <w:p>
+      <w:pPr>
+        <w:pStyle w:val="Paragraphedeliste"/>
       </w:pPr>
     </w:p>
     <w:p/>
@@ -5091,7 +5091,7 @@
     <w:p/>
     <w:p>
       <w:pPr>
-        <w:pStyle w:val="Heading1"/>
+        <w:pStyle w:val="Titre1"/>
         <w:numPr>
           <w:ilvl w:val="0"/>
           <w:numId w:val="1"/>
@@ -5177,7 +5177,7 @@
     <w:p/>
     <w:p>
       <w:pPr>
-        <w:pStyle w:val="Heading1"/>
+        <w:pStyle w:val="Titre1"/>
         <w:numPr>
           <w:ilvl w:val="0"/>
           <w:numId w:val="1"/>
@@ -5202,7 +5202,7 @@
     <w:p/>
     <w:p>
       <w:pPr>
-        <w:pStyle w:val="ListParagraph"/>
+        <w:pStyle w:val="Paragraphedeliste"/>
         <w:numPr>
           <w:ilvl w:val="0"/>
           <w:numId w:val="72"/>
@@ -5230,7 +5230,7 @@
     </w:p>
     <w:p>
       <w:pPr>
-        <w:pStyle w:val="ListParagraph"/>
+        <w:pStyle w:val="Paragraphedeliste"/>
         <w:numPr>
           <w:ilvl w:val="0"/>
           <w:numId w:val="72"/>
@@ -5263,7 +5263,7 @@
     <w:p/>
     <w:p>
       <w:pPr>
-        <w:pStyle w:val="ListParagraph"/>
+        <w:pStyle w:val="Paragraphedeliste"/>
         <w:numPr>
           <w:ilvl w:val="0"/>
           <w:numId w:val="72"/>
@@ -5284,7 +5284,7 @@
     <w:p/>
     <w:p>
       <w:pPr>
-        <w:pStyle w:val="ListParagraph"/>
+        <w:pStyle w:val="Paragraphedeliste"/>
         <w:numPr>
           <w:ilvl w:val="0"/>
           <w:numId w:val="72"/>
@@ -5305,7 +5305,7 @@
     <w:p/>
     <w:p>
       <w:pPr>
-        <w:pStyle w:val="ListParagraph"/>
+        <w:pStyle w:val="Paragraphedeliste"/>
         <w:numPr>
           <w:ilvl w:val="0"/>
           <w:numId w:val="72"/>
@@ -5329,7 +5329,7 @@
     <w:p/>
     <w:p>
       <w:pPr>
-        <w:pStyle w:val="Heading1"/>
+        <w:pStyle w:val="Titre1"/>
         <w:numPr>
           <w:ilvl w:val="0"/>
           <w:numId w:val="1"/>
@@ -5342,7 +5342,7 @@
     <w:p/>
     <w:p>
       <w:pPr>
-        <w:pStyle w:val="ListParagraph"/>
+        <w:pStyle w:val="Paragraphedeliste"/>
         <w:numPr>
           <w:ilvl w:val="0"/>
           <w:numId w:val="78"/>
@@ -5355,7 +5355,7 @@
     </w:p>
     <w:p>
       <w:pPr>
-        <w:pStyle w:val="ListParagraph"/>
+        <w:pStyle w:val="Paragraphedeliste"/>
         <w:numPr>
           <w:ilvl w:val="0"/>
           <w:numId w:val="78"/>
@@ -5368,7 +5368,7 @@
     </w:p>
     <w:p>
       <w:pPr>
-        <w:pStyle w:val="ListParagraph"/>
+        <w:pStyle w:val="Paragraphedeliste"/>
         <w:numPr>
           <w:ilvl w:val="0"/>
           <w:numId w:val="78"/>
@@ -5381,7 +5381,7 @@
     </w:p>
     <w:p>
       <w:pPr>
-        <w:pStyle w:val="ListParagraph"/>
+        <w:pStyle w:val="Paragraphedeliste"/>
         <w:numPr>
           <w:ilvl w:val="0"/>
           <w:numId w:val="78"/>
@@ -5399,44 +5399,1176 @@
     </w:p>
     <w:p>
       <w:pPr>
-        <w:pStyle w:val="Heading1"/>
-      </w:pPr>
-    </w:p>
-    <w:p/>
-    <w:p>
-      <w:pPr>
-        <w:pStyle w:val="Heading1"/>
+        <w:pStyle w:val="Titre1"/>
         <w:numPr>
           <w:ilvl w:val="0"/>
           <w:numId w:val="1"/>
         </w:numPr>
       </w:pPr>
       <w:r>
+        <w:t>RESUMER APPLICATION</w:t>
+      </w:r>
+    </w:p>
+    <w:p>
+      <w:r>
+        <w:t>Le Cycle de Vie Complet de l'Application JOBSTAGE</w:t>
+      </w:r>
+    </w:p>
+    <w:p/>
+    <w:p>
+      <w:pPr>
+        <w:rPr>
+          <w:b/>
+          <w:bCs/>
+        </w:rPr>
+      </w:pPr>
+      <w:r>
+        <w:rPr>
+          <w:b/>
+          <w:bCs/>
+        </w:rPr>
+        <w:t>1. Inscription et Validation des Profils</w:t>
+      </w:r>
+    </w:p>
+    <w:p>
+      <w:pPr>
+        <w:jc w:val="both"/>
+      </w:pPr>
+      <w:r>
+        <w:t>Création du compte : L'utilisateur s'inscrit en choisissant son rôle (Candidat, Recruteur ou Administrateur).</w:t>
+      </w:r>
+    </w:p>
+    <w:p/>
+    <w:p>
+      <w:pPr>
+        <w:jc w:val="both"/>
+      </w:pPr>
+      <w:r>
+        <w:t>Remplissage du profil : Le candidat renseigne ses informations, compétences et préférences. Le recruteur crée le profil de son entreprise.</w:t>
+      </w:r>
+    </w:p>
+    <w:p/>
+    <w:p>
+      <w:pPr>
+        <w:jc w:val="both"/>
+      </w:pPr>
+      <w:r>
+        <w:t>Validation par l'Administrateur : Un administrateur du CENADI doit vérifier et accepter le profil de l'entreprise avant qu'il ne soit actif. Cette étape garantit la fiabilité des offres sur la plateforme.</w:t>
+      </w:r>
+    </w:p>
+    <w:p/>
+    <w:p/>
+    <w:p>
+      <w:pPr>
+        <w:rPr>
+          <w:b/>
+          <w:bCs/>
+        </w:rPr>
+      </w:pPr>
+      <w:r>
+        <w:rPr>
+          <w:b/>
+          <w:bCs/>
+        </w:rPr>
+        <w:lastRenderedPageBreak/>
+        <w:t>2.</w:t>
+      </w:r>
+      <w:r>
+        <w:rPr>
+          <w:b/>
+          <w:bCs/>
+        </w:rPr>
+        <w:t xml:space="preserve"> </w:t>
+      </w:r>
+      <w:r>
+        <w:rPr>
+          <w:b/>
+          <w:bCs/>
+        </w:rPr>
+        <w:t>Publication d'une Offre et Lancement de la Recherche (Côté Recruteur)</w:t>
+      </w:r>
+    </w:p>
+    <w:p>
+      <w:r>
+        <w:t>Une fois le profil du recruteur validé, le processus de recrutement commence.</w:t>
+      </w:r>
+    </w:p>
+    <w:p/>
+    <w:p>
+      <w:pPr>
+        <w:jc w:val="both"/>
+      </w:pPr>
+      <w:r>
+        <w:t xml:space="preserve">Publication de </w:t>
+      </w:r>
+      <w:r>
+        <w:t>l’offre :</w:t>
+      </w:r>
+      <w:r>
+        <w:t xml:space="preserve"> Le recruteur publie une Offre, en spécifiant son </w:t>
+      </w:r>
+      <w:r>
+        <w:t>secteur activité</w:t>
+      </w:r>
+      <w:r>
+        <w:t xml:space="preserve">, ses </w:t>
+      </w:r>
+      <w:r>
+        <w:t>compétences requises</w:t>
+      </w:r>
+      <w:r>
+        <w:t>, sa localisation, etc.</w:t>
+      </w:r>
+    </w:p>
+    <w:p/>
+    <w:p>
+      <w:pPr>
+        <w:jc w:val="both"/>
+      </w:pPr>
+      <w:r>
+        <w:t xml:space="preserve">Lancement du </w:t>
+      </w:r>
+      <w:r>
+        <w:t>Matching</w:t>
+      </w:r>
+      <w:r>
+        <w:t xml:space="preserve"> : Dès que l'offre est publiée, le système lance un </w:t>
+      </w:r>
+      <w:r>
+        <w:t>Matching</w:t>
+      </w:r>
+      <w:r>
+        <w:t xml:space="preserve"> automatique. Pour éviter des calculs inutiles, l'algorithme se concentre uniquement sur les candidats ayant le même </w:t>
+      </w:r>
+      <w:r>
+        <w:t>domaine étude</w:t>
+      </w:r>
+      <w:r>
+        <w:t xml:space="preserve"> ou des compétences et </w:t>
+      </w:r>
+      <w:r>
+        <w:t>secteur activité compatible</w:t>
+      </w:r>
+      <w:r>
+        <w:t>.</w:t>
+      </w:r>
+    </w:p>
+    <w:p/>
+    <w:p>
+      <w:pPr>
+        <w:jc w:val="both"/>
+      </w:pPr>
+      <w:r>
+        <w:t xml:space="preserve">Affichage des résultats : Le recruteur voit s'afficher les profils des candidats, classés par un </w:t>
+      </w:r>
+      <w:r>
+        <w:t>score Matching</w:t>
+      </w:r>
+      <w:r>
+        <w:t xml:space="preserve"> (pourcentage de compatibilité) décroissant, basé sur l'IA.</w:t>
+      </w:r>
+    </w:p>
+    <w:p/>
+    <w:p>
+      <w:pPr>
+        <w:jc w:val="both"/>
+      </w:pPr>
+      <w:r>
+        <w:t>Filtrage avancé : Le recruteur peut affiner les résultats en utilisant des filtres supplémentaires (par pourcentage de compatibilité &gt; 50%, date, type de contrat, type de stage, localisation, niveau d'études, etc.).</w:t>
+      </w:r>
+    </w:p>
+    <w:p/>
+    <w:p>
+      <w:pPr>
+        <w:jc w:val="both"/>
+      </w:pPr>
+      <w:r>
+        <w:t xml:space="preserve">Actions du recruteur : Le recruteur peut soit enregistrer la candidature (si l'offre est active), soit contacter directement le candidat par email, appel ou via le bot </w:t>
+      </w:r>
+      <w:r>
+        <w:t>Télégramme</w:t>
+      </w:r>
+      <w:r>
+        <w:t>.</w:t>
+      </w:r>
+    </w:p>
+    <w:p/>
+    <w:p>
+      <w:pPr>
+        <w:rPr>
+          <w:b/>
+          <w:bCs/>
+        </w:rPr>
+      </w:pPr>
+      <w:r>
+        <w:rPr>
+          <w:b/>
+          <w:bCs/>
+        </w:rPr>
+        <w:t>3.</w:t>
+      </w:r>
+      <w:r>
+        <w:rPr>
+          <w:b/>
+          <w:bCs/>
+        </w:rPr>
+        <w:t xml:space="preserve"> </w:t>
+      </w:r>
+      <w:r>
+        <w:rPr>
+          <w:b/>
+          <w:bCs/>
+        </w:rPr>
+        <w:t>Le Processus côté Candidat</w:t>
+      </w:r>
+    </w:p>
+    <w:p>
+      <w:r>
+        <w:t>Le candidat utilise l'application pour chercher et postuler.</w:t>
+      </w:r>
+    </w:p>
+    <w:p/>
+    <w:p>
+      <w:r>
+        <w:t>Mise à jour du profil : Le candidat complète son profil et téléverse ses CV et LETTRE</w:t>
+      </w:r>
+      <w:r>
+        <w:t xml:space="preserve"> </w:t>
+      </w:r>
+      <w:r>
+        <w:t>MOTIVATION.</w:t>
+      </w:r>
+    </w:p>
+    <w:p/>
+    <w:p>
+      <w:pPr>
+        <w:jc w:val="both"/>
+      </w:pPr>
+      <w:r>
+        <w:t xml:space="preserve">Recherche et </w:t>
+      </w:r>
+      <w:r>
+        <w:t>Matching</w:t>
+      </w:r>
+      <w:r>
+        <w:t xml:space="preserve"> automatique : Le candidat lance une recherche. Le système effectue un </w:t>
+      </w:r>
+      <w:r>
+        <w:t>Matching</w:t>
+      </w:r>
+      <w:r>
+        <w:t xml:space="preserve"> entre son profil et les offres disponibles (dans son domaine d'études) et affiche les résultats par ordre de </w:t>
+      </w:r>
+      <w:r>
+        <w:t>score Matching</w:t>
+      </w:r>
+      <w:r>
+        <w:t xml:space="preserve"> décroissant.</w:t>
+      </w:r>
+    </w:p>
+    <w:p>
+      <w:pPr>
+        <w:jc w:val="both"/>
+      </w:pPr>
+    </w:p>
+    <w:p>
+      <w:pPr>
+        <w:jc w:val="both"/>
+      </w:pPr>
+      <w:r>
+        <w:t>Candidature :</w:t>
+      </w:r>
+      <w:r>
+        <w:t xml:space="preserve"> Le candidat Postule à l'offre de son choix en sélectionnant le CV et la lettre de motivation qu'il souhaite Utiliser. L'entité Candidature est créée avec la date et le statut "envoyée".</w:t>
+      </w:r>
+    </w:p>
+    <w:p/>
+    <w:p>
+      <w:pPr>
+        <w:rPr>
+          <w:b/>
+          <w:bCs/>
+        </w:rPr>
+      </w:pPr>
+      <w:r>
+        <w:rPr>
+          <w:b/>
+          <w:bCs/>
+        </w:rPr>
+        <w:t>4. Automatisation et Notifications intelligentes</w:t>
+      </w:r>
+    </w:p>
+    <w:p>
+      <w:pPr>
+        <w:jc w:val="both"/>
+      </w:pPr>
+      <w:r>
+        <w:t xml:space="preserve">Matching automatisé : Le </w:t>
+      </w:r>
+      <w:r>
+        <w:t>Matching</w:t>
+      </w:r>
+      <w:r>
+        <w:t xml:space="preserve"> est effectué en continu et automatiquement chaque fois qu'un nouveau profil ou une nouvelle candidature est ajouté dans un secteur d'activité pertinent.</w:t>
+      </w:r>
+    </w:p>
+    <w:p/>
+    <w:p>
+      <w:pPr>
+        <w:jc w:val="both"/>
+      </w:pPr>
+      <w:r>
+        <w:t xml:space="preserve">Alertes </w:t>
+      </w:r>
+      <w:r>
+        <w:t>proactives :</w:t>
+      </w:r>
+      <w:r>
+        <w:t xml:space="preserve"> Si le score de </w:t>
+      </w:r>
+      <w:r>
+        <w:t>Matching</w:t>
+      </w:r>
+      <w:r>
+        <w:t xml:space="preserve"> entre une offre et un candidat dépasse un seuil élevé (par exemple, 70%), le système Déclenche une Notification pour informer le candidat de cette opportunité. Une alerte est aussi envoyée au recruteur pour lui signaler ce profil très pertinent.</w:t>
+      </w:r>
+    </w:p>
+    <w:p>
+      <w:pPr>
+        <w:jc w:val="both"/>
+      </w:pPr>
+    </w:p>
+    <w:p>
+      <w:pPr>
+        <w:jc w:val="both"/>
+      </w:pPr>
+      <w:r>
+        <w:t xml:space="preserve">Suivi de candidature : Le recruteur est notifié de chaque nouvelle candidature. Il peut alors mettre à jour le </w:t>
+      </w:r>
+      <w:r>
+        <w:t>statut candidature</w:t>
+      </w:r>
+      <w:r>
+        <w:t xml:space="preserve"> (vue, présélectionnée, etc.), ce qui déclenche une nouvelle notification pour le candidat.</w:t>
+      </w:r>
+    </w:p>
+    <w:p/>
+    <w:p>
+      <w:pPr>
+        <w:rPr>
+          <w:b/>
+          <w:bCs/>
+        </w:rPr>
+      </w:pPr>
+      <w:r>
+        <w:rPr>
+          <w:b/>
+          <w:bCs/>
+        </w:rPr>
+        <w:t>5. Finalisation et Modération</w:t>
+      </w:r>
+    </w:p>
+    <w:p>
+      <w:r>
+        <w:t>Le système applique des règles pour assurer sa cohérence.</w:t>
+      </w:r>
+    </w:p>
+    <w:p/>
+    <w:p>
+      <w:pPr>
+        <w:jc w:val="both"/>
+      </w:pPr>
+      <w:r>
+        <w:t>Règles de gestion : Les règles comme "une offre expirée ne peut plus recevoir de candidatures" sont appliquées pour maintenir la fiabilité de la plateforme.</w:t>
+      </w:r>
+    </w:p>
+    <w:p/>
+    <w:p>
+      <w:pPr>
+        <w:jc w:val="both"/>
+      </w:pPr>
+      <w:r>
+        <w:t>Modération : L'administrateur a un accès total aux données pour s'assurer que la plateforme est sécurisée et que toutes les règles sont respectées.</w:t>
+      </w:r>
+    </w:p>
+    <w:p>
+      <w:pPr>
+        <w:spacing w:after="160"/>
+      </w:pPr>
+    </w:p>
+    <w:p/>
+    <w:p>
+      <w:pPr>
+        <w:pStyle w:val="Titre1"/>
+        <w:numPr>
+          <w:ilvl w:val="0"/>
+          <w:numId w:val="1"/>
+        </w:numPr>
+      </w:pPr>
+      <w:r>
         <w:t>CONCEPTION DETAILLE</w:t>
+      </w:r>
+    </w:p>
+    <w:p/>
+    <w:p>
+      <w:pPr>
+        <w:jc w:val="both"/>
+      </w:pPr>
+      <w:r>
+        <w:t>La phase de conception constitue une étape clé dans le développement de notre application de recherche d’emploi et de stage. Elle permet de structurer les données, d’identifier les interactions entre les différents acteurs et de définir l’architecture logique du système.</w:t>
+      </w:r>
+    </w:p>
+    <w:p>
+      <w:pPr>
+        <w:jc w:val="both"/>
+      </w:pPr>
+      <w:r>
+        <w:t>Pour ce faire, plusieurs modèles ont été réalisés : le Modèle Conceptuel de Données (MCD), le Modèle Logique de Données (MLD), ainsi que le Modèle Conceptuel de Traitement (MCT). Ces diagrammes assurent la cohérence entre les besoins exprimés et la future implémentation technique.</w:t>
+      </w:r>
+    </w:p>
+    <w:p/>
+    <w:p/>
+    <w:p/>
+    <w:p>
+      <w:pPr>
+        <w:pStyle w:val="Titre2"/>
+        <w:numPr>
+          <w:ilvl w:val="0"/>
+          <w:numId w:val="85"/>
+        </w:numPr>
+      </w:pPr>
+      <w:r>
+        <w:t>Description des diagrammes</w:t>
+      </w:r>
+    </w:p>
+    <w:p/>
+    <w:p>
+      <w:pPr>
+        <w:rPr>
+          <w:b/>
+          <w:bCs/>
+        </w:rPr>
+      </w:pPr>
+      <w:r>
+        <w:rPr>
+          <w:b/>
+          <w:bCs/>
+        </w:rPr>
+        <w:t>Modèle Conceptuel de Données (MCD)</w:t>
+      </w:r>
+    </w:p>
+    <w:p>
+      <w:pPr>
+        <w:jc w:val="both"/>
+      </w:pPr>
+      <w:r>
+        <w:t>Le MCD représente l’ensemble des entités manipulées dans l’application (Candidat, Recruteur, Administrateur, Offre, Candidature, Compétence, etc.) ainsi que leurs relations.</w:t>
+      </w:r>
+    </w:p>
+    <w:p>
+      <w:pPr>
+        <w:jc w:val="both"/>
+      </w:pPr>
+      <w:r>
+        <w:t>Il constitue une abstraction indépendante de toute technologie, permettant de visualiser clairement les informations nécessaires au fonctionnement du système.</w:t>
+      </w:r>
+    </w:p>
+    <w:p>
+      <w:pPr>
+        <w:jc w:val="both"/>
+      </w:pPr>
+    </w:p>
+    <w:p>
+      <w:pPr>
+        <w:jc w:val="both"/>
+      </w:pPr>
+      <w:r>
+        <w:rPr>
+          <w:noProof/>
+        </w:rPr>
+        <w:lastRenderedPageBreak/>
+        <w:drawing>
+          <wp:inline distT="0" distB="0" distL="0" distR="0" wp14:anchorId="2C846659" wp14:editId="4F60576B">
+            <wp:extent cx="5859780" cy="5260367"/>
+            <wp:effectExtent l="0" t="0" r="7620" b="0"/>
+            <wp:docPr id="44058596" name="Image 4"/>
+            <wp:cNvGraphicFramePr>
+              <a:graphicFrameLocks xmlns:a="http://schemas.openxmlformats.org/drawingml/2006/main" noChangeAspect="1"/>
+            </wp:cNvGraphicFramePr>
+            <a:graphic xmlns:a="http://schemas.openxmlformats.org/drawingml/2006/main">
+              <a:graphicData uri="http://schemas.openxmlformats.org/drawingml/2006/picture">
+                <pic:pic xmlns:pic="http://schemas.openxmlformats.org/drawingml/2006/picture">
+                  <pic:nvPicPr>
+                    <pic:cNvPr id="44058596" name="Image 44058596"/>
+                    <pic:cNvPicPr/>
+                  </pic:nvPicPr>
+                  <pic:blipFill>
+                    <a:blip r:embed="rId12" cstate="print">
+                      <a:extLst>
+                        <a:ext uri="{28A0092B-C50C-407E-A947-70E740481C1C}">
+                          <a14:useLocalDpi xmlns:a14="http://schemas.microsoft.com/office/drawing/2010/main" val="0"/>
+                        </a:ext>
+                      </a:extLst>
+                    </a:blip>
+                    <a:stretch>
+                      <a:fillRect/>
+                    </a:stretch>
+                  </pic:blipFill>
+                  <pic:spPr>
+                    <a:xfrm>
+                      <a:off x="0" y="0"/>
+                      <a:ext cx="5869459" cy="5269056"/>
+                    </a:xfrm>
+                    <a:prstGeom prst="rect">
+                      <a:avLst/>
+                    </a:prstGeom>
+                  </pic:spPr>
+                </pic:pic>
+              </a:graphicData>
+            </a:graphic>
+          </wp:inline>
+        </w:drawing>
+      </w:r>
+    </w:p>
+    <w:p/>
+    <w:p>
+      <w:pPr>
+        <w:jc w:val="both"/>
+        <w:rPr>
+          <w:b/>
+          <w:bCs/>
+        </w:rPr>
+      </w:pPr>
+      <w:r>
+        <w:rPr>
+          <w:b/>
+          <w:bCs/>
+        </w:rPr>
+        <w:t>Modèle Logique de Données (MLD)</w:t>
+      </w:r>
+    </w:p>
+    <w:p>
+      <w:pPr>
+        <w:jc w:val="both"/>
+      </w:pPr>
+      <w:r>
+        <w:t>À partir du MCD, le MLD traduit les entités et associations en tables relationnelles. Ce modèle est plus proche du schéma de base de données et prend en compte les contraintes d’intégrité (clés primaires, clés étrangères, cardinalités).</w:t>
+      </w:r>
+    </w:p>
+    <w:p>
+      <w:pPr>
+        <w:jc w:val="both"/>
+      </w:pPr>
+      <w:r>
+        <w:t>Il prépare directement la mise en œuvre dans un SGBD relationnel (ici PostgreSQL).</w:t>
+      </w:r>
+    </w:p>
+    <w:p>
+      <w:pPr>
+        <w:jc w:val="both"/>
+      </w:pPr>
+    </w:p>
+    <w:p>
+      <w:pPr>
+        <w:jc w:val="both"/>
+      </w:pPr>
+      <w:r>
+        <w:rPr>
+          <w:noProof/>
+        </w:rPr>
+        <w:lastRenderedPageBreak/>
+        <w:drawing>
+          <wp:inline distT="0" distB="0" distL="0" distR="0" wp14:anchorId="06EBE63F" wp14:editId="4DF51CD8">
+            <wp:extent cx="5760720" cy="5172075"/>
+            <wp:effectExtent l="0" t="0" r="0" b="9525"/>
+            <wp:docPr id="360144159" name="Image 5"/>
+            <wp:cNvGraphicFramePr>
+              <a:graphicFrameLocks xmlns:a="http://schemas.openxmlformats.org/drawingml/2006/main" noChangeAspect="1"/>
+            </wp:cNvGraphicFramePr>
+            <a:graphic xmlns:a="http://schemas.openxmlformats.org/drawingml/2006/main">
+              <a:graphicData uri="http://schemas.openxmlformats.org/drawingml/2006/picture">
+                <pic:pic xmlns:pic="http://schemas.openxmlformats.org/drawingml/2006/picture">
+                  <pic:nvPicPr>
+                    <pic:cNvPr id="360144159" name="Image 360144159"/>
+                    <pic:cNvPicPr/>
+                  </pic:nvPicPr>
+                  <pic:blipFill>
+                    <a:blip r:embed="rId13" cstate="print">
+                      <a:extLst>
+                        <a:ext uri="{28A0092B-C50C-407E-A947-70E740481C1C}">
+                          <a14:useLocalDpi xmlns:a14="http://schemas.microsoft.com/office/drawing/2010/main" val="0"/>
+                        </a:ext>
+                      </a:extLst>
+                    </a:blip>
+                    <a:stretch>
+                      <a:fillRect/>
+                    </a:stretch>
+                  </pic:blipFill>
+                  <pic:spPr>
+                    <a:xfrm>
+                      <a:off x="0" y="0"/>
+                      <a:ext cx="5760720" cy="5172075"/>
+                    </a:xfrm>
+                    <a:prstGeom prst="rect">
+                      <a:avLst/>
+                    </a:prstGeom>
+                  </pic:spPr>
+                </pic:pic>
+              </a:graphicData>
+            </a:graphic>
+          </wp:inline>
+        </w:drawing>
+      </w:r>
+    </w:p>
+    <w:p/>
+    <w:p/>
+    <w:p>
+      <w:pPr>
+        <w:rPr>
+          <w:b/>
+          <w:bCs/>
+        </w:rPr>
+      </w:pPr>
+      <w:r>
+        <w:rPr>
+          <w:b/>
+          <w:bCs/>
+        </w:rPr>
+        <w:t>Modèle Conceptuel de Traitement (MCT)</w:t>
+      </w:r>
+    </w:p>
+    <w:p>
+      <w:pPr>
+        <w:jc w:val="both"/>
+      </w:pPr>
+      <w:r>
+        <w:t>Le MCT décrit les flux d’informations entre les acteurs et le système. Il illustre la dynamique des interactions : inscription, publication d’offres, envoi de candidatures, notifications et gestion par l’administrateur.</w:t>
+      </w:r>
+    </w:p>
+    <w:p>
+      <w:pPr>
+        <w:jc w:val="both"/>
+      </w:pPr>
+      <w:r>
+        <w:t>Contrairement au MCD, il se concentre sur le traitement des informations plutôt que sur leur structure.</w:t>
+      </w:r>
+    </w:p>
+    <w:p>
+      <w:pPr>
+        <w:jc w:val="both"/>
+      </w:pPr>
+    </w:p>
+    <w:p>
+      <w:pPr>
+        <w:jc w:val="both"/>
+      </w:pPr>
+    </w:p>
+    <w:p>
+      <w:pPr>
+        <w:jc w:val="both"/>
+      </w:pPr>
+    </w:p>
+    <w:p>
+      <w:pPr>
+        <w:jc w:val="both"/>
+      </w:pPr>
+    </w:p>
+    <w:p>
+      <w:pPr>
+        <w:jc w:val="both"/>
+      </w:pPr>
+      <w:r>
+        <w:rPr>
+          <w:noProof/>
+        </w:rPr>
+        <w:lastRenderedPageBreak/>
+        <w:drawing>
+          <wp:inline distT="0" distB="0" distL="0" distR="0" wp14:anchorId="7601557B" wp14:editId="198AD74F">
+            <wp:extent cx="5760720" cy="8517255"/>
+            <wp:effectExtent l="0" t="0" r="0" b="0"/>
+            <wp:docPr id="75539302" name="Image 8"/>
+            <wp:cNvGraphicFramePr>
+              <a:graphicFrameLocks xmlns:a="http://schemas.openxmlformats.org/drawingml/2006/main" noChangeAspect="1"/>
+            </wp:cNvGraphicFramePr>
+            <a:graphic xmlns:a="http://schemas.openxmlformats.org/drawingml/2006/main">
+              <a:graphicData uri="http://schemas.openxmlformats.org/drawingml/2006/picture">
+                <pic:pic xmlns:pic="http://schemas.openxmlformats.org/drawingml/2006/picture">
+                  <pic:nvPicPr>
+                    <pic:cNvPr id="75539302" name="Image 75539302"/>
+                    <pic:cNvPicPr/>
+                  </pic:nvPicPr>
+                  <pic:blipFill>
+                    <a:blip r:embed="rId14">
+                      <a:extLst>
+                        <a:ext uri="{28A0092B-C50C-407E-A947-70E740481C1C}">
+                          <a14:useLocalDpi xmlns:a14="http://schemas.microsoft.com/office/drawing/2010/main" val="0"/>
+                        </a:ext>
+                      </a:extLst>
+                    </a:blip>
+                    <a:stretch>
+                      <a:fillRect/>
+                    </a:stretch>
+                  </pic:blipFill>
+                  <pic:spPr>
+                    <a:xfrm>
+                      <a:off x="0" y="0"/>
+                      <a:ext cx="5760720" cy="8517255"/>
+                    </a:xfrm>
+                    <a:prstGeom prst="rect">
+                      <a:avLst/>
+                    </a:prstGeom>
+                  </pic:spPr>
+                </pic:pic>
+              </a:graphicData>
+            </a:graphic>
+          </wp:inline>
+        </w:drawing>
+      </w:r>
+    </w:p>
+    <w:p>
+      <w:pPr>
+        <w:jc w:val="both"/>
+        <w:rPr>
+          <w:noProof/>
+        </w:rPr>
+      </w:pPr>
+      <w:r>
+        <w:rPr>
+          <w:noProof/>
+        </w:rPr>
+        <w:lastRenderedPageBreak/>
+        <w:drawing>
+          <wp:inline distT="0" distB="0" distL="0" distR="0" wp14:anchorId="7408F79E" wp14:editId="0819B660">
+            <wp:extent cx="4905375" cy="8892540"/>
+            <wp:effectExtent l="0" t="0" r="9525" b="3810"/>
+            <wp:docPr id="722784345" name="Image 9"/>
+            <wp:cNvGraphicFramePr>
+              <a:graphicFrameLocks xmlns:a="http://schemas.openxmlformats.org/drawingml/2006/main" noChangeAspect="1"/>
+            </wp:cNvGraphicFramePr>
+            <a:graphic xmlns:a="http://schemas.openxmlformats.org/drawingml/2006/main">
+              <a:graphicData uri="http://schemas.openxmlformats.org/drawingml/2006/picture">
+                <pic:pic xmlns:pic="http://schemas.openxmlformats.org/drawingml/2006/picture">
+                  <pic:nvPicPr>
+                    <pic:cNvPr id="722784345" name="Image 722784345"/>
+                    <pic:cNvPicPr/>
+                  </pic:nvPicPr>
+                  <pic:blipFill>
+                    <a:blip r:embed="rId15">
+                      <a:extLst>
+                        <a:ext uri="{28A0092B-C50C-407E-A947-70E740481C1C}">
+                          <a14:useLocalDpi xmlns:a14="http://schemas.microsoft.com/office/drawing/2010/main" val="0"/>
+                        </a:ext>
+                      </a:extLst>
+                    </a:blip>
+                    <a:stretch>
+                      <a:fillRect/>
+                    </a:stretch>
+                  </pic:blipFill>
+                  <pic:spPr>
+                    <a:xfrm>
+                      <a:off x="0" y="0"/>
+                      <a:ext cx="4905375" cy="8892540"/>
+                    </a:xfrm>
+                    <a:prstGeom prst="rect">
+                      <a:avLst/>
+                    </a:prstGeom>
+                  </pic:spPr>
+                </pic:pic>
+              </a:graphicData>
+            </a:graphic>
+          </wp:inline>
+        </w:drawing>
+      </w:r>
+    </w:p>
+    <w:p>
+      <w:pPr>
+        <w:jc w:val="both"/>
+        <w:rPr>
+          <w:noProof/>
+        </w:rPr>
+      </w:pPr>
+    </w:p>
+    <w:p>
+      <w:pPr>
+        <w:jc w:val="both"/>
+        <w:rPr>
+          <w:noProof/>
+        </w:rPr>
+      </w:pPr>
+    </w:p>
+    <w:p>
+      <w:pPr>
+        <w:jc w:val="both"/>
+        <w:rPr>
+          <w:b/>
+          <w:bCs/>
+          <w:noProof/>
+        </w:rPr>
+      </w:pPr>
+      <w:r>
+        <w:rPr>
+          <w:b/>
+          <w:bCs/>
+          <w:noProof/>
+        </w:rPr>
+        <w:t xml:space="preserve">Diagramme de Flux </w:t>
+      </w:r>
+    </w:p>
+    <w:p>
+      <w:pPr>
+        <w:jc w:val="both"/>
+        <w:rPr>
+          <w:noProof/>
+        </w:rPr>
+      </w:pPr>
+      <w:r>
+        <w:rPr>
+          <w:noProof/>
+        </w:rPr>
+        <w:t>Le diagramme de flux met en évidence la circulation de l'information à travers le système. Il illustre de manière séquentielle comment les données sont introduites, transformées et diffusées entre les différents processus. Dans notre projet, il décrit par exemple:</w:t>
+      </w:r>
+    </w:p>
+    <w:p>
+      <w:pPr>
+        <w:jc w:val="both"/>
+        <w:rPr>
+          <w:noProof/>
+        </w:rPr>
+      </w:pPr>
+    </w:p>
+    <w:p>
+      <w:pPr>
+        <w:jc w:val="both"/>
+        <w:rPr>
+          <w:noProof/>
+        </w:rPr>
+      </w:pPr>
+      <w:r>
+        <w:rPr>
+          <w:noProof/>
+        </w:rPr>
+        <w:t>l'inscription et la validation des utilisateurs,</w:t>
+      </w:r>
+    </w:p>
+    <w:p>
+      <w:pPr>
+        <w:jc w:val="both"/>
+        <w:rPr>
+          <w:noProof/>
+        </w:rPr>
+      </w:pPr>
+    </w:p>
+    <w:p>
+      <w:pPr>
+        <w:jc w:val="both"/>
+        <w:rPr>
+          <w:noProof/>
+        </w:rPr>
+      </w:pPr>
+      <w:r>
+        <w:rPr>
+          <w:noProof/>
+        </w:rPr>
+        <w:t>• la publication des offres et leur diffusion,</w:t>
+      </w:r>
+    </w:p>
+    <w:p>
+      <w:pPr>
+        <w:jc w:val="both"/>
+        <w:rPr>
+          <w:noProof/>
+        </w:rPr>
+      </w:pPr>
+    </w:p>
+    <w:p>
+      <w:pPr>
+        <w:jc w:val="both"/>
+        <w:rPr>
+          <w:noProof/>
+        </w:rPr>
+      </w:pPr>
+      <w:r>
+        <w:rPr>
+          <w:noProof/>
+        </w:rPr>
+        <w:t>• le dépôt et la transmission des candidatures,</w:t>
+      </w:r>
+    </w:p>
+    <w:p>
+      <w:pPr>
+        <w:jc w:val="both"/>
+        <w:rPr>
+          <w:noProof/>
+        </w:rPr>
+      </w:pPr>
+    </w:p>
+    <w:p>
+      <w:pPr>
+        <w:jc w:val="both"/>
+        <w:rPr>
+          <w:noProof/>
+        </w:rPr>
+      </w:pPr>
+      <w:r>
+        <w:rPr>
+          <w:noProof/>
+        </w:rPr>
+        <w:t>• l'envoi des notifications via plusieurs canaux (Email, SMS, Telegram, Push).</w:t>
+      </w:r>
+    </w:p>
+    <w:p>
+      <w:pPr>
+        <w:jc w:val="both"/>
+        <w:rPr>
+          <w:noProof/>
+        </w:rPr>
+      </w:pPr>
+    </w:p>
+    <w:p>
+      <w:pPr>
+        <w:jc w:val="both"/>
+        <w:rPr>
+          <w:noProof/>
+        </w:rPr>
+      </w:pPr>
+      <w:r>
+        <w:rPr>
+          <w:noProof/>
+        </w:rPr>
+        <w:t>Ce diagramme constitue donc une vue opérationnelle complémentaire au MCT, car il montre le cheminement concret des informations à travers le système.</w:t>
+      </w:r>
+    </w:p>
+    <w:p>
+      <w:pPr>
+        <w:jc w:val="both"/>
+        <w:rPr>
+          <w:noProof/>
+        </w:rPr>
+      </w:pPr>
+    </w:p>
+    <w:p>
+      <w:pPr>
+        <w:jc w:val="both"/>
+      </w:pPr>
+      <w:r>
+        <w:rPr>
+          <w:noProof/>
+        </w:rPr>
+        <w:drawing>
+          <wp:inline distT="0" distB="0" distL="0" distR="0" wp14:anchorId="7D9A04F0" wp14:editId="5C29B57C">
+            <wp:extent cx="5760720" cy="2912110"/>
+            <wp:effectExtent l="0" t="0" r="0" b="2540"/>
+            <wp:docPr id="2003205963" name="Image 7"/>
+            <wp:cNvGraphicFramePr>
+              <a:graphicFrameLocks xmlns:a="http://schemas.openxmlformats.org/drawingml/2006/main" noChangeAspect="1"/>
+            </wp:cNvGraphicFramePr>
+            <a:graphic xmlns:a="http://schemas.openxmlformats.org/drawingml/2006/main">
+              <a:graphicData uri="http://schemas.openxmlformats.org/drawingml/2006/picture">
+                <pic:pic xmlns:pic="http://schemas.openxmlformats.org/drawingml/2006/picture">
+                  <pic:nvPicPr>
+                    <pic:cNvPr id="2003205963" name="Image 2003205963"/>
+                    <pic:cNvPicPr/>
+                  </pic:nvPicPr>
+                  <pic:blipFill>
+                    <a:blip r:embed="rId16">
+                      <a:extLst>
+                        <a:ext uri="{28A0092B-C50C-407E-A947-70E740481C1C}">
+                          <a14:useLocalDpi xmlns:a14="http://schemas.microsoft.com/office/drawing/2010/main" val="0"/>
+                        </a:ext>
+                      </a:extLst>
+                    </a:blip>
+                    <a:stretch>
+                      <a:fillRect/>
+                    </a:stretch>
+                  </pic:blipFill>
+                  <pic:spPr>
+                    <a:xfrm>
+                      <a:off x="0" y="0"/>
+                      <a:ext cx="5760720" cy="2912110"/>
+                    </a:xfrm>
+                    <a:prstGeom prst="rect">
+                      <a:avLst/>
+                    </a:prstGeom>
+                  </pic:spPr>
+                </pic:pic>
+              </a:graphicData>
+            </a:graphic>
+          </wp:inline>
+        </w:drawing>
+      </w:r>
+    </w:p>
+    <w:p>
+      <w:pPr>
+        <w:jc w:val="both"/>
+      </w:pPr>
+    </w:p>
+    <w:p>
+      <w:pPr>
+        <w:jc w:val="both"/>
+      </w:pPr>
+    </w:p>
+    <w:p/>
+    <w:p>
+      <w:pPr>
+        <w:pStyle w:val="Titre2"/>
+        <w:numPr>
+          <w:ilvl w:val="0"/>
+          <w:numId w:val="85"/>
+        </w:numPr>
+      </w:pPr>
+      <w:r>
+        <w:t>Rôle des acteurs principaux dans le MCT</w:t>
+      </w:r>
+    </w:p>
+    <w:p>
+      <w:pPr>
+        <w:ind w:firstLine="360"/>
+        <w:jc w:val="both"/>
+      </w:pPr>
+    </w:p>
+    <w:p>
+      <w:pPr>
+        <w:pStyle w:val="Paragraphedeliste"/>
+        <w:numPr>
+          <w:ilvl w:val="0"/>
+          <w:numId w:val="87"/>
+        </w:numPr>
+        <w:jc w:val="both"/>
+        <w:rPr>
+          <w:b/>
+          <w:bCs/>
+        </w:rPr>
+      </w:pPr>
+      <w:r>
+        <w:rPr>
+          <w:b/>
+          <w:bCs/>
+        </w:rPr>
+        <w:t>Candidat (Étudiant ou Chercheur d’emploi)</w:t>
+      </w:r>
+    </w:p>
+    <w:p>
+      <w:pPr>
+        <w:ind w:left="360"/>
+        <w:jc w:val="both"/>
+      </w:pPr>
+      <w:r>
+        <w:t>Le candidat s’inscrit sur la plateforme, crée son profil, télécharge son CV et peut rechercher ou postuler à des offres. Il reçoit également des notifications personnalisées et des alertes basées sur le système de Matching.</w:t>
+      </w:r>
+    </w:p>
+    <w:p>
+      <w:pPr>
+        <w:ind w:firstLine="360"/>
+        <w:jc w:val="both"/>
+      </w:pPr>
+      <w:r>
+        <w:t>Son rôle principal est de soumettre des candidatures et de suivre leurs évolutions.</w:t>
+      </w:r>
+    </w:p>
+    <w:p>
+      <w:pPr>
+        <w:ind w:firstLine="360"/>
+        <w:jc w:val="both"/>
+      </w:pPr>
+    </w:p>
+    <w:p>
+      <w:pPr>
+        <w:pStyle w:val="Paragraphedeliste"/>
+        <w:numPr>
+          <w:ilvl w:val="0"/>
+          <w:numId w:val="88"/>
+        </w:numPr>
+        <w:jc w:val="both"/>
+        <w:rPr>
+          <w:b/>
+          <w:bCs/>
+        </w:rPr>
+      </w:pPr>
+      <w:r>
+        <w:rPr>
+          <w:b/>
+          <w:bCs/>
+        </w:rPr>
+        <w:t>Recruteur (Entreprise ou Organisation)</w:t>
+      </w:r>
+    </w:p>
+    <w:p>
+      <w:pPr>
+        <w:ind w:left="360"/>
+        <w:jc w:val="both"/>
+      </w:pPr>
+      <w:r>
+        <w:t>Le recruteur publie des offres d’emploi ou de stage et consulte les candidatures reçues. Son compte doit être validé par l’Administrateur afin de garantir la fiabilité de la plateforme.</w:t>
+      </w:r>
+    </w:p>
+    <w:p>
+      <w:pPr>
+        <w:ind w:left="360"/>
+        <w:jc w:val="both"/>
+      </w:pPr>
+      <w:r>
+        <w:t>Il peut entrer en contact direct avec les candidats présélectionnés par le système de Matching.</w:t>
+      </w:r>
+    </w:p>
+    <w:p>
+      <w:pPr>
+        <w:ind w:firstLine="360"/>
+        <w:jc w:val="both"/>
+      </w:pPr>
+    </w:p>
+    <w:p>
+      <w:pPr>
+        <w:pStyle w:val="Paragraphedeliste"/>
+        <w:numPr>
+          <w:ilvl w:val="0"/>
+          <w:numId w:val="89"/>
+        </w:numPr>
+        <w:jc w:val="both"/>
+        <w:rPr>
+          <w:b/>
+          <w:bCs/>
+        </w:rPr>
+      </w:pPr>
+      <w:r>
+        <w:rPr>
+          <w:b/>
+          <w:bCs/>
+        </w:rPr>
+        <w:t>Administrateur CENADI</w:t>
+      </w:r>
+    </w:p>
+    <w:p>
+      <w:pPr>
+        <w:ind w:left="360"/>
+        <w:jc w:val="both"/>
+      </w:pPr>
+      <w:r>
+        <w:t>L’administrateur joue un rôle de modérateur et de garant du bon fonctionnement du système.</w:t>
+      </w:r>
+    </w:p>
+    <w:p>
+      <w:pPr>
+        <w:ind w:left="360"/>
+      </w:pPr>
+      <w:r>
+        <w:t>Ses responsabilités incluent la validation des comptes recruteurs, la gestion des utilisateurs, la supervision des offres et la veille au respect des règles de la plateforme.</w:t>
+      </w:r>
+    </w:p>
+    <w:p>
+      <w:pPr>
+        <w:ind w:firstLine="360"/>
+      </w:pPr>
+      <w:r>
+        <w:t>Il assure la sécurité et la fiabilité des données présentes dans le système.</w:t>
       </w:r>
     </w:p>
     <w:p/>
     <w:p/>
     <w:p/>
     <w:p/>
-    <w:p/>
-    <w:p/>
-    <w:p>
-      <w:pPr>
-        <w:ind w:firstLine="360"/>
-        <w:jc w:val="both"/>
-      </w:pPr>
-      <w:r>
-        <w:t xml:space="preserve"> </w:t>
-      </w:r>
-    </w:p>
-    <w:p/>
-    <w:p/>
-    <w:p/>
-    <w:p/>
-    <w:p>
-      <w:pPr>
-        <w:pStyle w:val="Heading1"/>
+    <w:p>
+      <w:pPr>
+        <w:pStyle w:val="Titre1"/>
         <w:jc w:val="center"/>
       </w:pPr>
       <w:r>
@@ -5454,7 +6586,7 @@
     </w:p>
     <w:p>
       <w:pPr>
-        <w:pStyle w:val="Heading2"/>
+        <w:pStyle w:val="Titre2"/>
         <w:numPr>
           <w:ilvl w:val="0"/>
           <w:numId w:val="81"/>
@@ -5467,7 +6599,7 @@
     </w:p>
     <w:p>
       <w:pPr>
-        <w:pStyle w:val="Heading3"/>
+        <w:pStyle w:val="Titre3"/>
         <w:numPr>
           <w:ilvl w:val="0"/>
           <w:numId w:val="82"/>
@@ -5508,7 +6640,7 @@
     </w:p>
     <w:tbl>
       <w:tblPr>
-        <w:tblStyle w:val="GridTable4-Accent1"/>
+        <w:tblStyle w:val="TableauGrille4-Accentuation1"/>
         <w:tblW w:w="0" w:type="auto"/>
         <w:tblLook w:val="04A0" w:firstRow="1" w:lastRow="0" w:firstColumn="1" w:lastColumn="0" w:noHBand="0" w:noVBand="1"/>
       </w:tblPr>
@@ -5528,7 +6660,7 @@
           </w:tcPr>
           <w:p>
             <w:pPr>
-              <w:pStyle w:val="Heading3"/>
+              <w:pStyle w:val="Titre3"/>
               <w:jc w:val="center"/>
               <w:rPr>
                 <w:rFonts w:cstheme="minorHAnsi"/>
@@ -5622,6 +6754,7 @@
               <w:rPr>
                 <w:noProof/>
               </w:rPr>
+              <w:lastRenderedPageBreak/>
               <w:drawing>
                 <wp:inline distT="0" distB="0" distL="0" distR="0" wp14:anchorId="4E137E22" wp14:editId="5CDACAC5">
                   <wp:extent cx="399326" cy="439047"/>
@@ -5638,7 +6771,7 @@
                           <pic:cNvPicPr/>
                         </pic:nvPicPr>
                         <pic:blipFill>
-                          <a:blip r:embed="rId12" cstate="print">
+                          <a:blip r:embed="rId17" cstate="print">
                             <a:extLst>
                               <a:ext uri="{28A0092B-C50C-407E-A947-70E740481C1C}">
                                 <a14:useLocalDpi xmlns:a14="http://schemas.microsoft.com/office/drawing/2010/main" val="0"/>
@@ -5742,7 +6875,7 @@
                           <pic:cNvPicPr/>
                         </pic:nvPicPr>
                         <pic:blipFill>
-                          <a:blip r:embed="rId13" cstate="print">
+                          <a:blip r:embed="rId18" cstate="print">
                             <a:extLst>
                               <a:ext uri="{28A0092B-C50C-407E-A947-70E740481C1C}">
                                 <a14:useLocalDpi xmlns:a14="http://schemas.microsoft.com/office/drawing/2010/main" val="0"/>
@@ -5874,7 +7007,7 @@
                           <pic:cNvPicPr/>
                         </pic:nvPicPr>
                         <pic:blipFill>
-                          <a:blip r:embed="rId14" cstate="print">
+                          <a:blip r:embed="rId19" cstate="print">
                             <a:extLst>
                               <a:ext uri="{28A0092B-C50C-407E-A947-70E740481C1C}">
                                 <a14:useLocalDpi xmlns:a14="http://schemas.microsoft.com/office/drawing/2010/main" val="0"/>
@@ -5910,7 +7043,6 @@
               </w:rPr>
             </w:pPr>
             <w:r>
-              <w:lastRenderedPageBreak/>
               <w:t>PostgreSQL</w:t>
             </w:r>
           </w:p>
@@ -5944,7 +7076,6 @@
               <w:cnfStyle w:val="000000000000" w:firstRow="0" w:lastRow="0" w:firstColumn="0" w:lastColumn="0" w:oddVBand="0" w:evenVBand="0" w:oddHBand="0" w:evenHBand="0" w:firstRowFirstColumn="0" w:firstRowLastColumn="0" w:lastRowFirstColumn="0" w:lastRowLastColumn="0"/>
             </w:pPr>
             <w:r>
-              <w:lastRenderedPageBreak/>
               <w:t>Elle gère aussi bien des données simples que complexes avec conformité SQL.</w:t>
             </w:r>
           </w:p>
@@ -5971,7 +7102,6 @@
               <w:rPr>
                 <w:noProof/>
               </w:rPr>
-              <w:lastRenderedPageBreak/>
               <w:drawing>
                 <wp:inline distT="0" distB="0" distL="0" distR="0" wp14:anchorId="387B472A" wp14:editId="6C65FB55">
                   <wp:extent cx="879676" cy="532893"/>
@@ -5988,7 +7118,7 @@
                           <pic:cNvPicPr/>
                         </pic:nvPicPr>
                         <pic:blipFill>
-                          <a:blip r:embed="rId15" cstate="print">
+                          <a:blip r:embed="rId20" cstate="print">
                             <a:extLst>
                               <a:ext uri="{28A0092B-C50C-407E-A947-70E740481C1C}">
                                 <a14:useLocalDpi xmlns:a14="http://schemas.microsoft.com/office/drawing/2010/main" val="0"/>
@@ -6137,7 +7267,7 @@
                           <pic:cNvPicPr/>
                         </pic:nvPicPr>
                         <pic:blipFill>
-                          <a:blip r:embed="rId16" cstate="print">
+                          <a:blip r:embed="rId21" cstate="print">
                             <a:extLst>
                               <a:ext uri="{28A0092B-C50C-407E-A947-70E740481C1C}">
                                 <a14:useLocalDpi xmlns:a14="http://schemas.microsoft.com/office/drawing/2010/main" val="0"/>
@@ -6270,7 +7400,7 @@
                           <pic:cNvPicPr/>
                         </pic:nvPicPr>
                         <pic:blipFill>
-                          <a:blip r:embed="rId17" cstate="print">
+                          <a:blip r:embed="rId22" cstate="print">
                             <a:extLst>
                               <a:ext uri="{28A0092B-C50C-407E-A947-70E740481C1C}">
                                 <a14:useLocalDpi xmlns:a14="http://schemas.microsoft.com/office/drawing/2010/main" val="0"/>
@@ -6391,6 +7521,7 @@
               <w:rPr>
                 <w:noProof/>
               </w:rPr>
+              <w:lastRenderedPageBreak/>
               <w:drawing>
                 <wp:inline distT="0" distB="0" distL="0" distR="0" wp14:anchorId="09FC8BDC" wp14:editId="388E35CA">
                   <wp:extent cx="515073" cy="515073"/>
@@ -6407,7 +7538,7 @@
                           <pic:cNvPicPr/>
                         </pic:nvPicPr>
                         <pic:blipFill>
-                          <a:blip r:embed="rId18" cstate="print">
+                          <a:blip r:embed="rId23" cstate="print">
                             <a:extLst>
                               <a:ext uri="{28A0092B-C50C-407E-A947-70E740481C1C}">
                                 <a14:useLocalDpi xmlns:a14="http://schemas.microsoft.com/office/drawing/2010/main" val="0"/>
@@ -6453,7 +7584,7 @@
                           <pic:cNvPicPr/>
                         </pic:nvPicPr>
                         <pic:blipFill>
-                          <a:blip r:embed="rId19" cstate="print">
+                          <a:blip r:embed="rId24" cstate="print">
                             <a:extLst>
                               <a:ext uri="{28A0092B-C50C-407E-A947-70E740481C1C}">
                                 <a14:useLocalDpi xmlns:a14="http://schemas.microsoft.com/office/drawing/2010/main" val="0"/>
@@ -6584,7 +7715,7 @@
                           <pic:cNvPicPr/>
                         </pic:nvPicPr>
                         <pic:blipFill>
-                          <a:blip r:embed="rId20" cstate="print">
+                          <a:blip r:embed="rId25" cstate="print">
                             <a:extLst>
                               <a:ext uri="{28A0092B-C50C-407E-A947-70E740481C1C}">
                                 <a14:useLocalDpi xmlns:a14="http://schemas.microsoft.com/office/drawing/2010/main" val="0"/>
@@ -6693,7 +7824,7 @@
                           <pic:cNvPicPr/>
                         </pic:nvPicPr>
                         <pic:blipFill>
-                          <a:blip r:embed="rId21" cstate="print">
+                          <a:blip r:embed="rId26" cstate="print">
                             <a:extLst>
                               <a:ext uri="{28A0092B-C50C-407E-A947-70E740481C1C}">
                                 <a14:useLocalDpi xmlns:a14="http://schemas.microsoft.com/office/drawing/2010/main" val="0"/>
@@ -6793,7 +7924,7 @@
     </w:p>
     <w:p>
       <w:pPr>
-        <w:pStyle w:val="Heading2"/>
+        <w:pStyle w:val="Titre2"/>
         <w:numPr>
           <w:ilvl w:val="0"/>
           <w:numId w:val="81"/>
@@ -6812,7 +7943,7 @@
     <w:p/>
     <w:p>
       <w:pPr>
-        <w:pStyle w:val="Heading2"/>
+        <w:pStyle w:val="Titre2"/>
         <w:numPr>
           <w:ilvl w:val="0"/>
           <w:numId w:val="81"/>
@@ -6860,7 +7991,7 @@
     <w:p/>
     <w:p>
       <w:pPr>
-        <w:pStyle w:val="ListParagraph"/>
+        <w:pStyle w:val="Paragraphedeliste"/>
         <w:numPr>
           <w:ilvl w:val="0"/>
           <w:numId w:val="83"/>
@@ -6880,13 +8011,13 @@
     </w:p>
     <w:p>
       <w:pPr>
-        <w:pStyle w:val="ListParagraph"/>
-        <w:jc w:val="both"/>
-      </w:pPr>
-    </w:p>
-    <w:p>
-      <w:pPr>
-        <w:pStyle w:val="ListParagraph"/>
+        <w:pStyle w:val="Paragraphedeliste"/>
+        <w:jc w:val="both"/>
+      </w:pPr>
+    </w:p>
+    <w:p>
+      <w:pPr>
+        <w:pStyle w:val="Paragraphedeliste"/>
         <w:numPr>
           <w:ilvl w:val="0"/>
           <w:numId w:val="83"/>
@@ -6899,6 +8030,7 @@
           <w:b/>
           <w:bCs/>
         </w:rPr>
+        <w:lastRenderedPageBreak/>
         <w:t>Mise en place d’un forum de discussion</w:t>
       </w:r>
       <w:r>
@@ -6912,7 +8044,7 @@
     </w:p>
     <w:p>
       <w:pPr>
-        <w:pStyle w:val="ListParagraph"/>
+        <w:pStyle w:val="Paragraphedeliste"/>
         <w:numPr>
           <w:ilvl w:val="0"/>
           <w:numId w:val="83"/>
@@ -6934,7 +8066,7 @@
     <w:p/>
     <w:p>
       <w:pPr>
-        <w:pStyle w:val="ListParagraph"/>
+        <w:pStyle w:val="Paragraphedeliste"/>
         <w:numPr>
           <w:ilvl w:val="0"/>
           <w:numId w:val="83"/>
@@ -6961,11 +8093,11 @@
     </w:p>
     <w:p>
       <w:pPr>
-        <w:pStyle w:val="Heading1"/>
+        <w:pStyle w:val="Titre1"/>
       </w:pPr>
     </w:p>
     <w:sectPr>
-      <w:headerReference w:type="default" r:id="rId22"/>
+      <w:headerReference w:type="default" r:id="rId27"/>
       <w:pgSz w:w="11906" w:h="16838"/>
       <w:pgMar w:top="1417" w:right="1417" w:bottom="1417" w:left="1417" w:header="708" w:footer="708" w:gutter="0"/>
       <w:cols w:space="708"/>
@@ -6976,7 +8108,7 @@
 </file>
 
 <file path=word/endnotes.xml><?xml version="1.0" encoding="utf-8"?>
-<w:endnotes xmlns:wpc="http://schemas.microsoft.com/office/word/2010/wordprocessingCanvas" xmlns:cx="http://schemas.microsoft.com/office/drawing/2014/chartex" xmlns:cx1="http://schemas.microsoft.com/office/drawing/2015/9/8/chartex" xmlns:cx2="http://schemas.microsoft.com/office/drawing/2015/10/21/chartex" xmlns:cx3="http://schemas.microsoft.com/office/drawing/2016/5/9/chartex" xmlns:cx4="http://schemas.microsoft.com/office/drawing/2016/5/10/chartex" xmlns:cx5="http://schemas.microsoft.com/office/drawing/2016/5/11/chartex" xmlns:cx6="http://schemas.microsoft.com/office/drawing/2016/5/12/chartex" xmlns:cx7="http://schemas.microsoft.com/office/drawing/2016/5/13/chartex" xmlns:cx8="http://schemas.microsoft.com/office/drawing/2016/5/14/chartex" xmlns:mc="http://schemas.openxmlformats.org/markup-compatibility/2006" xmlns:aink="http://schemas.microsoft.com/office/drawing/2016/ink" xmlns:am3d="http://schemas.microsoft.com/office/drawing/2017/model3d" xmlns:o="urn:schemas-microsoft-com:office:office" xmlns:oel="http://schemas.microsoft.com/office/2019/extlst" xmlns:r="http://schemas.openxmlformats.org/officeDocument/2006/relationships" xmlns:m="http://schemas.openxmlformats.org/officeDocument/2006/math" xmlns:v="urn:schemas-microsoft-com:vml" xmlns:wp14="http://schemas.microsoft.com/office/word/2010/wordprocessingDrawing" xmlns:wp="http://schemas.openxmlformats.org/drawingml/2006/wordprocessingDrawing" xmlns:w10="urn:schemas-microsoft-com:office:word" xmlns:w="http://schemas.openxmlformats.org/wordprocessingml/2006/main" xmlns:w14="http://schemas.microsoft.com/office/word/2010/wordml" xmlns:w15="http://schemas.microsoft.com/office/word/2012/wordml" xmlns:w16cex="http://schemas.microsoft.com/office/word/2018/wordml/cex" xmlns:w16cid="http://schemas.microsoft.com/office/word/2016/wordml/cid" xmlns:w16="http://schemas.microsoft.com/office/word/2018/wordml" xmlns:w16du="http://schemas.microsoft.com/office/word/2023/wordml/word16du" xmlns:w16sdtdh="http://schemas.microsoft.com/office/word/2020/wordml/sdtdatahash" xmlns:w16sdtfl="http://schemas.microsoft.com/office/word/2024/wordml/sdtformatlock" xmlns:w16se="http://schemas.microsoft.com/office/word/2015/wordml/symex" xmlns:wpg="http://schemas.microsoft.com/office/word/2010/wordprocessingGroup" xmlns:wpi="http://schemas.microsoft.com/office/word/2010/wordprocessingInk" xmlns:wne="http://schemas.microsoft.com/office/word/2006/wordml" xmlns:wps="http://schemas.microsoft.com/office/word/2010/wordprocessingShape" mc:Ignorable="w14 w15 w16se w16cid w16 w16cex w16sdtdh w16sdtfl w16du wp14">
+<w:endnotes xmlns:wpc="http://schemas.microsoft.com/office/word/2010/wordprocessingCanvas" xmlns:cx="http://schemas.microsoft.com/office/drawing/2014/chartex" xmlns:cx1="http://schemas.microsoft.com/office/drawing/2015/9/8/chartex" xmlns:cx2="http://schemas.microsoft.com/office/drawing/2015/10/21/chartex" xmlns:cx3="http://schemas.microsoft.com/office/drawing/2016/5/9/chartex" xmlns:cx4="http://schemas.microsoft.com/office/drawing/2016/5/10/chartex" xmlns:cx5="http://schemas.microsoft.com/office/drawing/2016/5/11/chartex" xmlns:cx6="http://schemas.microsoft.com/office/drawing/2016/5/12/chartex" xmlns:cx7="http://schemas.microsoft.com/office/drawing/2016/5/13/chartex" xmlns:cx8="http://schemas.microsoft.com/office/drawing/2016/5/14/chartex" xmlns:mc="http://schemas.openxmlformats.org/markup-compatibility/2006" xmlns:aink="http://schemas.microsoft.com/office/drawing/2016/ink" xmlns:am3d="http://schemas.microsoft.com/office/drawing/2017/model3d" xmlns:o="urn:schemas-microsoft-com:office:office" xmlns:oel="http://schemas.microsoft.com/office/2019/extlst" xmlns:r="http://schemas.openxmlformats.org/officeDocument/2006/relationships" xmlns:m="http://schemas.openxmlformats.org/officeDocument/2006/math" xmlns:v="urn:schemas-microsoft-com:vml" xmlns:wp14="http://schemas.microsoft.com/office/word/2010/wordprocessingDrawing" xmlns:wp="http://schemas.openxmlformats.org/drawingml/2006/wordprocessingDrawing" xmlns:w10="urn:schemas-microsoft-com:office:word" xmlns:w="http://schemas.openxmlformats.org/wordprocessingml/2006/main" xmlns:w14="http://schemas.microsoft.com/office/word/2010/wordml" xmlns:w15="http://schemas.microsoft.com/office/word/2012/wordml" xmlns:w16cex="http://schemas.microsoft.com/office/word/2018/wordml/cex" xmlns:w16cid="http://schemas.microsoft.com/office/word/2016/wordml/cid" xmlns:w16="http://schemas.microsoft.com/office/word/2018/wordml" xmlns:w16du="http://schemas.microsoft.com/office/word/2023/wordml/word16du" xmlns:w16sdtdh="http://schemas.microsoft.com/office/word/2020/wordml/sdtdatahash" xmlns:w16se="http://schemas.microsoft.com/office/word/2015/wordml/symex" xmlns:wpg="http://schemas.microsoft.com/office/word/2010/wordprocessingGroup" xmlns:wpi="http://schemas.microsoft.com/office/word/2010/wordprocessingInk" xmlns:wne="http://schemas.microsoft.com/office/word/2006/wordml" xmlns:wps="http://schemas.microsoft.com/office/word/2010/wordprocessingShape" mc:Ignorable="w14 w15 w16se w16cid w16 w16cex w16sdtdh w16du wp14">
   <w:endnote w:type="separator" w:id="-1">
     <w:p>
       <w:pPr>
@@ -7001,7 +8133,7 @@
 </file>
 
 <file path=word/footnotes.xml><?xml version="1.0" encoding="utf-8"?>
-<w:footnotes xmlns:wpc="http://schemas.microsoft.com/office/word/2010/wordprocessingCanvas" xmlns:cx="http://schemas.microsoft.com/office/drawing/2014/chartex" xmlns:cx1="http://schemas.microsoft.com/office/drawing/2015/9/8/chartex" xmlns:cx2="http://schemas.microsoft.com/office/drawing/2015/10/21/chartex" xmlns:cx3="http://schemas.microsoft.com/office/drawing/2016/5/9/chartex" xmlns:cx4="http://schemas.microsoft.com/office/drawing/2016/5/10/chartex" xmlns:cx5="http://schemas.microsoft.com/office/drawing/2016/5/11/chartex" xmlns:cx6="http://schemas.microsoft.com/office/drawing/2016/5/12/chartex" xmlns:cx7="http://schemas.microsoft.com/office/drawing/2016/5/13/chartex" xmlns:cx8="http://schemas.microsoft.com/office/drawing/2016/5/14/chartex" xmlns:mc="http://schemas.openxmlformats.org/markup-compatibility/2006" xmlns:aink="http://schemas.microsoft.com/office/drawing/2016/ink" xmlns:am3d="http://schemas.microsoft.com/office/drawing/2017/model3d" xmlns:o="urn:schemas-microsoft-com:office:office" xmlns:oel="http://schemas.microsoft.com/office/2019/extlst" xmlns:r="http://schemas.openxmlformats.org/officeDocument/2006/relationships" xmlns:m="http://schemas.openxmlformats.org/officeDocument/2006/math" xmlns:v="urn:schemas-microsoft-com:vml" xmlns:wp14="http://schemas.microsoft.com/office/word/2010/wordprocessingDrawing" xmlns:wp="http://schemas.openxmlformats.org/drawingml/2006/wordprocessingDrawing" xmlns:w10="urn:schemas-microsoft-com:office:word" xmlns:w="http://schemas.openxmlformats.org/wordprocessingml/2006/main" xmlns:w14="http://schemas.microsoft.com/office/word/2010/wordml" xmlns:w15="http://schemas.microsoft.com/office/word/2012/wordml" xmlns:w16cex="http://schemas.microsoft.com/office/word/2018/wordml/cex" xmlns:w16cid="http://schemas.microsoft.com/office/word/2016/wordml/cid" xmlns:w16="http://schemas.microsoft.com/office/word/2018/wordml" xmlns:w16du="http://schemas.microsoft.com/office/word/2023/wordml/word16du" xmlns:w16sdtdh="http://schemas.microsoft.com/office/word/2020/wordml/sdtdatahash" xmlns:w16sdtfl="http://schemas.microsoft.com/office/word/2024/wordml/sdtformatlock" xmlns:w16se="http://schemas.microsoft.com/office/word/2015/wordml/symex" xmlns:wpg="http://schemas.microsoft.com/office/word/2010/wordprocessingGroup" xmlns:wpi="http://schemas.microsoft.com/office/word/2010/wordprocessingInk" xmlns:wne="http://schemas.microsoft.com/office/word/2006/wordml" xmlns:wps="http://schemas.microsoft.com/office/word/2010/wordprocessingShape" mc:Ignorable="w14 w15 w16se w16cid w16 w16cex w16sdtdh w16sdtfl w16du wp14">
+<w:footnotes xmlns:wpc="http://schemas.microsoft.com/office/word/2010/wordprocessingCanvas" xmlns:cx="http://schemas.microsoft.com/office/drawing/2014/chartex" xmlns:cx1="http://schemas.microsoft.com/office/drawing/2015/9/8/chartex" xmlns:cx2="http://schemas.microsoft.com/office/drawing/2015/10/21/chartex" xmlns:cx3="http://schemas.microsoft.com/office/drawing/2016/5/9/chartex" xmlns:cx4="http://schemas.microsoft.com/office/drawing/2016/5/10/chartex" xmlns:cx5="http://schemas.microsoft.com/office/drawing/2016/5/11/chartex" xmlns:cx6="http://schemas.microsoft.com/office/drawing/2016/5/12/chartex" xmlns:cx7="http://schemas.microsoft.com/office/drawing/2016/5/13/chartex" xmlns:cx8="http://schemas.microsoft.com/office/drawing/2016/5/14/chartex" xmlns:mc="http://schemas.openxmlformats.org/markup-compatibility/2006" xmlns:aink="http://schemas.microsoft.com/office/drawing/2016/ink" xmlns:am3d="http://schemas.microsoft.com/office/drawing/2017/model3d" xmlns:o="urn:schemas-microsoft-com:office:office" xmlns:oel="http://schemas.microsoft.com/office/2019/extlst" xmlns:r="http://schemas.openxmlformats.org/officeDocument/2006/relationships" xmlns:m="http://schemas.openxmlformats.org/officeDocument/2006/math" xmlns:v="urn:schemas-microsoft-com:vml" xmlns:wp14="http://schemas.microsoft.com/office/word/2010/wordprocessingDrawing" xmlns:wp="http://schemas.openxmlformats.org/drawingml/2006/wordprocessingDrawing" xmlns:w10="urn:schemas-microsoft-com:office:word" xmlns:w="http://schemas.openxmlformats.org/wordprocessingml/2006/main" xmlns:w14="http://schemas.microsoft.com/office/word/2010/wordml" xmlns:w15="http://schemas.microsoft.com/office/word/2012/wordml" xmlns:w16cex="http://schemas.microsoft.com/office/word/2018/wordml/cex" xmlns:w16cid="http://schemas.microsoft.com/office/word/2016/wordml/cid" xmlns:w16="http://schemas.microsoft.com/office/word/2018/wordml" xmlns:w16du="http://schemas.microsoft.com/office/word/2023/wordml/word16du" xmlns:w16sdtdh="http://schemas.microsoft.com/office/word/2020/wordml/sdtdatahash" xmlns:w16se="http://schemas.microsoft.com/office/word/2015/wordml/symex" xmlns:wpg="http://schemas.microsoft.com/office/word/2010/wordprocessingGroup" xmlns:wpi="http://schemas.microsoft.com/office/word/2010/wordprocessingInk" xmlns:wne="http://schemas.microsoft.com/office/word/2006/wordml" xmlns:wps="http://schemas.microsoft.com/office/word/2010/wordprocessingShape" mc:Ignorable="w14 w15 w16se w16cid w16 w16cex w16sdtdh w16du wp14">
   <w:footnote w:type="separator" w:id="-1">
     <w:p>
       <w:pPr>
@@ -7026,10 +8158,10 @@
 </file>
 
 <file path=word/header1.xml><?xml version="1.0" encoding="utf-8"?>
-<w:hdr xmlns:wpc="http://schemas.microsoft.com/office/word/2010/wordprocessingCanvas" xmlns:cx="http://schemas.microsoft.com/office/drawing/2014/chartex" xmlns:cx1="http://schemas.microsoft.com/office/drawing/2015/9/8/chartex" xmlns:cx2="http://schemas.microsoft.com/office/drawing/2015/10/21/chartex" xmlns:cx3="http://schemas.microsoft.com/office/drawing/2016/5/9/chartex" xmlns:cx4="http://schemas.microsoft.com/office/drawing/2016/5/10/chartex" xmlns:cx5="http://schemas.microsoft.com/office/drawing/2016/5/11/chartex" xmlns:cx6="http://schemas.microsoft.com/office/drawing/2016/5/12/chartex" xmlns:cx7="http://schemas.microsoft.com/office/drawing/2016/5/13/chartex" xmlns:cx8="http://schemas.microsoft.com/office/drawing/2016/5/14/chartex" xmlns:mc="http://schemas.openxmlformats.org/markup-compatibility/2006" xmlns:aink="http://schemas.microsoft.com/office/drawing/2016/ink" xmlns:am3d="http://schemas.microsoft.com/office/drawing/2017/model3d" xmlns:o="urn:schemas-microsoft-com:office:office" xmlns:oel="http://schemas.microsoft.com/office/2019/extlst" xmlns:r="http://schemas.openxmlformats.org/officeDocument/2006/relationships" xmlns:m="http://schemas.openxmlformats.org/officeDocument/2006/math" xmlns:v="urn:schemas-microsoft-com:vml" xmlns:wp14="http://schemas.microsoft.com/office/word/2010/wordprocessingDrawing" xmlns:wp="http://schemas.openxmlformats.org/drawingml/2006/wordprocessingDrawing" xmlns:w10="urn:schemas-microsoft-com:office:word" xmlns:w="http://schemas.openxmlformats.org/wordprocessingml/2006/main" xmlns:w14="http://schemas.microsoft.com/office/word/2010/wordml" xmlns:w15="http://schemas.microsoft.com/office/word/2012/wordml" xmlns:w16cex="http://schemas.microsoft.com/office/word/2018/wordml/cex" xmlns:w16cid="http://schemas.microsoft.com/office/word/2016/wordml/cid" xmlns:w16="http://schemas.microsoft.com/office/word/2018/wordml" xmlns:w16du="http://schemas.microsoft.com/office/word/2023/wordml/word16du" xmlns:w16sdtdh="http://schemas.microsoft.com/office/word/2020/wordml/sdtdatahash" xmlns:w16sdtfl="http://schemas.microsoft.com/office/word/2024/wordml/sdtformatlock" xmlns:w16se="http://schemas.microsoft.com/office/word/2015/wordml/symex" xmlns:wpg="http://schemas.microsoft.com/office/word/2010/wordprocessingGroup" xmlns:wpi="http://schemas.microsoft.com/office/word/2010/wordprocessingInk" xmlns:wne="http://schemas.microsoft.com/office/word/2006/wordml" xmlns:wps="http://schemas.microsoft.com/office/word/2010/wordprocessingShape" mc:Ignorable="w14 w15 w16se w16cid w16 w16cex w16sdtdh w16sdtfl w16du wp14">
+<w:hdr xmlns:wpc="http://schemas.microsoft.com/office/word/2010/wordprocessingCanvas" xmlns:cx="http://schemas.microsoft.com/office/drawing/2014/chartex" xmlns:cx1="http://schemas.microsoft.com/office/drawing/2015/9/8/chartex" xmlns:cx2="http://schemas.microsoft.com/office/drawing/2015/10/21/chartex" xmlns:cx3="http://schemas.microsoft.com/office/drawing/2016/5/9/chartex" xmlns:cx4="http://schemas.microsoft.com/office/drawing/2016/5/10/chartex" xmlns:cx5="http://schemas.microsoft.com/office/drawing/2016/5/11/chartex" xmlns:cx6="http://schemas.microsoft.com/office/drawing/2016/5/12/chartex" xmlns:cx7="http://schemas.microsoft.com/office/drawing/2016/5/13/chartex" xmlns:cx8="http://schemas.microsoft.com/office/drawing/2016/5/14/chartex" xmlns:mc="http://schemas.openxmlformats.org/markup-compatibility/2006" xmlns:aink="http://schemas.microsoft.com/office/drawing/2016/ink" xmlns:am3d="http://schemas.microsoft.com/office/drawing/2017/model3d" xmlns:o="urn:schemas-microsoft-com:office:office" xmlns:oel="http://schemas.microsoft.com/office/2019/extlst" xmlns:r="http://schemas.openxmlformats.org/officeDocument/2006/relationships" xmlns:m="http://schemas.openxmlformats.org/officeDocument/2006/math" xmlns:v="urn:schemas-microsoft-com:vml" xmlns:wp14="http://schemas.microsoft.com/office/word/2010/wordprocessingDrawing" xmlns:wp="http://schemas.openxmlformats.org/drawingml/2006/wordprocessingDrawing" xmlns:w10="urn:schemas-microsoft-com:office:word" xmlns:w="http://schemas.openxmlformats.org/wordprocessingml/2006/main" xmlns:w14="http://schemas.microsoft.com/office/word/2010/wordml" xmlns:w15="http://schemas.microsoft.com/office/word/2012/wordml" xmlns:w16cex="http://schemas.microsoft.com/office/word/2018/wordml/cex" xmlns:w16cid="http://schemas.microsoft.com/office/word/2016/wordml/cid" xmlns:w16="http://schemas.microsoft.com/office/word/2018/wordml" xmlns:w16du="http://schemas.microsoft.com/office/word/2023/wordml/word16du" xmlns:w16sdtdh="http://schemas.microsoft.com/office/word/2020/wordml/sdtdatahash" xmlns:w16se="http://schemas.microsoft.com/office/word/2015/wordml/symex" xmlns:wpg="http://schemas.microsoft.com/office/word/2010/wordprocessingGroup" xmlns:wpi="http://schemas.microsoft.com/office/word/2010/wordprocessingInk" xmlns:wne="http://schemas.microsoft.com/office/word/2006/wordml" xmlns:wps="http://schemas.microsoft.com/office/word/2010/wordprocessingShape" mc:Ignorable="w14 w15 w16se w16cid w16 w16cex w16sdtdh w16du wp14">
   <w:p>
     <w:pPr>
-      <w:pStyle w:val="Header"/>
+      <w:pStyle w:val="En-tte"/>
       <w:shd w:val="clear" w:color="auto" w:fill="A5C9EB" w:themeFill="text2" w:themeFillTint="40"/>
       <w:jc w:val="center"/>
       <w:rPr>
@@ -7053,7 +8185,7 @@
 </file>
 
 <file path=word/numbering.xml><?xml version="1.0" encoding="utf-8"?>
-<w:numbering xmlns:wpc="http://schemas.microsoft.com/office/word/2010/wordprocessingCanvas" xmlns:cx="http://schemas.microsoft.com/office/drawing/2014/chartex" xmlns:cx1="http://schemas.microsoft.com/office/drawing/2015/9/8/chartex" xmlns:cx2="http://schemas.microsoft.com/office/drawing/2015/10/21/chartex" xmlns:cx3="http://schemas.microsoft.com/office/drawing/2016/5/9/chartex" xmlns:cx4="http://schemas.microsoft.com/office/drawing/2016/5/10/chartex" xmlns:cx5="http://schemas.microsoft.com/office/drawing/2016/5/11/chartex" xmlns:cx6="http://schemas.microsoft.com/office/drawing/2016/5/12/chartex" xmlns:cx7="http://schemas.microsoft.com/office/drawing/2016/5/13/chartex" xmlns:cx8="http://schemas.microsoft.com/office/drawing/2016/5/14/chartex" xmlns:mc="http://schemas.openxmlformats.org/markup-compatibility/2006" xmlns:aink="http://schemas.microsoft.com/office/drawing/2016/ink" xmlns:am3d="http://schemas.microsoft.com/office/drawing/2017/model3d" xmlns:o="urn:schemas-microsoft-com:office:office" xmlns:oel="http://schemas.microsoft.com/office/2019/extlst" xmlns:r="http://schemas.openxmlformats.org/officeDocument/2006/relationships" xmlns:m="http://schemas.openxmlformats.org/officeDocument/2006/math" xmlns:v="urn:schemas-microsoft-com:vml" xmlns:wp14="http://schemas.microsoft.com/office/word/2010/wordprocessingDrawing" xmlns:wp="http://schemas.openxmlformats.org/drawingml/2006/wordprocessingDrawing" xmlns:w10="urn:schemas-microsoft-com:office:word" xmlns:w="http://schemas.openxmlformats.org/wordprocessingml/2006/main" xmlns:w14="http://schemas.microsoft.com/office/word/2010/wordml" xmlns:w15="http://schemas.microsoft.com/office/word/2012/wordml" xmlns:w16cex="http://schemas.microsoft.com/office/word/2018/wordml/cex" xmlns:w16cid="http://schemas.microsoft.com/office/word/2016/wordml/cid" xmlns:w16="http://schemas.microsoft.com/office/word/2018/wordml" xmlns:w16du="http://schemas.microsoft.com/office/word/2023/wordml/word16du" xmlns:w16sdtdh="http://schemas.microsoft.com/office/word/2020/wordml/sdtdatahash" xmlns:w16sdtfl="http://schemas.microsoft.com/office/word/2024/wordml/sdtformatlock" xmlns:w16se="http://schemas.microsoft.com/office/word/2015/wordml/symex" xmlns:wpg="http://schemas.microsoft.com/office/word/2010/wordprocessingGroup" xmlns:wpi="http://schemas.microsoft.com/office/word/2010/wordprocessingInk" xmlns:wne="http://schemas.microsoft.com/office/word/2006/wordml" xmlns:wps="http://schemas.microsoft.com/office/word/2010/wordprocessingShape" mc:Ignorable="w14 w15 w16se w16cid w16 w16cex w16sdtdh w16sdtfl w16du wp14">
+<w:numbering xmlns:wpc="http://schemas.microsoft.com/office/word/2010/wordprocessingCanvas" xmlns:cx="http://schemas.microsoft.com/office/drawing/2014/chartex" xmlns:cx1="http://schemas.microsoft.com/office/drawing/2015/9/8/chartex" xmlns:cx2="http://schemas.microsoft.com/office/drawing/2015/10/21/chartex" xmlns:cx3="http://schemas.microsoft.com/office/drawing/2016/5/9/chartex" xmlns:cx4="http://schemas.microsoft.com/office/drawing/2016/5/10/chartex" xmlns:cx5="http://schemas.microsoft.com/office/drawing/2016/5/11/chartex" xmlns:cx6="http://schemas.microsoft.com/office/drawing/2016/5/12/chartex" xmlns:cx7="http://schemas.microsoft.com/office/drawing/2016/5/13/chartex" xmlns:cx8="http://schemas.microsoft.com/office/drawing/2016/5/14/chartex" xmlns:mc="http://schemas.openxmlformats.org/markup-compatibility/2006" xmlns:aink="http://schemas.microsoft.com/office/drawing/2016/ink" xmlns:am3d="http://schemas.microsoft.com/office/drawing/2017/model3d" xmlns:o="urn:schemas-microsoft-com:office:office" xmlns:oel="http://schemas.microsoft.com/office/2019/extlst" xmlns:r="http://schemas.openxmlformats.org/officeDocument/2006/relationships" xmlns:m="http://schemas.openxmlformats.org/officeDocument/2006/math" xmlns:v="urn:schemas-microsoft-com:vml" xmlns:wp14="http://schemas.microsoft.com/office/word/2010/wordprocessingDrawing" xmlns:wp="http://schemas.openxmlformats.org/drawingml/2006/wordprocessingDrawing" xmlns:w10="urn:schemas-microsoft-com:office:word" xmlns:w="http://schemas.openxmlformats.org/wordprocessingml/2006/main" xmlns:w14="http://schemas.microsoft.com/office/word/2010/wordml" xmlns:w15="http://schemas.microsoft.com/office/word/2012/wordml" xmlns:w16cex="http://schemas.microsoft.com/office/word/2018/wordml/cex" xmlns:w16cid="http://schemas.microsoft.com/office/word/2016/wordml/cid" xmlns:w16="http://schemas.microsoft.com/office/word/2018/wordml" xmlns:w16du="http://schemas.microsoft.com/office/word/2023/wordml/word16du" xmlns:w16sdtdh="http://schemas.microsoft.com/office/word/2020/wordml/sdtdatahash" xmlns:w16se="http://schemas.microsoft.com/office/word/2015/wordml/symex" xmlns:wpg="http://schemas.microsoft.com/office/word/2010/wordprocessingGroup" xmlns:wpi="http://schemas.microsoft.com/office/word/2010/wordprocessingInk" xmlns:wne="http://schemas.microsoft.com/office/word/2006/wordml" xmlns:wps="http://schemas.microsoft.com/office/word/2010/wordprocessingShape" mc:Ignorable="w14 w15 w16se w16cid w16 w16cex w16sdtdh w16du wp14">
   <w:numPicBullet w:numPicBulletId="0">
     <w:pict>
       <v:shapetype id="_x0000_t75" coordsize="21600,21600" o:spt="75" o:preferrelative="t" path="m@4@5l@4@11@9@11@9@5xe" filled="f" stroked="f">
@@ -7075,7 +8207,7 @@
         <v:path o:extrusionok="f" gradientshapeok="t" o:connecttype="rect"/>
         <o:lock v:ext="edit" aspectratio="t"/>
       </v:shapetype>
-      <v:shape id="_x0000_i1113" type="#_x0000_t75" style="width:11.25pt;height:11.25pt" o:bullet="t">
+      <v:shape id="_x0000_i1047" type="#_x0000_t75" style="width:11.25pt;height:11.25pt" o:bullet="t">
         <v:imagedata r:id="rId1" o:title="msoE5A4"/>
       </v:shape>
     </w:pict>
@@ -7420,6 +8552,92 @@
     </w:lvl>
   </w:abstractNum>
   <w:abstractNum w:abstractNumId="3" w15:restartNumberingAfterBreak="0">
+    <w:nsid w:val="04D500D8"/>
+    <w:multiLevelType w:val="hybridMultilevel"/>
+    <w:tmpl w:val="FD1CB526"/>
+    <w:lvl w:ilvl="0" w:tplc="040C000F">
+      <w:start w:val="1"/>
+      <w:numFmt w:val="decimal"/>
+      <w:lvlText w:val="%1."/>
+      <w:lvlJc w:val="left"/>
+      <w:pPr>
+        <w:ind w:left="780" w:hanging="360"/>
+      </w:pPr>
+    </w:lvl>
+    <w:lvl w:ilvl="1" w:tplc="040C0019" w:tentative="1">
+      <w:start w:val="1"/>
+      <w:numFmt w:val="lowerLetter"/>
+      <w:lvlText w:val="%2."/>
+      <w:lvlJc w:val="left"/>
+      <w:pPr>
+        <w:ind w:left="1500" w:hanging="360"/>
+      </w:pPr>
+    </w:lvl>
+    <w:lvl w:ilvl="2" w:tplc="040C001B" w:tentative="1">
+      <w:start w:val="1"/>
+      <w:numFmt w:val="lowerRoman"/>
+      <w:lvlText w:val="%3."/>
+      <w:lvlJc w:val="right"/>
+      <w:pPr>
+        <w:ind w:left="2220" w:hanging="180"/>
+      </w:pPr>
+    </w:lvl>
+    <w:lvl w:ilvl="3" w:tplc="040C000F" w:tentative="1">
+      <w:start w:val="1"/>
+      <w:numFmt w:val="decimal"/>
+      <w:lvlText w:val="%4."/>
+      <w:lvlJc w:val="left"/>
+      <w:pPr>
+        <w:ind w:left="2940" w:hanging="360"/>
+      </w:pPr>
+    </w:lvl>
+    <w:lvl w:ilvl="4" w:tplc="040C0019" w:tentative="1">
+      <w:start w:val="1"/>
+      <w:numFmt w:val="lowerLetter"/>
+      <w:lvlText w:val="%5."/>
+      <w:lvlJc w:val="left"/>
+      <w:pPr>
+        <w:ind w:left="3660" w:hanging="360"/>
+      </w:pPr>
+    </w:lvl>
+    <w:lvl w:ilvl="5" w:tplc="040C001B" w:tentative="1">
+      <w:start w:val="1"/>
+      <w:numFmt w:val="lowerRoman"/>
+      <w:lvlText w:val="%6."/>
+      <w:lvlJc w:val="right"/>
+      <w:pPr>
+        <w:ind w:left="4380" w:hanging="180"/>
+      </w:pPr>
+    </w:lvl>
+    <w:lvl w:ilvl="6" w:tplc="040C000F" w:tentative="1">
+      <w:start w:val="1"/>
+      <w:numFmt w:val="decimal"/>
+      <w:lvlText w:val="%7."/>
+      <w:lvlJc w:val="left"/>
+      <w:pPr>
+        <w:ind w:left="5100" w:hanging="360"/>
+      </w:pPr>
+    </w:lvl>
+    <w:lvl w:ilvl="7" w:tplc="040C0019" w:tentative="1">
+      <w:start w:val="1"/>
+      <w:numFmt w:val="lowerLetter"/>
+      <w:lvlText w:val="%8."/>
+      <w:lvlJc w:val="left"/>
+      <w:pPr>
+        <w:ind w:left="5820" w:hanging="360"/>
+      </w:pPr>
+    </w:lvl>
+    <w:lvl w:ilvl="8" w:tplc="040C001B" w:tentative="1">
+      <w:start w:val="1"/>
+      <w:numFmt w:val="lowerRoman"/>
+      <w:lvlText w:val="%9."/>
+      <w:lvlJc w:val="right"/>
+      <w:pPr>
+        <w:ind w:left="6540" w:hanging="180"/>
+      </w:pPr>
+    </w:lvl>
+  </w:abstractNum>
+  <w:abstractNum w:abstractNumId="4" w15:restartNumberingAfterBreak="0">
     <w:nsid w:val="04F2590B"/>
     <w:multiLevelType w:val="hybridMultilevel"/>
     <w:tmpl w:val="4A82BA5E"/>
@@ -7532,7 +8750,7 @@
       </w:rPr>
     </w:lvl>
   </w:abstractNum>
-  <w:abstractNum w:abstractNumId="4" w15:restartNumberingAfterBreak="0">
+  <w:abstractNum w:abstractNumId="5" w15:restartNumberingAfterBreak="0">
     <w:nsid w:val="05053722"/>
     <w:multiLevelType w:val="hybridMultilevel"/>
     <w:tmpl w:val="C62CFD10"/>
@@ -7645,7 +8863,7 @@
       </w:rPr>
     </w:lvl>
   </w:abstractNum>
-  <w:abstractNum w:abstractNumId="5" w15:restartNumberingAfterBreak="0">
+  <w:abstractNum w:abstractNumId="6" w15:restartNumberingAfterBreak="0">
     <w:nsid w:val="066B686C"/>
     <w:multiLevelType w:val="hybridMultilevel"/>
     <w:tmpl w:val="6DFE0DA6"/>
@@ -7758,7 +8976,7 @@
       </w:rPr>
     </w:lvl>
   </w:abstractNum>
-  <w:abstractNum w:abstractNumId="6" w15:restartNumberingAfterBreak="0">
+  <w:abstractNum w:abstractNumId="7" w15:restartNumberingAfterBreak="0">
     <w:nsid w:val="0871020B"/>
     <w:multiLevelType w:val="hybridMultilevel"/>
     <w:tmpl w:val="06124404"/>
@@ -7871,7 +9089,7 @@
       </w:rPr>
     </w:lvl>
   </w:abstractNum>
-  <w:abstractNum w:abstractNumId="7" w15:restartNumberingAfterBreak="0">
+  <w:abstractNum w:abstractNumId="8" w15:restartNumberingAfterBreak="0">
     <w:nsid w:val="08F016C8"/>
     <w:multiLevelType w:val="hybridMultilevel"/>
     <w:tmpl w:val="98FEBA76"/>
@@ -7984,7 +9202,7 @@
       </w:rPr>
     </w:lvl>
   </w:abstractNum>
-  <w:abstractNum w:abstractNumId="8" w15:restartNumberingAfterBreak="0">
+  <w:abstractNum w:abstractNumId="9" w15:restartNumberingAfterBreak="0">
     <w:nsid w:val="09D2728D"/>
     <w:multiLevelType w:val="hybridMultilevel"/>
     <w:tmpl w:val="5090F4F2"/>
@@ -8097,7 +9315,120 @@
       </w:rPr>
     </w:lvl>
   </w:abstractNum>
-  <w:abstractNum w:abstractNumId="9" w15:restartNumberingAfterBreak="0">
+  <w:abstractNum w:abstractNumId="10" w15:restartNumberingAfterBreak="0">
+    <w:nsid w:val="13555C13"/>
+    <w:multiLevelType w:val="hybridMultilevel"/>
+    <w:tmpl w:val="23700A00"/>
+    <w:lvl w:ilvl="0" w:tplc="040C000B">
+      <w:start w:val="1"/>
+      <w:numFmt w:val="bullet"/>
+      <w:lvlText w:val=""/>
+      <w:lvlJc w:val="left"/>
+      <w:pPr>
+        <w:ind w:left="720" w:hanging="360"/>
+      </w:pPr>
+      <w:rPr>
+        <w:rFonts w:ascii="Wingdings" w:hAnsi="Wingdings" w:hint="default"/>
+      </w:rPr>
+    </w:lvl>
+    <w:lvl w:ilvl="1" w:tplc="040C0003" w:tentative="1">
+      <w:start w:val="1"/>
+      <w:numFmt w:val="bullet"/>
+      <w:lvlText w:val="o"/>
+      <w:lvlJc w:val="left"/>
+      <w:pPr>
+        <w:ind w:left="1440" w:hanging="360"/>
+      </w:pPr>
+      <w:rPr>
+        <w:rFonts w:ascii="Courier New" w:hAnsi="Courier New" w:cs="Courier New" w:hint="default"/>
+      </w:rPr>
+    </w:lvl>
+    <w:lvl w:ilvl="2" w:tplc="040C0005" w:tentative="1">
+      <w:start w:val="1"/>
+      <w:numFmt w:val="bullet"/>
+      <w:lvlText w:val=""/>
+      <w:lvlJc w:val="left"/>
+      <w:pPr>
+        <w:ind w:left="2160" w:hanging="360"/>
+      </w:pPr>
+      <w:rPr>
+        <w:rFonts w:ascii="Wingdings" w:hAnsi="Wingdings" w:hint="default"/>
+      </w:rPr>
+    </w:lvl>
+    <w:lvl w:ilvl="3" w:tplc="040C0001" w:tentative="1">
+      <w:start w:val="1"/>
+      <w:numFmt w:val="bullet"/>
+      <w:lvlText w:val=""/>
+      <w:lvlJc w:val="left"/>
+      <w:pPr>
+        <w:ind w:left="2880" w:hanging="360"/>
+      </w:pPr>
+      <w:rPr>
+        <w:rFonts w:ascii="Symbol" w:hAnsi="Symbol" w:hint="default"/>
+      </w:rPr>
+    </w:lvl>
+    <w:lvl w:ilvl="4" w:tplc="040C0003" w:tentative="1">
+      <w:start w:val="1"/>
+      <w:numFmt w:val="bullet"/>
+      <w:lvlText w:val="o"/>
+      <w:lvlJc w:val="left"/>
+      <w:pPr>
+        <w:ind w:left="3600" w:hanging="360"/>
+      </w:pPr>
+      <w:rPr>
+        <w:rFonts w:ascii="Courier New" w:hAnsi="Courier New" w:cs="Courier New" w:hint="default"/>
+      </w:rPr>
+    </w:lvl>
+    <w:lvl w:ilvl="5" w:tplc="040C0005" w:tentative="1">
+      <w:start w:val="1"/>
+      <w:numFmt w:val="bullet"/>
+      <w:lvlText w:val=""/>
+      <w:lvlJc w:val="left"/>
+      <w:pPr>
+        <w:ind w:left="4320" w:hanging="360"/>
+      </w:pPr>
+      <w:rPr>
+        <w:rFonts w:ascii="Wingdings" w:hAnsi="Wingdings" w:hint="default"/>
+      </w:rPr>
+    </w:lvl>
+    <w:lvl w:ilvl="6" w:tplc="040C0001" w:tentative="1">
+      <w:start w:val="1"/>
+      <w:numFmt w:val="bullet"/>
+      <w:lvlText w:val=""/>
+      <w:lvlJc w:val="left"/>
+      <w:pPr>
+        <w:ind w:left="5040" w:hanging="360"/>
+      </w:pPr>
+      <w:rPr>
+        <w:rFonts w:ascii="Symbol" w:hAnsi="Symbol" w:hint="default"/>
+      </w:rPr>
+    </w:lvl>
+    <w:lvl w:ilvl="7" w:tplc="040C0003" w:tentative="1">
+      <w:start w:val="1"/>
+      <w:numFmt w:val="bullet"/>
+      <w:lvlText w:val="o"/>
+      <w:lvlJc w:val="left"/>
+      <w:pPr>
+        <w:ind w:left="5760" w:hanging="360"/>
+      </w:pPr>
+      <w:rPr>
+        <w:rFonts w:ascii="Courier New" w:hAnsi="Courier New" w:cs="Courier New" w:hint="default"/>
+      </w:rPr>
+    </w:lvl>
+    <w:lvl w:ilvl="8" w:tplc="040C0005" w:tentative="1">
+      <w:start w:val="1"/>
+      <w:numFmt w:val="bullet"/>
+      <w:lvlText w:val=""/>
+      <w:lvlJc w:val="left"/>
+      <w:pPr>
+        <w:ind w:left="6480" w:hanging="360"/>
+      </w:pPr>
+      <w:rPr>
+        <w:rFonts w:ascii="Wingdings" w:hAnsi="Wingdings" w:hint="default"/>
+      </w:rPr>
+    </w:lvl>
+  </w:abstractNum>
+  <w:abstractNum w:abstractNumId="11" w15:restartNumberingAfterBreak="0">
     <w:nsid w:val="138A4E09"/>
     <w:multiLevelType w:val="hybridMultilevel"/>
     <w:tmpl w:val="CC705BA8"/>
@@ -8183,7 +9514,7 @@
       </w:pPr>
     </w:lvl>
   </w:abstractNum>
-  <w:abstractNum w:abstractNumId="10" w15:restartNumberingAfterBreak="0">
+  <w:abstractNum w:abstractNumId="12" w15:restartNumberingAfterBreak="0">
     <w:nsid w:val="16F7366F"/>
     <w:multiLevelType w:val="hybridMultilevel"/>
     <w:tmpl w:val="0CF0C7A2"/>
@@ -8296,7 +9627,7 @@
       </w:rPr>
     </w:lvl>
   </w:abstractNum>
-  <w:abstractNum w:abstractNumId="11" w15:restartNumberingAfterBreak="0">
+  <w:abstractNum w:abstractNumId="13" w15:restartNumberingAfterBreak="0">
     <w:nsid w:val="187F6A54"/>
     <w:multiLevelType w:val="hybridMultilevel"/>
     <w:tmpl w:val="296427BE"/>
@@ -8409,7 +9740,7 @@
       </w:rPr>
     </w:lvl>
   </w:abstractNum>
-  <w:abstractNum w:abstractNumId="12" w15:restartNumberingAfterBreak="0">
+  <w:abstractNum w:abstractNumId="14" w15:restartNumberingAfterBreak="0">
     <w:nsid w:val="1A80685A"/>
     <w:multiLevelType w:val="hybridMultilevel"/>
     <w:tmpl w:val="16D42F6C"/>
@@ -8522,7 +9853,7 @@
       </w:rPr>
     </w:lvl>
   </w:abstractNum>
-  <w:abstractNum w:abstractNumId="13" w15:restartNumberingAfterBreak="0">
+  <w:abstractNum w:abstractNumId="15" w15:restartNumberingAfterBreak="0">
     <w:nsid w:val="1AF1476F"/>
     <w:multiLevelType w:val="hybridMultilevel"/>
     <w:tmpl w:val="6046E06E"/>
@@ -8635,7 +9966,7 @@
       </w:rPr>
     </w:lvl>
   </w:abstractNum>
-  <w:abstractNum w:abstractNumId="14" w15:restartNumberingAfterBreak="0">
+  <w:abstractNum w:abstractNumId="16" w15:restartNumberingAfterBreak="0">
     <w:nsid w:val="200504B3"/>
     <w:multiLevelType w:val="hybridMultilevel"/>
     <w:tmpl w:val="FD728E00"/>
@@ -8748,7 +10079,7 @@
       </w:rPr>
     </w:lvl>
   </w:abstractNum>
-  <w:abstractNum w:abstractNumId="15" w15:restartNumberingAfterBreak="0">
+  <w:abstractNum w:abstractNumId="17" w15:restartNumberingAfterBreak="0">
     <w:nsid w:val="23344A07"/>
     <w:multiLevelType w:val="hybridMultilevel"/>
     <w:tmpl w:val="722458B8"/>
@@ -8861,7 +10192,7 @@
       </w:rPr>
     </w:lvl>
   </w:abstractNum>
-  <w:abstractNum w:abstractNumId="16" w15:restartNumberingAfterBreak="0">
+  <w:abstractNum w:abstractNumId="18" w15:restartNumberingAfterBreak="0">
     <w:nsid w:val="23792359"/>
     <w:multiLevelType w:val="hybridMultilevel"/>
     <w:tmpl w:val="A08CAF62"/>
@@ -8974,7 +10305,7 @@
       </w:rPr>
     </w:lvl>
   </w:abstractNum>
-  <w:abstractNum w:abstractNumId="17" w15:restartNumberingAfterBreak="0">
+  <w:abstractNum w:abstractNumId="19" w15:restartNumberingAfterBreak="0">
     <w:nsid w:val="23D976AE"/>
     <w:multiLevelType w:val="multilevel"/>
     <w:tmpl w:val="7CBE2384"/>
@@ -9092,7 +10423,7 @@
       </w:rPr>
     </w:lvl>
   </w:abstractNum>
-  <w:abstractNum w:abstractNumId="18" w15:restartNumberingAfterBreak="0">
+  <w:abstractNum w:abstractNumId="20" w15:restartNumberingAfterBreak="0">
     <w:nsid w:val="24980A5C"/>
     <w:multiLevelType w:val="hybridMultilevel"/>
     <w:tmpl w:val="EBE09226"/>
@@ -9205,7 +10536,7 @@
       </w:rPr>
     </w:lvl>
   </w:abstractNum>
-  <w:abstractNum w:abstractNumId="19" w15:restartNumberingAfterBreak="0">
+  <w:abstractNum w:abstractNumId="21" w15:restartNumberingAfterBreak="0">
     <w:nsid w:val="29320E98"/>
     <w:multiLevelType w:val="hybridMultilevel"/>
     <w:tmpl w:val="FD9001AE"/>
@@ -9318,7 +10649,7 @@
       </w:rPr>
     </w:lvl>
   </w:abstractNum>
-  <w:abstractNum w:abstractNumId="20" w15:restartNumberingAfterBreak="0">
+  <w:abstractNum w:abstractNumId="22" w15:restartNumberingAfterBreak="0">
     <w:nsid w:val="2A0F2ECF"/>
     <w:multiLevelType w:val="hybridMultilevel"/>
     <w:tmpl w:val="ED9648D6"/>
@@ -9431,7 +10762,7 @@
       </w:rPr>
     </w:lvl>
   </w:abstractNum>
-  <w:abstractNum w:abstractNumId="21" w15:restartNumberingAfterBreak="0">
+  <w:abstractNum w:abstractNumId="23" w15:restartNumberingAfterBreak="0">
     <w:nsid w:val="2A8864B4"/>
     <w:multiLevelType w:val="hybridMultilevel"/>
     <w:tmpl w:val="2D92B7AE"/>
@@ -9544,7 +10875,7 @@
       </w:rPr>
     </w:lvl>
   </w:abstractNum>
-  <w:abstractNum w:abstractNumId="22" w15:restartNumberingAfterBreak="0">
+  <w:abstractNum w:abstractNumId="24" w15:restartNumberingAfterBreak="0">
     <w:nsid w:val="2B631EC8"/>
     <w:multiLevelType w:val="hybridMultilevel"/>
     <w:tmpl w:val="27F2C524"/>
@@ -9657,7 +10988,7 @@
       </w:rPr>
     </w:lvl>
   </w:abstractNum>
-  <w:abstractNum w:abstractNumId="23" w15:restartNumberingAfterBreak="0">
+  <w:abstractNum w:abstractNumId="25" w15:restartNumberingAfterBreak="0">
     <w:nsid w:val="2BA51BF6"/>
     <w:multiLevelType w:val="hybridMultilevel"/>
     <w:tmpl w:val="BE86A976"/>
@@ -9770,7 +11101,93 @@
       </w:rPr>
     </w:lvl>
   </w:abstractNum>
-  <w:abstractNum w:abstractNumId="24" w15:restartNumberingAfterBreak="0">
+  <w:abstractNum w:abstractNumId="26" w15:restartNumberingAfterBreak="0">
+    <w:nsid w:val="2C06102C"/>
+    <w:multiLevelType w:val="hybridMultilevel"/>
+    <w:tmpl w:val="E40C1FEE"/>
+    <w:lvl w:ilvl="0" w:tplc="040C000F">
+      <w:start w:val="1"/>
+      <w:numFmt w:val="decimal"/>
+      <w:lvlText w:val="%1."/>
+      <w:lvlJc w:val="left"/>
+      <w:pPr>
+        <w:ind w:left="720" w:hanging="360"/>
+      </w:pPr>
+    </w:lvl>
+    <w:lvl w:ilvl="1" w:tplc="FFFFFFFF" w:tentative="1">
+      <w:start w:val="1"/>
+      <w:numFmt w:val="lowerLetter"/>
+      <w:lvlText w:val="%2."/>
+      <w:lvlJc w:val="left"/>
+      <w:pPr>
+        <w:ind w:left="1440" w:hanging="360"/>
+      </w:pPr>
+    </w:lvl>
+    <w:lvl w:ilvl="2" w:tplc="FFFFFFFF" w:tentative="1">
+      <w:start w:val="1"/>
+      <w:numFmt w:val="lowerRoman"/>
+      <w:lvlText w:val="%3."/>
+      <w:lvlJc w:val="right"/>
+      <w:pPr>
+        <w:ind w:left="2160" w:hanging="180"/>
+      </w:pPr>
+    </w:lvl>
+    <w:lvl w:ilvl="3" w:tplc="FFFFFFFF" w:tentative="1">
+      <w:start w:val="1"/>
+      <w:numFmt w:val="decimal"/>
+      <w:lvlText w:val="%4."/>
+      <w:lvlJc w:val="left"/>
+      <w:pPr>
+        <w:ind w:left="2880" w:hanging="360"/>
+      </w:pPr>
+    </w:lvl>
+    <w:lvl w:ilvl="4" w:tplc="FFFFFFFF" w:tentative="1">
+      <w:start w:val="1"/>
+      <w:numFmt w:val="lowerLetter"/>
+      <w:lvlText w:val="%5."/>
+      <w:lvlJc w:val="left"/>
+      <w:pPr>
+        <w:ind w:left="3600" w:hanging="360"/>
+      </w:pPr>
+    </w:lvl>
+    <w:lvl w:ilvl="5" w:tplc="FFFFFFFF" w:tentative="1">
+      <w:start w:val="1"/>
+      <w:numFmt w:val="lowerRoman"/>
+      <w:lvlText w:val="%6."/>
+      <w:lvlJc w:val="right"/>
+      <w:pPr>
+        <w:ind w:left="4320" w:hanging="180"/>
+      </w:pPr>
+    </w:lvl>
+    <w:lvl w:ilvl="6" w:tplc="FFFFFFFF" w:tentative="1">
+      <w:start w:val="1"/>
+      <w:numFmt w:val="decimal"/>
+      <w:lvlText w:val="%7."/>
+      <w:lvlJc w:val="left"/>
+      <w:pPr>
+        <w:ind w:left="5040" w:hanging="360"/>
+      </w:pPr>
+    </w:lvl>
+    <w:lvl w:ilvl="7" w:tplc="FFFFFFFF" w:tentative="1">
+      <w:start w:val="1"/>
+      <w:numFmt w:val="lowerLetter"/>
+      <w:lvlText w:val="%8."/>
+      <w:lvlJc w:val="left"/>
+      <w:pPr>
+        <w:ind w:left="5760" w:hanging="360"/>
+      </w:pPr>
+    </w:lvl>
+    <w:lvl w:ilvl="8" w:tplc="FFFFFFFF" w:tentative="1">
+      <w:start w:val="1"/>
+      <w:numFmt w:val="lowerRoman"/>
+      <w:lvlText w:val="%9."/>
+      <w:lvlJc w:val="right"/>
+      <w:pPr>
+        <w:ind w:left="6480" w:hanging="180"/>
+      </w:pPr>
+    </w:lvl>
+  </w:abstractNum>
+  <w:abstractNum w:abstractNumId="27" w15:restartNumberingAfterBreak="0">
     <w:nsid w:val="2D5D0F35"/>
     <w:multiLevelType w:val="hybridMultilevel"/>
     <w:tmpl w:val="000E6300"/>
@@ -9883,7 +11300,7 @@
       </w:rPr>
     </w:lvl>
   </w:abstractNum>
-  <w:abstractNum w:abstractNumId="25" w15:restartNumberingAfterBreak="0">
+  <w:abstractNum w:abstractNumId="28" w15:restartNumberingAfterBreak="0">
     <w:nsid w:val="2E715629"/>
     <w:multiLevelType w:val="hybridMultilevel"/>
     <w:tmpl w:val="B9B26D12"/>
@@ -9996,7 +11413,96 @@
       </w:rPr>
     </w:lvl>
   </w:abstractNum>
-  <w:abstractNum w:abstractNumId="26" w15:restartNumberingAfterBreak="0">
+  <w:abstractNum w:abstractNumId="29" w15:restartNumberingAfterBreak="0">
+    <w:nsid w:val="2EA10B97"/>
+    <w:multiLevelType w:val="hybridMultilevel"/>
+    <w:tmpl w:val="9CDE6D12"/>
+    <w:lvl w:ilvl="0" w:tplc="FFFFFFFF">
+      <w:start w:val="1"/>
+      <w:numFmt w:val="decimal"/>
+      <w:lvlText w:val="%1."/>
+      <w:lvlJc w:val="left"/>
+      <w:pPr>
+        <w:ind w:left="720" w:hanging="360"/>
+      </w:pPr>
+      <w:rPr>
+        <w:rFonts w:hint="default"/>
+      </w:rPr>
+    </w:lvl>
+    <w:lvl w:ilvl="1" w:tplc="FFFFFFFF" w:tentative="1">
+      <w:start w:val="1"/>
+      <w:numFmt w:val="lowerLetter"/>
+      <w:lvlText w:val="%2."/>
+      <w:lvlJc w:val="left"/>
+      <w:pPr>
+        <w:ind w:left="1440" w:hanging="360"/>
+      </w:pPr>
+    </w:lvl>
+    <w:lvl w:ilvl="2" w:tplc="FFFFFFFF" w:tentative="1">
+      <w:start w:val="1"/>
+      <w:numFmt w:val="lowerRoman"/>
+      <w:lvlText w:val="%3."/>
+      <w:lvlJc w:val="right"/>
+      <w:pPr>
+        <w:ind w:left="2160" w:hanging="180"/>
+      </w:pPr>
+    </w:lvl>
+    <w:lvl w:ilvl="3" w:tplc="FFFFFFFF" w:tentative="1">
+      <w:start w:val="1"/>
+      <w:numFmt w:val="decimal"/>
+      <w:lvlText w:val="%4."/>
+      <w:lvlJc w:val="left"/>
+      <w:pPr>
+        <w:ind w:left="2880" w:hanging="360"/>
+      </w:pPr>
+    </w:lvl>
+    <w:lvl w:ilvl="4" w:tplc="FFFFFFFF" w:tentative="1">
+      <w:start w:val="1"/>
+      <w:numFmt w:val="lowerLetter"/>
+      <w:lvlText w:val="%5."/>
+      <w:lvlJc w:val="left"/>
+      <w:pPr>
+        <w:ind w:left="3600" w:hanging="360"/>
+      </w:pPr>
+    </w:lvl>
+    <w:lvl w:ilvl="5" w:tplc="FFFFFFFF" w:tentative="1">
+      <w:start w:val="1"/>
+      <w:numFmt w:val="lowerRoman"/>
+      <w:lvlText w:val="%6."/>
+      <w:lvlJc w:val="right"/>
+      <w:pPr>
+        <w:ind w:left="4320" w:hanging="180"/>
+      </w:pPr>
+    </w:lvl>
+    <w:lvl w:ilvl="6" w:tplc="FFFFFFFF" w:tentative="1">
+      <w:start w:val="1"/>
+      <w:numFmt w:val="decimal"/>
+      <w:lvlText w:val="%7."/>
+      <w:lvlJc w:val="left"/>
+      <w:pPr>
+        <w:ind w:left="5040" w:hanging="360"/>
+      </w:pPr>
+    </w:lvl>
+    <w:lvl w:ilvl="7" w:tplc="FFFFFFFF" w:tentative="1">
+      <w:start w:val="1"/>
+      <w:numFmt w:val="lowerLetter"/>
+      <w:lvlText w:val="%8."/>
+      <w:lvlJc w:val="left"/>
+      <w:pPr>
+        <w:ind w:left="5760" w:hanging="360"/>
+      </w:pPr>
+    </w:lvl>
+    <w:lvl w:ilvl="8" w:tplc="FFFFFFFF" w:tentative="1">
+      <w:start w:val="1"/>
+      <w:numFmt w:val="lowerRoman"/>
+      <w:lvlText w:val="%9."/>
+      <w:lvlJc w:val="right"/>
+      <w:pPr>
+        <w:ind w:left="6480" w:hanging="180"/>
+      </w:pPr>
+    </w:lvl>
+  </w:abstractNum>
+  <w:abstractNum w:abstractNumId="30" w15:restartNumberingAfterBreak="0">
     <w:nsid w:val="2FD112D1"/>
     <w:multiLevelType w:val="multilevel"/>
     <w:tmpl w:val="39BAE0C4"/>
@@ -10114,7 +11620,7 @@
       </w:rPr>
     </w:lvl>
   </w:abstractNum>
-  <w:abstractNum w:abstractNumId="27" w15:restartNumberingAfterBreak="0">
+  <w:abstractNum w:abstractNumId="31" w15:restartNumberingAfterBreak="0">
     <w:nsid w:val="2FEF1278"/>
     <w:multiLevelType w:val="hybridMultilevel"/>
     <w:tmpl w:val="6B203384"/>
@@ -10227,7 +11733,7 @@
       </w:rPr>
     </w:lvl>
   </w:abstractNum>
-  <w:abstractNum w:abstractNumId="28" w15:restartNumberingAfterBreak="0">
+  <w:abstractNum w:abstractNumId="32" w15:restartNumberingAfterBreak="0">
     <w:nsid w:val="30486D6D"/>
     <w:multiLevelType w:val="hybridMultilevel"/>
     <w:tmpl w:val="79481D5A"/>
@@ -10340,7 +11846,7 @@
       </w:rPr>
     </w:lvl>
   </w:abstractNum>
-  <w:abstractNum w:abstractNumId="29" w15:restartNumberingAfterBreak="0">
+  <w:abstractNum w:abstractNumId="33" w15:restartNumberingAfterBreak="0">
     <w:nsid w:val="311706DF"/>
     <w:multiLevelType w:val="hybridMultilevel"/>
     <w:tmpl w:val="AE2EA996"/>
@@ -10453,7 +11959,7 @@
       </w:rPr>
     </w:lvl>
   </w:abstractNum>
-  <w:abstractNum w:abstractNumId="30" w15:restartNumberingAfterBreak="0">
+  <w:abstractNum w:abstractNumId="34" w15:restartNumberingAfterBreak="0">
     <w:nsid w:val="36AE7DBF"/>
     <w:multiLevelType w:val="hybridMultilevel"/>
     <w:tmpl w:val="A8E04C1A"/>
@@ -10539,7 +12045,7 @@
       </w:pPr>
     </w:lvl>
   </w:abstractNum>
-  <w:abstractNum w:abstractNumId="31" w15:restartNumberingAfterBreak="0">
+  <w:abstractNum w:abstractNumId="35" w15:restartNumberingAfterBreak="0">
     <w:nsid w:val="39F81D69"/>
     <w:multiLevelType w:val="hybridMultilevel"/>
     <w:tmpl w:val="06507E40"/>
@@ -10652,7 +12158,7 @@
       </w:rPr>
     </w:lvl>
   </w:abstractNum>
-  <w:abstractNum w:abstractNumId="32" w15:restartNumberingAfterBreak="0">
+  <w:abstractNum w:abstractNumId="36" w15:restartNumberingAfterBreak="0">
     <w:nsid w:val="3B804B99"/>
     <w:multiLevelType w:val="hybridMultilevel"/>
     <w:tmpl w:val="E41A7F7A"/>
@@ -10765,7 +12271,7 @@
       </w:rPr>
     </w:lvl>
   </w:abstractNum>
-  <w:abstractNum w:abstractNumId="33" w15:restartNumberingAfterBreak="0">
+  <w:abstractNum w:abstractNumId="37" w15:restartNumberingAfterBreak="0">
     <w:nsid w:val="3FC76934"/>
     <w:multiLevelType w:val="hybridMultilevel"/>
     <w:tmpl w:val="685C1F9C"/>
@@ -10878,7 +12384,7 @@
       </w:rPr>
     </w:lvl>
   </w:abstractNum>
-  <w:abstractNum w:abstractNumId="34" w15:restartNumberingAfterBreak="0">
+  <w:abstractNum w:abstractNumId="38" w15:restartNumberingAfterBreak="0">
     <w:nsid w:val="419F2168"/>
     <w:multiLevelType w:val="hybridMultilevel"/>
     <w:tmpl w:val="2B083022"/>
@@ -10991,7 +12497,7 @@
       </w:rPr>
     </w:lvl>
   </w:abstractNum>
-  <w:abstractNum w:abstractNumId="35" w15:restartNumberingAfterBreak="0">
+  <w:abstractNum w:abstractNumId="39" w15:restartNumberingAfterBreak="0">
     <w:nsid w:val="42B42D0A"/>
     <w:multiLevelType w:val="hybridMultilevel"/>
     <w:tmpl w:val="081C6F56"/>
@@ -11104,7 +12610,7 @@
       </w:rPr>
     </w:lvl>
   </w:abstractNum>
-  <w:abstractNum w:abstractNumId="36" w15:restartNumberingAfterBreak="0">
+  <w:abstractNum w:abstractNumId="40" w15:restartNumberingAfterBreak="0">
     <w:nsid w:val="45631C4F"/>
     <w:multiLevelType w:val="hybridMultilevel"/>
     <w:tmpl w:val="CA5EF2F8"/>
@@ -11217,7 +12723,7 @@
       </w:rPr>
     </w:lvl>
   </w:abstractNum>
-  <w:abstractNum w:abstractNumId="37" w15:restartNumberingAfterBreak="0">
+  <w:abstractNum w:abstractNumId="41" w15:restartNumberingAfterBreak="0">
     <w:nsid w:val="45BB6C66"/>
     <w:multiLevelType w:val="hybridMultilevel"/>
     <w:tmpl w:val="99CE1848"/>
@@ -11303,7 +12809,7 @@
       </w:pPr>
     </w:lvl>
   </w:abstractNum>
-  <w:abstractNum w:abstractNumId="38" w15:restartNumberingAfterBreak="0">
+  <w:abstractNum w:abstractNumId="42" w15:restartNumberingAfterBreak="0">
     <w:nsid w:val="4BFC53AE"/>
     <w:multiLevelType w:val="hybridMultilevel"/>
     <w:tmpl w:val="21A07288"/>
@@ -11416,7 +12922,7 @@
       </w:rPr>
     </w:lvl>
   </w:abstractNum>
-  <w:abstractNum w:abstractNumId="39" w15:restartNumberingAfterBreak="0">
+  <w:abstractNum w:abstractNumId="43" w15:restartNumberingAfterBreak="0">
     <w:nsid w:val="4C715840"/>
     <w:multiLevelType w:val="hybridMultilevel"/>
     <w:tmpl w:val="C17EAE7E"/>
@@ -11529,7 +13035,93 @@
       </w:rPr>
     </w:lvl>
   </w:abstractNum>
-  <w:abstractNum w:abstractNumId="40" w15:restartNumberingAfterBreak="0">
+  <w:abstractNum w:abstractNumId="44" w15:restartNumberingAfterBreak="0">
+    <w:nsid w:val="4E2F2828"/>
+    <w:multiLevelType w:val="hybridMultilevel"/>
+    <w:tmpl w:val="5EE84C12"/>
+    <w:lvl w:ilvl="0" w:tplc="040C0013">
+      <w:start w:val="1"/>
+      <w:numFmt w:val="upperRoman"/>
+      <w:lvlText w:val="%1."/>
+      <w:lvlJc w:val="right"/>
+      <w:pPr>
+        <w:ind w:left="720" w:hanging="360"/>
+      </w:pPr>
+    </w:lvl>
+    <w:lvl w:ilvl="1" w:tplc="040C0019" w:tentative="1">
+      <w:start w:val="1"/>
+      <w:numFmt w:val="lowerLetter"/>
+      <w:lvlText w:val="%2."/>
+      <w:lvlJc w:val="left"/>
+      <w:pPr>
+        <w:ind w:left="1440" w:hanging="360"/>
+      </w:pPr>
+    </w:lvl>
+    <w:lvl w:ilvl="2" w:tplc="040C001B" w:tentative="1">
+      <w:start w:val="1"/>
+      <w:numFmt w:val="lowerRoman"/>
+      <w:lvlText w:val="%3."/>
+      <w:lvlJc w:val="right"/>
+      <w:pPr>
+        <w:ind w:left="2160" w:hanging="180"/>
+      </w:pPr>
+    </w:lvl>
+    <w:lvl w:ilvl="3" w:tplc="040C000F" w:tentative="1">
+      <w:start w:val="1"/>
+      <w:numFmt w:val="decimal"/>
+      <w:lvlText w:val="%4."/>
+      <w:lvlJc w:val="left"/>
+      <w:pPr>
+        <w:ind w:left="2880" w:hanging="360"/>
+      </w:pPr>
+    </w:lvl>
+    <w:lvl w:ilvl="4" w:tplc="040C0019" w:tentative="1">
+      <w:start w:val="1"/>
+      <w:numFmt w:val="lowerLetter"/>
+      <w:lvlText w:val="%5."/>
+      <w:lvlJc w:val="left"/>
+      <w:pPr>
+        <w:ind w:left="3600" w:hanging="360"/>
+      </w:pPr>
+    </w:lvl>
+    <w:lvl w:ilvl="5" w:tplc="040C001B" w:tentative="1">
+      <w:start w:val="1"/>
+      <w:numFmt w:val="lowerRoman"/>
+      <w:lvlText w:val="%6."/>
+      <w:lvlJc w:val="right"/>
+      <w:pPr>
+        <w:ind w:left="4320" w:hanging="180"/>
+      </w:pPr>
+    </w:lvl>
+    <w:lvl w:ilvl="6" w:tplc="040C000F" w:tentative="1">
+      <w:start w:val="1"/>
+      <w:numFmt w:val="decimal"/>
+      <w:lvlText w:val="%7."/>
+      <w:lvlJc w:val="left"/>
+      <w:pPr>
+        <w:ind w:left="5040" w:hanging="360"/>
+      </w:pPr>
+    </w:lvl>
+    <w:lvl w:ilvl="7" w:tplc="040C0019" w:tentative="1">
+      <w:start w:val="1"/>
+      <w:numFmt w:val="lowerLetter"/>
+      <w:lvlText w:val="%8."/>
+      <w:lvlJc w:val="left"/>
+      <w:pPr>
+        <w:ind w:left="5760" w:hanging="360"/>
+      </w:pPr>
+    </w:lvl>
+    <w:lvl w:ilvl="8" w:tplc="040C001B" w:tentative="1">
+      <w:start w:val="1"/>
+      <w:numFmt w:val="lowerRoman"/>
+      <w:lvlText w:val="%9."/>
+      <w:lvlJc w:val="right"/>
+      <w:pPr>
+        <w:ind w:left="6480" w:hanging="180"/>
+      </w:pPr>
+    </w:lvl>
+  </w:abstractNum>
+  <w:abstractNum w:abstractNumId="45" w15:restartNumberingAfterBreak="0">
     <w:nsid w:val="4EB81E48"/>
     <w:multiLevelType w:val="hybridMultilevel"/>
     <w:tmpl w:val="A97EE8F2"/>
@@ -11642,7 +13234,7 @@
       </w:rPr>
     </w:lvl>
   </w:abstractNum>
-  <w:abstractNum w:abstractNumId="41" w15:restartNumberingAfterBreak="0">
+  <w:abstractNum w:abstractNumId="46" w15:restartNumberingAfterBreak="0">
     <w:nsid w:val="4ECA50FE"/>
     <w:multiLevelType w:val="multilevel"/>
     <w:tmpl w:val="CD0248C4"/>
@@ -11782,7 +13374,7 @@
       </w:rPr>
     </w:lvl>
   </w:abstractNum>
-  <w:abstractNum w:abstractNumId="42" w15:restartNumberingAfterBreak="0">
+  <w:abstractNum w:abstractNumId="47" w15:restartNumberingAfterBreak="0">
     <w:nsid w:val="508C3FDB"/>
     <w:multiLevelType w:val="hybridMultilevel"/>
     <w:tmpl w:val="F7BC9EB6"/>
@@ -11895,7 +13487,7 @@
       </w:rPr>
     </w:lvl>
   </w:abstractNum>
-  <w:abstractNum w:abstractNumId="43" w15:restartNumberingAfterBreak="0">
+  <w:abstractNum w:abstractNumId="48" w15:restartNumberingAfterBreak="0">
     <w:nsid w:val="51E5090C"/>
     <w:multiLevelType w:val="hybridMultilevel"/>
     <w:tmpl w:val="87C89F74"/>
@@ -12008,7 +13600,7 @@
       </w:rPr>
     </w:lvl>
   </w:abstractNum>
-  <w:abstractNum w:abstractNumId="44" w15:restartNumberingAfterBreak="0">
+  <w:abstractNum w:abstractNumId="49" w15:restartNumberingAfterBreak="0">
     <w:nsid w:val="52193DCB"/>
     <w:multiLevelType w:val="hybridMultilevel"/>
     <w:tmpl w:val="D0B2F96A"/>
@@ -12121,7 +13713,7 @@
       </w:rPr>
     </w:lvl>
   </w:abstractNum>
-  <w:abstractNum w:abstractNumId="45" w15:restartNumberingAfterBreak="0">
+  <w:abstractNum w:abstractNumId="50" w15:restartNumberingAfterBreak="0">
     <w:nsid w:val="54AB7BFC"/>
     <w:multiLevelType w:val="hybridMultilevel"/>
     <w:tmpl w:val="75DCE120"/>
@@ -12234,7 +13826,7 @@
       </w:rPr>
     </w:lvl>
   </w:abstractNum>
-  <w:abstractNum w:abstractNumId="46" w15:restartNumberingAfterBreak="0">
+  <w:abstractNum w:abstractNumId="51" w15:restartNumberingAfterBreak="0">
     <w:nsid w:val="55112CB6"/>
     <w:multiLevelType w:val="hybridMultilevel"/>
     <w:tmpl w:val="1B84D710"/>
@@ -12347,7 +13939,7 @@
       </w:rPr>
     </w:lvl>
   </w:abstractNum>
-  <w:abstractNum w:abstractNumId="47" w15:restartNumberingAfterBreak="0">
+  <w:abstractNum w:abstractNumId="52" w15:restartNumberingAfterBreak="0">
     <w:nsid w:val="562D4BAF"/>
     <w:multiLevelType w:val="hybridMultilevel"/>
     <w:tmpl w:val="7F0C8A60"/>
@@ -12460,7 +14052,7 @@
       </w:rPr>
     </w:lvl>
   </w:abstractNum>
-  <w:abstractNum w:abstractNumId="48" w15:restartNumberingAfterBreak="0">
+  <w:abstractNum w:abstractNumId="53" w15:restartNumberingAfterBreak="0">
     <w:nsid w:val="570C3FBE"/>
     <w:multiLevelType w:val="hybridMultilevel"/>
     <w:tmpl w:val="189A2CA6"/>
@@ -12546,7 +14138,7 @@
       </w:pPr>
     </w:lvl>
   </w:abstractNum>
-  <w:abstractNum w:abstractNumId="49" w15:restartNumberingAfterBreak="0">
+  <w:abstractNum w:abstractNumId="54" w15:restartNumberingAfterBreak="0">
     <w:nsid w:val="5784213E"/>
     <w:multiLevelType w:val="hybridMultilevel"/>
     <w:tmpl w:val="D29679D2"/>
@@ -12632,7 +14224,7 @@
       </w:pPr>
     </w:lvl>
   </w:abstractNum>
-  <w:abstractNum w:abstractNumId="50" w15:restartNumberingAfterBreak="0">
+  <w:abstractNum w:abstractNumId="55" w15:restartNumberingAfterBreak="0">
     <w:nsid w:val="58143260"/>
     <w:multiLevelType w:val="hybridMultilevel"/>
     <w:tmpl w:val="B412C9F4"/>
@@ -12745,7 +14337,7 @@
       </w:rPr>
     </w:lvl>
   </w:abstractNum>
-  <w:abstractNum w:abstractNumId="51" w15:restartNumberingAfterBreak="0">
+  <w:abstractNum w:abstractNumId="56" w15:restartNumberingAfterBreak="0">
     <w:nsid w:val="59056814"/>
     <w:multiLevelType w:val="hybridMultilevel"/>
     <w:tmpl w:val="A7D4118A"/>
@@ -12858,7 +14450,7 @@
       </w:rPr>
     </w:lvl>
   </w:abstractNum>
-  <w:abstractNum w:abstractNumId="52" w15:restartNumberingAfterBreak="0">
+  <w:abstractNum w:abstractNumId="57" w15:restartNumberingAfterBreak="0">
     <w:nsid w:val="59072E5E"/>
     <w:multiLevelType w:val="hybridMultilevel"/>
     <w:tmpl w:val="11CAD626"/>
@@ -12971,7 +14563,7 @@
       </w:rPr>
     </w:lvl>
   </w:abstractNum>
-  <w:abstractNum w:abstractNumId="53" w15:restartNumberingAfterBreak="0">
+  <w:abstractNum w:abstractNumId="58" w15:restartNumberingAfterBreak="0">
     <w:nsid w:val="59DF136E"/>
     <w:multiLevelType w:val="hybridMultilevel"/>
     <w:tmpl w:val="152A43B8"/>
@@ -13084,7 +14676,7 @@
       </w:rPr>
     </w:lvl>
   </w:abstractNum>
-  <w:abstractNum w:abstractNumId="54" w15:restartNumberingAfterBreak="0">
+  <w:abstractNum w:abstractNumId="59" w15:restartNumberingAfterBreak="0">
     <w:nsid w:val="5A8E380F"/>
     <w:multiLevelType w:val="hybridMultilevel"/>
     <w:tmpl w:val="912844E6"/>
@@ -13197,10 +14789,10 @@
       </w:rPr>
     </w:lvl>
   </w:abstractNum>
-  <w:abstractNum w:abstractNumId="55" w15:restartNumberingAfterBreak="0">
+  <w:abstractNum w:abstractNumId="60" w15:restartNumberingAfterBreak="0">
     <w:nsid w:val="5AE01A53"/>
     <w:multiLevelType w:val="hybridMultilevel"/>
-    <w:tmpl w:val="0FCEB460"/>
+    <w:tmpl w:val="649A0178"/>
     <w:lvl w:ilvl="0" w:tplc="040C0013">
       <w:start w:val="1"/>
       <w:numFmt w:val="upperRoman"/>
@@ -13283,7 +14875,7 @@
       </w:pPr>
     </w:lvl>
   </w:abstractNum>
-  <w:abstractNum w:abstractNumId="56" w15:restartNumberingAfterBreak="0">
+  <w:abstractNum w:abstractNumId="61" w15:restartNumberingAfterBreak="0">
     <w:nsid w:val="5BE76D81"/>
     <w:multiLevelType w:val="hybridMultilevel"/>
     <w:tmpl w:val="5DBC715E"/>
@@ -13396,7 +14988,7 @@
       </w:rPr>
     </w:lvl>
   </w:abstractNum>
-  <w:abstractNum w:abstractNumId="57" w15:restartNumberingAfterBreak="0">
+  <w:abstractNum w:abstractNumId="62" w15:restartNumberingAfterBreak="0">
     <w:nsid w:val="5C0A3FC8"/>
     <w:multiLevelType w:val="hybridMultilevel"/>
     <w:tmpl w:val="97B46064"/>
@@ -13509,10 +15101,10 @@
       </w:rPr>
     </w:lvl>
   </w:abstractNum>
-  <w:abstractNum w:abstractNumId="58" w15:restartNumberingAfterBreak="0">
+  <w:abstractNum w:abstractNumId="63" w15:restartNumberingAfterBreak="0">
     <w:nsid w:val="5D206AC3"/>
     <w:multiLevelType w:val="hybridMultilevel"/>
-    <w:tmpl w:val="700280DA"/>
+    <w:tmpl w:val="9CDE6D12"/>
     <w:lvl w:ilvl="0" w:tplc="040C000F">
       <w:start w:val="1"/>
       <w:numFmt w:val="decimal"/>
@@ -13598,7 +15190,7 @@
       </w:pPr>
     </w:lvl>
   </w:abstractNum>
-  <w:abstractNum w:abstractNumId="59" w15:restartNumberingAfterBreak="0">
+  <w:abstractNum w:abstractNumId="64" w15:restartNumberingAfterBreak="0">
     <w:nsid w:val="60AE2CE9"/>
     <w:multiLevelType w:val="hybridMultilevel"/>
     <w:tmpl w:val="20720E3E"/>
@@ -13711,7 +15303,7 @@
       </w:rPr>
     </w:lvl>
   </w:abstractNum>
-  <w:abstractNum w:abstractNumId="60" w15:restartNumberingAfterBreak="0">
+  <w:abstractNum w:abstractNumId="65" w15:restartNumberingAfterBreak="0">
     <w:nsid w:val="629D6C31"/>
     <w:multiLevelType w:val="hybridMultilevel"/>
     <w:tmpl w:val="2E34F878"/>
@@ -13824,7 +15416,7 @@
       </w:rPr>
     </w:lvl>
   </w:abstractNum>
-  <w:abstractNum w:abstractNumId="61" w15:restartNumberingAfterBreak="0">
+  <w:abstractNum w:abstractNumId="66" w15:restartNumberingAfterBreak="0">
     <w:nsid w:val="62A64FE7"/>
     <w:multiLevelType w:val="hybridMultilevel"/>
     <w:tmpl w:val="098EF4D8"/>
@@ -13937,7 +15529,7 @@
       </w:rPr>
     </w:lvl>
   </w:abstractNum>
-  <w:abstractNum w:abstractNumId="62" w15:restartNumberingAfterBreak="0">
+  <w:abstractNum w:abstractNumId="67" w15:restartNumberingAfterBreak="0">
     <w:nsid w:val="631B3C5E"/>
     <w:multiLevelType w:val="hybridMultilevel"/>
     <w:tmpl w:val="3B6284D8"/>
@@ -14050,7 +15642,7 @@
       </w:rPr>
     </w:lvl>
   </w:abstractNum>
-  <w:abstractNum w:abstractNumId="63" w15:restartNumberingAfterBreak="0">
+  <w:abstractNum w:abstractNumId="68" w15:restartNumberingAfterBreak="0">
     <w:nsid w:val="635748B1"/>
     <w:multiLevelType w:val="hybridMultilevel"/>
     <w:tmpl w:val="F7EE31FA"/>
@@ -14163,7 +15755,7 @@
       </w:rPr>
     </w:lvl>
   </w:abstractNum>
-  <w:abstractNum w:abstractNumId="64" w15:restartNumberingAfterBreak="0">
+  <w:abstractNum w:abstractNumId="69" w15:restartNumberingAfterBreak="0">
     <w:nsid w:val="689B5E34"/>
     <w:multiLevelType w:val="hybridMultilevel"/>
     <w:tmpl w:val="762CE346"/>
@@ -14277,7 +15869,120 @@
       </w:rPr>
     </w:lvl>
   </w:abstractNum>
-  <w:abstractNum w:abstractNumId="65" w15:restartNumberingAfterBreak="0">
+  <w:abstractNum w:abstractNumId="70" w15:restartNumberingAfterBreak="0">
+    <w:nsid w:val="6A0A425C"/>
+    <w:multiLevelType w:val="hybridMultilevel"/>
+    <w:tmpl w:val="1FEAC674"/>
+    <w:lvl w:ilvl="0" w:tplc="040C000B">
+      <w:start w:val="1"/>
+      <w:numFmt w:val="bullet"/>
+      <w:lvlText w:val=""/>
+      <w:lvlJc w:val="left"/>
+      <w:pPr>
+        <w:ind w:left="720" w:hanging="360"/>
+      </w:pPr>
+      <w:rPr>
+        <w:rFonts w:ascii="Wingdings" w:hAnsi="Wingdings" w:hint="default"/>
+      </w:rPr>
+    </w:lvl>
+    <w:lvl w:ilvl="1" w:tplc="040C0003" w:tentative="1">
+      <w:start w:val="1"/>
+      <w:numFmt w:val="bullet"/>
+      <w:lvlText w:val="o"/>
+      <w:lvlJc w:val="left"/>
+      <w:pPr>
+        <w:ind w:left="1440" w:hanging="360"/>
+      </w:pPr>
+      <w:rPr>
+        <w:rFonts w:ascii="Courier New" w:hAnsi="Courier New" w:cs="Courier New" w:hint="default"/>
+      </w:rPr>
+    </w:lvl>
+    <w:lvl w:ilvl="2" w:tplc="040C0005" w:tentative="1">
+      <w:start w:val="1"/>
+      <w:numFmt w:val="bullet"/>
+      <w:lvlText w:val=""/>
+      <w:lvlJc w:val="left"/>
+      <w:pPr>
+        <w:ind w:left="2160" w:hanging="360"/>
+      </w:pPr>
+      <w:rPr>
+        <w:rFonts w:ascii="Wingdings" w:hAnsi="Wingdings" w:hint="default"/>
+      </w:rPr>
+    </w:lvl>
+    <w:lvl w:ilvl="3" w:tplc="040C0001" w:tentative="1">
+      <w:start w:val="1"/>
+      <w:numFmt w:val="bullet"/>
+      <w:lvlText w:val=""/>
+      <w:lvlJc w:val="left"/>
+      <w:pPr>
+        <w:ind w:left="2880" w:hanging="360"/>
+      </w:pPr>
+      <w:rPr>
+        <w:rFonts w:ascii="Symbol" w:hAnsi="Symbol" w:hint="default"/>
+      </w:rPr>
+    </w:lvl>
+    <w:lvl w:ilvl="4" w:tplc="040C0003" w:tentative="1">
+      <w:start w:val="1"/>
+      <w:numFmt w:val="bullet"/>
+      <w:lvlText w:val="o"/>
+      <w:lvlJc w:val="left"/>
+      <w:pPr>
+        <w:ind w:left="3600" w:hanging="360"/>
+      </w:pPr>
+      <w:rPr>
+        <w:rFonts w:ascii="Courier New" w:hAnsi="Courier New" w:cs="Courier New" w:hint="default"/>
+      </w:rPr>
+    </w:lvl>
+    <w:lvl w:ilvl="5" w:tplc="040C0005" w:tentative="1">
+      <w:start w:val="1"/>
+      <w:numFmt w:val="bullet"/>
+      <w:lvlText w:val=""/>
+      <w:lvlJc w:val="left"/>
+      <w:pPr>
+        <w:ind w:left="4320" w:hanging="360"/>
+      </w:pPr>
+      <w:rPr>
+        <w:rFonts w:ascii="Wingdings" w:hAnsi="Wingdings" w:hint="default"/>
+      </w:rPr>
+    </w:lvl>
+    <w:lvl w:ilvl="6" w:tplc="040C0001" w:tentative="1">
+      <w:start w:val="1"/>
+      <w:numFmt w:val="bullet"/>
+      <w:lvlText w:val=""/>
+      <w:lvlJc w:val="left"/>
+      <w:pPr>
+        <w:ind w:left="5040" w:hanging="360"/>
+      </w:pPr>
+      <w:rPr>
+        <w:rFonts w:ascii="Symbol" w:hAnsi="Symbol" w:hint="default"/>
+      </w:rPr>
+    </w:lvl>
+    <w:lvl w:ilvl="7" w:tplc="040C0003" w:tentative="1">
+      <w:start w:val="1"/>
+      <w:numFmt w:val="bullet"/>
+      <w:lvlText w:val="o"/>
+      <w:lvlJc w:val="left"/>
+      <w:pPr>
+        <w:ind w:left="5760" w:hanging="360"/>
+      </w:pPr>
+      <w:rPr>
+        <w:rFonts w:ascii="Courier New" w:hAnsi="Courier New" w:cs="Courier New" w:hint="default"/>
+      </w:rPr>
+    </w:lvl>
+    <w:lvl w:ilvl="8" w:tplc="040C0005" w:tentative="1">
+      <w:start w:val="1"/>
+      <w:numFmt w:val="bullet"/>
+      <w:lvlText w:val=""/>
+      <w:lvlJc w:val="left"/>
+      <w:pPr>
+        <w:ind w:left="6480" w:hanging="360"/>
+      </w:pPr>
+      <w:rPr>
+        <w:rFonts w:ascii="Wingdings" w:hAnsi="Wingdings" w:hint="default"/>
+      </w:rPr>
+    </w:lvl>
+  </w:abstractNum>
+  <w:abstractNum w:abstractNumId="71" w15:restartNumberingAfterBreak="0">
     <w:nsid w:val="6A4D63E5"/>
     <w:multiLevelType w:val="hybridMultilevel"/>
     <w:tmpl w:val="976EE312"/>
@@ -14390,7 +16095,7 @@
       </w:rPr>
     </w:lvl>
   </w:abstractNum>
-  <w:abstractNum w:abstractNumId="66" w15:restartNumberingAfterBreak="0">
+  <w:abstractNum w:abstractNumId="72" w15:restartNumberingAfterBreak="0">
     <w:nsid w:val="6CD97C90"/>
     <w:multiLevelType w:val="hybridMultilevel"/>
     <w:tmpl w:val="0C62470E"/>
@@ -14503,7 +16208,7 @@
       </w:rPr>
     </w:lvl>
   </w:abstractNum>
-  <w:abstractNum w:abstractNumId="67" w15:restartNumberingAfterBreak="0">
+  <w:abstractNum w:abstractNumId="73" w15:restartNumberingAfterBreak="0">
     <w:nsid w:val="6E1F7106"/>
     <w:multiLevelType w:val="hybridMultilevel"/>
     <w:tmpl w:val="9C10A0C6"/>
@@ -14616,7 +16321,7 @@
       </w:rPr>
     </w:lvl>
   </w:abstractNum>
-  <w:abstractNum w:abstractNumId="68" w15:restartNumberingAfterBreak="0">
+  <w:abstractNum w:abstractNumId="74" w15:restartNumberingAfterBreak="0">
     <w:nsid w:val="70B23EA7"/>
     <w:multiLevelType w:val="hybridMultilevel"/>
     <w:tmpl w:val="89F29902"/>
@@ -14729,7 +16434,7 @@
       </w:rPr>
     </w:lvl>
   </w:abstractNum>
-  <w:abstractNum w:abstractNumId="69" w15:restartNumberingAfterBreak="0">
+  <w:abstractNum w:abstractNumId="75" w15:restartNumberingAfterBreak="0">
     <w:nsid w:val="72B96E9D"/>
     <w:multiLevelType w:val="hybridMultilevel"/>
     <w:tmpl w:val="9EF8F80C"/>
@@ -14842,7 +16547,7 @@
       </w:rPr>
     </w:lvl>
   </w:abstractNum>
-  <w:abstractNum w:abstractNumId="70" w15:restartNumberingAfterBreak="0">
+  <w:abstractNum w:abstractNumId="76" w15:restartNumberingAfterBreak="0">
     <w:nsid w:val="73D75627"/>
     <w:multiLevelType w:val="hybridMultilevel"/>
     <w:tmpl w:val="BFE43312"/>
@@ -14955,7 +16660,7 @@
       </w:rPr>
     </w:lvl>
   </w:abstractNum>
-  <w:abstractNum w:abstractNumId="71" w15:restartNumberingAfterBreak="0">
+  <w:abstractNum w:abstractNumId="77" w15:restartNumberingAfterBreak="0">
     <w:nsid w:val="744E3264"/>
     <w:multiLevelType w:val="hybridMultilevel"/>
     <w:tmpl w:val="D14251DC"/>
@@ -15068,7 +16773,7 @@
       </w:rPr>
     </w:lvl>
   </w:abstractNum>
-  <w:abstractNum w:abstractNumId="72" w15:restartNumberingAfterBreak="0">
+  <w:abstractNum w:abstractNumId="78" w15:restartNumberingAfterBreak="0">
     <w:nsid w:val="747E4D4F"/>
     <w:multiLevelType w:val="hybridMultilevel"/>
     <w:tmpl w:val="3A86AFAC"/>
@@ -15181,7 +16886,7 @@
       </w:rPr>
     </w:lvl>
   </w:abstractNum>
-  <w:abstractNum w:abstractNumId="73" w15:restartNumberingAfterBreak="0">
+  <w:abstractNum w:abstractNumId="79" w15:restartNumberingAfterBreak="0">
     <w:nsid w:val="748D159F"/>
     <w:multiLevelType w:val="hybridMultilevel"/>
     <w:tmpl w:val="76BEEBE2"/>
@@ -15294,7 +16999,7 @@
       </w:rPr>
     </w:lvl>
   </w:abstractNum>
-  <w:abstractNum w:abstractNumId="74" w15:restartNumberingAfterBreak="0">
+  <w:abstractNum w:abstractNumId="80" w15:restartNumberingAfterBreak="0">
     <w:nsid w:val="75533FAD"/>
     <w:multiLevelType w:val="hybridMultilevel"/>
     <w:tmpl w:val="6D526302"/>
@@ -15407,7 +17112,7 @@
       </w:rPr>
     </w:lvl>
   </w:abstractNum>
-  <w:abstractNum w:abstractNumId="75" w15:restartNumberingAfterBreak="0">
+  <w:abstractNum w:abstractNumId="81" w15:restartNumberingAfterBreak="0">
     <w:nsid w:val="773C1AA2"/>
     <w:multiLevelType w:val="hybridMultilevel"/>
     <w:tmpl w:val="EA683C0A"/>
@@ -15499,7 +17204,7 @@
       </w:pPr>
     </w:lvl>
   </w:abstractNum>
-  <w:abstractNum w:abstractNumId="76" w15:restartNumberingAfterBreak="0">
+  <w:abstractNum w:abstractNumId="82" w15:restartNumberingAfterBreak="0">
     <w:nsid w:val="77A83483"/>
     <w:multiLevelType w:val="hybridMultilevel"/>
     <w:tmpl w:val="62ACDD76"/>
@@ -15612,7 +17317,7 @@
       </w:rPr>
     </w:lvl>
   </w:abstractNum>
-  <w:abstractNum w:abstractNumId="77" w15:restartNumberingAfterBreak="0">
+  <w:abstractNum w:abstractNumId="83" w15:restartNumberingAfterBreak="0">
     <w:nsid w:val="786B7092"/>
     <w:multiLevelType w:val="hybridMultilevel"/>
     <w:tmpl w:val="54F227C8"/>
@@ -15725,7 +17430,7 @@
       </w:rPr>
     </w:lvl>
   </w:abstractNum>
-  <w:abstractNum w:abstractNumId="78" w15:restartNumberingAfterBreak="0">
+  <w:abstractNum w:abstractNumId="84" w15:restartNumberingAfterBreak="0">
     <w:nsid w:val="7B9C685E"/>
     <w:multiLevelType w:val="hybridMultilevel"/>
     <w:tmpl w:val="34E0066E"/>
@@ -15838,7 +17543,7 @@
       </w:rPr>
     </w:lvl>
   </w:abstractNum>
-  <w:abstractNum w:abstractNumId="79" w15:restartNumberingAfterBreak="0">
+  <w:abstractNum w:abstractNumId="85" w15:restartNumberingAfterBreak="0">
     <w:nsid w:val="7BA53DB0"/>
     <w:multiLevelType w:val="hybridMultilevel"/>
     <w:tmpl w:val="7CD8F4D2"/>
@@ -15951,7 +17656,7 @@
       </w:rPr>
     </w:lvl>
   </w:abstractNum>
-  <w:abstractNum w:abstractNumId="80" w15:restartNumberingAfterBreak="0">
+  <w:abstractNum w:abstractNumId="86" w15:restartNumberingAfterBreak="0">
     <w:nsid w:val="7C3B2600"/>
     <w:multiLevelType w:val="hybridMultilevel"/>
     <w:tmpl w:val="0C4636B4"/>
@@ -16064,7 +17769,7 @@
       </w:rPr>
     </w:lvl>
   </w:abstractNum>
-  <w:abstractNum w:abstractNumId="81" w15:restartNumberingAfterBreak="0">
+  <w:abstractNum w:abstractNumId="87" w15:restartNumberingAfterBreak="0">
     <w:nsid w:val="7C535390"/>
     <w:multiLevelType w:val="hybridMultilevel"/>
     <w:tmpl w:val="AE22CBAA"/>
@@ -16177,7 +17882,7 @@
       </w:rPr>
     </w:lvl>
   </w:abstractNum>
-  <w:abstractNum w:abstractNumId="82" w15:restartNumberingAfterBreak="0">
+  <w:abstractNum w:abstractNumId="88" w15:restartNumberingAfterBreak="0">
     <w:nsid w:val="7C61580E"/>
     <w:multiLevelType w:val="hybridMultilevel"/>
     <w:tmpl w:val="6A4C5F7C"/>
@@ -16290,261 +17995,395 @@
       </w:rPr>
     </w:lvl>
   </w:abstractNum>
+  <w:abstractNum w:abstractNumId="89" w15:restartNumberingAfterBreak="0">
+    <w:nsid w:val="7E597B8C"/>
+    <w:multiLevelType w:val="hybridMultilevel"/>
+    <w:tmpl w:val="1194E2A8"/>
+    <w:lvl w:ilvl="0" w:tplc="040C000B">
+      <w:start w:val="1"/>
+      <w:numFmt w:val="bullet"/>
+      <w:lvlText w:val=""/>
+      <w:lvlJc w:val="left"/>
+      <w:pPr>
+        <w:ind w:left="720" w:hanging="360"/>
+      </w:pPr>
+      <w:rPr>
+        <w:rFonts w:ascii="Wingdings" w:hAnsi="Wingdings" w:hint="default"/>
+      </w:rPr>
+    </w:lvl>
+    <w:lvl w:ilvl="1" w:tplc="040C0003" w:tentative="1">
+      <w:start w:val="1"/>
+      <w:numFmt w:val="bullet"/>
+      <w:lvlText w:val="o"/>
+      <w:lvlJc w:val="left"/>
+      <w:pPr>
+        <w:ind w:left="1440" w:hanging="360"/>
+      </w:pPr>
+      <w:rPr>
+        <w:rFonts w:ascii="Courier New" w:hAnsi="Courier New" w:cs="Courier New" w:hint="default"/>
+      </w:rPr>
+    </w:lvl>
+    <w:lvl w:ilvl="2" w:tplc="040C0005" w:tentative="1">
+      <w:start w:val="1"/>
+      <w:numFmt w:val="bullet"/>
+      <w:lvlText w:val=""/>
+      <w:lvlJc w:val="left"/>
+      <w:pPr>
+        <w:ind w:left="2160" w:hanging="360"/>
+      </w:pPr>
+      <w:rPr>
+        <w:rFonts w:ascii="Wingdings" w:hAnsi="Wingdings" w:hint="default"/>
+      </w:rPr>
+    </w:lvl>
+    <w:lvl w:ilvl="3" w:tplc="040C0001" w:tentative="1">
+      <w:start w:val="1"/>
+      <w:numFmt w:val="bullet"/>
+      <w:lvlText w:val=""/>
+      <w:lvlJc w:val="left"/>
+      <w:pPr>
+        <w:ind w:left="2880" w:hanging="360"/>
+      </w:pPr>
+      <w:rPr>
+        <w:rFonts w:ascii="Symbol" w:hAnsi="Symbol" w:hint="default"/>
+      </w:rPr>
+    </w:lvl>
+    <w:lvl w:ilvl="4" w:tplc="040C0003" w:tentative="1">
+      <w:start w:val="1"/>
+      <w:numFmt w:val="bullet"/>
+      <w:lvlText w:val="o"/>
+      <w:lvlJc w:val="left"/>
+      <w:pPr>
+        <w:ind w:left="3600" w:hanging="360"/>
+      </w:pPr>
+      <w:rPr>
+        <w:rFonts w:ascii="Courier New" w:hAnsi="Courier New" w:cs="Courier New" w:hint="default"/>
+      </w:rPr>
+    </w:lvl>
+    <w:lvl w:ilvl="5" w:tplc="040C0005" w:tentative="1">
+      <w:start w:val="1"/>
+      <w:numFmt w:val="bullet"/>
+      <w:lvlText w:val=""/>
+      <w:lvlJc w:val="left"/>
+      <w:pPr>
+        <w:ind w:left="4320" w:hanging="360"/>
+      </w:pPr>
+      <w:rPr>
+        <w:rFonts w:ascii="Wingdings" w:hAnsi="Wingdings" w:hint="default"/>
+      </w:rPr>
+    </w:lvl>
+    <w:lvl w:ilvl="6" w:tplc="040C0001" w:tentative="1">
+      <w:start w:val="1"/>
+      <w:numFmt w:val="bullet"/>
+      <w:lvlText w:val=""/>
+      <w:lvlJc w:val="left"/>
+      <w:pPr>
+        <w:ind w:left="5040" w:hanging="360"/>
+      </w:pPr>
+      <w:rPr>
+        <w:rFonts w:ascii="Symbol" w:hAnsi="Symbol" w:hint="default"/>
+      </w:rPr>
+    </w:lvl>
+    <w:lvl w:ilvl="7" w:tplc="040C0003" w:tentative="1">
+      <w:start w:val="1"/>
+      <w:numFmt w:val="bullet"/>
+      <w:lvlText w:val="o"/>
+      <w:lvlJc w:val="left"/>
+      <w:pPr>
+        <w:ind w:left="5760" w:hanging="360"/>
+      </w:pPr>
+      <w:rPr>
+        <w:rFonts w:ascii="Courier New" w:hAnsi="Courier New" w:cs="Courier New" w:hint="default"/>
+      </w:rPr>
+    </w:lvl>
+    <w:lvl w:ilvl="8" w:tplc="040C0005" w:tentative="1">
+      <w:start w:val="1"/>
+      <w:numFmt w:val="bullet"/>
+      <w:lvlText w:val=""/>
+      <w:lvlJc w:val="left"/>
+      <w:pPr>
+        <w:ind w:left="6480" w:hanging="360"/>
+      </w:pPr>
+      <w:rPr>
+        <w:rFonts w:ascii="Wingdings" w:hAnsi="Wingdings" w:hint="default"/>
+      </w:rPr>
+    </w:lvl>
+  </w:abstractNum>
   <w:num w:numId="1" w16cid:durableId="1119955302">
-    <w:abstractNumId w:val="55"/>
+    <w:abstractNumId w:val="60"/>
   </w:num>
   <w:num w:numId="2" w16cid:durableId="1830176058">
-    <w:abstractNumId w:val="80"/>
+    <w:abstractNumId w:val="86"/>
   </w:num>
   <w:num w:numId="3" w16cid:durableId="560293742">
-    <w:abstractNumId w:val="17"/>
+    <w:abstractNumId w:val="19"/>
   </w:num>
   <w:num w:numId="4" w16cid:durableId="1031148815">
     <w:abstractNumId w:val="1"/>
   </w:num>
   <w:num w:numId="5" w16cid:durableId="38671920">
-    <w:abstractNumId w:val="41"/>
+    <w:abstractNumId w:val="46"/>
   </w:num>
   <w:num w:numId="6" w16cid:durableId="26833537">
-    <w:abstractNumId w:val="58"/>
+    <w:abstractNumId w:val="63"/>
   </w:num>
   <w:num w:numId="7" w16cid:durableId="1196501250">
-    <w:abstractNumId w:val="75"/>
+    <w:abstractNumId w:val="81"/>
   </w:num>
   <w:num w:numId="8" w16cid:durableId="64961444">
-    <w:abstractNumId w:val="40"/>
+    <w:abstractNumId w:val="45"/>
   </w:num>
   <w:num w:numId="9" w16cid:durableId="1672028990">
+    <w:abstractNumId w:val="35"/>
+  </w:num>
+  <w:num w:numId="10" w16cid:durableId="1633712402">
+    <w:abstractNumId w:val="72"/>
+  </w:num>
+  <w:num w:numId="11" w16cid:durableId="419839187">
+    <w:abstractNumId w:val="23"/>
+  </w:num>
+  <w:num w:numId="12" w16cid:durableId="1542211351">
+    <w:abstractNumId w:val="73"/>
+  </w:num>
+  <w:num w:numId="13" w16cid:durableId="380714924">
+    <w:abstractNumId w:val="78"/>
+  </w:num>
+  <w:num w:numId="14" w16cid:durableId="34937880">
+    <w:abstractNumId w:val="88"/>
+  </w:num>
+  <w:num w:numId="15" w16cid:durableId="1639189003">
+    <w:abstractNumId w:val="69"/>
+  </w:num>
+  <w:num w:numId="16" w16cid:durableId="1698653895">
+    <w:abstractNumId w:val="30"/>
+  </w:num>
+  <w:num w:numId="17" w16cid:durableId="497815353">
+    <w:abstractNumId w:val="32"/>
+  </w:num>
+  <w:num w:numId="18" w16cid:durableId="711425700">
     <w:abstractNumId w:val="31"/>
   </w:num>
-  <w:num w:numId="10" w16cid:durableId="1633712402">
-    <w:abstractNumId w:val="66"/>
-  </w:num>
-  <w:num w:numId="11" w16cid:durableId="419839187">
-    <w:abstractNumId w:val="21"/>
-  </w:num>
-  <w:num w:numId="12" w16cid:durableId="1542211351">
-    <w:abstractNumId w:val="67"/>
-  </w:num>
-  <w:num w:numId="13" w16cid:durableId="380714924">
-    <w:abstractNumId w:val="72"/>
-  </w:num>
-  <w:num w:numId="14" w16cid:durableId="34937880">
-    <w:abstractNumId w:val="82"/>
-  </w:num>
-  <w:num w:numId="15" w16cid:durableId="1639189003">
-    <w:abstractNumId w:val="64"/>
-  </w:num>
-  <w:num w:numId="16" w16cid:durableId="1698653895">
-    <w:abstractNumId w:val="26"/>
-  </w:num>
-  <w:num w:numId="17" w16cid:durableId="497815353">
-    <w:abstractNumId w:val="28"/>
-  </w:num>
-  <w:num w:numId="18" w16cid:durableId="711425700">
-    <w:abstractNumId w:val="27"/>
-  </w:num>
   <w:num w:numId="19" w16cid:durableId="638337510">
-    <w:abstractNumId w:val="54"/>
+    <w:abstractNumId w:val="59"/>
   </w:num>
   <w:num w:numId="20" w16cid:durableId="1692796216">
-    <w:abstractNumId w:val="71"/>
+    <w:abstractNumId w:val="77"/>
   </w:num>
   <w:num w:numId="21" w16cid:durableId="899246892">
-    <w:abstractNumId w:val="46"/>
+    <w:abstractNumId w:val="51"/>
   </w:num>
   <w:num w:numId="22" w16cid:durableId="2083209803">
     <w:abstractNumId w:val="2"/>
   </w:num>
   <w:num w:numId="23" w16cid:durableId="678972544">
+    <w:abstractNumId w:val="15"/>
+  </w:num>
+  <w:num w:numId="24" w16cid:durableId="797992576">
+    <w:abstractNumId w:val="14"/>
+  </w:num>
+  <w:num w:numId="25" w16cid:durableId="501169348">
+    <w:abstractNumId w:val="65"/>
+  </w:num>
+  <w:num w:numId="26" w16cid:durableId="844320662">
+    <w:abstractNumId w:val="67"/>
+  </w:num>
+  <w:num w:numId="27" w16cid:durableId="846215887">
+    <w:abstractNumId w:val="66"/>
+  </w:num>
+  <w:num w:numId="28" w16cid:durableId="446194687">
+    <w:abstractNumId w:val="76"/>
+  </w:num>
+  <w:num w:numId="29" w16cid:durableId="780034495">
+    <w:abstractNumId w:val="16"/>
+  </w:num>
+  <w:num w:numId="30" w16cid:durableId="1558276719">
+    <w:abstractNumId w:val="84"/>
+  </w:num>
+  <w:num w:numId="31" w16cid:durableId="455104491">
+    <w:abstractNumId w:val="12"/>
+  </w:num>
+  <w:num w:numId="32" w16cid:durableId="1232884267">
+    <w:abstractNumId w:val="8"/>
+  </w:num>
+  <w:num w:numId="33" w16cid:durableId="271596213">
+    <w:abstractNumId w:val="68"/>
+  </w:num>
+  <w:num w:numId="34" w16cid:durableId="1563439832">
+    <w:abstractNumId w:val="54"/>
+  </w:num>
+  <w:num w:numId="35" w16cid:durableId="1985965599">
+    <w:abstractNumId w:val="80"/>
+  </w:num>
+  <w:num w:numId="36" w16cid:durableId="1281573281">
+    <w:abstractNumId w:val="83"/>
+  </w:num>
+  <w:num w:numId="37" w16cid:durableId="1124152055">
+    <w:abstractNumId w:val="82"/>
+  </w:num>
+  <w:num w:numId="38" w16cid:durableId="2130202390">
+    <w:abstractNumId w:val="36"/>
+  </w:num>
+  <w:num w:numId="39" w16cid:durableId="789671249">
     <w:abstractNumId w:val="13"/>
   </w:num>
-  <w:num w:numId="24" w16cid:durableId="797992576">
-    <w:abstractNumId w:val="12"/>
+  <w:num w:numId="40" w16cid:durableId="1702630173">
+    <w:abstractNumId w:val="6"/>
   </w:num>
-  <w:num w:numId="25" w16cid:durableId="501169348">
-    <w:abstractNumId w:val="60"/>
+  <w:num w:numId="41" w16cid:durableId="190804300">
+    <w:abstractNumId w:val="38"/>
   </w:num>
-  <w:num w:numId="26" w16cid:durableId="844320662">
-    <w:abstractNumId w:val="62"/>
+  <w:num w:numId="42" w16cid:durableId="1375688520">
+    <w:abstractNumId w:val="25"/>
   </w:num>
-  <w:num w:numId="27" w16cid:durableId="846215887">
-    <w:abstractNumId w:val="61"/>
+  <w:num w:numId="43" w16cid:durableId="710418669">
+    <w:abstractNumId w:val="43"/>
   </w:num>
-  <w:num w:numId="28" w16cid:durableId="446194687">
-    <w:abstractNumId w:val="70"/>
+  <w:num w:numId="44" w16cid:durableId="1611665475">
+    <w:abstractNumId w:val="87"/>
   </w:num>
-  <w:num w:numId="29" w16cid:durableId="780034495">
-    <w:abstractNumId w:val="14"/>
+  <w:num w:numId="45" w16cid:durableId="90319504">
+    <w:abstractNumId w:val="18"/>
   </w:num>
-  <w:num w:numId="30" w16cid:durableId="1558276719">
-    <w:abstractNumId w:val="78"/>
+  <w:num w:numId="46" w16cid:durableId="1997300085">
+    <w:abstractNumId w:val="17"/>
   </w:num>
-  <w:num w:numId="31" w16cid:durableId="455104491">
-    <w:abstractNumId w:val="10"/>
+  <w:num w:numId="47" w16cid:durableId="1415085820">
+    <w:abstractNumId w:val="58"/>
   </w:num>
-  <w:num w:numId="32" w16cid:durableId="1232884267">
+  <w:num w:numId="48" w16cid:durableId="1455828130">
+    <w:abstractNumId w:val="9"/>
+  </w:num>
+  <w:num w:numId="49" w16cid:durableId="732391825">
+    <w:abstractNumId w:val="37"/>
+  </w:num>
+  <w:num w:numId="50" w16cid:durableId="915944181">
+    <w:abstractNumId w:val="20"/>
+  </w:num>
+  <w:num w:numId="51" w16cid:durableId="38434392">
+    <w:abstractNumId w:val="48"/>
+  </w:num>
+  <w:num w:numId="52" w16cid:durableId="735590533">
+    <w:abstractNumId w:val="4"/>
+  </w:num>
+  <w:num w:numId="53" w16cid:durableId="2064139110">
+    <w:abstractNumId w:val="64"/>
+  </w:num>
+  <w:num w:numId="54" w16cid:durableId="1573351703">
+    <w:abstractNumId w:val="40"/>
+  </w:num>
+  <w:num w:numId="55" w16cid:durableId="1794521699">
+    <w:abstractNumId w:val="21"/>
+  </w:num>
+  <w:num w:numId="56" w16cid:durableId="2013945505">
     <w:abstractNumId w:val="7"/>
   </w:num>
-  <w:num w:numId="33" w16cid:durableId="271596213">
-    <w:abstractNumId w:val="63"/>
+  <w:num w:numId="57" w16cid:durableId="1878080366">
+    <w:abstractNumId w:val="27"/>
   </w:num>
-  <w:num w:numId="34" w16cid:durableId="1563439832">
+  <w:num w:numId="58" w16cid:durableId="383412331">
+    <w:abstractNumId w:val="33"/>
+  </w:num>
+  <w:num w:numId="59" w16cid:durableId="1326057460">
+    <w:abstractNumId w:val="74"/>
+  </w:num>
+  <w:num w:numId="60" w16cid:durableId="430509405">
     <w:abstractNumId w:val="49"/>
   </w:num>
-  <w:num w:numId="35" w16cid:durableId="1985965599">
-    <w:abstractNumId w:val="74"/>
+  <w:num w:numId="61" w16cid:durableId="368264728">
+    <w:abstractNumId w:val="57"/>
   </w:num>
-  <w:num w:numId="36" w16cid:durableId="1281573281">
-    <w:abstractNumId w:val="77"/>
+  <w:num w:numId="62" w16cid:durableId="734668123">
+    <w:abstractNumId w:val="50"/>
   </w:num>
-  <w:num w:numId="37" w16cid:durableId="1124152055">
-    <w:abstractNumId w:val="76"/>
+  <w:num w:numId="63" w16cid:durableId="735474132">
+    <w:abstractNumId w:val="22"/>
   </w:num>
-  <w:num w:numId="38" w16cid:durableId="2130202390">
-    <w:abstractNumId w:val="32"/>
+  <w:num w:numId="64" w16cid:durableId="337932128">
+    <w:abstractNumId w:val="79"/>
   </w:num>
-  <w:num w:numId="39" w16cid:durableId="789671249">
-    <w:abstractNumId w:val="11"/>
-  </w:num>
-  <w:num w:numId="40" w16cid:durableId="1702630173">
-    <w:abstractNumId w:val="5"/>
-  </w:num>
-  <w:num w:numId="41" w16cid:durableId="190804300">
-    <w:abstractNumId w:val="34"/>
-  </w:num>
-  <w:num w:numId="42" w16cid:durableId="1375688520">
-    <w:abstractNumId w:val="23"/>
-  </w:num>
-  <w:num w:numId="43" w16cid:durableId="710418669">
-    <w:abstractNumId w:val="39"/>
-  </w:num>
-  <w:num w:numId="44" w16cid:durableId="1611665475">
-    <w:abstractNumId w:val="81"/>
-  </w:num>
-  <w:num w:numId="45" w16cid:durableId="90319504">
-    <w:abstractNumId w:val="16"/>
-  </w:num>
-  <w:num w:numId="46" w16cid:durableId="1997300085">
-    <w:abstractNumId w:val="15"/>
-  </w:num>
-  <w:num w:numId="47" w16cid:durableId="1415085820">
-    <w:abstractNumId w:val="53"/>
-  </w:num>
-  <w:num w:numId="48" w16cid:durableId="1455828130">
-    <w:abstractNumId w:val="8"/>
-  </w:num>
-  <w:num w:numId="49" w16cid:durableId="732391825">
-    <w:abstractNumId w:val="33"/>
-  </w:num>
-  <w:num w:numId="50" w16cid:durableId="915944181">
-    <w:abstractNumId w:val="18"/>
-  </w:num>
-  <w:num w:numId="51" w16cid:durableId="38434392">
-    <w:abstractNumId w:val="43"/>
-  </w:num>
-  <w:num w:numId="52" w16cid:durableId="735590533">
-    <w:abstractNumId w:val="3"/>
-  </w:num>
-  <w:num w:numId="53" w16cid:durableId="2064139110">
-    <w:abstractNumId w:val="59"/>
-  </w:num>
-  <w:num w:numId="54" w16cid:durableId="1573351703">
-    <w:abstractNumId w:val="36"/>
-  </w:num>
-  <w:num w:numId="55" w16cid:durableId="1794521699">
-    <w:abstractNumId w:val="19"/>
-  </w:num>
-  <w:num w:numId="56" w16cid:durableId="2013945505">
-    <w:abstractNumId w:val="6"/>
-  </w:num>
-  <w:num w:numId="57" w16cid:durableId="1878080366">
-    <w:abstractNumId w:val="24"/>
-  </w:num>
-  <w:num w:numId="58" w16cid:durableId="383412331">
-    <w:abstractNumId w:val="29"/>
-  </w:num>
-  <w:num w:numId="59" w16cid:durableId="1326057460">
-    <w:abstractNumId w:val="68"/>
-  </w:num>
-  <w:num w:numId="60" w16cid:durableId="430509405">
-    <w:abstractNumId w:val="44"/>
-  </w:num>
-  <w:num w:numId="61" w16cid:durableId="368264728">
+  <w:num w:numId="65" w16cid:durableId="1895774844">
     <w:abstractNumId w:val="52"/>
   </w:num>
-  <w:num w:numId="62" w16cid:durableId="734668123">
-    <w:abstractNumId w:val="45"/>
-  </w:num>
-  <w:num w:numId="63" w16cid:durableId="735474132">
-    <w:abstractNumId w:val="20"/>
-  </w:num>
-  <w:num w:numId="64" w16cid:durableId="337932128">
-    <w:abstractNumId w:val="73"/>
-  </w:num>
-  <w:num w:numId="65" w16cid:durableId="1895774844">
-    <w:abstractNumId w:val="47"/>
-  </w:num>
   <w:num w:numId="66" w16cid:durableId="875123193">
-    <w:abstractNumId w:val="79"/>
+    <w:abstractNumId w:val="85"/>
   </w:num>
   <w:num w:numId="67" w16cid:durableId="3097206">
-    <w:abstractNumId w:val="50"/>
+    <w:abstractNumId w:val="55"/>
   </w:num>
   <w:num w:numId="68" w16cid:durableId="640889868">
     <w:abstractNumId w:val="0"/>
   </w:num>
   <w:num w:numId="69" w16cid:durableId="1305350193">
-    <w:abstractNumId w:val="38"/>
+    <w:abstractNumId w:val="42"/>
   </w:num>
   <w:num w:numId="70" w16cid:durableId="1322932695">
-    <w:abstractNumId w:val="42"/>
+    <w:abstractNumId w:val="47"/>
   </w:num>
   <w:num w:numId="71" w16cid:durableId="1752239358">
-    <w:abstractNumId w:val="22"/>
+    <w:abstractNumId w:val="24"/>
   </w:num>
   <w:num w:numId="72" w16cid:durableId="215942731">
-    <w:abstractNumId w:val="25"/>
+    <w:abstractNumId w:val="28"/>
   </w:num>
   <w:num w:numId="73" w16cid:durableId="488518922">
-    <w:abstractNumId w:val="4"/>
+    <w:abstractNumId w:val="5"/>
   </w:num>
   <w:num w:numId="74" w16cid:durableId="295069488">
-    <w:abstractNumId w:val="69"/>
+    <w:abstractNumId w:val="75"/>
   </w:num>
   <w:num w:numId="75" w16cid:durableId="497812064">
-    <w:abstractNumId w:val="57"/>
+    <w:abstractNumId w:val="62"/>
   </w:num>
   <w:num w:numId="76" w16cid:durableId="759761979">
+    <w:abstractNumId w:val="61"/>
+  </w:num>
+  <w:num w:numId="77" w16cid:durableId="676348627">
+    <w:abstractNumId w:val="71"/>
+  </w:num>
+  <w:num w:numId="78" w16cid:durableId="1246260192">
+    <w:abstractNumId w:val="39"/>
+  </w:num>
+  <w:num w:numId="79" w16cid:durableId="833300297">
+    <w:abstractNumId w:val="53"/>
+  </w:num>
+  <w:num w:numId="80" w16cid:durableId="2128349973">
+    <w:abstractNumId w:val="41"/>
+  </w:num>
+  <w:num w:numId="81" w16cid:durableId="287860032">
+    <w:abstractNumId w:val="11"/>
+  </w:num>
+  <w:num w:numId="82" w16cid:durableId="1896702019">
+    <w:abstractNumId w:val="34"/>
+  </w:num>
+  <w:num w:numId="83" w16cid:durableId="779420023">
     <w:abstractNumId w:val="56"/>
   </w:num>
-  <w:num w:numId="77" w16cid:durableId="676348627">
-    <w:abstractNumId w:val="65"/>
+  <w:num w:numId="84" w16cid:durableId="1536186972">
+    <w:abstractNumId w:val="44"/>
   </w:num>
-  <w:num w:numId="78" w16cid:durableId="1246260192">
-    <w:abstractNumId w:val="35"/>
+  <w:num w:numId="85" w16cid:durableId="485784809">
+    <w:abstractNumId w:val="26"/>
   </w:num>
-  <w:num w:numId="79" w16cid:durableId="833300297">
-    <w:abstractNumId w:val="48"/>
+  <w:num w:numId="86" w16cid:durableId="596332222">
+    <w:abstractNumId w:val="3"/>
   </w:num>
-  <w:num w:numId="80" w16cid:durableId="2128349973">
-    <w:abstractNumId w:val="37"/>
+  <w:num w:numId="87" w16cid:durableId="1912957024">
+    <w:abstractNumId w:val="89"/>
   </w:num>
-  <w:num w:numId="81" w16cid:durableId="287860032">
-    <w:abstractNumId w:val="9"/>
+  <w:num w:numId="88" w16cid:durableId="621305978">
+    <w:abstractNumId w:val="70"/>
   </w:num>
-  <w:num w:numId="82" w16cid:durableId="1896702019">
-    <w:abstractNumId w:val="30"/>
+  <w:num w:numId="89" w16cid:durableId="1430665016">
+    <w:abstractNumId w:val="10"/>
   </w:num>
-  <w:num w:numId="83" w16cid:durableId="779420023">
-    <w:abstractNumId w:val="51"/>
+  <w:num w:numId="90" w16cid:durableId="1324119818">
+    <w:abstractNumId w:val="29"/>
   </w:num>
   <w:numIdMacAtCleanup w:val="77"/>
 </w:numbering>
 </file>
 
 <file path=word/styles.xml><?xml version="1.0" encoding="utf-8"?>
-<w:styles xmlns:mc="http://schemas.openxmlformats.org/markup-compatibility/2006" xmlns:r="http://schemas.openxmlformats.org/officeDocument/2006/relationships" xmlns:w="http://schemas.openxmlformats.org/wordprocessingml/2006/main" xmlns:w14="http://schemas.microsoft.com/office/word/2010/wordml" xmlns:w15="http://schemas.microsoft.com/office/word/2012/wordml" xmlns:w16cex="http://schemas.microsoft.com/office/word/2018/wordml/cex" xmlns:w16cid="http://schemas.microsoft.com/office/word/2016/wordml/cid" xmlns:w16="http://schemas.microsoft.com/office/word/2018/wordml" xmlns:w16du="http://schemas.microsoft.com/office/word/2023/wordml/word16du" xmlns:w16sdtdh="http://schemas.microsoft.com/office/word/2020/wordml/sdtdatahash" xmlns:w16sdtfl="http://schemas.microsoft.com/office/word/2024/wordml/sdtformatlock" xmlns:w16se="http://schemas.microsoft.com/office/word/2015/wordml/symex" mc:Ignorable="w14 w15 w16se w16cid w16 w16cex w16sdtdh w16sdtfl w16du">
+<w:styles xmlns:mc="http://schemas.openxmlformats.org/markup-compatibility/2006" xmlns:r="http://schemas.openxmlformats.org/officeDocument/2006/relationships" xmlns:w="http://schemas.openxmlformats.org/wordprocessingml/2006/main" xmlns:w14="http://schemas.microsoft.com/office/word/2010/wordml" xmlns:w15="http://schemas.microsoft.com/office/word/2012/wordml" xmlns:w16cex="http://schemas.microsoft.com/office/word/2018/wordml/cex" xmlns:w16cid="http://schemas.microsoft.com/office/word/2016/wordml/cid" xmlns:w16="http://schemas.microsoft.com/office/word/2018/wordml" xmlns:w16du="http://schemas.microsoft.com/office/word/2023/wordml/word16du" xmlns:w16sdtdh="http://schemas.microsoft.com/office/word/2020/wordml/sdtdatahash" xmlns:w16se="http://schemas.microsoft.com/office/word/2015/wordml/symex" mc:Ignorable="w14 w15 w16se w16cid w16 w16cex w16sdtdh w16du">
   <w:docDefaults>
     <w:rPrDefault>
       <w:rPr>
@@ -16943,11 +18782,11 @@
       <w:spacing w:line="259" w:lineRule="auto"/>
     </w:pPr>
   </w:style>
-  <w:style w:type="paragraph" w:styleId="Heading1">
+  <w:style w:type="paragraph" w:styleId="Titre1">
     <w:name w:val="heading 1"/>
     <w:basedOn w:val="Normal"/>
     <w:next w:val="Normal"/>
-    <w:link w:val="Heading1Char"/>
+    <w:link w:val="Titre1Car"/>
     <w:uiPriority w:val="9"/>
     <w:qFormat/>
     <w:rsid w:val="00CB4B19"/>
@@ -16964,11 +18803,11 @@
       <w:szCs w:val="40"/>
     </w:rPr>
   </w:style>
-  <w:style w:type="paragraph" w:styleId="Heading2">
+  <w:style w:type="paragraph" w:styleId="Titre2">
     <w:name w:val="heading 2"/>
     <w:basedOn w:val="Normal"/>
     <w:next w:val="Normal"/>
-    <w:link w:val="Heading2Char"/>
+    <w:link w:val="Titre2Car"/>
     <w:uiPriority w:val="9"/>
     <w:unhideWhenUsed/>
     <w:qFormat/>
@@ -16986,11 +18825,11 @@
       <w:szCs w:val="32"/>
     </w:rPr>
   </w:style>
-  <w:style w:type="paragraph" w:styleId="Heading3">
+  <w:style w:type="paragraph" w:styleId="Titre3">
     <w:name w:val="heading 3"/>
     <w:basedOn w:val="Normal"/>
     <w:next w:val="Normal"/>
-    <w:link w:val="Heading3Char"/>
+    <w:link w:val="Titre3Car"/>
     <w:uiPriority w:val="9"/>
     <w:unhideWhenUsed/>
     <w:qFormat/>
@@ -17008,11 +18847,11 @@
       <w:szCs w:val="28"/>
     </w:rPr>
   </w:style>
-  <w:style w:type="paragraph" w:styleId="Heading4">
+  <w:style w:type="paragraph" w:styleId="Titre4">
     <w:name w:val="heading 4"/>
     <w:basedOn w:val="Normal"/>
     <w:next w:val="Normal"/>
-    <w:link w:val="Heading4Char"/>
+    <w:link w:val="Titre4Car"/>
     <w:uiPriority w:val="9"/>
     <w:semiHidden/>
     <w:unhideWhenUsed/>
@@ -17031,11 +18870,11 @@
       <w:color w:val="0F4761" w:themeColor="accent1" w:themeShade="BF"/>
     </w:rPr>
   </w:style>
-  <w:style w:type="paragraph" w:styleId="Heading5">
+  <w:style w:type="paragraph" w:styleId="Titre5">
     <w:name w:val="heading 5"/>
     <w:basedOn w:val="Normal"/>
     <w:next w:val="Normal"/>
-    <w:link w:val="Heading5Char"/>
+    <w:link w:val="Titre5Car"/>
     <w:uiPriority w:val="9"/>
     <w:semiHidden/>
     <w:unhideWhenUsed/>
@@ -17052,11 +18891,11 @@
       <w:color w:val="0F4761" w:themeColor="accent1" w:themeShade="BF"/>
     </w:rPr>
   </w:style>
-  <w:style w:type="paragraph" w:styleId="Heading6">
+  <w:style w:type="paragraph" w:styleId="Titre6">
     <w:name w:val="heading 6"/>
     <w:basedOn w:val="Normal"/>
     <w:next w:val="Normal"/>
-    <w:link w:val="Heading6Char"/>
+    <w:link w:val="Titre6Car"/>
     <w:uiPriority w:val="9"/>
     <w:semiHidden/>
     <w:unhideWhenUsed/>
@@ -17075,11 +18914,11 @@
       <w:color w:val="595959" w:themeColor="text1" w:themeTint="A6"/>
     </w:rPr>
   </w:style>
-  <w:style w:type="paragraph" w:styleId="Heading7">
+  <w:style w:type="paragraph" w:styleId="Titre7">
     <w:name w:val="heading 7"/>
     <w:basedOn w:val="Normal"/>
     <w:next w:val="Normal"/>
-    <w:link w:val="Heading7Char"/>
+    <w:link w:val="Titre7Car"/>
     <w:uiPriority w:val="9"/>
     <w:semiHidden/>
     <w:unhideWhenUsed/>
@@ -17096,11 +18935,11 @@
       <w:color w:val="595959" w:themeColor="text1" w:themeTint="A6"/>
     </w:rPr>
   </w:style>
-  <w:style w:type="paragraph" w:styleId="Heading8">
+  <w:style w:type="paragraph" w:styleId="Titre8">
     <w:name w:val="heading 8"/>
     <w:basedOn w:val="Normal"/>
     <w:next w:val="Normal"/>
-    <w:link w:val="Heading8Char"/>
+    <w:link w:val="Titre8Car"/>
     <w:uiPriority w:val="9"/>
     <w:semiHidden/>
     <w:unhideWhenUsed/>
@@ -17118,11 +18957,11 @@
       <w:color w:val="272727" w:themeColor="text1" w:themeTint="D8"/>
     </w:rPr>
   </w:style>
-  <w:style w:type="paragraph" w:styleId="Heading9">
+  <w:style w:type="paragraph" w:styleId="Titre9">
     <w:name w:val="heading 9"/>
     <w:basedOn w:val="Normal"/>
     <w:next w:val="Normal"/>
-    <w:link w:val="Heading9Char"/>
+    <w:link w:val="Titre9Car"/>
     <w:uiPriority w:val="9"/>
     <w:semiHidden/>
     <w:unhideWhenUsed/>
@@ -17138,13 +18977,13 @@
       <w:color w:val="272727" w:themeColor="text1" w:themeTint="D8"/>
     </w:rPr>
   </w:style>
-  <w:style w:type="character" w:default="1" w:styleId="DefaultParagraphFont">
+  <w:style w:type="character" w:default="1" w:styleId="Policepardfaut">
     <w:name w:val="Default Paragraph Font"/>
     <w:uiPriority w:val="1"/>
     <w:semiHidden/>
     <w:unhideWhenUsed/>
   </w:style>
-  <w:style w:type="table" w:default="1" w:styleId="TableNormal">
+  <w:style w:type="table" w:default="1" w:styleId="TableauNormal">
     <w:name w:val="Normal Table"/>
     <w:uiPriority w:val="99"/>
     <w:semiHidden/>
@@ -17159,16 +18998,16 @@
       </w:tblCellMar>
     </w:tblPr>
   </w:style>
-  <w:style w:type="numbering" w:default="1" w:styleId="NoList">
+  <w:style w:type="numbering" w:default="1" w:styleId="Aucuneliste">
     <w:name w:val="No List"/>
     <w:uiPriority w:val="99"/>
     <w:semiHidden/>
     <w:unhideWhenUsed/>
   </w:style>
-  <w:style w:type="character" w:customStyle="1" w:styleId="Heading1Char">
-    <w:name w:val="Heading 1 Char"/>
-    <w:basedOn w:val="DefaultParagraphFont"/>
-    <w:link w:val="Heading1"/>
+  <w:style w:type="character" w:customStyle="1" w:styleId="Titre1Car">
+    <w:name w:val="Titre 1 Car"/>
+    <w:basedOn w:val="Policepardfaut"/>
+    <w:link w:val="Titre1"/>
     <w:uiPriority w:val="9"/>
     <w:rsid w:val="00CB4B19"/>
     <w:rPr>
@@ -17178,10 +19017,10 @@
       <w:szCs w:val="40"/>
     </w:rPr>
   </w:style>
-  <w:style w:type="character" w:customStyle="1" w:styleId="Heading2Char">
-    <w:name w:val="Heading 2 Char"/>
-    <w:basedOn w:val="DefaultParagraphFont"/>
-    <w:link w:val="Heading2"/>
+  <w:style w:type="character" w:customStyle="1" w:styleId="Titre2Car">
+    <w:name w:val="Titre 2 Car"/>
+    <w:basedOn w:val="Policepardfaut"/>
+    <w:link w:val="Titre2"/>
     <w:uiPriority w:val="9"/>
     <w:rsid w:val="00CB4B19"/>
     <w:rPr>
@@ -17191,10 +19030,10 @@
       <w:szCs w:val="32"/>
     </w:rPr>
   </w:style>
-  <w:style w:type="character" w:customStyle="1" w:styleId="Heading3Char">
-    <w:name w:val="Heading 3 Char"/>
-    <w:basedOn w:val="DefaultParagraphFont"/>
-    <w:link w:val="Heading3"/>
+  <w:style w:type="character" w:customStyle="1" w:styleId="Titre3Car">
+    <w:name w:val="Titre 3 Car"/>
+    <w:basedOn w:val="Policepardfaut"/>
+    <w:link w:val="Titre3"/>
     <w:uiPriority w:val="9"/>
     <w:rsid w:val="00CB4B19"/>
     <w:rPr>
@@ -17204,10 +19043,10 @@
       <w:szCs w:val="28"/>
     </w:rPr>
   </w:style>
-  <w:style w:type="character" w:customStyle="1" w:styleId="Heading4Char">
-    <w:name w:val="Heading 4 Char"/>
-    <w:basedOn w:val="DefaultParagraphFont"/>
-    <w:link w:val="Heading4"/>
+  <w:style w:type="character" w:customStyle="1" w:styleId="Titre4Car">
+    <w:name w:val="Titre 4 Car"/>
+    <w:basedOn w:val="Policepardfaut"/>
+    <w:link w:val="Titre4"/>
     <w:uiPriority w:val="9"/>
     <w:semiHidden/>
     <w:rsid w:val="00CB4B19"/>
@@ -17218,10 +19057,10 @@
       <w:color w:val="0F4761" w:themeColor="accent1" w:themeShade="BF"/>
     </w:rPr>
   </w:style>
-  <w:style w:type="character" w:customStyle="1" w:styleId="Heading5Char">
-    <w:name w:val="Heading 5 Char"/>
-    <w:basedOn w:val="DefaultParagraphFont"/>
-    <w:link w:val="Heading5"/>
+  <w:style w:type="character" w:customStyle="1" w:styleId="Titre5Car">
+    <w:name w:val="Titre 5 Car"/>
+    <w:basedOn w:val="Policepardfaut"/>
+    <w:link w:val="Titre5"/>
     <w:uiPriority w:val="9"/>
     <w:semiHidden/>
     <w:rsid w:val="00CB4B19"/>
@@ -17230,10 +19069,10 @@
       <w:color w:val="0F4761" w:themeColor="accent1" w:themeShade="BF"/>
     </w:rPr>
   </w:style>
-  <w:style w:type="character" w:customStyle="1" w:styleId="Heading6Char">
-    <w:name w:val="Heading 6 Char"/>
-    <w:basedOn w:val="DefaultParagraphFont"/>
-    <w:link w:val="Heading6"/>
+  <w:style w:type="character" w:customStyle="1" w:styleId="Titre6Car">
+    <w:name w:val="Titre 6 Car"/>
+    <w:basedOn w:val="Policepardfaut"/>
+    <w:link w:val="Titre6"/>
     <w:uiPriority w:val="9"/>
     <w:semiHidden/>
     <w:rsid w:val="00CB4B19"/>
@@ -17244,10 +19083,10 @@
       <w:color w:val="595959" w:themeColor="text1" w:themeTint="A6"/>
     </w:rPr>
   </w:style>
-  <w:style w:type="character" w:customStyle="1" w:styleId="Heading7Char">
-    <w:name w:val="Heading 7 Char"/>
-    <w:basedOn w:val="DefaultParagraphFont"/>
-    <w:link w:val="Heading7"/>
+  <w:style w:type="character" w:customStyle="1" w:styleId="Titre7Car">
+    <w:name w:val="Titre 7 Car"/>
+    <w:basedOn w:val="Policepardfaut"/>
+    <w:link w:val="Titre7"/>
     <w:uiPriority w:val="9"/>
     <w:semiHidden/>
     <w:rsid w:val="00CB4B19"/>
@@ -17256,10 +19095,10 @@
       <w:color w:val="595959" w:themeColor="text1" w:themeTint="A6"/>
     </w:rPr>
   </w:style>
-  <w:style w:type="character" w:customStyle="1" w:styleId="Heading8Char">
-    <w:name w:val="Heading 8 Char"/>
-    <w:basedOn w:val="DefaultParagraphFont"/>
-    <w:link w:val="Heading8"/>
+  <w:style w:type="character" w:customStyle="1" w:styleId="Titre8Car">
+    <w:name w:val="Titre 8 Car"/>
+    <w:basedOn w:val="Policepardfaut"/>
+    <w:link w:val="Titre8"/>
     <w:uiPriority w:val="9"/>
     <w:semiHidden/>
     <w:rsid w:val="00CB4B19"/>
@@ -17270,10 +19109,10 @@
       <w:color w:val="272727" w:themeColor="text1" w:themeTint="D8"/>
     </w:rPr>
   </w:style>
-  <w:style w:type="character" w:customStyle="1" w:styleId="Heading9Char">
-    <w:name w:val="Heading 9 Char"/>
-    <w:basedOn w:val="DefaultParagraphFont"/>
-    <w:link w:val="Heading9"/>
+  <w:style w:type="character" w:customStyle="1" w:styleId="Titre9Car">
+    <w:name w:val="Titre 9 Car"/>
+    <w:basedOn w:val="Policepardfaut"/>
+    <w:link w:val="Titre9"/>
     <w:uiPriority w:val="9"/>
     <w:semiHidden/>
     <w:rsid w:val="00CB4B19"/>
@@ -17282,11 +19121,11 @@
       <w:color w:val="272727" w:themeColor="text1" w:themeTint="D8"/>
     </w:rPr>
   </w:style>
-  <w:style w:type="paragraph" w:styleId="Title">
+  <w:style w:type="paragraph" w:styleId="Titre">
     <w:name w:val="Title"/>
     <w:basedOn w:val="Normal"/>
     <w:next w:val="Normal"/>
-    <w:link w:val="TitleChar"/>
+    <w:link w:val="TitreCar"/>
     <w:uiPriority w:val="10"/>
     <w:qFormat/>
     <w:rsid w:val="00CB4B19"/>
@@ -17302,10 +19141,10 @@
       <w:szCs w:val="56"/>
     </w:rPr>
   </w:style>
-  <w:style w:type="character" w:customStyle="1" w:styleId="TitleChar">
-    <w:name w:val="Title Char"/>
-    <w:basedOn w:val="DefaultParagraphFont"/>
-    <w:link w:val="Title"/>
+  <w:style w:type="character" w:customStyle="1" w:styleId="TitreCar">
+    <w:name w:val="Titre Car"/>
+    <w:basedOn w:val="Policepardfaut"/>
+    <w:link w:val="Titre"/>
     <w:uiPriority w:val="10"/>
     <w:rsid w:val="00CB4B19"/>
     <w:rPr>
@@ -17316,11 +19155,11 @@
       <w:szCs w:val="56"/>
     </w:rPr>
   </w:style>
-  <w:style w:type="paragraph" w:styleId="Subtitle">
+  <w:style w:type="paragraph" w:styleId="Sous-titre">
     <w:name w:val="Subtitle"/>
     <w:basedOn w:val="Normal"/>
     <w:next w:val="Normal"/>
-    <w:link w:val="SubtitleChar"/>
+    <w:link w:val="Sous-titreCar"/>
     <w:uiPriority w:val="11"/>
     <w:qFormat/>
     <w:rsid w:val="00CB4B19"/>
@@ -17338,10 +19177,10 @@
       <w:szCs w:val="28"/>
     </w:rPr>
   </w:style>
-  <w:style w:type="character" w:customStyle="1" w:styleId="SubtitleChar">
-    <w:name w:val="Subtitle Char"/>
-    <w:basedOn w:val="DefaultParagraphFont"/>
-    <w:link w:val="Subtitle"/>
+  <w:style w:type="character" w:customStyle="1" w:styleId="Sous-titreCar">
+    <w:name w:val="Sous-titre Car"/>
+    <w:basedOn w:val="Policepardfaut"/>
+    <w:link w:val="Sous-titre"/>
     <w:uiPriority w:val="11"/>
     <w:rsid w:val="00CB4B19"/>
     <w:rPr>
@@ -17352,11 +19191,11 @@
       <w:szCs w:val="28"/>
     </w:rPr>
   </w:style>
-  <w:style w:type="paragraph" w:styleId="Quote">
+  <w:style w:type="paragraph" w:styleId="Citation">
     <w:name w:val="Quote"/>
     <w:basedOn w:val="Normal"/>
     <w:next w:val="Normal"/>
-    <w:link w:val="QuoteChar"/>
+    <w:link w:val="CitationCar"/>
     <w:uiPriority w:val="29"/>
     <w:qFormat/>
     <w:rsid w:val="00CB4B19"/>
@@ -17370,10 +19209,10 @@
       <w:color w:val="404040" w:themeColor="text1" w:themeTint="BF"/>
     </w:rPr>
   </w:style>
-  <w:style w:type="character" w:customStyle="1" w:styleId="QuoteChar">
-    <w:name w:val="Quote Char"/>
-    <w:basedOn w:val="DefaultParagraphFont"/>
-    <w:link w:val="Quote"/>
+  <w:style w:type="character" w:customStyle="1" w:styleId="CitationCar">
+    <w:name w:val="Citation Car"/>
+    <w:basedOn w:val="Policepardfaut"/>
+    <w:link w:val="Citation"/>
     <w:uiPriority w:val="29"/>
     <w:rsid w:val="00CB4B19"/>
     <w:rPr>
@@ -17382,7 +19221,7 @@
       <w:color w:val="404040" w:themeColor="text1" w:themeTint="BF"/>
     </w:rPr>
   </w:style>
-  <w:style w:type="paragraph" w:styleId="ListParagraph">
+  <w:style w:type="paragraph" w:styleId="Paragraphedeliste">
     <w:name w:val="List Paragraph"/>
     <w:basedOn w:val="Normal"/>
     <w:uiPriority w:val="34"/>
@@ -17393,9 +19232,9 @@
       <w:contextualSpacing/>
     </w:pPr>
   </w:style>
-  <w:style w:type="character" w:styleId="IntenseEmphasis">
+  <w:style w:type="character" w:styleId="Accentuationintense">
     <w:name w:val="Intense Emphasis"/>
-    <w:basedOn w:val="DefaultParagraphFont"/>
+    <w:basedOn w:val="Policepardfaut"/>
     <w:uiPriority w:val="21"/>
     <w:qFormat/>
     <w:rsid w:val="00CB4B19"/>
@@ -17405,11 +19244,11 @@
       <w:color w:val="0F4761" w:themeColor="accent1" w:themeShade="BF"/>
     </w:rPr>
   </w:style>
-  <w:style w:type="paragraph" w:styleId="IntenseQuote">
+  <w:style w:type="paragraph" w:styleId="Citationintense">
     <w:name w:val="Intense Quote"/>
     <w:basedOn w:val="Normal"/>
     <w:next w:val="Normal"/>
-    <w:link w:val="IntenseQuoteChar"/>
+    <w:link w:val="CitationintenseCar"/>
     <w:uiPriority w:val="30"/>
     <w:qFormat/>
     <w:rsid w:val="00CB4B19"/>
@@ -17428,10 +19267,10 @@
       <w:color w:val="0F4761" w:themeColor="accent1" w:themeShade="BF"/>
     </w:rPr>
   </w:style>
-  <w:style w:type="character" w:customStyle="1" w:styleId="IntenseQuoteChar">
-    <w:name w:val="Intense Quote Char"/>
-    <w:basedOn w:val="DefaultParagraphFont"/>
-    <w:link w:val="IntenseQuote"/>
+  <w:style w:type="character" w:customStyle="1" w:styleId="CitationintenseCar">
+    <w:name w:val="Citation intense Car"/>
+    <w:basedOn w:val="Policepardfaut"/>
+    <w:link w:val="Citationintense"/>
     <w:uiPriority w:val="30"/>
     <w:rsid w:val="00CB4B19"/>
     <w:rPr>
@@ -17440,9 +19279,9 @@
       <w:color w:val="0F4761" w:themeColor="accent1" w:themeShade="BF"/>
     </w:rPr>
   </w:style>
-  <w:style w:type="character" w:styleId="IntenseReference">
+  <w:style w:type="character" w:styleId="Rfrenceintense">
     <w:name w:val="Intense Reference"/>
-    <w:basedOn w:val="DefaultParagraphFont"/>
+    <w:basedOn w:val="Policepardfaut"/>
     <w:uiPriority w:val="32"/>
     <w:qFormat/>
     <w:rsid w:val="00CB4B19"/>
@@ -17454,10 +19293,10 @@
       <w:spacing w:val="5"/>
     </w:rPr>
   </w:style>
-  <w:style w:type="paragraph" w:styleId="Header">
+  <w:style w:type="paragraph" w:styleId="En-tte">
     <w:name w:val="header"/>
     <w:basedOn w:val="Normal"/>
-    <w:link w:val="HeaderChar"/>
+    <w:link w:val="En-tteCar"/>
     <w:uiPriority w:val="99"/>
     <w:unhideWhenUsed/>
     <w:rsid w:val="00367AF0"/>
@@ -17469,17 +19308,17 @@
       <w:spacing w:line="240" w:lineRule="auto"/>
     </w:pPr>
   </w:style>
-  <w:style w:type="character" w:customStyle="1" w:styleId="HeaderChar">
-    <w:name w:val="Header Char"/>
-    <w:basedOn w:val="DefaultParagraphFont"/>
-    <w:link w:val="Header"/>
+  <w:style w:type="character" w:customStyle="1" w:styleId="En-tteCar">
+    <w:name w:val="En-tête Car"/>
+    <w:basedOn w:val="Policepardfaut"/>
+    <w:link w:val="En-tte"/>
     <w:uiPriority w:val="99"/>
     <w:rsid w:val="00367AF0"/>
   </w:style>
-  <w:style w:type="paragraph" w:styleId="Footer">
+  <w:style w:type="paragraph" w:styleId="Pieddepage">
     <w:name w:val="footer"/>
     <w:basedOn w:val="Normal"/>
-    <w:link w:val="FooterChar"/>
+    <w:link w:val="PieddepageCar"/>
     <w:uiPriority w:val="99"/>
     <w:unhideWhenUsed/>
     <w:rsid w:val="00367AF0"/>
@@ -17491,23 +19330,23 @@
       <w:spacing w:line="240" w:lineRule="auto"/>
     </w:pPr>
   </w:style>
-  <w:style w:type="character" w:customStyle="1" w:styleId="FooterChar">
-    <w:name w:val="Footer Char"/>
-    <w:basedOn w:val="DefaultParagraphFont"/>
-    <w:link w:val="Footer"/>
+  <w:style w:type="character" w:customStyle="1" w:styleId="PieddepageCar">
+    <w:name w:val="Pied de page Car"/>
+    <w:basedOn w:val="Policepardfaut"/>
+    <w:link w:val="Pieddepage"/>
     <w:uiPriority w:val="99"/>
     <w:rsid w:val="00367AF0"/>
   </w:style>
-  <w:style w:type="character" w:styleId="Hyperlink">
+  <w:style w:type="character" w:styleId="Lienhypertexte">
     <w:name w:val="Hyperlink"/>
-    <w:basedOn w:val="DefaultParagraphFont"/>
+    <w:basedOn w:val="Policepardfaut"/>
     <w:rsid w:val="00FF703F"/>
     <w:rPr>
       <w:color w:val="467886" w:themeColor="hyperlink"/>
       <w:u w:val="single"/>
     </w:rPr>
   </w:style>
-  <w:style w:type="character" w:styleId="Strong">
+  <w:style w:type="character" w:styleId="lev">
     <w:name w:val="Strong"/>
     <w:qFormat/>
     <w:rsid w:val="00FF703F"/>
@@ -17516,9 +19355,9 @@
       <w:bCs/>
     </w:rPr>
   </w:style>
-  <w:style w:type="character" w:styleId="CommentReference">
+  <w:style w:type="character" w:styleId="Marquedecommentaire">
     <w:name w:val="annotation reference"/>
-    <w:basedOn w:val="DefaultParagraphFont"/>
+    <w:basedOn w:val="Policepardfaut"/>
     <w:uiPriority w:val="99"/>
     <w:semiHidden/>
     <w:unhideWhenUsed/>
@@ -17528,10 +19367,10 @@
       <w:szCs w:val="16"/>
     </w:rPr>
   </w:style>
-  <w:style w:type="paragraph" w:styleId="CommentText">
+  <w:style w:type="paragraph" w:styleId="Commentaire">
     <w:name w:val="annotation text"/>
     <w:basedOn w:val="Normal"/>
-    <w:link w:val="CommentTextChar"/>
+    <w:link w:val="CommentaireCar"/>
     <w:uiPriority w:val="99"/>
     <w:semiHidden/>
     <w:unhideWhenUsed/>
@@ -17544,10 +19383,10 @@
       <w:szCs w:val="20"/>
     </w:rPr>
   </w:style>
-  <w:style w:type="character" w:customStyle="1" w:styleId="CommentTextChar">
-    <w:name w:val="Comment Text Char"/>
-    <w:basedOn w:val="DefaultParagraphFont"/>
-    <w:link w:val="CommentText"/>
+  <w:style w:type="character" w:customStyle="1" w:styleId="CommentaireCar">
+    <w:name w:val="Commentaire Car"/>
+    <w:basedOn w:val="Policepardfaut"/>
+    <w:link w:val="Commentaire"/>
     <w:uiPriority w:val="99"/>
     <w:semiHidden/>
     <w:rsid w:val="003E6793"/>
@@ -17556,11 +19395,11 @@
       <w:szCs w:val="20"/>
     </w:rPr>
   </w:style>
-  <w:style w:type="paragraph" w:styleId="CommentSubject">
+  <w:style w:type="paragraph" w:styleId="Objetducommentaire">
     <w:name w:val="annotation subject"/>
-    <w:basedOn w:val="CommentText"/>
-    <w:next w:val="CommentText"/>
-    <w:link w:val="CommentSubjectChar"/>
+    <w:basedOn w:val="Commentaire"/>
+    <w:next w:val="Commentaire"/>
+    <w:link w:val="ObjetducommentaireCar"/>
     <w:uiPriority w:val="99"/>
     <w:semiHidden/>
     <w:unhideWhenUsed/>
@@ -17570,10 +19409,10 @@
       <w:bCs/>
     </w:rPr>
   </w:style>
-  <w:style w:type="character" w:customStyle="1" w:styleId="CommentSubjectChar">
-    <w:name w:val="Comment Subject Char"/>
-    <w:basedOn w:val="CommentTextChar"/>
-    <w:link w:val="CommentSubject"/>
+  <w:style w:type="character" w:customStyle="1" w:styleId="ObjetducommentaireCar">
+    <w:name w:val="Objet du commentaire Car"/>
+    <w:basedOn w:val="CommentaireCar"/>
+    <w:link w:val="Objetducommentaire"/>
     <w:uiPriority w:val="99"/>
     <w:semiHidden/>
     <w:rsid w:val="003E6793"/>
@@ -17584,9 +19423,9 @@
       <w:szCs w:val="20"/>
     </w:rPr>
   </w:style>
-  <w:style w:type="paragraph" w:styleId="NoSpacing">
+  <w:style w:type="paragraph" w:styleId="Sansinterligne">
     <w:name w:val="No Spacing"/>
-    <w:link w:val="NoSpacingChar"/>
+    <w:link w:val="SansinterligneCar"/>
     <w:uiPriority w:val="1"/>
     <w:qFormat/>
     <w:rsid w:val="003E6793"/>
@@ -17599,10 +19438,10 @@
       <w14:ligatures w14:val="none"/>
     </w:rPr>
   </w:style>
-  <w:style w:type="character" w:customStyle="1" w:styleId="NoSpacingChar">
-    <w:name w:val="No Spacing Char"/>
-    <w:basedOn w:val="DefaultParagraphFont"/>
-    <w:link w:val="NoSpacing"/>
+  <w:style w:type="character" w:customStyle="1" w:styleId="SansinterligneCar">
+    <w:name w:val="Sans interligne Car"/>
+    <w:basedOn w:val="Policepardfaut"/>
+    <w:link w:val="Sansinterligne"/>
     <w:uiPriority w:val="1"/>
     <w:rsid w:val="003E6793"/>
     <w:rPr>
@@ -17614,9 +19453,9 @@
       <w14:ligatures w14:val="none"/>
     </w:rPr>
   </w:style>
-  <w:style w:type="table" w:styleId="GridTable4-Accent5">
+  <w:style w:type="table" w:styleId="TableauGrille4-Accentuation5">
     <w:name w:val="Grid Table 4 Accent 5"/>
-    <w:basedOn w:val="TableNormal"/>
+    <w:basedOn w:val="TableauNormal"/>
     <w:uiPriority w:val="49"/>
     <w:rsid w:val="00B73527"/>
     <w:rPr>
@@ -17705,9 +19544,9 @@
       <w:kern w:val="0"/>
     </w:rPr>
   </w:style>
-  <w:style w:type="table" w:styleId="GridTable4-Accent1">
+  <w:style w:type="table" w:styleId="TableauGrille4-Accentuation1">
     <w:name w:val="Grid Table 4 Accent 1"/>
-    <w:basedOn w:val="TableNormal"/>
+    <w:basedOn w:val="TableauNormal"/>
     <w:uiPriority w:val="49"/>
     <w:rsid w:val="00506521"/>
     <w:rPr>

--- a/rapport application de recherche des stages et empois.docx
+++ b/rapport application de recherche des stages et empois.docx
@@ -1,6 +1,6 @@
 
 <file path=word/document.xml><?xml version="1.0" encoding="utf-8"?>
-<w:document xmlns:wpc="http://schemas.microsoft.com/office/word/2010/wordprocessingCanvas" xmlns:cx="http://schemas.microsoft.com/office/drawing/2014/chartex" xmlns:cx1="http://schemas.microsoft.com/office/drawing/2015/9/8/chartex" xmlns:cx2="http://schemas.microsoft.com/office/drawing/2015/10/21/chartex" xmlns:cx3="http://schemas.microsoft.com/office/drawing/2016/5/9/chartex" xmlns:cx4="http://schemas.microsoft.com/office/drawing/2016/5/10/chartex" xmlns:cx5="http://schemas.microsoft.com/office/drawing/2016/5/11/chartex" xmlns:cx6="http://schemas.microsoft.com/office/drawing/2016/5/12/chartex" xmlns:cx7="http://schemas.microsoft.com/office/drawing/2016/5/13/chartex" xmlns:cx8="http://schemas.microsoft.com/office/drawing/2016/5/14/chartex" xmlns:mc="http://schemas.openxmlformats.org/markup-compatibility/2006" xmlns:aink="http://schemas.microsoft.com/office/drawing/2016/ink" xmlns:am3d="http://schemas.microsoft.com/office/drawing/2017/model3d" xmlns:o="urn:schemas-microsoft-com:office:office" xmlns:oel="http://schemas.microsoft.com/office/2019/extlst" xmlns:r="http://schemas.openxmlformats.org/officeDocument/2006/relationships" xmlns:m="http://schemas.openxmlformats.org/officeDocument/2006/math" xmlns:v="urn:schemas-microsoft-com:vml" xmlns:wp14="http://schemas.microsoft.com/office/word/2010/wordprocessingDrawing" xmlns:wp="http://schemas.openxmlformats.org/drawingml/2006/wordprocessingDrawing" xmlns:w10="urn:schemas-microsoft-com:office:word" xmlns:w="http://schemas.openxmlformats.org/wordprocessingml/2006/main" xmlns:w14="http://schemas.microsoft.com/office/word/2010/wordml" xmlns:w15="http://schemas.microsoft.com/office/word/2012/wordml" xmlns:w16cex="http://schemas.microsoft.com/office/word/2018/wordml/cex" xmlns:w16cid="http://schemas.microsoft.com/office/word/2016/wordml/cid" xmlns:w16="http://schemas.microsoft.com/office/word/2018/wordml" xmlns:w16du="http://schemas.microsoft.com/office/word/2023/wordml/word16du" xmlns:w16sdtdh="http://schemas.microsoft.com/office/word/2020/wordml/sdtdatahash" xmlns:w16se="http://schemas.microsoft.com/office/word/2015/wordml/symex" xmlns:wpg="http://schemas.microsoft.com/office/word/2010/wordprocessingGroup" xmlns:wpi="http://schemas.microsoft.com/office/word/2010/wordprocessingInk" xmlns:wne="http://schemas.microsoft.com/office/word/2006/wordml" xmlns:wps="http://schemas.microsoft.com/office/word/2010/wordprocessingShape" mc:Ignorable="w14 w15 w16se w16cid w16 w16cex w16sdtdh w16du wp14">
+<w:document xmlns:wpc="http://schemas.microsoft.com/office/word/2010/wordprocessingCanvas" xmlns:cx="http://schemas.microsoft.com/office/drawing/2014/chartex" xmlns:cx1="http://schemas.microsoft.com/office/drawing/2015/9/8/chartex" xmlns:cx2="http://schemas.microsoft.com/office/drawing/2015/10/21/chartex" xmlns:cx3="http://schemas.microsoft.com/office/drawing/2016/5/9/chartex" xmlns:cx4="http://schemas.microsoft.com/office/drawing/2016/5/10/chartex" xmlns:cx5="http://schemas.microsoft.com/office/drawing/2016/5/11/chartex" xmlns:cx6="http://schemas.microsoft.com/office/drawing/2016/5/12/chartex" xmlns:cx7="http://schemas.microsoft.com/office/drawing/2016/5/13/chartex" xmlns:cx8="http://schemas.microsoft.com/office/drawing/2016/5/14/chartex" xmlns:mc="http://schemas.openxmlformats.org/markup-compatibility/2006" xmlns:aink="http://schemas.microsoft.com/office/drawing/2016/ink" xmlns:am3d="http://schemas.microsoft.com/office/drawing/2017/model3d" xmlns:o="urn:schemas-microsoft-com:office:office" xmlns:oel="http://schemas.microsoft.com/office/2019/extlst" xmlns:r="http://schemas.openxmlformats.org/officeDocument/2006/relationships" xmlns:m="http://schemas.openxmlformats.org/officeDocument/2006/math" xmlns:v="urn:schemas-microsoft-com:vml" xmlns:wp14="http://schemas.microsoft.com/office/word/2010/wordprocessingDrawing" xmlns:wp="http://schemas.openxmlformats.org/drawingml/2006/wordprocessingDrawing" xmlns:w10="urn:schemas-microsoft-com:office:word" xmlns:w="http://schemas.openxmlformats.org/wordprocessingml/2006/main" xmlns:w14="http://schemas.microsoft.com/office/word/2010/wordml" xmlns:w15="http://schemas.microsoft.com/office/word/2012/wordml" xmlns:w16cex="http://schemas.microsoft.com/office/word/2018/wordml/cex" xmlns:w16cid="http://schemas.microsoft.com/office/word/2016/wordml/cid" xmlns:w16="http://schemas.microsoft.com/office/word/2018/wordml" xmlns:w16du="http://schemas.microsoft.com/office/word/2023/wordml/word16du" xmlns:w16sdtdh="http://schemas.microsoft.com/office/word/2020/wordml/sdtdatahash" xmlns:w16sdtfl="http://schemas.microsoft.com/office/word/2024/wordml/sdtformatlock" xmlns:w16se="http://schemas.microsoft.com/office/word/2015/wordml/symex" xmlns:wpg="http://schemas.microsoft.com/office/word/2010/wordprocessingGroup" xmlns:wpi="http://schemas.microsoft.com/office/word/2010/wordprocessingInk" xmlns:wne="http://schemas.microsoft.com/office/word/2006/wordml" xmlns:wps="http://schemas.microsoft.com/office/word/2010/wordprocessingShape" mc:Ignorable="w14 w15 w16se w16cid w16 w16cex w16sdtdh w16sdtfl w16du wp14">
   <w:body>
     <w:p>
       <w:pPr>
@@ -8,12 +8,5088 @@
         <w:jc w:val="center"/>
       </w:pPr>
       <w:r>
+        <w:t xml:space="preserve">CHAPITRE 1 : </w:t>
+      </w:r>
+      <w:r>
+        <w:t>INSERTION</w:t>
+      </w:r>
+    </w:p>
+    <w:p/>
+    <w:p>
+      <w:pPr>
+        <w:ind w:firstLine="708"/>
+        <w:jc w:val="both"/>
+      </w:pPr>
+      <w:r>
+        <w:t xml:space="preserve">Dans le cadre de la mise en application des enseignements reçus à la Faculté des Sciences de l’Université d’Ebolowa, les étudiants de deuxième année en </w:t>
+      </w:r>
+      <w:r>
+        <w:rPr>
+          <w:b/>
+          <w:bCs/>
+        </w:rPr>
+        <w:t>Technologies de l’Information et de la Communication (TIC)</w:t>
+      </w:r>
+      <w:r>
+        <w:t xml:space="preserve"> sont appelés à effectuer un stage académique en entreprise d’une durée d’un (01) mois.</w:t>
+      </w:r>
+    </w:p>
+    <w:p>
+      <w:pPr>
+        <w:jc w:val="both"/>
+      </w:pPr>
+      <w:r>
+        <w:t>Ce stage a pour objectif de confronter les savoirs théoriques acquis au cours des deux premières années à la réalité du terrain, de consolider les connaissances, et de mieux préparer les étudiants au passage en troisième année.</w:t>
+      </w:r>
+    </w:p>
+    <w:p>
+      <w:pPr>
+        <w:jc w:val="both"/>
+      </w:pPr>
+      <w:r>
+        <w:t>Dans le présent rapport d’insertion, nous présenterons d’abord la structure d’accueil, puis l’accueil qui nous y a été réservé. Nous décrirons ensuite les missions et activités réalisées, l’organisation interne ainsi que l’environnement matériel et logiciel mis à notre disposition.</w:t>
+      </w:r>
+    </w:p>
+    <w:p>
+      <w:pPr>
+        <w:pStyle w:val="Titre2"/>
+        <w:rPr>
+          <w:color w:val="4EA72E" w:themeColor="accent6"/>
+        </w:rPr>
+      </w:pPr>
+    </w:p>
+    <w:p>
+      <w:pPr>
+        <w:pStyle w:val="Titre1"/>
+        <w:numPr>
+          <w:ilvl w:val="0"/>
+          <w:numId w:val="93"/>
+        </w:numPr>
+      </w:pPr>
+      <w:r>
+        <w:t>PRESENTATION DU CENADI</w:t>
+      </w:r>
+    </w:p>
+    <w:p>
+      <w:pPr>
+        <w:jc w:val="both"/>
+      </w:pPr>
+    </w:p>
+    <w:p>
+      <w:r>
+        <w:t xml:space="preserve">Le </w:t>
+      </w:r>
+      <w:r>
+        <w:rPr>
+          <w:b/>
+          <w:bCs/>
+        </w:rPr>
+        <w:t>Centre National de Développement de l’Informatique (CENADI)</w:t>
+      </w:r>
+      <w:r>
+        <w:t xml:space="preserve"> a été créé par le décret n°88/1087 du 12 août 1988. Par la suite, le décret n°93/133 du 10 mai 1993, modifiant certaines dispositions du décret de 1988, a placé le CENADI sous la tutelle du </w:t>
+      </w:r>
+      <w:r>
+        <w:rPr>
+          <w:b/>
+          <w:bCs/>
+        </w:rPr>
+        <w:t>Ministère des Finances</w:t>
+      </w:r>
+      <w:r>
+        <w:t>.</w:t>
+      </w:r>
+    </w:p>
+    <w:p>
+      <w:r>
+        <w:t xml:space="preserve">La direction générale du CENADI est située à Yaoundé et est placée sous l’autorité de Madame </w:t>
+      </w:r>
+      <w:r>
+        <w:rPr>
+          <w:b/>
+          <w:bCs/>
+        </w:rPr>
+        <w:t>ABIA épse MVEH Chantal</w:t>
+      </w:r>
+      <w:r>
+        <w:t xml:space="preserve">, Directeur du Centre. L’institution dispose de trois centres informatiques implantés dans les villes de </w:t>
+      </w:r>
+      <w:r>
+        <w:rPr>
+          <w:b/>
+          <w:bCs/>
+        </w:rPr>
+        <w:t>Bafoussam, Garoua et Douala</w:t>
+      </w:r>
+      <w:r>
+        <w:t>.</w:t>
+      </w:r>
+    </w:p>
+    <w:p>
+      <w:r>
+        <w:t xml:space="preserve">Le centre de Douala, créé en 1970, constitue notre structure d’accueil dans le cadre de ce stage. Il est dirigé par Monsieur </w:t>
+      </w:r>
+      <w:r>
+        <w:rPr>
+          <w:b/>
+          <w:bCs/>
+        </w:rPr>
+        <w:t>MGBE IYAMA Marc</w:t>
+      </w:r>
+      <w:r>
+        <w:t>.</w:t>
+      </w:r>
+    </w:p>
+    <w:p/>
+    <w:p>
+      <w:pPr>
+        <w:pStyle w:val="Titre1"/>
+        <w:numPr>
+          <w:ilvl w:val="0"/>
+          <w:numId w:val="93"/>
+        </w:numPr>
+      </w:pPr>
+      <w:r>
+        <w:t>PRESENTATION DU CENADI</w:t>
+      </w:r>
+    </w:p>
+    <w:p/>
+    <w:p>
+      <w:pPr>
+        <w:pStyle w:val="Titre2"/>
+        <w:numPr>
+          <w:ilvl w:val="0"/>
+          <w:numId w:val="94"/>
+        </w:numPr>
+        <w:jc w:val="both"/>
+      </w:pPr>
+      <w:r>
+        <w:t>ACCUEIL</w:t>
+      </w:r>
+    </w:p>
+    <w:p/>
+    <w:p>
+      <w:r>
+        <w:t xml:space="preserve">         Nous avons été reçus par le Service de l’Informatique Appliquée à la Recherche et à l’Enseignement (SIARE). Monsieur </w:t>
+      </w:r>
+      <w:r>
+        <w:rPr>
+          <w:b/>
+          <w:bCs/>
+        </w:rPr>
+        <w:t>Bename Boniface</w:t>
+      </w:r>
+      <w:r>
+        <w:t xml:space="preserve"> Chef dudit service et son adjoint Madame </w:t>
+      </w:r>
+      <w:r>
+        <w:rPr>
+          <w:b/>
+          <w:bCs/>
+        </w:rPr>
+        <w:t>Ngo Kana Louise Pélagie</w:t>
+      </w:r>
+      <w:r>
+        <w:t xml:space="preserve"> nous ont accueillis dans leurs bureaux. Après un bref entretien, les responsables du service en charge des stagiaires nous ont fait une visite des locaux et une présentation du personnel de chaque </w:t>
+      </w:r>
+      <w:r>
+        <w:t>service...</w:t>
+      </w:r>
+      <w:r>
+        <w:t xml:space="preserve"> Tout au long de notre période d’insertion, il a été question pour nous de nous adapter et de nous </w:t>
+      </w:r>
+      <w:r>
+        <w:lastRenderedPageBreak/>
+        <w:t xml:space="preserve">imprégner dans notre structure d’accueil. Nous avons pu nous familiariser avec le personnel présent, tant au sein de l’environnement de travail </w:t>
+      </w:r>
+    </w:p>
+    <w:p>
+      <w:r>
+        <w:t>(Matériel et logiciel), que dans quelques bureaux et locaux ou notre intervention devait être utile</w:t>
+      </w:r>
+    </w:p>
+    <w:p>
+      <w:pPr>
+        <w:pStyle w:val="Titre1"/>
+        <w:numPr>
+          <w:ilvl w:val="0"/>
+          <w:numId w:val="94"/>
+        </w:numPr>
+      </w:pPr>
+      <w:r>
+        <w:t>LOCALISATION</w:t>
+      </w:r>
+    </w:p>
+    <w:p/>
+    <w:p>
+      <w:r>
+        <w:t xml:space="preserve">    Le CENADI-Douala est logé dans un immeuble commercial au quartier Akwa, l’immeuble cambanis, en plein centre des affaires de Douala, en face de l’hôtel beau séjour. Il occupe les trois derniers étages de cet immeuble et dispose de vingt-deux (22) bureaux parmi lesquelles le magasin des consomptibles, le musée contenant les anciens équipements de PAGODE et la salle de maintenance. L’immeuble est occupé de la manière suivante :   </w:t>
+      </w:r>
+    </w:p>
+    <w:p/>
+    <w:p>
+      <w:pPr>
+        <w:pStyle w:val="Paragraphedeliste"/>
+        <w:numPr>
+          <w:ilvl w:val="0"/>
+          <w:numId w:val="95"/>
+        </w:numPr>
+      </w:pPr>
+      <w:r>
+        <w:t xml:space="preserve">2ieme étage : Service des études et projets et un cybercafé pour les usagers. </w:t>
+      </w:r>
+    </w:p>
+    <w:p/>
+    <w:p>
+      <w:pPr>
+        <w:pStyle w:val="Paragraphedeliste"/>
+        <w:numPr>
+          <w:ilvl w:val="0"/>
+          <w:numId w:val="95"/>
+        </w:numPr>
+      </w:pPr>
+      <w:r>
+        <w:t xml:space="preserve">3ieme étage : Service de l’Informatique Appliquée à la Recherche et à l’Enseignement et le service de l’Exploitation et des Logiciels. </w:t>
+      </w:r>
+    </w:p>
+    <w:p>
+      <w:pPr>
+        <w:pStyle w:val="Paragraphedeliste"/>
+      </w:pPr>
+    </w:p>
+    <w:p>
+      <w:pPr>
+        <w:pStyle w:val="Paragraphedeliste"/>
+        <w:numPr>
+          <w:ilvl w:val="0"/>
+          <w:numId w:val="95"/>
+        </w:numPr>
+      </w:pPr>
+      <w:r>
+        <w:t xml:space="preserve">4ieme étage : Service Administratif.  </w:t>
+      </w:r>
+    </w:p>
+    <w:p>
+      <w:pPr>
+        <w:pStyle w:val="Paragraphedeliste"/>
+      </w:pPr>
+    </w:p>
+    <w:p>
+      <w:pPr>
+        <w:pStyle w:val="Paragraphedeliste"/>
+        <w:ind w:left="1430"/>
+      </w:pPr>
+    </w:p>
+    <w:p>
+      <w:pPr>
+        <w:pStyle w:val="Paragraphedeliste"/>
+      </w:pPr>
+    </w:p>
+    <w:p/>
+    <w:p>
+      <w:r>
+        <w:rPr>
+          <w:noProof/>
+        </w:rPr>
+        <w:lastRenderedPageBreak/>
+        <w:drawing>
+          <wp:inline distT="0" distB="0" distL="0" distR="0" wp14:anchorId="1E3CBFA2" wp14:editId="1B9074C8">
+            <wp:extent cx="5743575" cy="3962400"/>
+            <wp:effectExtent l="0" t="0" r="0" b="0"/>
+            <wp:docPr id="1249" name="Picture 1249"/>
+            <wp:cNvGraphicFramePr/>
+            <a:graphic xmlns:a="http://schemas.openxmlformats.org/drawingml/2006/main">
+              <a:graphicData uri="http://schemas.openxmlformats.org/drawingml/2006/picture">
+                <pic:pic xmlns:pic="http://schemas.openxmlformats.org/drawingml/2006/picture">
+                  <pic:nvPicPr>
+                    <pic:cNvPr id="1249" name="Picture 1249"/>
+                    <pic:cNvPicPr/>
+                  </pic:nvPicPr>
+                  <pic:blipFill>
+                    <a:blip r:embed="rId7"/>
+                    <a:stretch>
+                      <a:fillRect/>
+                    </a:stretch>
+                  </pic:blipFill>
+                  <pic:spPr>
+                    <a:xfrm>
+                      <a:off x="0" y="0"/>
+                      <a:ext cx="5743575" cy="3962400"/>
+                    </a:xfrm>
+                    <a:prstGeom prst="rect">
+                      <a:avLst/>
+                    </a:prstGeom>
+                  </pic:spPr>
+                </pic:pic>
+              </a:graphicData>
+            </a:graphic>
+          </wp:inline>
+        </w:drawing>
+      </w:r>
+    </w:p>
+    <w:p>
+      <w:pPr>
+        <w:rPr>
+          <w:i/>
+          <w:iCs/>
+        </w:rPr>
+      </w:pPr>
+      <w:r>
+        <w:rPr>
+          <w:i/>
+          <w:iCs/>
+        </w:rPr>
+        <w:t xml:space="preserve">Figure </w:t>
+      </w:r>
+      <w:r>
+        <w:rPr>
+          <w:i/>
+          <w:iCs/>
+        </w:rPr>
+        <w:t>1 :</w:t>
+      </w:r>
+      <w:r>
+        <w:rPr>
+          <w:i/>
+          <w:iCs/>
+        </w:rPr>
+        <w:t xml:space="preserve"> plan de localisation (source : Edraw max)</w:t>
+      </w:r>
+    </w:p>
+    <w:p/>
+    <w:p/>
+    <w:p>
+      <w:pPr>
+        <w:pStyle w:val="Titre2"/>
+        <w:numPr>
+          <w:ilvl w:val="0"/>
+          <w:numId w:val="94"/>
+        </w:numPr>
+        <w:jc w:val="both"/>
+      </w:pPr>
+      <w:r>
+        <w:t>MISSIONS ET ACTIVITES</w:t>
+      </w:r>
+    </w:p>
+    <w:p>
+      <w:pPr>
+        <w:pStyle w:val="Titre3"/>
+        <w:numPr>
+          <w:ilvl w:val="0"/>
+          <w:numId w:val="98"/>
+        </w:numPr>
+        <w:rPr>
+          <w:i/>
+          <w:iCs/>
+        </w:rPr>
+      </w:pPr>
+      <w:r>
+        <w:rPr>
+          <w:i/>
+          <w:iCs/>
+        </w:rPr>
+        <w:t>MISSIONS</w:t>
+      </w:r>
+    </w:p>
+    <w:p/>
+    <w:p>
+      <w:r>
+        <w:t xml:space="preserve">       La mission principale du CENADI est la mise en œuvre de la politique du gouvernement dans le domaine de l’Informatique et de la téléinformatique, ainsi que le développement des méthodes informatiques, téléinformatiques dans tous les secteurs de la vie nationale. Le CENADI est chargé entre autres : </w:t>
+      </w:r>
+    </w:p>
+    <w:p/>
+    <w:p>
+      <w:pPr>
+        <w:pStyle w:val="Paragraphedeliste"/>
+        <w:numPr>
+          <w:ilvl w:val="0"/>
+          <w:numId w:val="99"/>
+        </w:numPr>
+      </w:pPr>
+      <w:r>
+        <w:t xml:space="preserve">De l’étude et de la réalisation des applications informatiques suivant les normes définies par les instances supérieurs ; </w:t>
+      </w:r>
+    </w:p>
+    <w:p>
+      <w:pPr>
+        <w:pStyle w:val="Paragraphedeliste"/>
+        <w:ind w:left="1430"/>
+      </w:pPr>
+      <w:r>
+        <w:t xml:space="preserve"> </w:t>
+      </w:r>
+    </w:p>
+    <w:p>
+      <w:pPr>
+        <w:pStyle w:val="Paragraphedeliste"/>
+        <w:numPr>
+          <w:ilvl w:val="0"/>
+          <w:numId w:val="99"/>
+        </w:numPr>
+      </w:pPr>
+      <w:r>
+        <w:t xml:space="preserve">De la recherche des nouvelles opportunités de développement informatique ; </w:t>
+      </w:r>
+    </w:p>
+    <w:p/>
+    <w:p>
+      <w:pPr>
+        <w:pStyle w:val="Paragraphedeliste"/>
+        <w:numPr>
+          <w:ilvl w:val="0"/>
+          <w:numId w:val="99"/>
+        </w:numPr>
+      </w:pPr>
+      <w:r>
+        <w:t xml:space="preserve">D’assurer la sécurité des fichiers magnétique par des sauvegardes périodiques ; </w:t>
+      </w:r>
+    </w:p>
+    <w:p/>
+    <w:p>
+      <w:pPr>
+        <w:pStyle w:val="Paragraphedeliste"/>
+        <w:numPr>
+          <w:ilvl w:val="0"/>
+          <w:numId w:val="99"/>
+        </w:numPr>
+      </w:pPr>
+      <w:r>
+        <w:t xml:space="preserve">Du développement de l’ensemble des logiciels de télétraitement ; </w:t>
+      </w:r>
+    </w:p>
+    <w:p>
+      <w:pPr>
+        <w:pStyle w:val="Paragraphedeliste"/>
+        <w:ind w:left="1430"/>
+      </w:pPr>
+    </w:p>
+    <w:p>
+      <w:pPr>
+        <w:pStyle w:val="Paragraphedeliste"/>
+        <w:numPr>
+          <w:ilvl w:val="0"/>
+          <w:numId w:val="99"/>
+        </w:numPr>
+      </w:pPr>
+      <w:r>
+        <w:lastRenderedPageBreak/>
+        <w:t xml:space="preserve">Du développement et de la maintenance des bases de données ;  </w:t>
+      </w:r>
+    </w:p>
+    <w:p/>
+    <w:p>
+      <w:pPr>
+        <w:pStyle w:val="Paragraphedeliste"/>
+        <w:numPr>
+          <w:ilvl w:val="0"/>
+          <w:numId w:val="99"/>
+        </w:numPr>
+      </w:pPr>
+      <w:r>
+        <w:t xml:space="preserve">Du développement des réseaux de transmission des données et de problèmes liés à l’exploitation de ceux-ci par les particuliers ; </w:t>
+      </w:r>
+    </w:p>
+    <w:p>
+      <w:pPr>
+        <w:pStyle w:val="Paragraphedeliste"/>
+        <w:ind w:left="1430"/>
+      </w:pPr>
+    </w:p>
+    <w:p>
+      <w:pPr>
+        <w:pStyle w:val="Paragraphedeliste"/>
+        <w:numPr>
+          <w:ilvl w:val="0"/>
+          <w:numId w:val="99"/>
+        </w:numPr>
+      </w:pPr>
+      <w:r>
+        <w:t xml:space="preserve">Du développement de la bureautique ; </w:t>
+      </w:r>
+    </w:p>
+    <w:p/>
+    <w:p>
+      <w:pPr>
+        <w:pStyle w:val="Paragraphedeliste"/>
+        <w:numPr>
+          <w:ilvl w:val="0"/>
+          <w:numId w:val="99"/>
+        </w:numPr>
+      </w:pPr>
+      <w:r>
+        <w:t xml:space="preserve">Promotion de la Gouvernance électronique ; </w:t>
+      </w:r>
+    </w:p>
+    <w:p/>
+    <w:p>
+      <w:pPr>
+        <w:pStyle w:val="Paragraphedeliste"/>
+        <w:numPr>
+          <w:ilvl w:val="0"/>
+          <w:numId w:val="99"/>
+        </w:numPr>
+      </w:pPr>
+      <w:r>
+        <w:t xml:space="preserve">Promotion des technologies informatiques et des technologies connexes ; </w:t>
+      </w:r>
+    </w:p>
+    <w:p/>
+    <w:p>
+      <w:pPr>
+        <w:pStyle w:val="Paragraphedeliste"/>
+        <w:numPr>
+          <w:ilvl w:val="0"/>
+          <w:numId w:val="99"/>
+        </w:numPr>
+      </w:pPr>
+      <w:r>
+        <w:t xml:space="preserve">Développement et hébergement des sites web ; </w:t>
+      </w:r>
+    </w:p>
+    <w:p/>
+    <w:p>
+      <w:pPr>
+        <w:pStyle w:val="Paragraphedeliste"/>
+        <w:numPr>
+          <w:ilvl w:val="0"/>
+          <w:numId w:val="99"/>
+        </w:numPr>
+      </w:pPr>
+      <w:r>
+        <w:t>Fourniture des services internet (ISP, Internet Service Provider).</w:t>
+      </w:r>
+    </w:p>
+    <w:p>
+      <w:pPr>
+        <w:pStyle w:val="Paragraphedeliste"/>
+      </w:pPr>
+    </w:p>
+    <w:p>
+      <w:pPr>
+        <w:pStyle w:val="Titre3"/>
+        <w:numPr>
+          <w:ilvl w:val="0"/>
+          <w:numId w:val="98"/>
+        </w:numPr>
+        <w:rPr>
+          <w:i/>
+          <w:iCs/>
+        </w:rPr>
+      </w:pPr>
+      <w:r>
+        <w:rPr>
+          <w:i/>
+          <w:iCs/>
+        </w:rPr>
+        <w:t>ACTIVITES</w:t>
+      </w:r>
+    </w:p>
+    <w:p/>
+    <w:p>
+      <w:pPr>
+        <w:pStyle w:val="Paragraphedeliste"/>
+        <w:numPr>
+          <w:ilvl w:val="0"/>
+          <w:numId w:val="101"/>
+        </w:numPr>
+      </w:pPr>
+      <w:r>
+        <w:t xml:space="preserve">Services des Etudes et Projets (SEP) </w:t>
+      </w:r>
+    </w:p>
+    <w:p>
+      <w:pPr>
+        <w:ind w:left="360"/>
+      </w:pPr>
+    </w:p>
+    <w:p>
+      <w:pPr>
+        <w:pStyle w:val="Paragraphedeliste"/>
+        <w:numPr>
+          <w:ilvl w:val="0"/>
+          <w:numId w:val="102"/>
+        </w:numPr>
+      </w:pPr>
+      <w:r>
+        <w:t xml:space="preserve">Recherche de nouvelles opportunités de développement informatique ; </w:t>
+      </w:r>
+    </w:p>
+    <w:p>
+      <w:pPr>
+        <w:pStyle w:val="Paragraphedeliste"/>
+        <w:ind w:left="1428"/>
+      </w:pPr>
+    </w:p>
+    <w:p>
+      <w:pPr>
+        <w:pStyle w:val="Paragraphedeliste"/>
+        <w:numPr>
+          <w:ilvl w:val="0"/>
+          <w:numId w:val="102"/>
+        </w:numPr>
+      </w:pPr>
+      <w:r>
+        <w:t xml:space="preserve">Etudes et réalisations des applications informatiques. </w:t>
+      </w:r>
+    </w:p>
+    <w:p/>
+    <w:p>
+      <w:pPr>
+        <w:pStyle w:val="Paragraphedeliste"/>
+        <w:numPr>
+          <w:ilvl w:val="0"/>
+          <w:numId w:val="101"/>
+        </w:numPr>
+      </w:pPr>
+      <w:r>
+        <w:t xml:space="preserve">Services de l’exploitation et des logiciels (SEL) </w:t>
+      </w:r>
+    </w:p>
+    <w:p>
+      <w:pPr>
+        <w:pStyle w:val="Paragraphedeliste"/>
+        <w:ind w:left="1416"/>
+      </w:pPr>
+    </w:p>
+    <w:p>
+      <w:pPr>
+        <w:pStyle w:val="Paragraphedeliste"/>
+        <w:numPr>
+          <w:ilvl w:val="0"/>
+          <w:numId w:val="106"/>
+        </w:numPr>
+        <w:ind w:left="1416"/>
+      </w:pPr>
+      <w:r>
+        <w:t xml:space="preserve">Administration du système et des données ; </w:t>
+      </w:r>
+    </w:p>
+    <w:p>
+      <w:pPr>
+        <w:pStyle w:val="Paragraphedeliste"/>
+        <w:ind w:left="1416"/>
+      </w:pPr>
+    </w:p>
+    <w:p>
+      <w:pPr>
+        <w:pStyle w:val="Paragraphedeliste"/>
+        <w:numPr>
+          <w:ilvl w:val="0"/>
+          <w:numId w:val="106"/>
+        </w:numPr>
+        <w:ind w:left="1416"/>
+      </w:pPr>
+      <w:r>
+        <w:t xml:space="preserve">Optimisation et harmonisation des procédures de sécurité ; </w:t>
+      </w:r>
+    </w:p>
+    <w:p/>
+    <w:p>
+      <w:pPr>
+        <w:pStyle w:val="Paragraphedeliste"/>
+        <w:numPr>
+          <w:ilvl w:val="0"/>
+          <w:numId w:val="106"/>
+        </w:numPr>
+        <w:ind w:left="1416"/>
+      </w:pPr>
+      <w:r>
+        <w:t>Veille au bon fonctionnement des matériels installés ;</w:t>
+      </w:r>
+    </w:p>
+    <w:p>
+      <w:r>
+        <w:t xml:space="preserve"> </w:t>
+      </w:r>
+    </w:p>
+    <w:p>
+      <w:pPr>
+        <w:pStyle w:val="Paragraphedeliste"/>
+        <w:numPr>
+          <w:ilvl w:val="0"/>
+          <w:numId w:val="106"/>
+        </w:numPr>
+        <w:ind w:left="1416"/>
+      </w:pPr>
+      <w:r>
+        <w:t xml:space="preserve">Sécurité des fichiers magnétiques par des sauvegardes périodiques ; </w:t>
+      </w:r>
+    </w:p>
+    <w:p/>
+    <w:p>
+      <w:pPr>
+        <w:pStyle w:val="Paragraphedeliste"/>
+        <w:numPr>
+          <w:ilvl w:val="0"/>
+          <w:numId w:val="106"/>
+        </w:numPr>
+        <w:ind w:left="1416"/>
+      </w:pPr>
+      <w:r>
+        <w:t xml:space="preserve">Gestion de la sécurité des systèmes de production ; -Exploitation du Cybercafé. </w:t>
+      </w:r>
+    </w:p>
+    <w:p/>
+    <w:p>
+      <w:pPr>
+        <w:pStyle w:val="Paragraphedeliste"/>
+        <w:numPr>
+          <w:ilvl w:val="0"/>
+          <w:numId w:val="101"/>
+        </w:numPr>
+      </w:pPr>
+      <w:r>
+        <w:t>Service de la Téléinformatique et de la Bureautique (STB)</w:t>
+      </w:r>
+    </w:p>
+    <w:p>
+      <w:pPr>
+        <w:pStyle w:val="Paragraphedeliste"/>
+      </w:pPr>
+    </w:p>
+    <w:p>
+      <w:pPr>
+        <w:pStyle w:val="Paragraphedeliste"/>
+        <w:numPr>
+          <w:ilvl w:val="0"/>
+          <w:numId w:val="107"/>
+        </w:numPr>
+      </w:pPr>
+      <w:r>
+        <w:t xml:space="preserve">Installation et maintenance des réseaux de transmission de données ; </w:t>
+      </w:r>
+    </w:p>
+    <w:p>
+      <w:pPr>
+        <w:ind w:left="1080"/>
+      </w:pPr>
+    </w:p>
+    <w:p>
+      <w:pPr>
+        <w:pStyle w:val="Paragraphedeliste"/>
+        <w:numPr>
+          <w:ilvl w:val="0"/>
+          <w:numId w:val="107"/>
+        </w:numPr>
+      </w:pPr>
+      <w:r>
+        <w:t>Développement de la bureautique ;</w:t>
+      </w:r>
+    </w:p>
+    <w:p>
+      <w:r>
+        <w:t xml:space="preserve"> </w:t>
+      </w:r>
+    </w:p>
+    <w:p>
+      <w:pPr>
+        <w:pStyle w:val="Paragraphedeliste"/>
+        <w:numPr>
+          <w:ilvl w:val="0"/>
+          <w:numId w:val="107"/>
+        </w:numPr>
+      </w:pPr>
+      <w:r>
+        <w:t xml:space="preserve">Maintenance des équipements informatiques. </w:t>
+      </w:r>
+    </w:p>
+    <w:p/>
+    <w:p>
+      <w:r>
+        <w:rPr>
+          <w:rFonts w:ascii="Segoe UI Symbol" w:hAnsi="Segoe UI Symbol" w:cs="Segoe UI Symbol"/>
+        </w:rPr>
+        <w:t>❖</w:t>
+      </w:r>
+      <w:r>
+        <w:tab/>
+        <w:t>Service de l’Informatique Appliquée à la Recherche et l’Enseignement (SIARE)</w:t>
+      </w:r>
+    </w:p>
+    <w:p>
+      <w:r>
+        <w:t xml:space="preserve"> </w:t>
+      </w:r>
+    </w:p>
+    <w:p>
+      <w:pPr>
+        <w:pStyle w:val="Paragraphedeliste"/>
+        <w:numPr>
+          <w:ilvl w:val="0"/>
+          <w:numId w:val="108"/>
+        </w:numPr>
+        <w:ind w:left="1428"/>
+      </w:pPr>
+      <w:r>
+        <w:t>Organisation des stages de recyclages en informatique ;</w:t>
+      </w:r>
+    </w:p>
+    <w:p>
+      <w:pPr>
+        <w:pStyle w:val="Paragraphedeliste"/>
+        <w:ind w:left="1428"/>
+      </w:pPr>
+      <w:r>
+        <w:t xml:space="preserve"> </w:t>
+      </w:r>
+    </w:p>
+    <w:p>
+      <w:pPr>
+        <w:pStyle w:val="Paragraphedeliste"/>
+        <w:numPr>
+          <w:ilvl w:val="0"/>
+          <w:numId w:val="108"/>
+        </w:numPr>
+        <w:ind w:left="1428"/>
+      </w:pPr>
+      <w:r>
+        <w:t>Gestion des stages académiques ;</w:t>
+      </w:r>
+    </w:p>
+    <w:p>
+      <w:pPr>
+        <w:pStyle w:val="Paragraphedeliste"/>
+        <w:ind w:left="1428"/>
+      </w:pPr>
+      <w:r>
+        <w:t xml:space="preserve"> </w:t>
+      </w:r>
+    </w:p>
+    <w:p>
+      <w:pPr>
+        <w:pStyle w:val="Paragraphedeliste"/>
+        <w:numPr>
+          <w:ilvl w:val="0"/>
+          <w:numId w:val="108"/>
+        </w:numPr>
+        <w:ind w:left="1428"/>
+      </w:pPr>
+      <w:r>
+        <w:t xml:space="preserve">Coopération et veille technologique ; </w:t>
+      </w:r>
+    </w:p>
+    <w:p/>
+    <w:p>
+      <w:pPr>
+        <w:pStyle w:val="Paragraphedeliste"/>
+        <w:numPr>
+          <w:ilvl w:val="0"/>
+          <w:numId w:val="108"/>
+        </w:numPr>
+        <w:ind w:left="1428"/>
+      </w:pPr>
+      <w:r>
+        <w:t xml:space="preserve">Conception des supports de formation ; </w:t>
+      </w:r>
+    </w:p>
+    <w:p/>
+    <w:p>
+      <w:pPr>
+        <w:pStyle w:val="Paragraphedeliste"/>
+        <w:numPr>
+          <w:ilvl w:val="0"/>
+          <w:numId w:val="108"/>
+        </w:numPr>
+        <w:ind w:left="1428"/>
+      </w:pPr>
+      <w:r>
+        <w:t xml:space="preserve">Formation des administrations de la région du Littoral. </w:t>
+      </w:r>
+    </w:p>
+    <w:p>
+      <w:pPr>
+        <w:pStyle w:val="Paragraphedeliste"/>
+        <w:rPr>
+          <w:rFonts w:ascii="Segoe UI Symbol" w:hAnsi="Segoe UI Symbol" w:cs="Segoe UI Symbol"/>
+        </w:rPr>
+      </w:pPr>
+    </w:p>
+    <w:p>
+      <w:r>
+        <w:rPr>
+          <w:rFonts w:ascii="Segoe UI Symbol" w:hAnsi="Segoe UI Symbol" w:cs="Segoe UI Symbol"/>
+        </w:rPr>
+        <w:t>❖</w:t>
+      </w:r>
+      <w:r>
+        <w:t xml:space="preserve"> Bureau Administratif et Financier (BAF) </w:t>
+      </w:r>
+    </w:p>
+    <w:p/>
+    <w:p>
+      <w:pPr>
+        <w:pStyle w:val="Paragraphedeliste"/>
+        <w:numPr>
+          <w:ilvl w:val="0"/>
+          <w:numId w:val="108"/>
+        </w:numPr>
+        <w:ind w:left="1428"/>
+      </w:pPr>
+      <w:r>
+        <w:t xml:space="preserve">Préparation et l’exécution du budget du centre ;               </w:t>
+      </w:r>
+    </w:p>
+    <w:p>
+      <w:pPr>
+        <w:ind w:left="708"/>
+      </w:pPr>
+    </w:p>
+    <w:p>
+      <w:pPr>
+        <w:pStyle w:val="Paragraphedeliste"/>
+        <w:numPr>
+          <w:ilvl w:val="0"/>
+          <w:numId w:val="108"/>
+        </w:numPr>
+        <w:ind w:left="1428"/>
+      </w:pPr>
+      <w:r>
+        <w:t>Gestion du personnel du centre.</w:t>
+      </w:r>
+    </w:p>
+    <w:p>
+      <w:pPr>
+        <w:pStyle w:val="Paragraphedeliste"/>
+      </w:pPr>
+    </w:p>
+    <w:p>
+      <w:pPr>
+        <w:pStyle w:val="Titre2"/>
+        <w:numPr>
+          <w:ilvl w:val="0"/>
+          <w:numId w:val="94"/>
+        </w:numPr>
+      </w:pPr>
+      <w:r>
+        <w:t>ORGANISATION DU CENADI-DOUALA</w:t>
+      </w:r>
+    </w:p>
+    <w:p/>
+    <w:p>
+      <w:r>
+        <w:t>Le CENADI-Douala est géré par un chef de centre. Ce dernier est assisté dans ses fonctions par les chefs de service. La hiérarchie du CENADI obéit à l’organigramme suivant :</w:t>
+      </w:r>
+    </w:p>
+    <w:p>
+      <w:r>
+        <w:rPr>
+          <w:noProof/>
+        </w:rPr>
+        <w:drawing>
+          <wp:inline distT="0" distB="0" distL="0" distR="0" wp14:anchorId="5B8CE99C" wp14:editId="47EADE03">
+            <wp:extent cx="5759450" cy="3778885"/>
+            <wp:effectExtent l="0" t="0" r="0" b="0"/>
+            <wp:docPr id="99009047" name="Image 19"/>
+            <wp:cNvGraphicFramePr>
+              <a:graphicFrameLocks xmlns:a="http://schemas.openxmlformats.org/drawingml/2006/main" noChangeAspect="1"/>
+            </wp:cNvGraphicFramePr>
+            <a:graphic xmlns:a="http://schemas.openxmlformats.org/drawingml/2006/main">
+              <a:graphicData uri="http://schemas.openxmlformats.org/drawingml/2006/picture">
+                <pic:pic xmlns:pic="http://schemas.openxmlformats.org/drawingml/2006/picture">
+                  <pic:nvPicPr>
+                    <pic:cNvPr id="99009047" name="Image 99009047"/>
+                    <pic:cNvPicPr/>
+                  </pic:nvPicPr>
+                  <pic:blipFill>
+                    <a:blip r:embed="rId8" cstate="print">
+                      <a:extLst>
+                        <a:ext uri="{28A0092B-C50C-407E-A947-70E740481C1C}">
+                          <a14:useLocalDpi xmlns:a14="http://schemas.microsoft.com/office/drawing/2010/main" val="0"/>
+                        </a:ext>
+                      </a:extLst>
+                    </a:blip>
+                    <a:stretch>
+                      <a:fillRect/>
+                    </a:stretch>
+                  </pic:blipFill>
+                  <pic:spPr>
+                    <a:xfrm>
+                      <a:off x="0" y="0"/>
+                      <a:ext cx="5759450" cy="3778885"/>
+                    </a:xfrm>
+                    <a:prstGeom prst="rect">
+                      <a:avLst/>
+                    </a:prstGeom>
+                  </pic:spPr>
+                </pic:pic>
+              </a:graphicData>
+            </a:graphic>
+          </wp:inline>
+        </w:drawing>
+      </w:r>
+    </w:p>
+    <w:p>
+      <w:pPr>
+        <w:spacing w:line="360" w:lineRule="auto"/>
+        <w:ind w:right="1074"/>
+        <w:rPr>
+          <w:i/>
+          <w:iCs/>
+          <w:sz w:val="18"/>
+          <w:szCs w:val="18"/>
+        </w:rPr>
+      </w:pPr>
+      <w:bookmarkStart w:id="0" w:name="_Toc204594118"/>
+      <w:bookmarkStart w:id="1" w:name="_Toc205804988"/>
+      <w:r>
+        <w:rPr>
+          <w:i/>
+          <w:iCs/>
+        </w:rPr>
+        <w:lastRenderedPageBreak/>
+        <w:t xml:space="preserve">Figure </w:t>
+      </w:r>
+      <w:r>
+        <w:rPr>
+          <w:i/>
+          <w:iCs/>
+        </w:rPr>
+        <w:fldChar w:fldCharType="begin"/>
+      </w:r>
+      <w:r>
+        <w:rPr>
+          <w:i/>
+          <w:iCs/>
+        </w:rPr>
+        <w:instrText xml:space="preserve"> SEQ Figure \* ARABIC </w:instrText>
+      </w:r>
+      <w:r>
+        <w:rPr>
+          <w:i/>
+          <w:iCs/>
+        </w:rPr>
+        <w:fldChar w:fldCharType="separate"/>
+      </w:r>
+      <w:r>
+        <w:rPr>
+          <w:i/>
+          <w:iCs/>
+          <w:noProof/>
+        </w:rPr>
+        <w:t>2</w:t>
+      </w:r>
+      <w:r>
+        <w:rPr>
+          <w:i/>
+          <w:iCs/>
+          <w:noProof/>
+        </w:rPr>
+        <w:fldChar w:fldCharType="end"/>
+      </w:r>
+      <w:r>
+        <w:rPr>
+          <w:i/>
+          <w:iCs/>
+          <w:sz w:val="18"/>
+          <w:szCs w:val="18"/>
+        </w:rPr>
+        <w:t xml:space="preserve">  : Organigramme du CENADI-Douala</w:t>
+      </w:r>
+      <w:bookmarkEnd w:id="0"/>
+      <w:bookmarkEnd w:id="1"/>
+    </w:p>
+    <w:p>
+      <w:pPr>
+        <w:tabs>
+          <w:tab w:val="left" w:pos="7640"/>
+        </w:tabs>
+      </w:pPr>
+      <w:r>
+        <w:tab/>
+      </w:r>
+    </w:p>
+    <w:p>
+      <w:pPr>
+        <w:tabs>
+          <w:tab w:val="left" w:pos="7640"/>
+        </w:tabs>
+      </w:pPr>
+    </w:p>
+    <w:p>
+      <w:pPr>
+        <w:pStyle w:val="Titre2"/>
+        <w:numPr>
+          <w:ilvl w:val="0"/>
+          <w:numId w:val="94"/>
+        </w:numPr>
+      </w:pPr>
+      <w:r>
+        <w:t>ENVIRONNEMENT MATERIEL, LOGICIEL</w:t>
+      </w:r>
+    </w:p>
+    <w:p/>
+    <w:p>
+      <w:pPr>
+        <w:pStyle w:val="Titre3"/>
+        <w:numPr>
+          <w:ilvl w:val="0"/>
+          <w:numId w:val="111"/>
+        </w:numPr>
+        <w:jc w:val="both"/>
+      </w:pPr>
+      <w:r>
+        <w:t>Environnement Matériel</w:t>
+      </w:r>
+    </w:p>
+    <w:p/>
+    <w:p>
+      <w:r>
+        <w:t>Le CENADI-Douala utilise de nombreux équipements lors de ses activités du quotidien parmi lesquels :</w:t>
+      </w:r>
+    </w:p>
+    <w:p>
+      <w:pPr>
+        <w:spacing w:line="360" w:lineRule="auto"/>
+      </w:pPr>
+    </w:p>
+    <w:tbl>
+      <w:tblPr>
+        <w:tblStyle w:val="TableGrid"/>
+        <w:tblW w:w="9352" w:type="dxa"/>
+        <w:tblInd w:w="5" w:type="dxa"/>
+        <w:tblCellMar>
+          <w:top w:w="14" w:type="dxa"/>
+          <w:left w:w="108" w:type="dxa"/>
+          <w:right w:w="48" w:type="dxa"/>
+        </w:tblCellMar>
+        <w:tblLook w:val="04A0" w:firstRow="1" w:lastRow="0" w:firstColumn="1" w:lastColumn="0" w:noHBand="0" w:noVBand="1"/>
+      </w:tblPr>
+      <w:tblGrid>
+        <w:gridCol w:w="3647"/>
+        <w:gridCol w:w="2429"/>
+        <w:gridCol w:w="1243"/>
+        <w:gridCol w:w="2033"/>
+      </w:tblGrid>
+      <w:tr>
+        <w:trPr>
+          <w:trHeight w:val="1112"/>
+        </w:trPr>
+        <w:tc>
+          <w:tcPr>
+            <w:tcW w:w="3647" w:type="dxa"/>
+            <w:tcBorders>
+              <w:top w:val="single" w:sz="4" w:space="0" w:color="000000"/>
+              <w:left w:val="single" w:sz="4" w:space="0" w:color="000000"/>
+              <w:bottom w:val="single" w:sz="4" w:space="0" w:color="000000"/>
+              <w:right w:val="single" w:sz="4" w:space="0" w:color="000000"/>
+            </w:tcBorders>
+            <w:shd w:val="clear" w:color="auto" w:fill="00B0F0"/>
+          </w:tcPr>
+          <w:p>
+            <w:pPr>
+              <w:spacing w:line="360" w:lineRule="auto"/>
+            </w:pPr>
+          </w:p>
+          <w:p>
+            <w:pPr>
+              <w:spacing w:line="360" w:lineRule="auto"/>
+            </w:pPr>
+            <w:r>
+              <w:t xml:space="preserve">EQUIPEMENT </w:t>
+            </w:r>
+          </w:p>
+        </w:tc>
+        <w:tc>
+          <w:tcPr>
+            <w:tcW w:w="2429" w:type="dxa"/>
+            <w:tcBorders>
+              <w:top w:val="single" w:sz="4" w:space="0" w:color="000000"/>
+              <w:left w:val="single" w:sz="4" w:space="0" w:color="000000"/>
+              <w:bottom w:val="single" w:sz="4" w:space="0" w:color="000000"/>
+              <w:right w:val="single" w:sz="4" w:space="0" w:color="000000"/>
+            </w:tcBorders>
+            <w:shd w:val="clear" w:color="auto" w:fill="00B0F0"/>
+          </w:tcPr>
+          <w:p>
+            <w:pPr>
+              <w:spacing w:line="360" w:lineRule="auto"/>
+            </w:pPr>
+          </w:p>
+          <w:p>
+            <w:pPr>
+              <w:spacing w:line="360" w:lineRule="auto"/>
+            </w:pPr>
+            <w:r>
+              <w:t xml:space="preserve">CARACTERISTIQUE </w:t>
+            </w:r>
+          </w:p>
+        </w:tc>
+        <w:tc>
+          <w:tcPr>
+            <w:tcW w:w="1243" w:type="dxa"/>
+            <w:tcBorders>
+              <w:top w:val="single" w:sz="4" w:space="0" w:color="000000"/>
+              <w:left w:val="single" w:sz="4" w:space="0" w:color="000000"/>
+              <w:bottom w:val="single" w:sz="4" w:space="0" w:color="000000"/>
+              <w:right w:val="single" w:sz="4" w:space="0" w:color="000000"/>
+            </w:tcBorders>
+            <w:shd w:val="clear" w:color="auto" w:fill="00B0F0"/>
+          </w:tcPr>
+          <w:p>
+            <w:pPr>
+              <w:spacing w:line="360" w:lineRule="auto"/>
+            </w:pPr>
+          </w:p>
+          <w:p>
+            <w:pPr>
+              <w:spacing w:line="360" w:lineRule="auto"/>
+            </w:pPr>
+            <w:r>
+              <w:t xml:space="preserve">NOMBRE </w:t>
+            </w:r>
+          </w:p>
+        </w:tc>
+        <w:tc>
+          <w:tcPr>
+            <w:tcW w:w="2033" w:type="dxa"/>
+            <w:tcBorders>
+              <w:top w:val="single" w:sz="4" w:space="0" w:color="000000"/>
+              <w:left w:val="single" w:sz="4" w:space="0" w:color="000000"/>
+              <w:bottom w:val="single" w:sz="4" w:space="0" w:color="000000"/>
+              <w:right w:val="single" w:sz="4" w:space="0" w:color="000000"/>
+            </w:tcBorders>
+            <w:shd w:val="clear" w:color="auto" w:fill="00B0F0"/>
+          </w:tcPr>
+          <w:p>
+            <w:pPr>
+              <w:spacing w:line="360" w:lineRule="auto"/>
+            </w:pPr>
+          </w:p>
+          <w:p>
+            <w:pPr>
+              <w:spacing w:line="360" w:lineRule="auto"/>
+            </w:pPr>
+            <w:r>
+              <w:t xml:space="preserve">STATUT </w:t>
+            </w:r>
+          </w:p>
+        </w:tc>
+      </w:tr>
+      <w:tr>
+        <w:trPr>
+          <w:trHeight w:val="972"/>
+        </w:trPr>
+        <w:tc>
+          <w:tcPr>
+            <w:tcW w:w="3647" w:type="dxa"/>
+            <w:tcBorders>
+              <w:top w:val="single" w:sz="4" w:space="0" w:color="000000"/>
+              <w:left w:val="single" w:sz="4" w:space="0" w:color="000000"/>
+              <w:bottom w:val="single" w:sz="4" w:space="0" w:color="000000"/>
+              <w:right w:val="single" w:sz="4" w:space="0" w:color="000000"/>
+            </w:tcBorders>
+          </w:tcPr>
+          <w:p>
+            <w:pPr>
+              <w:spacing w:line="360" w:lineRule="auto"/>
+              <w:jc w:val="center"/>
+            </w:pPr>
+          </w:p>
+          <w:p>
+            <w:pPr>
+              <w:spacing w:line="360" w:lineRule="auto"/>
+              <w:jc w:val="center"/>
+            </w:pPr>
+            <w:r>
+              <w:t>Ordinateur (Lenovo, Dell, HP)</w:t>
+            </w:r>
+          </w:p>
+        </w:tc>
+        <w:tc>
+          <w:tcPr>
+            <w:tcW w:w="2429" w:type="dxa"/>
+            <w:tcBorders>
+              <w:top w:val="single" w:sz="4" w:space="0" w:color="000000"/>
+              <w:left w:val="single" w:sz="4" w:space="0" w:color="000000"/>
+              <w:bottom w:val="single" w:sz="4" w:space="0" w:color="000000"/>
+              <w:right w:val="single" w:sz="4" w:space="0" w:color="000000"/>
+            </w:tcBorders>
+          </w:tcPr>
+          <w:p>
+            <w:pPr>
+              <w:spacing w:line="360" w:lineRule="auto"/>
+            </w:pPr>
+            <w:r>
+              <w:t>Ram 4 à</w:t>
+            </w:r>
+            <w:r>
+              <w:rPr>
+                <w:b/>
+              </w:rPr>
+              <w:t xml:space="preserve"> </w:t>
+            </w:r>
+            <w:r>
+              <w:t xml:space="preserve">6 Go </w:t>
+            </w:r>
+          </w:p>
+          <w:p>
+            <w:pPr>
+              <w:spacing w:line="360" w:lineRule="auto"/>
+            </w:pPr>
+            <w:r>
+              <w:t xml:space="preserve">Rom 300 à 1T </w:t>
+            </w:r>
+          </w:p>
+          <w:p>
+            <w:pPr>
+              <w:spacing w:line="360" w:lineRule="auto"/>
+            </w:pPr>
+            <w:r>
+              <w:t>Fréquence 1,6 à</w:t>
+            </w:r>
+            <w:r>
+              <w:rPr>
+                <w:b/>
+              </w:rPr>
+              <w:t xml:space="preserve"> </w:t>
+            </w:r>
+            <w:r>
+              <w:t xml:space="preserve">4GHz </w:t>
+            </w:r>
+          </w:p>
+        </w:tc>
+        <w:tc>
+          <w:tcPr>
+            <w:tcW w:w="1243" w:type="dxa"/>
+            <w:tcBorders>
+              <w:top w:val="single" w:sz="4" w:space="0" w:color="000000"/>
+              <w:left w:val="single" w:sz="4" w:space="0" w:color="000000"/>
+              <w:bottom w:val="single" w:sz="4" w:space="0" w:color="000000"/>
+              <w:right w:val="single" w:sz="4" w:space="0" w:color="000000"/>
+            </w:tcBorders>
+          </w:tcPr>
+          <w:p>
+            <w:pPr>
+              <w:spacing w:line="360" w:lineRule="auto"/>
+            </w:pPr>
+          </w:p>
+          <w:p>
+            <w:pPr>
+              <w:spacing w:line="360" w:lineRule="auto"/>
+              <w:jc w:val="center"/>
+            </w:pPr>
+            <w:r>
+              <w:t>37</w:t>
+            </w:r>
+          </w:p>
+        </w:tc>
+        <w:tc>
+          <w:tcPr>
+            <w:tcW w:w="2033" w:type="dxa"/>
+            <w:tcBorders>
+              <w:top w:val="single" w:sz="4" w:space="0" w:color="000000"/>
+              <w:left w:val="single" w:sz="4" w:space="0" w:color="000000"/>
+              <w:bottom w:val="single" w:sz="4" w:space="0" w:color="000000"/>
+              <w:right w:val="single" w:sz="4" w:space="0" w:color="000000"/>
+            </w:tcBorders>
+          </w:tcPr>
+          <w:p>
+            <w:pPr>
+              <w:spacing w:line="360" w:lineRule="auto"/>
+              <w:jc w:val="center"/>
+            </w:pPr>
+          </w:p>
+          <w:p>
+            <w:pPr>
+              <w:spacing w:line="360" w:lineRule="auto"/>
+              <w:jc w:val="center"/>
+            </w:pPr>
+            <w:r>
+              <w:t>Fonctionnel</w:t>
+            </w:r>
+          </w:p>
+        </w:tc>
+      </w:tr>
+      <w:tr>
+        <w:trPr>
+          <w:trHeight w:val="1942"/>
+        </w:trPr>
+        <w:tc>
+          <w:tcPr>
+            <w:tcW w:w="3647" w:type="dxa"/>
+            <w:tcBorders>
+              <w:top w:val="single" w:sz="4" w:space="0" w:color="000000"/>
+              <w:left w:val="single" w:sz="4" w:space="0" w:color="000000"/>
+              <w:bottom w:val="single" w:sz="4" w:space="0" w:color="000000"/>
+              <w:right w:val="single" w:sz="4" w:space="0" w:color="000000"/>
+            </w:tcBorders>
+          </w:tcPr>
+          <w:p>
+            <w:r>
+              <w:t xml:space="preserve">Imprimante </w:t>
+            </w:r>
+          </w:p>
+          <w:p>
+            <w:r>
+              <w:t xml:space="preserve">(HP Deskjet 1220C, </w:t>
+            </w:r>
+          </w:p>
+          <w:p>
+            <w:r>
+              <w:t xml:space="preserve">HP Laserjet P2055DN, </w:t>
+            </w:r>
+          </w:p>
+          <w:p>
+            <w:r>
+              <w:t xml:space="preserve">HP Office jet 6312 tout-en-un, </w:t>
+            </w:r>
+          </w:p>
+          <w:p>
+            <w:pPr>
+              <w:rPr>
+                <w:lang w:val="en-US"/>
+              </w:rPr>
+            </w:pPr>
+            <w:r>
+              <w:rPr>
+                <w:lang w:val="en-US"/>
+              </w:rPr>
+              <w:t xml:space="preserve">HP Inkjet, </w:t>
+            </w:r>
+          </w:p>
+          <w:p>
+            <w:pPr>
+              <w:rPr>
+                <w:lang w:val="en-US"/>
+              </w:rPr>
+            </w:pPr>
+            <w:r>
+              <w:rPr>
+                <w:lang w:val="en-US"/>
+              </w:rPr>
+              <w:t xml:space="preserve">Canon iR2016j, </w:t>
+            </w:r>
+          </w:p>
+          <w:p>
+            <w:pPr>
+              <w:rPr>
+                <w:lang w:val="en-US"/>
+              </w:rPr>
+            </w:pPr>
+            <w:r>
+              <w:rPr>
+                <w:lang w:val="en-US"/>
+              </w:rPr>
+              <w:t xml:space="preserve">Canon PC-D340) </w:t>
+            </w:r>
+          </w:p>
+        </w:tc>
+        <w:tc>
+          <w:tcPr>
+            <w:tcW w:w="2429" w:type="dxa"/>
+            <w:tcBorders>
+              <w:top w:val="single" w:sz="4" w:space="0" w:color="000000"/>
+              <w:left w:val="single" w:sz="4" w:space="0" w:color="000000"/>
+              <w:bottom w:val="single" w:sz="4" w:space="0" w:color="000000"/>
+              <w:right w:val="single" w:sz="4" w:space="0" w:color="000000"/>
+            </w:tcBorders>
+          </w:tcPr>
+          <w:p>
+            <w:pPr>
+              <w:rPr>
+                <w:lang w:val="en-US"/>
+              </w:rPr>
+            </w:pPr>
+            <w:r>
+              <w:rPr>
+                <w:lang w:val="en-US"/>
+              </w:rPr>
+              <w:t xml:space="preserve"> </w:t>
+            </w:r>
+          </w:p>
+        </w:tc>
+        <w:tc>
+          <w:tcPr>
+            <w:tcW w:w="1243" w:type="dxa"/>
+            <w:tcBorders>
+              <w:top w:val="single" w:sz="4" w:space="0" w:color="000000"/>
+              <w:left w:val="single" w:sz="4" w:space="0" w:color="000000"/>
+              <w:bottom w:val="single" w:sz="4" w:space="0" w:color="000000"/>
+              <w:right w:val="single" w:sz="4" w:space="0" w:color="000000"/>
+            </w:tcBorders>
+          </w:tcPr>
+          <w:p/>
+          <w:p/>
+          <w:p/>
+          <w:p>
+            <w:r>
+              <w:t xml:space="preserve">5 </w:t>
+            </w:r>
+          </w:p>
+        </w:tc>
+        <w:tc>
+          <w:tcPr>
+            <w:tcW w:w="2033" w:type="dxa"/>
+            <w:tcBorders>
+              <w:top w:val="single" w:sz="4" w:space="0" w:color="000000"/>
+              <w:left w:val="single" w:sz="4" w:space="0" w:color="000000"/>
+              <w:bottom w:val="single" w:sz="4" w:space="0" w:color="000000"/>
+              <w:right w:val="single" w:sz="4" w:space="0" w:color="000000"/>
+            </w:tcBorders>
+          </w:tcPr>
+          <w:p/>
+          <w:p/>
+          <w:p/>
+          <w:p>
+            <w:r>
+              <w:t xml:space="preserve">Fonctionnel </w:t>
+            </w:r>
+          </w:p>
+        </w:tc>
+      </w:tr>
+      <w:tr>
+        <w:trPr>
+          <w:trHeight w:val="865"/>
+        </w:trPr>
+        <w:tc>
+          <w:tcPr>
+            <w:tcW w:w="3647" w:type="dxa"/>
+            <w:tcBorders>
+              <w:top w:val="single" w:sz="4" w:space="0" w:color="000000"/>
+              <w:left w:val="single" w:sz="4" w:space="0" w:color="000000"/>
+              <w:bottom w:val="single" w:sz="4" w:space="0" w:color="000000"/>
+              <w:right w:val="single" w:sz="4" w:space="0" w:color="000000"/>
+            </w:tcBorders>
+          </w:tcPr>
+          <w:p/>
+          <w:p>
+            <w:r>
+              <w:t xml:space="preserve">Router </w:t>
+            </w:r>
+          </w:p>
+        </w:tc>
+        <w:tc>
+          <w:tcPr>
+            <w:tcW w:w="2429" w:type="dxa"/>
+            <w:tcBorders>
+              <w:top w:val="single" w:sz="4" w:space="0" w:color="000000"/>
+              <w:left w:val="single" w:sz="4" w:space="0" w:color="000000"/>
+              <w:bottom w:val="single" w:sz="4" w:space="0" w:color="000000"/>
+              <w:right w:val="single" w:sz="4" w:space="0" w:color="000000"/>
+            </w:tcBorders>
+          </w:tcPr>
+          <w:p>
+            <w:r>
+              <w:t xml:space="preserve"> </w:t>
+            </w:r>
+          </w:p>
+        </w:tc>
+        <w:tc>
+          <w:tcPr>
+            <w:tcW w:w="1243" w:type="dxa"/>
+            <w:tcBorders>
+              <w:top w:val="single" w:sz="4" w:space="0" w:color="000000"/>
+              <w:left w:val="single" w:sz="4" w:space="0" w:color="000000"/>
+              <w:bottom w:val="single" w:sz="4" w:space="0" w:color="000000"/>
+              <w:right w:val="single" w:sz="4" w:space="0" w:color="000000"/>
+            </w:tcBorders>
+          </w:tcPr>
+          <w:p>
+            <w:r>
+              <w:t xml:space="preserve"> </w:t>
+            </w:r>
+          </w:p>
+        </w:tc>
+        <w:tc>
+          <w:tcPr>
+            <w:tcW w:w="2033" w:type="dxa"/>
+            <w:tcBorders>
+              <w:top w:val="single" w:sz="4" w:space="0" w:color="000000"/>
+              <w:left w:val="single" w:sz="4" w:space="0" w:color="000000"/>
+              <w:bottom w:val="single" w:sz="4" w:space="0" w:color="000000"/>
+              <w:right w:val="single" w:sz="4" w:space="0" w:color="000000"/>
+            </w:tcBorders>
+          </w:tcPr>
+          <w:p>
+            <w:r>
+              <w:t xml:space="preserve"> </w:t>
+            </w:r>
+          </w:p>
+        </w:tc>
+      </w:tr>
+      <w:tr>
+        <w:trPr>
+          <w:trHeight w:val="834"/>
+        </w:trPr>
+        <w:tc>
+          <w:tcPr>
+            <w:tcW w:w="3647" w:type="dxa"/>
+            <w:tcBorders>
+              <w:top w:val="single" w:sz="4" w:space="0" w:color="000000"/>
+              <w:left w:val="single" w:sz="4" w:space="0" w:color="000000"/>
+              <w:bottom w:val="single" w:sz="4" w:space="0" w:color="000000"/>
+              <w:right w:val="single" w:sz="4" w:space="0" w:color="000000"/>
+            </w:tcBorders>
+          </w:tcPr>
+          <w:p/>
+          <w:p>
+            <w:r>
+              <w:t xml:space="preserve">Switch </w:t>
+            </w:r>
+          </w:p>
+        </w:tc>
+        <w:tc>
+          <w:tcPr>
+            <w:tcW w:w="2429" w:type="dxa"/>
+            <w:tcBorders>
+              <w:top w:val="single" w:sz="4" w:space="0" w:color="000000"/>
+              <w:left w:val="single" w:sz="4" w:space="0" w:color="000000"/>
+              <w:bottom w:val="single" w:sz="4" w:space="0" w:color="000000"/>
+              <w:right w:val="single" w:sz="4" w:space="0" w:color="000000"/>
+            </w:tcBorders>
+          </w:tcPr>
+          <w:p>
+            <w:r>
+              <w:t xml:space="preserve"> </w:t>
+            </w:r>
+          </w:p>
+        </w:tc>
+        <w:tc>
+          <w:tcPr>
+            <w:tcW w:w="1243" w:type="dxa"/>
+            <w:tcBorders>
+              <w:top w:val="single" w:sz="4" w:space="0" w:color="000000"/>
+              <w:left w:val="single" w:sz="4" w:space="0" w:color="000000"/>
+              <w:bottom w:val="single" w:sz="4" w:space="0" w:color="000000"/>
+              <w:right w:val="single" w:sz="4" w:space="0" w:color="000000"/>
+            </w:tcBorders>
+          </w:tcPr>
+          <w:p/>
+          <w:p>
+            <w:r>
+              <w:t xml:space="preserve">2 </w:t>
+            </w:r>
+          </w:p>
+        </w:tc>
+        <w:tc>
+          <w:tcPr>
+            <w:tcW w:w="2033" w:type="dxa"/>
+            <w:tcBorders>
+              <w:top w:val="single" w:sz="4" w:space="0" w:color="000000"/>
+              <w:left w:val="single" w:sz="4" w:space="0" w:color="000000"/>
+              <w:bottom w:val="single" w:sz="4" w:space="0" w:color="000000"/>
+              <w:right w:val="single" w:sz="4" w:space="0" w:color="000000"/>
+            </w:tcBorders>
+          </w:tcPr>
+          <w:p/>
+          <w:p>
+            <w:r>
+              <w:t xml:space="preserve">Fonctionnel </w:t>
+            </w:r>
+          </w:p>
+        </w:tc>
+      </w:tr>
+      <w:tr>
+        <w:trPr>
+          <w:trHeight w:val="960"/>
+        </w:trPr>
+        <w:tc>
+          <w:tcPr>
+            <w:tcW w:w="3647" w:type="dxa"/>
+            <w:tcBorders>
+              <w:top w:val="single" w:sz="4" w:space="0" w:color="000000"/>
+              <w:left w:val="single" w:sz="4" w:space="0" w:color="000000"/>
+              <w:bottom w:val="single" w:sz="4" w:space="0" w:color="000000"/>
+              <w:right w:val="single" w:sz="4" w:space="0" w:color="000000"/>
+            </w:tcBorders>
+          </w:tcPr>
+          <w:p>
+            <w:pPr>
+              <w:rPr>
+                <w:lang w:val="en-US"/>
+              </w:rPr>
+            </w:pPr>
+          </w:p>
+          <w:p>
+            <w:pPr>
+              <w:rPr>
+                <w:lang w:val="en-US"/>
+              </w:rPr>
+            </w:pPr>
+            <w:r>
+              <w:rPr>
+                <w:lang w:val="en-US"/>
+              </w:rPr>
+              <w:t xml:space="preserve">Onduleur (MGE, TEG, TPower, APC) </w:t>
+            </w:r>
+          </w:p>
+        </w:tc>
+        <w:tc>
+          <w:tcPr>
+            <w:tcW w:w="2429" w:type="dxa"/>
+            <w:tcBorders>
+              <w:top w:val="single" w:sz="4" w:space="0" w:color="000000"/>
+              <w:left w:val="single" w:sz="4" w:space="0" w:color="000000"/>
+              <w:bottom w:val="single" w:sz="4" w:space="0" w:color="000000"/>
+              <w:right w:val="single" w:sz="4" w:space="0" w:color="000000"/>
+            </w:tcBorders>
+          </w:tcPr>
+          <w:p>
+            <w:pPr>
+              <w:rPr>
+                <w:lang w:val="en-US"/>
+              </w:rPr>
+            </w:pPr>
+            <w:r>
+              <w:rPr>
+                <w:lang w:val="en-US"/>
+              </w:rPr>
+              <w:t xml:space="preserve"> </w:t>
+            </w:r>
+          </w:p>
+        </w:tc>
+        <w:tc>
+          <w:tcPr>
+            <w:tcW w:w="1243" w:type="dxa"/>
+            <w:tcBorders>
+              <w:top w:val="single" w:sz="4" w:space="0" w:color="000000"/>
+              <w:left w:val="single" w:sz="4" w:space="0" w:color="000000"/>
+              <w:bottom w:val="single" w:sz="4" w:space="0" w:color="000000"/>
+              <w:right w:val="single" w:sz="4" w:space="0" w:color="000000"/>
+            </w:tcBorders>
+          </w:tcPr>
+          <w:p/>
+          <w:p>
+            <w:r>
+              <w:t xml:space="preserve">20 </w:t>
+            </w:r>
+          </w:p>
+        </w:tc>
+        <w:tc>
+          <w:tcPr>
+            <w:tcW w:w="2033" w:type="dxa"/>
+            <w:tcBorders>
+              <w:top w:val="single" w:sz="4" w:space="0" w:color="000000"/>
+              <w:left w:val="single" w:sz="4" w:space="0" w:color="000000"/>
+              <w:bottom w:val="single" w:sz="4" w:space="0" w:color="000000"/>
+              <w:right w:val="single" w:sz="4" w:space="0" w:color="000000"/>
+            </w:tcBorders>
+          </w:tcPr>
+          <w:p/>
+          <w:p>
+            <w:r>
+              <w:t xml:space="preserve">Fonctionnel </w:t>
+            </w:r>
+          </w:p>
+        </w:tc>
+      </w:tr>
+      <w:tr>
+        <w:trPr>
+          <w:trHeight w:val="960"/>
+        </w:trPr>
+        <w:tc>
+          <w:tcPr>
+            <w:tcW w:w="3647" w:type="dxa"/>
+            <w:vMerge w:val="restart"/>
+            <w:tcBorders>
+              <w:top w:val="single" w:sz="4" w:space="0" w:color="000000"/>
+              <w:left w:val="single" w:sz="4" w:space="0" w:color="000000"/>
+              <w:bottom w:val="single" w:sz="4" w:space="0" w:color="000000"/>
+              <w:right w:val="single" w:sz="4" w:space="0" w:color="000000"/>
+            </w:tcBorders>
+          </w:tcPr>
+          <w:p/>
+          <w:p/>
+          <w:p/>
+          <w:p>
+            <w:r>
+              <w:t xml:space="preserve">Média </w:t>
+            </w:r>
+          </w:p>
+          <w:p>
+            <w:r>
+              <w:t xml:space="preserve"> </w:t>
+            </w:r>
+          </w:p>
+          <w:p>
+            <w:r>
+              <w:t xml:space="preserve"> </w:t>
+            </w:r>
+          </w:p>
+        </w:tc>
+        <w:tc>
+          <w:tcPr>
+            <w:tcW w:w="2429" w:type="dxa"/>
+            <w:tcBorders>
+              <w:top w:val="single" w:sz="4" w:space="0" w:color="000000"/>
+              <w:left w:val="single" w:sz="4" w:space="0" w:color="000000"/>
+              <w:bottom w:val="single" w:sz="4" w:space="0" w:color="000000"/>
+              <w:right w:val="single" w:sz="4" w:space="0" w:color="000000"/>
+            </w:tcBorders>
+          </w:tcPr>
+          <w:p/>
+          <w:p>
+            <w:r>
+              <w:t xml:space="preserve">Câble Ethernet </w:t>
+            </w:r>
+          </w:p>
+        </w:tc>
+        <w:tc>
+          <w:tcPr>
+            <w:tcW w:w="1243" w:type="dxa"/>
+            <w:tcBorders>
+              <w:top w:val="single" w:sz="4" w:space="0" w:color="000000"/>
+              <w:left w:val="single" w:sz="4" w:space="0" w:color="000000"/>
+              <w:bottom w:val="single" w:sz="4" w:space="0" w:color="000000"/>
+              <w:right w:val="single" w:sz="4" w:space="0" w:color="000000"/>
+            </w:tcBorders>
+          </w:tcPr>
+          <w:p>
+            <w:r>
+              <w:t xml:space="preserve"> </w:t>
+            </w:r>
+          </w:p>
+        </w:tc>
+        <w:tc>
+          <w:tcPr>
+            <w:tcW w:w="2033" w:type="dxa"/>
+            <w:tcBorders>
+              <w:top w:val="single" w:sz="4" w:space="0" w:color="000000"/>
+              <w:left w:val="single" w:sz="4" w:space="0" w:color="000000"/>
+              <w:bottom w:val="single" w:sz="4" w:space="0" w:color="000000"/>
+              <w:right w:val="single" w:sz="4" w:space="0" w:color="000000"/>
+            </w:tcBorders>
+          </w:tcPr>
+          <w:p/>
+          <w:p>
+            <w:pPr>
+              <w:pStyle w:val="Titre2"/>
+            </w:pPr>
+            <w:r>
+              <w:t xml:space="preserve">Fonctionnel </w:t>
+            </w:r>
+          </w:p>
+        </w:tc>
+      </w:tr>
+      <w:tr>
+        <w:trPr>
+          <w:trHeight w:val="983"/>
+        </w:trPr>
+        <w:tc>
+          <w:tcPr>
+            <w:tcW w:w="0" w:type="auto"/>
+            <w:vMerge/>
+            <w:tcBorders>
+              <w:top w:val="nil"/>
+              <w:left w:val="single" w:sz="4" w:space="0" w:color="000000"/>
+              <w:bottom w:val="nil"/>
+              <w:right w:val="single" w:sz="4" w:space="0" w:color="000000"/>
+            </w:tcBorders>
+          </w:tcPr>
+          <w:p>
+            <w:pPr>
+              <w:spacing w:after="160"/>
+            </w:pPr>
+          </w:p>
+        </w:tc>
+        <w:tc>
+          <w:tcPr>
+            <w:tcW w:w="2429" w:type="dxa"/>
+            <w:tcBorders>
+              <w:top w:val="single" w:sz="4" w:space="0" w:color="000000"/>
+              <w:left w:val="single" w:sz="4" w:space="0" w:color="000000"/>
+              <w:bottom w:val="single" w:sz="4" w:space="0" w:color="000000"/>
+              <w:right w:val="single" w:sz="4" w:space="0" w:color="000000"/>
+            </w:tcBorders>
+          </w:tcPr>
+          <w:p/>
+          <w:p>
+            <w:r>
+              <w:t xml:space="preserve">Fibre optique </w:t>
+            </w:r>
+          </w:p>
+        </w:tc>
+        <w:tc>
+          <w:tcPr>
+            <w:tcW w:w="1243" w:type="dxa"/>
+            <w:tcBorders>
+              <w:top w:val="single" w:sz="4" w:space="0" w:color="000000"/>
+              <w:left w:val="single" w:sz="4" w:space="0" w:color="000000"/>
+              <w:bottom w:val="single" w:sz="4" w:space="0" w:color="000000"/>
+              <w:right w:val="single" w:sz="4" w:space="0" w:color="000000"/>
+            </w:tcBorders>
+          </w:tcPr>
+          <w:p>
+            <w:r>
+              <w:t xml:space="preserve"> </w:t>
+            </w:r>
+          </w:p>
+        </w:tc>
+        <w:tc>
+          <w:tcPr>
+            <w:tcW w:w="2033" w:type="dxa"/>
+            <w:tcBorders>
+              <w:top w:val="single" w:sz="4" w:space="0" w:color="000000"/>
+              <w:left w:val="single" w:sz="4" w:space="0" w:color="000000"/>
+              <w:bottom w:val="single" w:sz="4" w:space="0" w:color="000000"/>
+              <w:right w:val="single" w:sz="4" w:space="0" w:color="000000"/>
+            </w:tcBorders>
+          </w:tcPr>
+          <w:p/>
+          <w:p>
+            <w:r>
+              <w:t xml:space="preserve">Fonctionnel </w:t>
+            </w:r>
+          </w:p>
+        </w:tc>
+      </w:tr>
+      <w:tr>
+        <w:trPr>
+          <w:trHeight w:val="450"/>
+        </w:trPr>
+        <w:tc>
+          <w:tcPr>
+            <w:tcW w:w="0" w:type="auto"/>
+            <w:vMerge/>
+            <w:tcBorders>
+              <w:top w:val="nil"/>
+              <w:left w:val="single" w:sz="4" w:space="0" w:color="000000"/>
+              <w:bottom w:val="nil"/>
+              <w:right w:val="single" w:sz="4" w:space="0" w:color="000000"/>
+            </w:tcBorders>
+          </w:tcPr>
+          <w:p>
+            <w:pPr>
+              <w:spacing w:after="160"/>
+            </w:pPr>
+          </w:p>
+        </w:tc>
+        <w:tc>
+          <w:tcPr>
+            <w:tcW w:w="2429" w:type="dxa"/>
+            <w:vMerge w:val="restart"/>
+            <w:tcBorders>
+              <w:top w:val="single" w:sz="4" w:space="0" w:color="000000"/>
+              <w:left w:val="single" w:sz="4" w:space="0" w:color="000000"/>
+              <w:right w:val="single" w:sz="4" w:space="0" w:color="000000"/>
+            </w:tcBorders>
+          </w:tcPr>
+          <w:p/>
+          <w:p>
+            <w:r>
+              <w:lastRenderedPageBreak/>
+              <w:t xml:space="preserve">Prises réseaux </w:t>
+            </w:r>
+          </w:p>
+        </w:tc>
+        <w:tc>
+          <w:tcPr>
+            <w:tcW w:w="1243" w:type="dxa"/>
+            <w:vMerge w:val="restart"/>
+            <w:tcBorders>
+              <w:top w:val="single" w:sz="4" w:space="0" w:color="000000"/>
+              <w:left w:val="single" w:sz="4" w:space="0" w:color="000000"/>
+              <w:right w:val="single" w:sz="4" w:space="0" w:color="000000"/>
+            </w:tcBorders>
+          </w:tcPr>
+          <w:p/>
+          <w:p>
+            <w:r>
+              <w:lastRenderedPageBreak/>
+              <w:t xml:space="preserve">5 </w:t>
+            </w:r>
+          </w:p>
+        </w:tc>
+        <w:tc>
+          <w:tcPr>
+            <w:tcW w:w="2033" w:type="dxa"/>
+            <w:vMerge w:val="restart"/>
+            <w:tcBorders>
+              <w:top w:val="single" w:sz="4" w:space="0" w:color="000000"/>
+              <w:left w:val="single" w:sz="4" w:space="0" w:color="000000"/>
+              <w:right w:val="single" w:sz="4" w:space="0" w:color="000000"/>
+            </w:tcBorders>
+          </w:tcPr>
+          <w:p/>
+          <w:p>
+            <w:r>
+              <w:lastRenderedPageBreak/>
+              <w:t xml:space="preserve">Fonctionnel </w:t>
+            </w:r>
+          </w:p>
+        </w:tc>
+      </w:tr>
+      <w:tr>
+        <w:trPr>
+          <w:trHeight w:val="288"/>
+        </w:trPr>
+        <w:tc>
+          <w:tcPr>
+            <w:tcW w:w="0" w:type="auto"/>
+            <w:tcBorders>
+              <w:top w:val="nil"/>
+              <w:left w:val="single" w:sz="4" w:space="0" w:color="000000"/>
+              <w:bottom w:val="single" w:sz="4" w:space="0" w:color="000000"/>
+              <w:right w:val="single" w:sz="4" w:space="0" w:color="000000"/>
+            </w:tcBorders>
+          </w:tcPr>
+          <w:p>
+            <w:pPr>
+              <w:spacing w:after="160"/>
+            </w:pPr>
+          </w:p>
+        </w:tc>
+        <w:tc>
+          <w:tcPr>
+            <w:tcW w:w="2429" w:type="dxa"/>
+            <w:vMerge/>
+            <w:tcBorders>
+              <w:left w:val="single" w:sz="4" w:space="0" w:color="000000"/>
+              <w:bottom w:val="single" w:sz="4" w:space="0" w:color="000000"/>
+              <w:right w:val="single" w:sz="4" w:space="0" w:color="000000"/>
+            </w:tcBorders>
+          </w:tcPr>
+          <w:p/>
+        </w:tc>
+        <w:tc>
+          <w:tcPr>
+            <w:tcW w:w="1243" w:type="dxa"/>
+            <w:vMerge/>
+            <w:tcBorders>
+              <w:left w:val="single" w:sz="4" w:space="0" w:color="000000"/>
+              <w:bottom w:val="single" w:sz="4" w:space="0" w:color="000000"/>
+              <w:right w:val="single" w:sz="4" w:space="0" w:color="000000"/>
+            </w:tcBorders>
+          </w:tcPr>
+          <w:p/>
+        </w:tc>
+        <w:tc>
+          <w:tcPr>
+            <w:tcW w:w="2033" w:type="dxa"/>
+            <w:vMerge/>
+            <w:tcBorders>
+              <w:left w:val="single" w:sz="4" w:space="0" w:color="000000"/>
+              <w:bottom w:val="single" w:sz="4" w:space="0" w:color="000000"/>
+              <w:right w:val="single" w:sz="4" w:space="0" w:color="000000"/>
+            </w:tcBorders>
+          </w:tcPr>
+          <w:p/>
+        </w:tc>
+      </w:tr>
+    </w:tbl>
+    <w:p>
+      <w:pPr>
+        <w:spacing w:after="159"/>
+      </w:pPr>
+      <w:r>
+        <w:rPr>
+          <w:i/>
+          <w:color w:val="44546A"/>
+          <w:sz w:val="18"/>
+        </w:rPr>
+        <w:t>Table 1: ressources matérielles du CENADI-Douala (source : entreprise)</w:t>
+      </w:r>
+    </w:p>
+    <w:p>
+      <w:pPr>
+        <w:tabs>
+          <w:tab w:val="left" w:pos="7640"/>
+        </w:tabs>
+      </w:pPr>
+    </w:p>
+    <w:p>
+      <w:pPr>
+        <w:pStyle w:val="Titre3"/>
+        <w:numPr>
+          <w:ilvl w:val="0"/>
+          <w:numId w:val="111"/>
+        </w:numPr>
+      </w:pPr>
+      <w:r>
+        <w:t>Environnement Logiciel</w:t>
+      </w:r>
+    </w:p>
+    <w:p/>
+    <w:p>
+      <w:r>
+        <w:t>Les équipements logiciels du CENADI de Douala se présente comme suit :</w:t>
+      </w:r>
+    </w:p>
+    <w:p/>
+    <w:tbl>
+      <w:tblPr>
+        <w:tblStyle w:val="TableauGrille5Fonc-Accentuation6"/>
+        <w:tblW w:w="9716" w:type="dxa"/>
+        <w:tblLook w:val="04A0" w:firstRow="1" w:lastRow="0" w:firstColumn="1" w:lastColumn="0" w:noHBand="0" w:noVBand="1"/>
+      </w:tblPr>
+      <w:tblGrid>
+        <w:gridCol w:w="3238"/>
+        <w:gridCol w:w="3239"/>
+        <w:gridCol w:w="3239"/>
+      </w:tblGrid>
+      <w:tr>
+        <w:trPr>
+          <w:cnfStyle w:val="100000000000" w:firstRow="1" w:lastRow="0" w:firstColumn="0" w:lastColumn="0" w:oddVBand="0" w:evenVBand="0" w:oddHBand="0" w:evenHBand="0" w:firstRowFirstColumn="0" w:firstRowLastColumn="0" w:lastRowFirstColumn="0" w:lastRowLastColumn="0"/>
+          <w:trHeight w:val="883"/>
+        </w:trPr>
+        <w:tc>
+          <w:tcPr>
+            <w:cnfStyle w:val="001000000000" w:firstRow="0" w:lastRow="0" w:firstColumn="1" w:lastColumn="0" w:oddVBand="0" w:evenVBand="0" w:oddHBand="0" w:evenHBand="0" w:firstRowFirstColumn="0" w:firstRowLastColumn="0" w:lastRowFirstColumn="0" w:lastRowLastColumn="0"/>
+            <w:tcW w:w="3238" w:type="dxa"/>
+            <w:tcBorders>
+              <w:top w:val="single" w:sz="4" w:space="0" w:color="auto"/>
+              <w:left w:val="single" w:sz="4" w:space="0" w:color="auto"/>
+              <w:bottom w:val="single" w:sz="4" w:space="0" w:color="auto"/>
+              <w:right w:val="single" w:sz="4" w:space="0" w:color="auto"/>
+            </w:tcBorders>
+            <w:shd w:val="clear" w:color="auto" w:fill="00B0F0"/>
+          </w:tcPr>
+          <w:p>
+            <w:pPr>
+              <w:rPr>
+                <w:b w:val="0"/>
+                <w:bCs w:val="0"/>
+              </w:rPr>
+            </w:pPr>
+          </w:p>
+          <w:p>
+            <w:pPr>
+              <w:rPr>
+                <w:color w:val="auto"/>
+              </w:rPr>
+            </w:pPr>
+            <w:r>
+              <w:rPr>
+                <w:color w:val="auto"/>
+              </w:rPr>
+              <w:t>TYPES DE LOGICIEL</w:t>
+            </w:r>
+          </w:p>
+        </w:tc>
+        <w:tc>
+          <w:tcPr>
+            <w:tcW w:w="3239" w:type="dxa"/>
+            <w:tcBorders>
+              <w:top w:val="single" w:sz="4" w:space="0" w:color="auto"/>
+              <w:left w:val="single" w:sz="4" w:space="0" w:color="auto"/>
+              <w:bottom w:val="single" w:sz="4" w:space="0" w:color="auto"/>
+              <w:right w:val="single" w:sz="4" w:space="0" w:color="auto"/>
+            </w:tcBorders>
+            <w:shd w:val="clear" w:color="auto" w:fill="00B0F0"/>
+          </w:tcPr>
+          <w:p>
+            <w:pPr>
+              <w:cnfStyle w:val="100000000000" w:firstRow="1" w:lastRow="0" w:firstColumn="0" w:lastColumn="0" w:oddVBand="0" w:evenVBand="0" w:oddHBand="0" w:evenHBand="0" w:firstRowFirstColumn="0" w:firstRowLastColumn="0" w:lastRowFirstColumn="0" w:lastRowLastColumn="0"/>
+              <w:rPr>
+                <w:b w:val="0"/>
+                <w:bCs w:val="0"/>
+              </w:rPr>
+            </w:pPr>
+          </w:p>
+          <w:p>
+            <w:pPr>
+              <w:cnfStyle w:val="100000000000" w:firstRow="1" w:lastRow="0" w:firstColumn="0" w:lastColumn="0" w:oddVBand="0" w:evenVBand="0" w:oddHBand="0" w:evenHBand="0" w:firstRowFirstColumn="0" w:firstRowLastColumn="0" w:lastRowFirstColumn="0" w:lastRowLastColumn="0"/>
+              <w:rPr>
+                <w:color w:val="auto"/>
+              </w:rPr>
+            </w:pPr>
+            <w:r>
+              <w:rPr>
+                <w:color w:val="auto"/>
+              </w:rPr>
+              <w:t>LOGICIELS</w:t>
+            </w:r>
+          </w:p>
+        </w:tc>
+        <w:tc>
+          <w:tcPr>
+            <w:tcW w:w="3239" w:type="dxa"/>
+            <w:tcBorders>
+              <w:top w:val="single" w:sz="4" w:space="0" w:color="auto"/>
+              <w:left w:val="single" w:sz="4" w:space="0" w:color="auto"/>
+              <w:bottom w:val="single" w:sz="4" w:space="0" w:color="auto"/>
+              <w:right w:val="single" w:sz="4" w:space="0" w:color="auto"/>
+            </w:tcBorders>
+            <w:shd w:val="clear" w:color="auto" w:fill="00B0F0"/>
+          </w:tcPr>
+          <w:p>
+            <w:pPr>
+              <w:cnfStyle w:val="100000000000" w:firstRow="1" w:lastRow="0" w:firstColumn="0" w:lastColumn="0" w:oddVBand="0" w:evenVBand="0" w:oddHBand="0" w:evenHBand="0" w:firstRowFirstColumn="0" w:firstRowLastColumn="0" w:lastRowFirstColumn="0" w:lastRowLastColumn="0"/>
+              <w:rPr>
+                <w:b w:val="0"/>
+                <w:bCs w:val="0"/>
+              </w:rPr>
+            </w:pPr>
+          </w:p>
+          <w:p>
+            <w:pPr>
+              <w:cnfStyle w:val="100000000000" w:firstRow="1" w:lastRow="0" w:firstColumn="0" w:lastColumn="0" w:oddVBand="0" w:evenVBand="0" w:oddHBand="0" w:evenHBand="0" w:firstRowFirstColumn="0" w:firstRowLastColumn="0" w:lastRowFirstColumn="0" w:lastRowLastColumn="0"/>
+              <w:rPr>
+                <w:color w:val="auto"/>
+              </w:rPr>
+            </w:pPr>
+            <w:r>
+              <w:rPr>
+                <w:color w:val="auto"/>
+              </w:rPr>
+              <w:t>ILLUSTRATIONS</w:t>
+            </w:r>
+          </w:p>
+        </w:tc>
+      </w:tr>
+      <w:tr>
+        <w:trPr>
+          <w:cnfStyle w:val="000000100000" w:firstRow="0" w:lastRow="0" w:firstColumn="0" w:lastColumn="0" w:oddVBand="0" w:evenVBand="0" w:oddHBand="1" w:evenHBand="0" w:firstRowFirstColumn="0" w:firstRowLastColumn="0" w:lastRowFirstColumn="0" w:lastRowLastColumn="0"/>
+          <w:trHeight w:val="1702"/>
+        </w:trPr>
+        <w:tc>
+          <w:tcPr>
+            <w:cnfStyle w:val="001000000000" w:firstRow="0" w:lastRow="0" w:firstColumn="1" w:lastColumn="0" w:oddVBand="0" w:evenVBand="0" w:oddHBand="0" w:evenHBand="0" w:firstRowFirstColumn="0" w:firstRowLastColumn="0" w:lastRowFirstColumn="0" w:lastRowLastColumn="0"/>
+            <w:tcW w:w="3238" w:type="dxa"/>
+            <w:vMerge w:val="restart"/>
+            <w:tcBorders>
+              <w:top w:val="single" w:sz="4" w:space="0" w:color="auto"/>
+              <w:left w:val="single" w:sz="4" w:space="0" w:color="auto"/>
+              <w:bottom w:val="single" w:sz="4" w:space="0" w:color="auto"/>
+              <w:right w:val="single" w:sz="4" w:space="0" w:color="auto"/>
+            </w:tcBorders>
+            <w:shd w:val="clear" w:color="auto" w:fill="FFFFFF" w:themeFill="background1"/>
+          </w:tcPr>
+          <w:p>
+            <w:pPr>
+              <w:rPr>
+                <w:b w:val="0"/>
+                <w:bCs w:val="0"/>
+              </w:rPr>
+            </w:pPr>
+          </w:p>
+          <w:p>
+            <w:pPr>
+              <w:rPr>
+                <w:b w:val="0"/>
+                <w:bCs w:val="0"/>
+              </w:rPr>
+            </w:pPr>
+          </w:p>
+          <w:p>
+            <w:pPr>
+              <w:rPr>
+                <w:b w:val="0"/>
+                <w:bCs w:val="0"/>
+              </w:rPr>
+            </w:pPr>
+          </w:p>
+          <w:p>
+            <w:pPr>
+              <w:rPr>
+                <w:b w:val="0"/>
+                <w:bCs w:val="0"/>
+              </w:rPr>
+            </w:pPr>
+          </w:p>
+          <w:p>
+            <w:pPr>
+              <w:rPr>
+                <w:b w:val="0"/>
+                <w:bCs w:val="0"/>
+              </w:rPr>
+            </w:pPr>
+          </w:p>
+          <w:p>
+            <w:pPr>
+              <w:rPr>
+                <w:color w:val="auto"/>
+              </w:rPr>
+            </w:pPr>
+            <w:r>
+              <w:rPr>
+                <w:color w:val="auto"/>
+              </w:rPr>
+              <w:t>Systèmes d’exploitation</w:t>
+            </w:r>
+          </w:p>
+        </w:tc>
+        <w:tc>
+          <w:tcPr>
+            <w:tcW w:w="3239" w:type="dxa"/>
+            <w:tcBorders>
+              <w:top w:val="single" w:sz="4" w:space="0" w:color="auto"/>
+              <w:left w:val="single" w:sz="4" w:space="0" w:color="auto"/>
+              <w:bottom w:val="single" w:sz="4" w:space="0" w:color="auto"/>
+              <w:right w:val="single" w:sz="4" w:space="0" w:color="auto"/>
+            </w:tcBorders>
+            <w:shd w:val="clear" w:color="auto" w:fill="FFFFFF" w:themeFill="background1"/>
+          </w:tcPr>
+          <w:p>
+            <w:pPr>
+              <w:spacing w:line="360" w:lineRule="auto"/>
+              <w:cnfStyle w:val="000000100000" w:firstRow="0" w:lastRow="0" w:firstColumn="0" w:lastColumn="0" w:oddVBand="0" w:evenVBand="0" w:oddHBand="1" w:evenHBand="0" w:firstRowFirstColumn="0" w:firstRowLastColumn="0" w:lastRowFirstColumn="0" w:lastRowLastColumn="0"/>
+              <w:rPr>
+                <w:lang w:val="en-US"/>
+              </w:rPr>
+            </w:pPr>
+            <w:r>
+              <w:rPr>
+                <w:lang w:val="en-US"/>
+              </w:rPr>
+              <w:t xml:space="preserve">Microsoft Windows </w:t>
+            </w:r>
+          </w:p>
+          <w:p>
+            <w:pPr>
+              <w:spacing w:line="360" w:lineRule="auto"/>
+              <w:cnfStyle w:val="000000100000" w:firstRow="0" w:lastRow="0" w:firstColumn="0" w:lastColumn="0" w:oddVBand="0" w:evenVBand="0" w:oddHBand="1" w:evenHBand="0" w:firstRowFirstColumn="0" w:firstRowLastColumn="0" w:lastRowFirstColumn="0" w:lastRowLastColumn="0"/>
+              <w:rPr>
+                <w:lang w:val="en-US"/>
+              </w:rPr>
+            </w:pPr>
+            <w:r>
+              <w:rPr>
+                <w:lang w:val="en-US"/>
+              </w:rPr>
+              <w:t>(8x et 10, seven professional, Microsoft Windows Server 2008 SBS Standard, 2012 standard, 2016 standard)</w:t>
+            </w:r>
+          </w:p>
+        </w:tc>
+        <w:tc>
+          <w:tcPr>
+            <w:tcW w:w="3239" w:type="dxa"/>
+            <w:tcBorders>
+              <w:top w:val="single" w:sz="4" w:space="0" w:color="auto"/>
+              <w:left w:val="single" w:sz="4" w:space="0" w:color="auto"/>
+              <w:bottom w:val="single" w:sz="4" w:space="0" w:color="auto"/>
+              <w:right w:val="single" w:sz="4" w:space="0" w:color="auto"/>
+            </w:tcBorders>
+            <w:shd w:val="clear" w:color="auto" w:fill="FFFFFF" w:themeFill="background1"/>
+          </w:tcPr>
+          <w:p>
+            <w:pPr>
+              <w:cnfStyle w:val="000000100000" w:firstRow="0" w:lastRow="0" w:firstColumn="0" w:lastColumn="0" w:oddVBand="0" w:evenVBand="0" w:oddHBand="1" w:evenHBand="0" w:firstRowFirstColumn="0" w:firstRowLastColumn="0" w:lastRowFirstColumn="0" w:lastRowLastColumn="0"/>
+              <w:rPr>
+                <w:noProof/>
+                <w:lang w:val="en-US"/>
+              </w:rPr>
+            </w:pPr>
+          </w:p>
+          <w:p>
+            <w:pPr>
+              <w:cnfStyle w:val="000000100000" w:firstRow="0" w:lastRow="0" w:firstColumn="0" w:lastColumn="0" w:oddVBand="0" w:evenVBand="0" w:oddHBand="1" w:evenHBand="0" w:firstRowFirstColumn="0" w:firstRowLastColumn="0" w:lastRowFirstColumn="0" w:lastRowLastColumn="0"/>
+              <w:rPr>
+                <w:lang w:val="en-US"/>
+              </w:rPr>
+            </w:pPr>
+            <w:r>
+              <w:rPr>
+                <w:noProof/>
+              </w:rPr>
+              <w:drawing>
+                <wp:inline distT="0" distB="0" distL="0" distR="0" wp14:anchorId="3EF68223" wp14:editId="11EB5747">
+                  <wp:extent cx="1310640" cy="1119437"/>
+                  <wp:effectExtent l="0" t="0" r="3810" b="5080"/>
+                  <wp:docPr id="5" name="Picture 5"/>
+                  <wp:cNvGraphicFramePr>
+                    <a:graphicFrameLocks xmlns:a="http://schemas.openxmlformats.org/drawingml/2006/main" noChangeAspect="1"/>
+                  </wp:cNvGraphicFramePr>
+                  <a:graphic xmlns:a="http://schemas.openxmlformats.org/drawingml/2006/main">
+                    <a:graphicData uri="http://schemas.openxmlformats.org/drawingml/2006/picture">
+                      <pic:pic xmlns:pic="http://schemas.openxmlformats.org/drawingml/2006/picture">
+                        <pic:nvPicPr>
+                          <pic:cNvPr id="0" name="Picture 105"/>
+                          <pic:cNvPicPr>
+                            <a:picLocks noChangeAspect="1" noChangeArrowheads="1"/>
+                          </pic:cNvPicPr>
+                        </pic:nvPicPr>
+                        <pic:blipFill>
+                          <a:blip r:embed="rId9">
+                            <a:extLst>
+                              <a:ext uri="{28A0092B-C50C-407E-A947-70E740481C1C}">
+                                <a14:useLocalDpi xmlns:a14="http://schemas.microsoft.com/office/drawing/2010/main" val="0"/>
+                              </a:ext>
+                            </a:extLst>
+                          </a:blip>
+                          <a:srcRect/>
+                          <a:stretch>
+                            <a:fillRect/>
+                          </a:stretch>
+                        </pic:blipFill>
+                        <pic:spPr bwMode="auto">
+                          <a:xfrm>
+                            <a:off x="0" y="0"/>
+                            <a:ext cx="1318125" cy="1125830"/>
+                          </a:xfrm>
+                          <a:prstGeom prst="rect">
+                            <a:avLst/>
+                          </a:prstGeom>
+                          <a:noFill/>
+                          <a:ln>
+                            <a:noFill/>
+                          </a:ln>
+                        </pic:spPr>
+                      </pic:pic>
+                    </a:graphicData>
+                  </a:graphic>
+                </wp:inline>
+              </w:drawing>
+            </w:r>
+          </w:p>
+        </w:tc>
+      </w:tr>
+      <w:tr>
+        <w:trPr>
+          <w:trHeight w:val="465"/>
+        </w:trPr>
+        <w:tc>
+          <w:tcPr>
+            <w:cnfStyle w:val="001000000000" w:firstRow="0" w:lastRow="0" w:firstColumn="1" w:lastColumn="0" w:oddVBand="0" w:evenVBand="0" w:oddHBand="0" w:evenHBand="0" w:firstRowFirstColumn="0" w:firstRowLastColumn="0" w:lastRowFirstColumn="0" w:lastRowLastColumn="0"/>
+            <w:tcW w:w="3238" w:type="dxa"/>
+            <w:vMerge/>
+            <w:tcBorders>
+              <w:top w:val="single" w:sz="4" w:space="0" w:color="auto"/>
+              <w:left w:val="single" w:sz="4" w:space="0" w:color="auto"/>
+              <w:bottom w:val="single" w:sz="4" w:space="0" w:color="auto"/>
+              <w:right w:val="single" w:sz="4" w:space="0" w:color="auto"/>
+            </w:tcBorders>
+            <w:shd w:val="clear" w:color="auto" w:fill="FFFFFF" w:themeFill="background1"/>
+          </w:tcPr>
+          <w:p>
+            <w:pPr>
+              <w:rPr>
+                <w:color w:val="auto"/>
+                <w:lang w:val="en-US"/>
+              </w:rPr>
+            </w:pPr>
+          </w:p>
+        </w:tc>
+        <w:tc>
+          <w:tcPr>
+            <w:tcW w:w="3239" w:type="dxa"/>
+            <w:tcBorders>
+              <w:top w:val="single" w:sz="4" w:space="0" w:color="auto"/>
+              <w:left w:val="single" w:sz="4" w:space="0" w:color="auto"/>
+              <w:bottom w:val="single" w:sz="4" w:space="0" w:color="auto"/>
+              <w:right w:val="single" w:sz="4" w:space="0" w:color="auto"/>
+            </w:tcBorders>
+            <w:shd w:val="clear" w:color="auto" w:fill="FFFFFF" w:themeFill="background1"/>
+          </w:tcPr>
+          <w:p>
+            <w:pPr>
+              <w:cnfStyle w:val="000000000000" w:firstRow="0" w:lastRow="0" w:firstColumn="0" w:lastColumn="0" w:oddVBand="0" w:evenVBand="0" w:oddHBand="0" w:evenHBand="0" w:firstRowFirstColumn="0" w:firstRowLastColumn="0" w:lastRowFirstColumn="0" w:lastRowLastColumn="0"/>
+            </w:pPr>
+          </w:p>
+          <w:p>
+            <w:pPr>
+              <w:cnfStyle w:val="000000000000" w:firstRow="0" w:lastRow="0" w:firstColumn="0" w:lastColumn="0" w:oddVBand="0" w:evenVBand="0" w:oddHBand="0" w:evenHBand="0" w:firstRowFirstColumn="0" w:firstRowLastColumn="0" w:lastRowFirstColumn="0" w:lastRowLastColumn="0"/>
+            </w:pPr>
+          </w:p>
+          <w:p>
+            <w:pPr>
+              <w:cnfStyle w:val="000000000000" w:firstRow="0" w:lastRow="0" w:firstColumn="0" w:lastColumn="0" w:oddVBand="0" w:evenVBand="0" w:oddHBand="0" w:evenHBand="0" w:firstRowFirstColumn="0" w:firstRowLastColumn="0" w:lastRowFirstColumn="0" w:lastRowLastColumn="0"/>
+              <w:rPr>
+                <w:lang w:val="en-US"/>
+              </w:rPr>
+            </w:pPr>
+            <w:r>
+              <w:t>Kali Linux</w:t>
+            </w:r>
+          </w:p>
+        </w:tc>
+        <w:tc>
+          <w:tcPr>
+            <w:tcW w:w="3239" w:type="dxa"/>
+            <w:tcBorders>
+              <w:top w:val="single" w:sz="4" w:space="0" w:color="auto"/>
+              <w:left w:val="single" w:sz="4" w:space="0" w:color="auto"/>
+              <w:bottom w:val="single" w:sz="4" w:space="0" w:color="auto"/>
+              <w:right w:val="single" w:sz="4" w:space="0" w:color="auto"/>
+            </w:tcBorders>
+            <w:shd w:val="clear" w:color="auto" w:fill="FFFFFF" w:themeFill="background1"/>
+          </w:tcPr>
+          <w:p>
+            <w:pPr>
+              <w:cnfStyle w:val="000000000000" w:firstRow="0" w:lastRow="0" w:firstColumn="0" w:lastColumn="0" w:oddVBand="0" w:evenVBand="0" w:oddHBand="0" w:evenHBand="0" w:firstRowFirstColumn="0" w:firstRowLastColumn="0" w:lastRowFirstColumn="0" w:lastRowLastColumn="0"/>
+              <w:rPr>
+                <w:noProof/>
+              </w:rPr>
+            </w:pPr>
+          </w:p>
+          <w:p>
+            <w:pPr>
+              <w:cnfStyle w:val="000000000000" w:firstRow="0" w:lastRow="0" w:firstColumn="0" w:lastColumn="0" w:oddVBand="0" w:evenVBand="0" w:oddHBand="0" w:evenHBand="0" w:firstRowFirstColumn="0" w:firstRowLastColumn="0" w:lastRowFirstColumn="0" w:lastRowLastColumn="0"/>
+              <w:rPr>
+                <w:lang w:val="en-US"/>
+              </w:rPr>
+            </w:pPr>
+            <w:r>
+              <w:rPr>
+                <w:noProof/>
+              </w:rPr>
+              <w:t xml:space="preserve">    </w:t>
+            </w:r>
+            <w:r>
+              <w:rPr>
+                <w:noProof/>
+              </w:rPr>
+              <w:drawing>
+                <wp:inline distT="0" distB="0" distL="0" distR="0" wp14:anchorId="0C7FFB1D" wp14:editId="24D1437B">
+                  <wp:extent cx="1046920" cy="697832"/>
+                  <wp:effectExtent l="0" t="0" r="1270" b="7620"/>
+                  <wp:docPr id="34322329" name="Picture 7"/>
+                  <wp:cNvGraphicFramePr>
+                    <a:graphicFrameLocks xmlns:a="http://schemas.openxmlformats.org/drawingml/2006/main" noChangeAspect="1"/>
+                  </wp:cNvGraphicFramePr>
+                  <a:graphic xmlns:a="http://schemas.openxmlformats.org/drawingml/2006/main">
+                    <a:graphicData uri="http://schemas.openxmlformats.org/drawingml/2006/picture">
+                      <pic:pic xmlns:pic="http://schemas.openxmlformats.org/drawingml/2006/picture">
+                        <pic:nvPicPr>
+                          <pic:cNvPr id="0" name="Picture 113"/>
+                          <pic:cNvPicPr>
+                            <a:picLocks noChangeAspect="1" noChangeArrowheads="1"/>
+                          </pic:cNvPicPr>
+                        </pic:nvPicPr>
+                        <pic:blipFill>
+                          <a:blip r:embed="rId10" cstate="print">
+                            <a:extLst>
+                              <a:ext uri="{28A0092B-C50C-407E-A947-70E740481C1C}">
+                                <a14:useLocalDpi xmlns:a14="http://schemas.microsoft.com/office/drawing/2010/main" val="0"/>
+                              </a:ext>
+                            </a:extLst>
+                          </a:blip>
+                          <a:srcRect/>
+                          <a:stretch>
+                            <a:fillRect/>
+                          </a:stretch>
+                        </pic:blipFill>
+                        <pic:spPr bwMode="auto">
+                          <a:xfrm>
+                            <a:off x="0" y="0"/>
+                            <a:ext cx="1073210" cy="715356"/>
+                          </a:xfrm>
+                          <a:prstGeom prst="rect">
+                            <a:avLst/>
+                          </a:prstGeom>
+                          <a:noFill/>
+                          <a:ln>
+                            <a:noFill/>
+                          </a:ln>
+                        </pic:spPr>
+                      </pic:pic>
+                    </a:graphicData>
+                  </a:graphic>
+                </wp:inline>
+              </w:drawing>
+            </w:r>
+          </w:p>
+        </w:tc>
+      </w:tr>
+      <w:tr>
+        <w:trPr>
+          <w:cnfStyle w:val="000000100000" w:firstRow="0" w:lastRow="0" w:firstColumn="0" w:lastColumn="0" w:oddVBand="0" w:evenVBand="0" w:oddHBand="1" w:evenHBand="0" w:firstRowFirstColumn="0" w:firstRowLastColumn="0" w:lastRowFirstColumn="0" w:lastRowLastColumn="0"/>
+          <w:trHeight w:val="1855"/>
+        </w:trPr>
+        <w:tc>
+          <w:tcPr>
+            <w:cnfStyle w:val="001000000000" w:firstRow="0" w:lastRow="0" w:firstColumn="1" w:lastColumn="0" w:oddVBand="0" w:evenVBand="0" w:oddHBand="0" w:evenHBand="0" w:firstRowFirstColumn="0" w:firstRowLastColumn="0" w:lastRowFirstColumn="0" w:lastRowLastColumn="0"/>
+            <w:tcW w:w="3238" w:type="dxa"/>
+            <w:vMerge w:val="restart"/>
+            <w:tcBorders>
+              <w:top w:val="single" w:sz="4" w:space="0" w:color="auto"/>
+              <w:left w:val="single" w:sz="4" w:space="0" w:color="auto"/>
+              <w:bottom w:val="single" w:sz="4" w:space="0" w:color="auto"/>
+              <w:right w:val="single" w:sz="4" w:space="0" w:color="auto"/>
+            </w:tcBorders>
+            <w:shd w:val="clear" w:color="auto" w:fill="FFFFFF" w:themeFill="background1"/>
+          </w:tcPr>
+          <w:p>
+            <w:pPr>
+              <w:rPr>
+                <w:b w:val="0"/>
+                <w:bCs w:val="0"/>
+                <w:lang w:val="en-US"/>
+              </w:rPr>
+            </w:pPr>
+          </w:p>
+          <w:p>
+            <w:pPr>
+              <w:rPr>
+                <w:b w:val="0"/>
+                <w:bCs w:val="0"/>
+                <w:lang w:val="en-US"/>
+              </w:rPr>
+            </w:pPr>
+          </w:p>
+          <w:p>
+            <w:pPr>
+              <w:rPr>
+                <w:b w:val="0"/>
+                <w:bCs w:val="0"/>
+                <w:lang w:val="en-US"/>
+              </w:rPr>
+            </w:pPr>
+          </w:p>
+          <w:p>
+            <w:pPr>
+              <w:rPr>
+                <w:b w:val="0"/>
+                <w:bCs w:val="0"/>
+                <w:lang w:val="en-US"/>
+              </w:rPr>
+            </w:pPr>
+          </w:p>
+          <w:p>
+            <w:pPr>
+              <w:rPr>
+                <w:b w:val="0"/>
+                <w:bCs w:val="0"/>
+                <w:lang w:val="en-US"/>
+              </w:rPr>
+            </w:pPr>
+          </w:p>
+          <w:p>
+            <w:pPr>
+              <w:rPr>
+                <w:b w:val="0"/>
+                <w:bCs w:val="0"/>
+                <w:lang w:val="en-US"/>
+              </w:rPr>
+            </w:pPr>
+          </w:p>
+          <w:p>
+            <w:pPr>
+              <w:rPr>
+                <w:b w:val="0"/>
+                <w:bCs w:val="0"/>
+                <w:lang w:val="en-US"/>
+              </w:rPr>
+            </w:pPr>
+          </w:p>
+          <w:p>
+            <w:pPr>
+              <w:rPr>
+                <w:color w:val="auto"/>
+                <w:lang w:val="en-US"/>
+              </w:rPr>
+            </w:pPr>
+            <w:r>
+              <w:rPr>
+                <w:color w:val="auto"/>
+                <w:lang w:val="en-US"/>
+              </w:rPr>
+              <w:t>Logiciel</w:t>
+            </w:r>
+            <w:r>
+              <w:rPr>
+                <w:color w:val="auto"/>
+                <w:lang w:val="en-US"/>
+              </w:rPr>
+              <w:t>s</w:t>
+            </w:r>
+            <w:r>
+              <w:rPr>
+                <w:color w:val="auto"/>
+                <w:lang w:val="en-US"/>
+              </w:rPr>
+              <w:t xml:space="preserve"> d’ applications</w:t>
+            </w:r>
+          </w:p>
+        </w:tc>
+        <w:tc>
+          <w:tcPr>
+            <w:tcW w:w="3239" w:type="dxa"/>
+            <w:tcBorders>
+              <w:top w:val="single" w:sz="4" w:space="0" w:color="auto"/>
+              <w:left w:val="single" w:sz="4" w:space="0" w:color="auto"/>
+              <w:bottom w:val="single" w:sz="4" w:space="0" w:color="auto"/>
+              <w:right w:val="single" w:sz="4" w:space="0" w:color="auto"/>
+            </w:tcBorders>
+            <w:shd w:val="clear" w:color="auto" w:fill="FFFFFF" w:themeFill="background1"/>
+          </w:tcPr>
+          <w:p>
+            <w:pPr>
+              <w:cnfStyle w:val="000000100000" w:firstRow="0" w:lastRow="0" w:firstColumn="0" w:lastColumn="0" w:oddVBand="0" w:evenVBand="0" w:oddHBand="1" w:evenHBand="0" w:firstRowFirstColumn="0" w:firstRowLastColumn="0" w:lastRowFirstColumn="0" w:lastRowLastColumn="0"/>
+            </w:pPr>
+          </w:p>
+          <w:p>
+            <w:pPr>
+              <w:cnfStyle w:val="000000100000" w:firstRow="0" w:lastRow="0" w:firstColumn="0" w:lastColumn="0" w:oddVBand="0" w:evenVBand="0" w:oddHBand="1" w:evenHBand="0" w:firstRowFirstColumn="0" w:firstRowLastColumn="0" w:lastRowFirstColumn="0" w:lastRowLastColumn="0"/>
+            </w:pPr>
+          </w:p>
+          <w:p>
+            <w:pPr>
+              <w:cnfStyle w:val="000000100000" w:firstRow="0" w:lastRow="0" w:firstColumn="0" w:lastColumn="0" w:oddVBand="0" w:evenVBand="0" w:oddHBand="1" w:evenHBand="0" w:firstRowFirstColumn="0" w:firstRowLastColumn="0" w:lastRowFirstColumn="0" w:lastRowLastColumn="0"/>
+            </w:pPr>
+            <w:r>
+              <w:t>Microsoft Office</w:t>
+            </w:r>
+          </w:p>
+          <w:p>
+            <w:pPr>
+              <w:cnfStyle w:val="000000100000" w:firstRow="0" w:lastRow="0" w:firstColumn="0" w:lastColumn="0" w:oddVBand="0" w:evenVBand="0" w:oddHBand="1" w:evenHBand="0" w:firstRowFirstColumn="0" w:firstRowLastColumn="0" w:lastRowFirstColumn="0" w:lastRowLastColumn="0"/>
+              <w:rPr>
+                <w:lang w:val="en-US"/>
+              </w:rPr>
+            </w:pPr>
+            <w:r>
+              <w:t xml:space="preserve"> </w:t>
+            </w:r>
+            <w:r>
+              <w:t>(</w:t>
+            </w:r>
+            <w:r>
+              <w:t>2007 et 2010</w:t>
+            </w:r>
+            <w:r>
+              <w:t>)</w:t>
+            </w:r>
+          </w:p>
+        </w:tc>
+        <w:tc>
+          <w:tcPr>
+            <w:tcW w:w="3239" w:type="dxa"/>
+            <w:tcBorders>
+              <w:top w:val="single" w:sz="4" w:space="0" w:color="auto"/>
+              <w:left w:val="single" w:sz="4" w:space="0" w:color="auto"/>
+              <w:bottom w:val="single" w:sz="4" w:space="0" w:color="auto"/>
+              <w:right w:val="single" w:sz="4" w:space="0" w:color="auto"/>
+            </w:tcBorders>
+            <w:shd w:val="clear" w:color="auto" w:fill="FFFFFF" w:themeFill="background1"/>
+          </w:tcPr>
+          <w:p>
+            <w:pPr>
+              <w:cnfStyle w:val="000000100000" w:firstRow="0" w:lastRow="0" w:firstColumn="0" w:lastColumn="0" w:oddVBand="0" w:evenVBand="0" w:oddHBand="1" w:evenHBand="0" w:firstRowFirstColumn="0" w:firstRowLastColumn="0" w:lastRowFirstColumn="0" w:lastRowLastColumn="0"/>
+              <w:rPr>
+                <w:lang w:val="en-US"/>
+              </w:rPr>
+            </w:pPr>
+          </w:p>
+          <w:p>
+            <w:pPr>
+              <w:cnfStyle w:val="000000100000" w:firstRow="0" w:lastRow="0" w:firstColumn="0" w:lastColumn="0" w:oddVBand="0" w:evenVBand="0" w:oddHBand="1" w:evenHBand="0" w:firstRowFirstColumn="0" w:firstRowLastColumn="0" w:lastRowFirstColumn="0" w:lastRowLastColumn="0"/>
+              <w:rPr>
+                <w:lang w:val="en-US"/>
+              </w:rPr>
+            </w:pPr>
+            <w:r>
+              <w:rPr>
+                <w:lang w:val="en-US"/>
+              </w:rPr>
+              <w:t xml:space="preserve">  </w:t>
+            </w:r>
+            <w:r>
+              <w:rPr>
+                <w:noProof/>
+              </w:rPr>
+              <w:t xml:space="preserve">  </w:t>
+            </w:r>
+            <w:r>
+              <w:rPr>
+                <w:noProof/>
+              </w:rPr>
+              <w:drawing>
+                <wp:inline distT="0" distB="0" distL="0" distR="0" wp14:anchorId="1363D301" wp14:editId="77A28BA0">
+                  <wp:extent cx="1203158" cy="713012"/>
+                  <wp:effectExtent l="0" t="0" r="0" b="0"/>
+                  <wp:docPr id="1677001847" name="Picture 8"/>
+                  <wp:cNvGraphicFramePr>
+                    <a:graphicFrameLocks xmlns:a="http://schemas.openxmlformats.org/drawingml/2006/main" noChangeAspect="1"/>
+                  </wp:cNvGraphicFramePr>
+                  <a:graphic xmlns:a="http://schemas.openxmlformats.org/drawingml/2006/main">
+                    <a:graphicData uri="http://schemas.openxmlformats.org/drawingml/2006/picture">
+                      <pic:pic xmlns:pic="http://schemas.openxmlformats.org/drawingml/2006/picture">
+                        <pic:nvPicPr>
+                          <pic:cNvPr id="0" name="Picture 115"/>
+                          <pic:cNvPicPr>
+                            <a:picLocks noChangeAspect="1" noChangeArrowheads="1"/>
+                          </pic:cNvPicPr>
+                        </pic:nvPicPr>
+                        <pic:blipFill>
+                          <a:blip r:embed="rId11">
+                            <a:extLst>
+                              <a:ext uri="{28A0092B-C50C-407E-A947-70E740481C1C}">
+                                <a14:useLocalDpi xmlns:a14="http://schemas.microsoft.com/office/drawing/2010/main" val="0"/>
+                              </a:ext>
+                            </a:extLst>
+                          </a:blip>
+                          <a:srcRect/>
+                          <a:stretch>
+                            <a:fillRect/>
+                          </a:stretch>
+                        </pic:blipFill>
+                        <pic:spPr bwMode="auto">
+                          <a:xfrm>
+                            <a:off x="0" y="0"/>
+                            <a:ext cx="1280476" cy="758832"/>
+                          </a:xfrm>
+                          <a:prstGeom prst="rect">
+                            <a:avLst/>
+                          </a:prstGeom>
+                          <a:noFill/>
+                          <a:ln>
+                            <a:noFill/>
+                          </a:ln>
+                        </pic:spPr>
+                      </pic:pic>
+                    </a:graphicData>
+                  </a:graphic>
+                </wp:inline>
+              </w:drawing>
+            </w:r>
+          </w:p>
+        </w:tc>
+      </w:tr>
+      <w:tr>
+        <w:trPr>
+          <w:trHeight w:val="1413"/>
+        </w:trPr>
+        <w:tc>
+          <w:tcPr>
+            <w:cnfStyle w:val="001000000000" w:firstRow="0" w:lastRow="0" w:firstColumn="1" w:lastColumn="0" w:oddVBand="0" w:evenVBand="0" w:oddHBand="0" w:evenHBand="0" w:firstRowFirstColumn="0" w:firstRowLastColumn="0" w:lastRowFirstColumn="0" w:lastRowLastColumn="0"/>
+            <w:tcW w:w="3238" w:type="dxa"/>
+            <w:vMerge/>
+            <w:tcBorders>
+              <w:top w:val="single" w:sz="4" w:space="0" w:color="auto"/>
+              <w:left w:val="single" w:sz="4" w:space="0" w:color="auto"/>
+              <w:bottom w:val="single" w:sz="4" w:space="0" w:color="auto"/>
+              <w:right w:val="single" w:sz="4" w:space="0" w:color="auto"/>
+            </w:tcBorders>
+            <w:shd w:val="clear" w:color="auto" w:fill="FFFFFF" w:themeFill="background1"/>
+          </w:tcPr>
+          <w:p>
+            <w:pPr>
+              <w:rPr>
+                <w:color w:val="auto"/>
+                <w:lang w:val="en-US"/>
+              </w:rPr>
+            </w:pPr>
+          </w:p>
+        </w:tc>
+        <w:tc>
+          <w:tcPr>
+            <w:tcW w:w="3239" w:type="dxa"/>
+            <w:tcBorders>
+              <w:top w:val="single" w:sz="4" w:space="0" w:color="auto"/>
+              <w:left w:val="single" w:sz="4" w:space="0" w:color="auto"/>
+              <w:bottom w:val="single" w:sz="4" w:space="0" w:color="auto"/>
+              <w:right w:val="single" w:sz="4" w:space="0" w:color="auto"/>
+            </w:tcBorders>
+            <w:shd w:val="clear" w:color="auto" w:fill="FFFFFF" w:themeFill="background1"/>
+          </w:tcPr>
+          <w:p>
+            <w:pPr>
+              <w:cnfStyle w:val="000000000000" w:firstRow="0" w:lastRow="0" w:firstColumn="0" w:lastColumn="0" w:oddVBand="0" w:evenVBand="0" w:oddHBand="0" w:evenHBand="0" w:firstRowFirstColumn="0" w:firstRowLastColumn="0" w:lastRowFirstColumn="0" w:lastRowLastColumn="0"/>
+            </w:pPr>
+          </w:p>
+          <w:p>
+            <w:pPr>
+              <w:cnfStyle w:val="000000000000" w:firstRow="0" w:lastRow="0" w:firstColumn="0" w:lastColumn="0" w:oddVBand="0" w:evenVBand="0" w:oddHBand="0" w:evenHBand="0" w:firstRowFirstColumn="0" w:firstRowLastColumn="0" w:lastRowFirstColumn="0" w:lastRowLastColumn="0"/>
+            </w:pPr>
+          </w:p>
+          <w:p>
+            <w:pPr>
+              <w:cnfStyle w:val="000000000000" w:firstRow="0" w:lastRow="0" w:firstColumn="0" w:lastColumn="0" w:oddVBand="0" w:evenVBand="0" w:oddHBand="0" w:evenHBand="0" w:firstRowFirstColumn="0" w:firstRowLastColumn="0" w:lastRowFirstColumn="0" w:lastRowLastColumn="0"/>
+              <w:rPr>
+                <w:lang w:val="en-US"/>
+              </w:rPr>
+            </w:pPr>
+            <w:r>
+              <w:t>L’antivirus Symantec 14</w:t>
+            </w:r>
+          </w:p>
+        </w:tc>
+        <w:tc>
+          <w:tcPr>
+            <w:tcW w:w="3239" w:type="dxa"/>
+            <w:tcBorders>
+              <w:top w:val="single" w:sz="4" w:space="0" w:color="auto"/>
+              <w:left w:val="single" w:sz="4" w:space="0" w:color="auto"/>
+              <w:bottom w:val="single" w:sz="4" w:space="0" w:color="auto"/>
+              <w:right w:val="single" w:sz="4" w:space="0" w:color="auto"/>
+            </w:tcBorders>
+            <w:shd w:val="clear" w:color="auto" w:fill="FFFFFF" w:themeFill="background1"/>
+          </w:tcPr>
+          <w:p>
+            <w:pPr>
+              <w:cnfStyle w:val="000000000000" w:firstRow="0" w:lastRow="0" w:firstColumn="0" w:lastColumn="0" w:oddVBand="0" w:evenVBand="0" w:oddHBand="0" w:evenHBand="0" w:firstRowFirstColumn="0" w:firstRowLastColumn="0" w:lastRowFirstColumn="0" w:lastRowLastColumn="0"/>
+              <w:rPr>
+                <w:noProof/>
+              </w:rPr>
+            </w:pPr>
+          </w:p>
+          <w:p>
+            <w:pPr>
+              <w:cnfStyle w:val="000000000000" w:firstRow="0" w:lastRow="0" w:firstColumn="0" w:lastColumn="0" w:oddVBand="0" w:evenVBand="0" w:oddHBand="0" w:evenHBand="0" w:firstRowFirstColumn="0" w:firstRowLastColumn="0" w:lastRowFirstColumn="0" w:lastRowLastColumn="0"/>
+              <w:rPr>
+                <w:lang w:val="en-US"/>
+              </w:rPr>
+            </w:pPr>
+            <w:r>
+              <w:rPr>
+                <w:noProof/>
+                <w:lang w:val="en-US"/>
+              </w:rPr>
+              <w:t xml:space="preserve">  </w:t>
+            </w:r>
+            <w:r>
+              <w:rPr>
+                <w:noProof/>
+                <w:lang w:val="en-US"/>
+              </w:rPr>
+              <w:drawing>
+                <wp:inline distT="0" distB="0" distL="0" distR="0" wp14:anchorId="40862192" wp14:editId="74C2C1EA">
+                  <wp:extent cx="1298765" cy="497305"/>
+                  <wp:effectExtent l="0" t="0" r="0" b="0"/>
+                  <wp:docPr id="507349403" name="Image 35"/>
+                  <wp:cNvGraphicFramePr>
+                    <a:graphicFrameLocks xmlns:a="http://schemas.openxmlformats.org/drawingml/2006/main" noChangeAspect="1"/>
+                  </wp:cNvGraphicFramePr>
+                  <a:graphic xmlns:a="http://schemas.openxmlformats.org/drawingml/2006/main">
+                    <a:graphicData uri="http://schemas.openxmlformats.org/drawingml/2006/picture">
+                      <pic:pic xmlns:pic="http://schemas.openxmlformats.org/drawingml/2006/picture">
+                        <pic:nvPicPr>
+                          <pic:cNvPr id="46461426" name="Image 46461426"/>
+                          <pic:cNvPicPr/>
+                        </pic:nvPicPr>
+                        <pic:blipFill>
+                          <a:blip r:embed="rId12" cstate="print">
+                            <a:extLst>
+                              <a:ext uri="{28A0092B-C50C-407E-A947-70E740481C1C}">
+                                <a14:useLocalDpi xmlns:a14="http://schemas.microsoft.com/office/drawing/2010/main" val="0"/>
+                              </a:ext>
+                            </a:extLst>
+                          </a:blip>
+                          <a:stretch>
+                            <a:fillRect/>
+                          </a:stretch>
+                        </pic:blipFill>
+                        <pic:spPr>
+                          <a:xfrm>
+                            <a:off x="0" y="0"/>
+                            <a:ext cx="1357964" cy="519973"/>
+                          </a:xfrm>
+                          <a:prstGeom prst="rect">
+                            <a:avLst/>
+                          </a:prstGeom>
+                        </pic:spPr>
+                      </pic:pic>
+                    </a:graphicData>
+                  </a:graphic>
+                </wp:inline>
+              </w:drawing>
+            </w:r>
+          </w:p>
+        </w:tc>
+      </w:tr>
+      <w:tr>
+        <w:trPr>
+          <w:cnfStyle w:val="000000100000" w:firstRow="0" w:lastRow="0" w:firstColumn="0" w:lastColumn="0" w:oddVBand="0" w:evenVBand="0" w:oddHBand="1" w:evenHBand="0" w:firstRowFirstColumn="0" w:firstRowLastColumn="0" w:lastRowFirstColumn="0" w:lastRowLastColumn="0"/>
+          <w:trHeight w:val="1533"/>
+        </w:trPr>
+        <w:tc>
+          <w:tcPr>
+            <w:cnfStyle w:val="001000000000" w:firstRow="0" w:lastRow="0" w:firstColumn="1" w:lastColumn="0" w:oddVBand="0" w:evenVBand="0" w:oddHBand="0" w:evenHBand="0" w:firstRowFirstColumn="0" w:firstRowLastColumn="0" w:lastRowFirstColumn="0" w:lastRowLastColumn="0"/>
+            <w:tcW w:w="3238" w:type="dxa"/>
+            <w:vMerge/>
+            <w:tcBorders>
+              <w:top w:val="single" w:sz="4" w:space="0" w:color="auto"/>
+              <w:left w:val="single" w:sz="4" w:space="0" w:color="auto"/>
+              <w:bottom w:val="single" w:sz="4" w:space="0" w:color="auto"/>
+              <w:right w:val="single" w:sz="4" w:space="0" w:color="auto"/>
+            </w:tcBorders>
+            <w:shd w:val="clear" w:color="auto" w:fill="FFFFFF" w:themeFill="background1"/>
+          </w:tcPr>
+          <w:p>
+            <w:pPr>
+              <w:rPr>
+                <w:color w:val="auto"/>
+                <w:lang w:val="en-US"/>
+              </w:rPr>
+            </w:pPr>
+          </w:p>
+        </w:tc>
+        <w:tc>
+          <w:tcPr>
+            <w:tcW w:w="3239" w:type="dxa"/>
+            <w:tcBorders>
+              <w:top w:val="single" w:sz="4" w:space="0" w:color="auto"/>
+              <w:left w:val="single" w:sz="4" w:space="0" w:color="auto"/>
+              <w:bottom w:val="single" w:sz="4" w:space="0" w:color="auto"/>
+              <w:right w:val="single" w:sz="4" w:space="0" w:color="auto"/>
+            </w:tcBorders>
+            <w:shd w:val="clear" w:color="auto" w:fill="FFFFFF" w:themeFill="background1"/>
+          </w:tcPr>
+          <w:p>
+            <w:pPr>
+              <w:cnfStyle w:val="000000100000" w:firstRow="0" w:lastRow="0" w:firstColumn="0" w:lastColumn="0" w:oddVBand="0" w:evenVBand="0" w:oddHBand="1" w:evenHBand="0" w:firstRowFirstColumn="0" w:firstRowLastColumn="0" w:lastRowFirstColumn="0" w:lastRowLastColumn="0"/>
+              <w:rPr>
+                <w:lang w:val="en-US"/>
+              </w:rPr>
+            </w:pPr>
+          </w:p>
+          <w:p>
+            <w:pPr>
+              <w:cnfStyle w:val="000000100000" w:firstRow="0" w:lastRow="0" w:firstColumn="0" w:lastColumn="0" w:oddVBand="0" w:evenVBand="0" w:oddHBand="1" w:evenHBand="0" w:firstRowFirstColumn="0" w:firstRowLastColumn="0" w:lastRowFirstColumn="0" w:lastRowLastColumn="0"/>
+              <w:rPr>
+                <w:lang w:val="en-US"/>
+              </w:rPr>
+            </w:pPr>
+          </w:p>
+          <w:p>
+            <w:pPr>
+              <w:cnfStyle w:val="000000100000" w:firstRow="0" w:lastRow="0" w:firstColumn="0" w:lastColumn="0" w:oddVBand="0" w:evenVBand="0" w:oddHBand="1" w:evenHBand="0" w:firstRowFirstColumn="0" w:firstRowLastColumn="0" w:lastRowFirstColumn="0" w:lastRowLastColumn="0"/>
+              <w:rPr>
+                <w:lang w:val="en-US"/>
+              </w:rPr>
+            </w:pPr>
+            <w:r>
+              <w:rPr>
+                <w:lang w:val="en-US"/>
+              </w:rPr>
+              <w:t>SGBD Server 2008</w:t>
+            </w:r>
+          </w:p>
+        </w:tc>
+        <w:tc>
+          <w:tcPr>
+            <w:tcW w:w="3239" w:type="dxa"/>
+            <w:tcBorders>
+              <w:top w:val="single" w:sz="4" w:space="0" w:color="auto"/>
+              <w:left w:val="single" w:sz="4" w:space="0" w:color="auto"/>
+              <w:bottom w:val="single" w:sz="4" w:space="0" w:color="auto"/>
+              <w:right w:val="single" w:sz="4" w:space="0" w:color="auto"/>
+            </w:tcBorders>
+            <w:shd w:val="clear" w:color="auto" w:fill="FFFFFF" w:themeFill="background1"/>
+          </w:tcPr>
+          <w:p>
+            <w:pPr>
+              <w:cnfStyle w:val="000000100000" w:firstRow="0" w:lastRow="0" w:firstColumn="0" w:lastColumn="0" w:oddVBand="0" w:evenVBand="0" w:oddHBand="1" w:evenHBand="0" w:firstRowFirstColumn="0" w:firstRowLastColumn="0" w:lastRowFirstColumn="0" w:lastRowLastColumn="0"/>
+              <w:rPr>
+                <w:noProof/>
+                <w:lang w:val="en-US"/>
+              </w:rPr>
+            </w:pPr>
+          </w:p>
+          <w:p>
+            <w:pPr>
+              <w:cnfStyle w:val="000000100000" w:firstRow="0" w:lastRow="0" w:firstColumn="0" w:lastColumn="0" w:oddVBand="0" w:evenVBand="0" w:oddHBand="1" w:evenHBand="0" w:firstRowFirstColumn="0" w:firstRowLastColumn="0" w:lastRowFirstColumn="0" w:lastRowLastColumn="0"/>
+              <w:rPr>
+                <w:lang w:val="en-US"/>
+              </w:rPr>
+            </w:pPr>
+            <w:r>
+              <w:rPr>
+                <w:lang w:val="en-US"/>
+              </w:rPr>
+              <w:t xml:space="preserve">        </w:t>
+            </w:r>
+            <w:r>
+              <w:rPr>
+                <w:noProof/>
+                <w:lang w:val="en-US"/>
+              </w:rPr>
+              <w:drawing>
+                <wp:inline distT="0" distB="0" distL="0" distR="0" wp14:anchorId="6E963314" wp14:editId="133276E3">
+                  <wp:extent cx="762000" cy="514985"/>
+                  <wp:effectExtent l="0" t="0" r="0" b="0"/>
+                  <wp:docPr id="1910362412" name="Image 30"/>
+                  <wp:cNvGraphicFramePr>
+                    <a:graphicFrameLocks xmlns:a="http://schemas.openxmlformats.org/drawingml/2006/main" noChangeAspect="1"/>
+                  </wp:cNvGraphicFramePr>
+                  <a:graphic xmlns:a="http://schemas.openxmlformats.org/drawingml/2006/main">
+                    <a:graphicData uri="http://schemas.openxmlformats.org/drawingml/2006/picture">
+                      <pic:pic xmlns:pic="http://schemas.openxmlformats.org/drawingml/2006/picture">
+                        <pic:nvPicPr>
+                          <pic:cNvPr id="853780755" name="Image 853780755"/>
+                          <pic:cNvPicPr/>
+                        </pic:nvPicPr>
+                        <pic:blipFill>
+                          <a:blip r:embed="rId13" cstate="print">
+                            <a:extLst>
+                              <a:ext uri="{28A0092B-C50C-407E-A947-70E740481C1C}">
+                                <a14:useLocalDpi xmlns:a14="http://schemas.microsoft.com/office/drawing/2010/main" val="0"/>
+                              </a:ext>
+                            </a:extLst>
+                          </a:blip>
+                          <a:stretch>
+                            <a:fillRect/>
+                          </a:stretch>
+                        </pic:blipFill>
+                        <pic:spPr>
+                          <a:xfrm>
+                            <a:off x="0" y="0"/>
+                            <a:ext cx="783647" cy="529615"/>
+                          </a:xfrm>
+                          <a:prstGeom prst="rect">
+                            <a:avLst/>
+                          </a:prstGeom>
+                        </pic:spPr>
+                      </pic:pic>
+                    </a:graphicData>
+                  </a:graphic>
+                </wp:inline>
+              </w:drawing>
+            </w:r>
+          </w:p>
+        </w:tc>
+      </w:tr>
+      <w:tr>
+        <w:trPr>
+          <w:trHeight w:val="1413"/>
+        </w:trPr>
+        <w:tc>
+          <w:tcPr>
+            <w:cnfStyle w:val="001000000000" w:firstRow="0" w:lastRow="0" w:firstColumn="1" w:lastColumn="0" w:oddVBand="0" w:evenVBand="0" w:oddHBand="0" w:evenHBand="0" w:firstRowFirstColumn="0" w:firstRowLastColumn="0" w:lastRowFirstColumn="0" w:lastRowLastColumn="0"/>
+            <w:tcW w:w="3238" w:type="dxa"/>
+            <w:vMerge/>
+            <w:tcBorders>
+              <w:top w:val="single" w:sz="4" w:space="0" w:color="auto"/>
+              <w:left w:val="single" w:sz="4" w:space="0" w:color="auto"/>
+              <w:bottom w:val="single" w:sz="4" w:space="0" w:color="auto"/>
+              <w:right w:val="single" w:sz="4" w:space="0" w:color="auto"/>
+            </w:tcBorders>
+            <w:shd w:val="clear" w:color="auto" w:fill="FFFFFF" w:themeFill="background1"/>
+          </w:tcPr>
+          <w:p>
+            <w:pPr>
+              <w:rPr>
+                <w:lang w:val="en-US"/>
+              </w:rPr>
+            </w:pPr>
+          </w:p>
+        </w:tc>
+        <w:tc>
+          <w:tcPr>
+            <w:tcW w:w="3239" w:type="dxa"/>
+            <w:tcBorders>
+              <w:top w:val="single" w:sz="4" w:space="0" w:color="auto"/>
+              <w:left w:val="single" w:sz="4" w:space="0" w:color="auto"/>
+              <w:bottom w:val="single" w:sz="4" w:space="0" w:color="auto"/>
+              <w:right w:val="single" w:sz="4" w:space="0" w:color="auto"/>
+            </w:tcBorders>
+            <w:shd w:val="clear" w:color="auto" w:fill="FFFFFF" w:themeFill="background1"/>
+          </w:tcPr>
+          <w:p>
+            <w:pPr>
+              <w:cnfStyle w:val="000000000000" w:firstRow="0" w:lastRow="0" w:firstColumn="0" w:lastColumn="0" w:oddVBand="0" w:evenVBand="0" w:oddHBand="0" w:evenHBand="0" w:firstRowFirstColumn="0" w:firstRowLastColumn="0" w:lastRowFirstColumn="0" w:lastRowLastColumn="0"/>
+              <w:rPr>
+                <w:lang w:val="en-US"/>
+              </w:rPr>
+            </w:pPr>
+          </w:p>
+          <w:p>
+            <w:pPr>
+              <w:cnfStyle w:val="000000000000" w:firstRow="0" w:lastRow="0" w:firstColumn="0" w:lastColumn="0" w:oddVBand="0" w:evenVBand="0" w:oddHBand="0" w:evenHBand="0" w:firstRowFirstColumn="0" w:firstRowLastColumn="0" w:lastRowFirstColumn="0" w:lastRowLastColumn="0"/>
+              <w:rPr>
+                <w:lang w:val="en-US"/>
+              </w:rPr>
+            </w:pPr>
+          </w:p>
+          <w:p>
+            <w:pPr>
+              <w:cnfStyle w:val="000000000000" w:firstRow="0" w:lastRow="0" w:firstColumn="0" w:lastColumn="0" w:oddVBand="0" w:evenVBand="0" w:oddHBand="0" w:evenHBand="0" w:firstRowFirstColumn="0" w:firstRowLastColumn="0" w:lastRowFirstColumn="0" w:lastRowLastColumn="0"/>
+              <w:rPr>
+                <w:lang w:val="en-US"/>
+              </w:rPr>
+            </w:pPr>
+            <w:r>
+              <w:rPr>
+                <w:lang w:val="en-US"/>
+              </w:rPr>
+              <w:t>Adobe Dream Weaver CS5</w:t>
+            </w:r>
+          </w:p>
+        </w:tc>
+        <w:tc>
+          <w:tcPr>
+            <w:tcW w:w="3239" w:type="dxa"/>
+            <w:tcBorders>
+              <w:top w:val="single" w:sz="4" w:space="0" w:color="auto"/>
+              <w:left w:val="single" w:sz="4" w:space="0" w:color="auto"/>
+              <w:bottom w:val="single" w:sz="4" w:space="0" w:color="auto"/>
+              <w:right w:val="single" w:sz="4" w:space="0" w:color="auto"/>
+            </w:tcBorders>
+            <w:shd w:val="clear" w:color="auto" w:fill="FFFFFF" w:themeFill="background1"/>
+          </w:tcPr>
+          <w:p>
+            <w:pPr>
+              <w:cnfStyle w:val="000000000000" w:firstRow="0" w:lastRow="0" w:firstColumn="0" w:lastColumn="0" w:oddVBand="0" w:evenVBand="0" w:oddHBand="0" w:evenHBand="0" w:firstRowFirstColumn="0" w:firstRowLastColumn="0" w:lastRowFirstColumn="0" w:lastRowLastColumn="0"/>
+              <w:rPr>
+                <w:noProof/>
+                <w:lang w:val="en-US"/>
+              </w:rPr>
+            </w:pPr>
+          </w:p>
+          <w:p>
+            <w:pPr>
+              <w:cnfStyle w:val="000000000000" w:firstRow="0" w:lastRow="0" w:firstColumn="0" w:lastColumn="0" w:oddVBand="0" w:evenVBand="0" w:oddHBand="0" w:evenHBand="0" w:firstRowFirstColumn="0" w:firstRowLastColumn="0" w:lastRowFirstColumn="0" w:lastRowLastColumn="0"/>
+              <w:rPr>
+                <w:lang w:val="en-US"/>
+              </w:rPr>
+            </w:pPr>
+            <w:r>
+              <w:rPr>
+                <w:lang w:val="en-US"/>
+              </w:rPr>
+              <w:t xml:space="preserve">      </w:t>
+            </w:r>
+            <w:r>
+              <w:rPr>
+                <w:noProof/>
+                <w:lang w:val="en-US"/>
+              </w:rPr>
+              <w:drawing>
+                <wp:inline distT="0" distB="0" distL="0" distR="0" wp14:anchorId="1207963E" wp14:editId="481B8FB5">
+                  <wp:extent cx="913446" cy="495300"/>
+                  <wp:effectExtent l="0" t="0" r="1270" b="0"/>
+                  <wp:docPr id="1666735057" name="Image 36"/>
+                  <wp:cNvGraphicFramePr>
+                    <a:graphicFrameLocks xmlns:a="http://schemas.openxmlformats.org/drawingml/2006/main" noChangeAspect="1"/>
+                  </wp:cNvGraphicFramePr>
+                  <a:graphic xmlns:a="http://schemas.openxmlformats.org/drawingml/2006/main">
+                    <a:graphicData uri="http://schemas.openxmlformats.org/drawingml/2006/picture">
+                      <pic:pic xmlns:pic="http://schemas.openxmlformats.org/drawingml/2006/picture">
+                        <pic:nvPicPr>
+                          <pic:cNvPr id="1779675683" name="Image 1779675683"/>
+                          <pic:cNvPicPr/>
+                        </pic:nvPicPr>
+                        <pic:blipFill>
+                          <a:blip r:embed="rId14" cstate="print">
+                            <a:extLst>
+                              <a:ext uri="{28A0092B-C50C-407E-A947-70E740481C1C}">
+                                <a14:useLocalDpi xmlns:a14="http://schemas.microsoft.com/office/drawing/2010/main" val="0"/>
+                              </a:ext>
+                            </a:extLst>
+                          </a:blip>
+                          <a:stretch>
+                            <a:fillRect/>
+                          </a:stretch>
+                        </pic:blipFill>
+                        <pic:spPr>
+                          <a:xfrm>
+                            <a:off x="0" y="0"/>
+                            <a:ext cx="940468" cy="509952"/>
+                          </a:xfrm>
+                          <a:prstGeom prst="rect">
+                            <a:avLst/>
+                          </a:prstGeom>
+                        </pic:spPr>
+                      </pic:pic>
+                    </a:graphicData>
+                  </a:graphic>
+                </wp:inline>
+              </w:drawing>
+            </w:r>
+          </w:p>
+        </w:tc>
+      </w:tr>
+    </w:tbl>
+    <w:p/>
+    <w:p>
+      <w:pPr>
+        <w:pStyle w:val="Titre2"/>
+        <w:ind w:left="2240"/>
+      </w:pPr>
+    </w:p>
+    <w:p>
+      <w:pPr>
+        <w:pStyle w:val="Titre1"/>
+        <w:numPr>
+          <w:ilvl w:val="0"/>
+          <w:numId w:val="93"/>
+        </w:numPr>
+      </w:pPr>
+      <w:r>
+        <w:t>PARTENAIRES ET COLLABORATEURS</w:t>
+      </w:r>
+    </w:p>
+    <w:p/>
+    <w:p>
+      <w:pPr>
+        <w:ind w:firstLine="440"/>
+      </w:pPr>
+      <w:r>
+        <w:t>Les partenaires et collaborateurs du CENADI sont multiples et variés parmi lesquels toutes les administrations gouvernementales, on retrouve entre autres :</w:t>
+      </w:r>
+    </w:p>
+    <w:p/>
+    <w:p/>
+    <w:p>
+      <w:pPr>
+        <w:pStyle w:val="Lgende"/>
+        <w:rPr>
+          <w:rFonts w:ascii="Times New Roman" w:hAnsi="Times New Roman" w:cs="Times New Roman"/>
+        </w:rPr>
+      </w:pPr>
+    </w:p>
+    <w:tbl>
+      <w:tblPr>
+        <w:tblStyle w:val="Grilledutableau"/>
+        <w:tblW w:w="0" w:type="auto"/>
+        <w:tblInd w:w="-147" w:type="dxa"/>
+        <w:tblLook w:val="04A0" w:firstRow="1" w:lastRow="0" w:firstColumn="1" w:lastColumn="0" w:noHBand="0" w:noVBand="1"/>
+      </w:tblPr>
+      <w:tblGrid>
+        <w:gridCol w:w="4677"/>
+        <w:gridCol w:w="4396"/>
+      </w:tblGrid>
+      <w:tr>
+        <w:trPr>
+          <w:trHeight w:val="1477"/>
+        </w:trPr>
+        <w:tc>
+          <w:tcPr>
+            <w:tcW w:w="4677" w:type="dxa"/>
+            <w:shd w:val="clear" w:color="auto" w:fill="00B0F0"/>
+          </w:tcPr>
+          <w:p/>
+          <w:p>
+            <w:pPr>
+              <w:jc w:val="center"/>
+              <w:rPr>
+                <w:b/>
+                <w:sz w:val="28"/>
+                <w:szCs w:val="28"/>
+              </w:rPr>
+            </w:pPr>
+          </w:p>
+          <w:p>
+            <w:pPr>
+              <w:jc w:val="center"/>
+              <w:rPr>
+                <w:b/>
+                <w:sz w:val="28"/>
+                <w:szCs w:val="28"/>
+              </w:rPr>
+            </w:pPr>
+            <w:r>
+              <w:rPr>
+                <w:b/>
+                <w:sz w:val="28"/>
+                <w:szCs w:val="28"/>
+              </w:rPr>
+              <w:t>PARTENAIRES</w:t>
+            </w:r>
+          </w:p>
+        </w:tc>
+        <w:tc>
+          <w:tcPr>
+            <w:tcW w:w="4396" w:type="dxa"/>
+            <w:shd w:val="clear" w:color="auto" w:fill="00B0F0"/>
+          </w:tcPr>
+          <w:p/>
+          <w:p>
+            <w:pPr>
+              <w:tabs>
+                <w:tab w:val="left" w:pos="427"/>
+                <w:tab w:val="center" w:pos="2157"/>
+              </w:tabs>
+              <w:jc w:val="center"/>
+              <w:rPr>
+                <w:b/>
+                <w:sz w:val="28"/>
+                <w:szCs w:val="28"/>
+              </w:rPr>
+            </w:pPr>
+          </w:p>
+          <w:p>
+            <w:pPr>
+              <w:tabs>
+                <w:tab w:val="left" w:pos="427"/>
+                <w:tab w:val="center" w:pos="2157"/>
+              </w:tabs>
+              <w:jc w:val="center"/>
+              <w:rPr>
+                <w:b/>
+                <w:sz w:val="28"/>
+                <w:szCs w:val="28"/>
+              </w:rPr>
+            </w:pPr>
+            <w:r>
+              <w:rPr>
+                <w:b/>
+                <w:sz w:val="28"/>
+                <w:szCs w:val="28"/>
+              </w:rPr>
+              <w:t>DESCRIPTION</w:t>
+            </w:r>
+          </w:p>
+        </w:tc>
+      </w:tr>
+      <w:tr>
+        <w:trPr>
+          <w:trHeight w:val="1692"/>
+        </w:trPr>
+        <w:tc>
+          <w:tcPr>
+            <w:tcW w:w="4677" w:type="dxa"/>
+          </w:tcPr>
+          <w:p>
+            <w:r>
+              <w:rPr>
+                <w:noProof/>
+              </w:rPr>
+              <mc:AlternateContent>
+                <mc:Choice Requires="wps">
+                  <w:drawing>
+                    <wp:anchor distT="0" distB="0" distL="114300" distR="114300" simplePos="0" relativeHeight="251666432" behindDoc="0" locked="0" layoutInCell="1" allowOverlap="1" wp14:anchorId="531F14F7" wp14:editId="625A3521">
+                      <wp:simplePos x="0" y="0"/>
+                      <wp:positionH relativeFrom="column">
+                        <wp:posOffset>690245</wp:posOffset>
+                      </wp:positionH>
+                      <wp:positionV relativeFrom="paragraph">
+                        <wp:posOffset>47625</wp:posOffset>
+                      </wp:positionV>
+                      <wp:extent cx="1136650" cy="736600"/>
+                      <wp:effectExtent l="0" t="0" r="6350" b="6350"/>
+                      <wp:wrapNone/>
+                      <wp:docPr id="46" name="Text Box 46"/>
+                      <wp:cNvGraphicFramePr/>
+                      <a:graphic xmlns:a="http://schemas.openxmlformats.org/drawingml/2006/main">
+                        <a:graphicData uri="http://schemas.microsoft.com/office/word/2010/wordprocessingShape">
+                          <wps:wsp>
+                            <wps:cNvSpPr txBox="1"/>
+                            <wps:spPr>
+                              <a:xfrm>
+                                <a:off x="0" y="0"/>
+                                <a:ext cx="1136650" cy="736600"/>
+                              </a:xfrm>
+                              <a:prstGeom prst="rect">
+                                <a:avLst/>
+                              </a:prstGeom>
+                              <a:solidFill>
+                                <a:schemeClr val="lt1"/>
+                              </a:solidFill>
+                              <a:ln w="6350">
+                                <a:noFill/>
+                              </a:ln>
+                            </wps:spPr>
+                            <wps:txbx>
+                              <w:txbxContent>
+                                <w:p>
+                                  <w:pPr>
+                                    <w:jc w:val="both"/>
+                                  </w:pPr>
+                                  <w:r>
+                                    <w:rPr>
+                                      <w:noProof/>
+                                    </w:rPr>
+                                    <w:drawing>
+                                      <wp:inline distT="0" distB="0" distL="0" distR="0" wp14:anchorId="4881A068" wp14:editId="09816CA6">
+                                        <wp:extent cx="908050" cy="694263"/>
+                                        <wp:effectExtent l="0" t="0" r="6350" b="0"/>
+                                        <wp:docPr id="1677165753" name="Picture 196"/>
+                                        <wp:cNvGraphicFramePr>
+                                          <a:graphicFrameLocks xmlns:a="http://schemas.openxmlformats.org/drawingml/2006/main" noChangeAspect="1"/>
+                                        </wp:cNvGraphicFramePr>
+                                        <a:graphic xmlns:a="http://schemas.openxmlformats.org/drawingml/2006/main">
+                                          <a:graphicData uri="http://schemas.openxmlformats.org/drawingml/2006/picture">
+                                            <pic:pic xmlns:pic="http://schemas.openxmlformats.org/drawingml/2006/picture">
+                                              <pic:nvPicPr>
+                                                <pic:cNvPr id="58" name="{58BF7672-2818-4072-BAD8-DA69A1188E5A}.png.jpg"/>
+                                                <pic:cNvPicPr/>
+                                              </pic:nvPicPr>
+                                              <pic:blipFill>
+                                                <a:blip r:embed="rId15">
+                                                  <a:extLst>
+                                                    <a:ext uri="{28A0092B-C50C-407E-A947-70E740481C1C}">
+                                                      <a14:useLocalDpi xmlns:a14="http://schemas.microsoft.com/office/drawing/2010/main" val="0"/>
+                                                    </a:ext>
+                                                  </a:extLst>
+                                                </a:blip>
+                                                <a:stretch>
+                                                  <a:fillRect/>
+                                                </a:stretch>
+                                              </pic:blipFill>
+                                              <pic:spPr>
+                                                <a:xfrm>
+                                                  <a:off x="0" y="0"/>
+                                                  <a:ext cx="908050" cy="694263"/>
+                                                </a:xfrm>
+                                                <a:prstGeom prst="rect">
+                                                  <a:avLst/>
+                                                </a:prstGeom>
+                                              </pic:spPr>
+                                            </pic:pic>
+                                          </a:graphicData>
+                                        </a:graphic>
+                                      </wp:inline>
+                                    </w:drawing>
+                                  </w:r>
+                                </w:p>
+                              </w:txbxContent>
+                            </wps:txbx>
+                            <wps:bodyPr rot="0" spcFirstLastPara="0" vertOverflow="overflow" horzOverflow="overflow" vert="horz" wrap="square" lIns="91440" tIns="45720" rIns="91440" bIns="45720" numCol="1" spcCol="0" rtlCol="0" fromWordArt="0" anchor="t" anchorCtr="0" forceAA="0" compatLnSpc="1">
+                              <a:prstTxWarp prst="textNoShape">
+                                <a:avLst/>
+                              </a:prstTxWarp>
+                              <a:noAutofit/>
+                            </wps:bodyPr>
+                          </wps:wsp>
+                        </a:graphicData>
+                      </a:graphic>
+                      <wp14:sizeRelH relativeFrom="margin">
+                        <wp14:pctWidth>0</wp14:pctWidth>
+                      </wp14:sizeRelH>
+                      <wp14:sizeRelV relativeFrom="margin">
+                        <wp14:pctHeight>0</wp14:pctHeight>
+                      </wp14:sizeRelV>
+                    </wp:anchor>
+                  </w:drawing>
+                </mc:Choice>
+                <mc:Fallback>
+                  <w:pict>
+                    <v:shapetype w14:anchorId="531F14F7" id="_x0000_t202" coordsize="21600,21600" o:spt="202" path="m,l,21600r21600,l21600,xe">
+                      <v:stroke joinstyle="miter"/>
+                      <v:path gradientshapeok="t" o:connecttype="rect"/>
+                    </v:shapetype>
+                    <v:shape id="Text Box 46" o:spid="_x0000_s1026" type="#_x0000_t202" style="position:absolute;margin-left:54.35pt;margin-top:3.75pt;width:89.5pt;height:58pt;z-index:251666432;visibility:visible;mso-wrap-style:square;mso-width-percent:0;mso-height-percent:0;mso-wrap-distance-left:9pt;mso-wrap-distance-top:0;mso-wrap-distance-right:9pt;mso-wrap-distance-bottom:0;mso-position-horizontal:absolute;mso-position-horizontal-relative:text;mso-position-vertical:absolute;mso-position-vertical-relative:text;mso-width-percent:0;mso-height-percent:0;mso-width-relative:margin;mso-height-relative:margin;v-text-anchor:top" o:gfxdata="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" fillcolor="white [3201]" stroked="f" strokeweight=".5pt">
+                      <v:textbox>
+                        <w:txbxContent>
+                          <w:p>
+                            <w:pPr>
+                              <w:jc w:val="both"/>
+                            </w:pPr>
+                            <w:r>
+                              <w:rPr>
+                                <w:noProof/>
+                              </w:rPr>
+                              <w:drawing>
+                                <wp:inline distT="0" distB="0" distL="0" distR="0" wp14:anchorId="4881A068" wp14:editId="09816CA6">
+                                  <wp:extent cx="908050" cy="694263"/>
+                                  <wp:effectExtent l="0" t="0" r="6350" b="0"/>
+                                  <wp:docPr id="1677165753" name="Picture 196"/>
+                                  <wp:cNvGraphicFramePr>
+                                    <a:graphicFrameLocks xmlns:a="http://schemas.openxmlformats.org/drawingml/2006/main" noChangeAspect="1"/>
+                                  </wp:cNvGraphicFramePr>
+                                  <a:graphic xmlns:a="http://schemas.openxmlformats.org/drawingml/2006/main">
+                                    <a:graphicData uri="http://schemas.openxmlformats.org/drawingml/2006/picture">
+                                      <pic:pic xmlns:pic="http://schemas.openxmlformats.org/drawingml/2006/picture">
+                                        <pic:nvPicPr>
+                                          <pic:cNvPr id="58" name="{58BF7672-2818-4072-BAD8-DA69A1188E5A}.png.jpg"/>
+                                          <pic:cNvPicPr/>
+                                        </pic:nvPicPr>
+                                        <pic:blipFill>
+                                          <a:blip r:embed="rId15">
+                                            <a:extLst>
+                                              <a:ext uri="{28A0092B-C50C-407E-A947-70E740481C1C}">
+                                                <a14:useLocalDpi xmlns:a14="http://schemas.microsoft.com/office/drawing/2010/main" val="0"/>
+                                              </a:ext>
+                                            </a:extLst>
+                                          </a:blip>
+                                          <a:stretch>
+                                            <a:fillRect/>
+                                          </a:stretch>
+                                        </pic:blipFill>
+                                        <pic:spPr>
+                                          <a:xfrm>
+                                            <a:off x="0" y="0"/>
+                                            <a:ext cx="908050" cy="694263"/>
+                                          </a:xfrm>
+                                          <a:prstGeom prst="rect">
+                                            <a:avLst/>
+                                          </a:prstGeom>
+                                        </pic:spPr>
+                                      </pic:pic>
+                                    </a:graphicData>
+                                  </a:graphic>
+                                </wp:inline>
+                              </w:drawing>
+                            </w:r>
+                          </w:p>
+                        </w:txbxContent>
+                      </v:textbox>
+                    </v:shape>
+                  </w:pict>
+                </mc:Fallback>
+              </mc:AlternateContent>
+            </w:r>
+          </w:p>
+          <w:p>
+            <w:pPr>
+              <w:jc w:val="center"/>
+            </w:pPr>
+          </w:p>
+          <w:p>
+            <w:pPr>
+              <w:jc w:val="center"/>
+            </w:pPr>
+          </w:p>
+          <w:p>
+            <w:pPr>
+              <w:jc w:val="center"/>
+            </w:pPr>
+          </w:p>
+          <w:p>
+            <w:pPr>
+              <w:jc w:val="center"/>
+            </w:pPr>
+            <w:r>
+              <w:t>Ministère de la santé</w:t>
+            </w:r>
+          </w:p>
+          <w:p>
+            <w:pPr>
+              <w:jc w:val="center"/>
+            </w:pPr>
+          </w:p>
+        </w:tc>
+        <w:tc>
+          <w:tcPr>
+            <w:tcW w:w="4396" w:type="dxa"/>
+          </w:tcPr>
+          <w:p/>
+          <w:p>
+            <w:pPr>
+              <w:jc w:val="center"/>
+              <w:rPr>
+                <w:b/>
+              </w:rPr>
+            </w:pPr>
+          </w:p>
+          <w:p>
+            <w:pPr>
+              <w:jc w:val="center"/>
+              <w:rPr>
+                <w:b/>
+              </w:rPr>
+            </w:pPr>
+          </w:p>
+          <w:p>
+            <w:pPr>
+              <w:jc w:val="center"/>
+              <w:rPr>
+                <w:b/>
+              </w:rPr>
+            </w:pPr>
+            <w:r>
+              <w:rPr>
+                <w:b/>
+              </w:rPr>
+              <w:t>Administration Etatique</w:t>
+            </w:r>
+          </w:p>
+        </w:tc>
+      </w:tr>
+      <w:tr>
+        <w:trPr>
+          <w:trHeight w:val="1404"/>
+        </w:trPr>
+        <w:tc>
+          <w:tcPr>
+            <w:tcW w:w="4677" w:type="dxa"/>
+          </w:tcPr>
+          <w:p>
+            <w:r>
+              <w:rPr>
+                <w:noProof/>
+              </w:rPr>
+              <mc:AlternateContent>
+                <mc:Choice Requires="wps">
+                  <w:drawing>
+                    <wp:anchor distT="0" distB="0" distL="114300" distR="114300" simplePos="0" relativeHeight="251667456" behindDoc="0" locked="0" layoutInCell="1" allowOverlap="1" wp14:anchorId="047ACCBE" wp14:editId="760D35FD">
+                      <wp:simplePos x="0" y="0"/>
+                      <wp:positionH relativeFrom="column">
+                        <wp:posOffset>957981</wp:posOffset>
+                      </wp:positionH>
+                      <wp:positionV relativeFrom="paragraph">
+                        <wp:posOffset>51335</wp:posOffset>
+                      </wp:positionV>
+                      <wp:extent cx="1267326" cy="745958"/>
+                      <wp:effectExtent l="0" t="0" r="9525" b="0"/>
+                      <wp:wrapNone/>
+                      <wp:docPr id="1452618378" name="Text Box 59"/>
+                      <wp:cNvGraphicFramePr/>
+                      <a:graphic xmlns:a="http://schemas.openxmlformats.org/drawingml/2006/main">
+                        <a:graphicData uri="http://schemas.microsoft.com/office/word/2010/wordprocessingShape">
+                          <wps:wsp>
+                            <wps:cNvSpPr txBox="1"/>
+                            <wps:spPr>
+                              <a:xfrm>
+                                <a:off x="0" y="0"/>
+                                <a:ext cx="1267326" cy="745958"/>
+                              </a:xfrm>
+                              <a:prstGeom prst="rect">
+                                <a:avLst/>
+                              </a:prstGeom>
+                              <a:solidFill>
+                                <a:schemeClr val="lt1"/>
+                              </a:solidFill>
+                              <a:ln w="6350">
+                                <a:noFill/>
+                              </a:ln>
+                            </wps:spPr>
+                            <wps:txbx>
+                              <w:txbxContent>
+                                <w:p>
+                                  <w:r>
+                                    <w:rPr>
+                                      <w:noProof/>
+                                    </w:rPr>
+                                    <w:drawing>
+                                      <wp:inline distT="0" distB="0" distL="0" distR="0" wp14:anchorId="1B5A01C3" wp14:editId="670259B9">
+                                        <wp:extent cx="946150" cy="609600"/>
+                                        <wp:effectExtent l="0" t="0" r="6350" b="0"/>
+                                        <wp:docPr id="1791182071" name="Picture 199"/>
+                                        <wp:cNvGraphicFramePr>
+                                          <a:graphicFrameLocks xmlns:a="http://schemas.openxmlformats.org/drawingml/2006/main" noChangeAspect="1"/>
+                                        </wp:cNvGraphicFramePr>
+                                        <a:graphic xmlns:a="http://schemas.openxmlformats.org/drawingml/2006/main">
+                                          <a:graphicData uri="http://schemas.openxmlformats.org/drawingml/2006/picture">
+                                            <pic:pic xmlns:pic="http://schemas.openxmlformats.org/drawingml/2006/picture">
+                                              <pic:nvPicPr>
+                                                <pic:cNvPr id="60" name="{5D8A8D45-3B37-46B9-8047-824BC092985F}.png.jpg"/>
+                                                <pic:cNvPicPr/>
+                                              </pic:nvPicPr>
+                                              <pic:blipFill>
+                                                <a:blip r:embed="rId16">
+                                                  <a:extLst>
+                                                    <a:ext uri="{28A0092B-C50C-407E-A947-70E740481C1C}">
+                                                      <a14:useLocalDpi xmlns:a14="http://schemas.microsoft.com/office/drawing/2010/main" val="0"/>
+                                                    </a:ext>
+                                                  </a:extLst>
+                                                </a:blip>
+                                                <a:stretch>
+                                                  <a:fillRect/>
+                                                </a:stretch>
+                                              </pic:blipFill>
+                                              <pic:spPr>
+                                                <a:xfrm>
+                                                  <a:off x="0" y="0"/>
+                                                  <a:ext cx="957359" cy="616822"/>
+                                                </a:xfrm>
+                                                <a:prstGeom prst="rect">
+                                                  <a:avLst/>
+                                                </a:prstGeom>
+                                              </pic:spPr>
+                                            </pic:pic>
+                                          </a:graphicData>
+                                        </a:graphic>
+                                      </wp:inline>
+                                    </w:drawing>
+                                  </w:r>
+                                </w:p>
+                              </w:txbxContent>
+                            </wps:txbx>
+                            <wps:bodyPr rot="0" spcFirstLastPara="0" vertOverflow="overflow" horzOverflow="overflow" vert="horz" wrap="square" lIns="91440" tIns="45720" rIns="91440" bIns="45720" numCol="1" spcCol="0" rtlCol="0" fromWordArt="0" anchor="t" anchorCtr="0" forceAA="0" compatLnSpc="1">
+                              <a:prstTxWarp prst="textNoShape">
+                                <a:avLst/>
+                              </a:prstTxWarp>
+                              <a:noAutofit/>
+                            </wps:bodyPr>
+                          </wps:wsp>
+                        </a:graphicData>
+                      </a:graphic>
+                      <wp14:sizeRelV relativeFrom="margin">
+                        <wp14:pctHeight>0</wp14:pctHeight>
+                      </wp14:sizeRelV>
+                    </wp:anchor>
+                  </w:drawing>
+                </mc:Choice>
+                <mc:Fallback>
+                  <w:pict>
+                    <v:shape w14:anchorId="047ACCBE" id="Text Box 59" o:spid="_x0000_s1027" type="#_x0000_t202" style="position:absolute;margin-left:75.45pt;margin-top:4.05pt;width:99.8pt;height:58.75pt;z-index:251667456;visibility:visible;mso-wrap-style:square;mso-height-percent:0;mso-wrap-distance-left:9pt;mso-wrap-distance-top:0;mso-wrap-distance-right:9pt;mso-wrap-distance-bottom:0;mso-position-horizontal:absolute;mso-position-horizontal-relative:text;mso-position-vertical:absolute;mso-position-vertical-relative:text;mso-height-percent:0;mso-height-relative:margin;v-text-anchor:top" o:gfxdata="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" fillcolor="white [3201]" stroked="f" strokeweight=".5pt">
+                      <v:textbox>
+                        <w:txbxContent>
+                          <w:p>
+                            <w:r>
+                              <w:rPr>
+                                <w:noProof/>
+                              </w:rPr>
+                              <w:drawing>
+                                <wp:inline distT="0" distB="0" distL="0" distR="0" wp14:anchorId="1B5A01C3" wp14:editId="670259B9">
+                                  <wp:extent cx="946150" cy="609600"/>
+                                  <wp:effectExtent l="0" t="0" r="6350" b="0"/>
+                                  <wp:docPr id="1791182071" name="Picture 199"/>
+                                  <wp:cNvGraphicFramePr>
+                                    <a:graphicFrameLocks xmlns:a="http://schemas.openxmlformats.org/drawingml/2006/main" noChangeAspect="1"/>
+                                  </wp:cNvGraphicFramePr>
+                                  <a:graphic xmlns:a="http://schemas.openxmlformats.org/drawingml/2006/main">
+                                    <a:graphicData uri="http://schemas.openxmlformats.org/drawingml/2006/picture">
+                                      <pic:pic xmlns:pic="http://schemas.openxmlformats.org/drawingml/2006/picture">
+                                        <pic:nvPicPr>
+                                          <pic:cNvPr id="60" name="{5D8A8D45-3B37-46B9-8047-824BC092985F}.png.jpg"/>
+                                          <pic:cNvPicPr/>
+                                        </pic:nvPicPr>
+                                        <pic:blipFill>
+                                          <a:blip r:embed="rId16">
+                                            <a:extLst>
+                                              <a:ext uri="{28A0092B-C50C-407E-A947-70E740481C1C}">
+                                                <a14:useLocalDpi xmlns:a14="http://schemas.microsoft.com/office/drawing/2010/main" val="0"/>
+                                              </a:ext>
+                                            </a:extLst>
+                                          </a:blip>
+                                          <a:stretch>
+                                            <a:fillRect/>
+                                          </a:stretch>
+                                        </pic:blipFill>
+                                        <pic:spPr>
+                                          <a:xfrm>
+                                            <a:off x="0" y="0"/>
+                                            <a:ext cx="957359" cy="616822"/>
+                                          </a:xfrm>
+                                          <a:prstGeom prst="rect">
+                                            <a:avLst/>
+                                          </a:prstGeom>
+                                        </pic:spPr>
+                                      </pic:pic>
+                                    </a:graphicData>
+                                  </a:graphic>
+                                </wp:inline>
+                              </w:drawing>
+                            </w:r>
+                          </w:p>
+                        </w:txbxContent>
+                      </v:textbox>
+                    </v:shape>
+                  </w:pict>
+                </mc:Fallback>
+              </mc:AlternateContent>
+            </w:r>
+            <w:r>
+              <w:t xml:space="preserve"> </w:t>
+            </w:r>
+          </w:p>
+          <w:p>
+            <w:r>
+              <w:t xml:space="preserve">              </w:t>
+            </w:r>
+          </w:p>
+          <w:p>
+            <w:r>
+              <w:t xml:space="preserve">                  </w:t>
+            </w:r>
+          </w:p>
+          <w:p>
+            <w:r>
+              <w:t xml:space="preserve">           </w:t>
+            </w:r>
+          </w:p>
+          <w:p>
+            <w:pPr>
+              <w:jc w:val="center"/>
+            </w:pPr>
+            <w:r>
+              <w:t>CNPS</w:t>
+            </w:r>
+          </w:p>
+          <w:p/>
+        </w:tc>
+        <w:tc>
+          <w:tcPr>
+            <w:tcW w:w="4396" w:type="dxa"/>
+          </w:tcPr>
+          <w:p/>
+          <w:p>
+            <w:pPr>
+              <w:rPr>
+                <w:b/>
+              </w:rPr>
+            </w:pPr>
+          </w:p>
+          <w:p>
+            <w:pPr>
+              <w:rPr>
+                <w:b/>
+              </w:rPr>
+            </w:pPr>
+          </w:p>
+          <w:p>
+            <w:pPr>
+              <w:jc w:val="center"/>
+              <w:rPr>
+                <w:b/>
+              </w:rPr>
+            </w:pPr>
+            <w:r>
+              <w:rPr>
+                <w:b/>
+              </w:rPr>
+              <w:t>Administration Etatique</w:t>
+            </w:r>
+          </w:p>
+        </w:tc>
+      </w:tr>
+      <w:tr>
+        <w:trPr>
+          <w:trHeight w:val="1694"/>
+        </w:trPr>
+        <w:tc>
+          <w:tcPr>
+            <w:tcW w:w="4677" w:type="dxa"/>
+          </w:tcPr>
+          <w:p>
+            <w:r>
+              <w:rPr>
+                <w:noProof/>
+              </w:rPr>
+              <mc:AlternateContent>
+                <mc:Choice Requires="wps">
+                  <w:drawing>
+                    <wp:anchor distT="0" distB="0" distL="114300" distR="114300" simplePos="0" relativeHeight="251668480" behindDoc="0" locked="0" layoutInCell="1" allowOverlap="1" wp14:anchorId="73DD281D" wp14:editId="1D99E8FE">
+                      <wp:simplePos x="0" y="0"/>
+                      <wp:positionH relativeFrom="column">
+                        <wp:posOffset>791845</wp:posOffset>
+                      </wp:positionH>
+                      <wp:positionV relativeFrom="paragraph">
+                        <wp:posOffset>33655</wp:posOffset>
+                      </wp:positionV>
+                      <wp:extent cx="1058779" cy="842211"/>
+                      <wp:effectExtent l="0" t="0" r="8255" b="0"/>
+                      <wp:wrapNone/>
+                      <wp:docPr id="841763238" name="Text Box 61"/>
+                      <wp:cNvGraphicFramePr/>
+                      <a:graphic xmlns:a="http://schemas.openxmlformats.org/drawingml/2006/main">
+                        <a:graphicData uri="http://schemas.microsoft.com/office/word/2010/wordprocessingShape">
+                          <wps:wsp>
+                            <wps:cNvSpPr txBox="1"/>
+                            <wps:spPr>
+                              <a:xfrm>
+                                <a:off x="0" y="0"/>
+                                <a:ext cx="1058779" cy="842211"/>
+                              </a:xfrm>
+                              <a:prstGeom prst="rect">
+                                <a:avLst/>
+                              </a:prstGeom>
+                              <a:solidFill>
+                                <a:schemeClr val="lt1"/>
+                              </a:solidFill>
+                              <a:ln w="6350">
+                                <a:noFill/>
+                              </a:ln>
+                            </wps:spPr>
+                            <wps:txbx>
+                              <w:txbxContent>
+                                <w:p>
+                                  <w:r>
+                                    <w:rPr>
+                                      <w:noProof/>
+                                    </w:rPr>
+                                    <w:drawing>
+                                      <wp:inline distT="0" distB="0" distL="0" distR="0" wp14:anchorId="2E8B8E97" wp14:editId="3AE9FEA3">
+                                        <wp:extent cx="882316" cy="753110"/>
+                                        <wp:effectExtent l="0" t="0" r="0" b="8890"/>
+                                        <wp:docPr id="180473521" name="Picture 203"/>
+                                        <wp:cNvGraphicFramePr>
+                                          <a:graphicFrameLocks xmlns:a="http://schemas.openxmlformats.org/drawingml/2006/main" noChangeAspect="1"/>
+                                        </wp:cNvGraphicFramePr>
+                                        <a:graphic xmlns:a="http://schemas.openxmlformats.org/drawingml/2006/main">
+                                          <a:graphicData uri="http://schemas.openxmlformats.org/drawingml/2006/picture">
+                                            <pic:pic xmlns:pic="http://schemas.openxmlformats.org/drawingml/2006/picture">
+                                              <pic:nvPicPr>
+                                                <pic:cNvPr id="62" name="{E570184F-AF65-4E6A-9810-6FC1835C6259}.png.jpg"/>
+                                                <pic:cNvPicPr/>
+                                              </pic:nvPicPr>
+                                              <pic:blipFill>
+                                                <a:blip r:embed="rId17">
+                                                  <a:extLst>
+                                                    <a:ext uri="{28A0092B-C50C-407E-A947-70E740481C1C}">
+                                                      <a14:useLocalDpi xmlns:a14="http://schemas.microsoft.com/office/drawing/2010/main" val="0"/>
+                                                    </a:ext>
+                                                  </a:extLst>
+                                                </a:blip>
+                                                <a:stretch>
+                                                  <a:fillRect/>
+                                                </a:stretch>
+                                              </pic:blipFill>
+                                              <pic:spPr>
+                                                <a:xfrm>
+                                                  <a:off x="0" y="0"/>
+                                                  <a:ext cx="911508" cy="778027"/>
+                                                </a:xfrm>
+                                                <a:prstGeom prst="rect">
+                                                  <a:avLst/>
+                                                </a:prstGeom>
+                                              </pic:spPr>
+                                            </pic:pic>
+                                          </a:graphicData>
+                                        </a:graphic>
+                                      </wp:inline>
+                                    </w:drawing>
+                                  </w:r>
+                                </w:p>
+                              </w:txbxContent>
+                            </wps:txbx>
+                            <wps:bodyPr rot="0" spcFirstLastPara="0" vertOverflow="overflow" horzOverflow="overflow" vert="horz" wrap="square" lIns="91440" tIns="45720" rIns="91440" bIns="45720" numCol="1" spcCol="0" rtlCol="0" fromWordArt="0" anchor="t" anchorCtr="0" forceAA="0" compatLnSpc="1">
+                              <a:prstTxWarp prst="textNoShape">
+                                <a:avLst/>
+                              </a:prstTxWarp>
+                              <a:noAutofit/>
+                            </wps:bodyPr>
+                          </wps:wsp>
+                        </a:graphicData>
+                      </a:graphic>
+                      <wp14:sizeRelH relativeFrom="margin">
+                        <wp14:pctWidth>0</wp14:pctWidth>
+                      </wp14:sizeRelH>
+                      <wp14:sizeRelV relativeFrom="margin">
+                        <wp14:pctHeight>0</wp14:pctHeight>
+                      </wp14:sizeRelV>
+                    </wp:anchor>
+                  </w:drawing>
+                </mc:Choice>
+                <mc:Fallback>
+                  <w:pict>
+                    <v:shape w14:anchorId="73DD281D" id="Text Box 61" o:spid="_x0000_s1028" type="#_x0000_t202" style="position:absolute;margin-left:62.35pt;margin-top:2.65pt;width:83.35pt;height:66.3pt;z-index:251668480;visibility:visible;mso-wrap-style:square;mso-width-percent:0;mso-height-percent:0;mso-wrap-distance-left:9pt;mso-wrap-distance-top:0;mso-wrap-distance-right:9pt;mso-wrap-distance-bottom:0;mso-position-horizontal:absolute;mso-position-horizontal-relative:text;mso-position-vertical:absolute;mso-position-vertical-relative:text;mso-width-percent:0;mso-height-percent:0;mso-width-relative:margin;mso-height-relative:margin;v-text-anchor:top" o:gfxdata="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" fillcolor="white [3201]" stroked="f" strokeweight=".5pt">
+                      <v:textbox>
+                        <w:txbxContent>
+                          <w:p>
+                            <w:r>
+                              <w:rPr>
+                                <w:noProof/>
+                              </w:rPr>
+                              <w:drawing>
+                                <wp:inline distT="0" distB="0" distL="0" distR="0" wp14:anchorId="2E8B8E97" wp14:editId="3AE9FEA3">
+                                  <wp:extent cx="882316" cy="753110"/>
+                                  <wp:effectExtent l="0" t="0" r="0" b="8890"/>
+                                  <wp:docPr id="180473521" name="Picture 203"/>
+                                  <wp:cNvGraphicFramePr>
+                                    <a:graphicFrameLocks xmlns:a="http://schemas.openxmlformats.org/drawingml/2006/main" noChangeAspect="1"/>
+                                  </wp:cNvGraphicFramePr>
+                                  <a:graphic xmlns:a="http://schemas.openxmlformats.org/drawingml/2006/main">
+                                    <a:graphicData uri="http://schemas.openxmlformats.org/drawingml/2006/picture">
+                                      <pic:pic xmlns:pic="http://schemas.openxmlformats.org/drawingml/2006/picture">
+                                        <pic:nvPicPr>
+                                          <pic:cNvPr id="62" name="{E570184F-AF65-4E6A-9810-6FC1835C6259}.png.jpg"/>
+                                          <pic:cNvPicPr/>
+                                        </pic:nvPicPr>
+                                        <pic:blipFill>
+                                          <a:blip r:embed="rId17">
+                                            <a:extLst>
+                                              <a:ext uri="{28A0092B-C50C-407E-A947-70E740481C1C}">
+                                                <a14:useLocalDpi xmlns:a14="http://schemas.microsoft.com/office/drawing/2010/main" val="0"/>
+                                              </a:ext>
+                                            </a:extLst>
+                                          </a:blip>
+                                          <a:stretch>
+                                            <a:fillRect/>
+                                          </a:stretch>
+                                        </pic:blipFill>
+                                        <pic:spPr>
+                                          <a:xfrm>
+                                            <a:off x="0" y="0"/>
+                                            <a:ext cx="911508" cy="778027"/>
+                                          </a:xfrm>
+                                          <a:prstGeom prst="rect">
+                                            <a:avLst/>
+                                          </a:prstGeom>
+                                        </pic:spPr>
+                                      </pic:pic>
+                                    </a:graphicData>
+                                  </a:graphic>
+                                </wp:inline>
+                              </w:drawing>
+                            </w:r>
+                          </w:p>
+                        </w:txbxContent>
+                      </v:textbox>
+                    </v:shape>
+                  </w:pict>
+                </mc:Fallback>
+              </mc:AlternateContent>
+            </w:r>
+          </w:p>
+          <w:p/>
+          <w:p/>
+          <w:p/>
+          <w:p/>
+          <w:p>
+            <w:pPr>
+              <w:jc w:val="center"/>
+            </w:pPr>
+            <w:r>
+              <w:t>Les Douanes camerounaises</w:t>
+            </w:r>
+          </w:p>
+          <w:p/>
+        </w:tc>
+        <w:tc>
+          <w:tcPr>
+            <w:tcW w:w="4396" w:type="dxa"/>
+          </w:tcPr>
+          <w:p/>
+          <w:p>
+            <w:pPr>
+              <w:rPr>
+                <w:b/>
+              </w:rPr>
+            </w:pPr>
+          </w:p>
+          <w:p>
+            <w:pPr>
+              <w:rPr>
+                <w:b/>
+              </w:rPr>
+            </w:pPr>
+          </w:p>
+          <w:p>
+            <w:pPr>
+              <w:jc w:val="center"/>
+              <w:rPr>
+                <w:b/>
+              </w:rPr>
+            </w:pPr>
+            <w:r>
+              <w:rPr>
+                <w:b/>
+              </w:rPr>
+              <w:t>Administration Etatique</w:t>
+            </w:r>
+          </w:p>
+        </w:tc>
+      </w:tr>
+      <w:tr>
+        <w:tc>
+          <w:tcPr>
+            <w:tcW w:w="4677" w:type="dxa"/>
+          </w:tcPr>
+          <w:p>
+            <w:r>
+              <w:rPr>
+                <w:noProof/>
+              </w:rPr>
+              <mc:AlternateContent>
+                <mc:Choice Requires="wps">
+                  <w:drawing>
+                    <wp:anchor distT="0" distB="0" distL="114300" distR="114300" simplePos="0" relativeHeight="251669504" behindDoc="0" locked="0" layoutInCell="1" allowOverlap="1" wp14:anchorId="17F523F7" wp14:editId="32717CD2">
+                      <wp:simplePos x="0" y="0"/>
+                      <wp:positionH relativeFrom="column">
+                        <wp:posOffset>1407160</wp:posOffset>
+                      </wp:positionH>
+                      <wp:positionV relativeFrom="paragraph">
+                        <wp:posOffset>101299</wp:posOffset>
+                      </wp:positionV>
+                      <wp:extent cx="1275347" cy="762000"/>
+                      <wp:effectExtent l="0" t="0" r="1270" b="0"/>
+                      <wp:wrapNone/>
+                      <wp:docPr id="164265675" name="Text Box 63"/>
+                      <wp:cNvGraphicFramePr/>
+                      <a:graphic xmlns:a="http://schemas.openxmlformats.org/drawingml/2006/main">
+                        <a:graphicData uri="http://schemas.microsoft.com/office/word/2010/wordprocessingShape">
+                          <wps:wsp>
+                            <wps:cNvSpPr txBox="1"/>
+                            <wps:spPr>
+                              <a:xfrm>
+                                <a:off x="0" y="0"/>
+                                <a:ext cx="1275347" cy="762000"/>
+                              </a:xfrm>
+                              <a:prstGeom prst="rect">
+                                <a:avLst/>
+                              </a:prstGeom>
+                              <a:solidFill>
+                                <a:schemeClr val="lt1"/>
+                              </a:solidFill>
+                              <a:ln w="6350">
+                                <a:noFill/>
+                              </a:ln>
+                            </wps:spPr>
+                            <wps:txbx>
+                              <w:txbxContent>
+                                <w:p/>
+                              </w:txbxContent>
+                            </wps:txbx>
+                            <wps:bodyPr rot="0" spcFirstLastPara="0" vertOverflow="overflow" horzOverflow="overflow" vert="horz" wrap="square" lIns="91440" tIns="45720" rIns="91440" bIns="45720" numCol="1" spcCol="0" rtlCol="0" fromWordArt="0" anchor="t" anchorCtr="0" forceAA="0" compatLnSpc="1">
+                              <a:prstTxWarp prst="textNoShape">
+                                <a:avLst/>
+                              </a:prstTxWarp>
+                              <a:noAutofit/>
+                            </wps:bodyPr>
+                          </wps:wsp>
+                        </a:graphicData>
+                      </a:graphic>
+                      <wp14:sizeRelH relativeFrom="margin">
+                        <wp14:pctWidth>0</wp14:pctWidth>
+                      </wp14:sizeRelH>
+                      <wp14:sizeRelV relativeFrom="margin">
+                        <wp14:pctHeight>0</wp14:pctHeight>
+                      </wp14:sizeRelV>
+                    </wp:anchor>
+                  </w:drawing>
+                </mc:Choice>
+                <mc:Fallback>
+                  <w:pict>
+                    <v:shape w14:anchorId="17F523F7" id="Text Box 63" o:spid="_x0000_s1029" type="#_x0000_t202" style="position:absolute;margin-left:110.8pt;margin-top:8pt;width:100.4pt;height:60pt;z-index:251669504;visibility:visible;mso-wrap-style:square;mso-width-percent:0;mso-height-percent:0;mso-wrap-distance-left:9pt;mso-wrap-distance-top:0;mso-wrap-distance-right:9pt;mso-wrap-distance-bottom:0;mso-position-horizontal:absolute;mso-position-horizontal-relative:text;mso-position-vertical:absolute;mso-position-vertical-relative:text;mso-width-percent:0;mso-height-percent:0;mso-width-relative:margin;mso-height-relative:margin;v-text-anchor:top" o:gfxdata="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" fillcolor="white [3201]" stroked="f" strokeweight=".5pt">
+                      <v:textbox>
+                        <w:txbxContent>
+                          <w:p/>
+                        </w:txbxContent>
+                      </v:textbox>
+                    </v:shape>
+                  </w:pict>
+                </mc:Fallback>
+              </mc:AlternateContent>
+            </w:r>
+          </w:p>
+          <w:p/>
+          <w:p>
+            <w:pPr>
+              <w:jc w:val="center"/>
+            </w:pPr>
+            <w:r>
+              <w:rPr>
+                <w:noProof/>
+              </w:rPr>
+              <w:drawing>
+                <wp:inline distT="0" distB="0" distL="0" distR="0" wp14:anchorId="695A16FA" wp14:editId="403054F4">
+                  <wp:extent cx="1114425" cy="657726"/>
+                  <wp:effectExtent l="0" t="0" r="0" b="9525"/>
+                  <wp:docPr id="650994964" name="Picture 192"/>
+                  <wp:cNvGraphicFramePr>
+                    <a:graphicFrameLocks xmlns:a="http://schemas.openxmlformats.org/drawingml/2006/main" noChangeAspect="1"/>
+                  </wp:cNvGraphicFramePr>
+                  <a:graphic xmlns:a="http://schemas.openxmlformats.org/drawingml/2006/main">
+                    <a:graphicData uri="http://schemas.openxmlformats.org/drawingml/2006/picture">
+                      <pic:pic xmlns:pic="http://schemas.openxmlformats.org/drawingml/2006/picture">
+                        <pic:nvPicPr>
+                          <pic:cNvPr id="192" name="{3D8DED1A-A893-4420-9568-479C50473D85}.png.jpg"/>
+                          <pic:cNvPicPr/>
+                        </pic:nvPicPr>
+                        <pic:blipFill>
+                          <a:blip r:embed="rId18">
+                            <a:extLst>
+                              <a:ext uri="{28A0092B-C50C-407E-A947-70E740481C1C}">
+                                <a14:useLocalDpi xmlns:a14="http://schemas.microsoft.com/office/drawing/2010/main" val="0"/>
+                              </a:ext>
+                            </a:extLst>
+                          </a:blip>
+                          <a:stretch>
+                            <a:fillRect/>
+                          </a:stretch>
+                        </pic:blipFill>
+                        <pic:spPr>
+                          <a:xfrm>
+                            <a:off x="0" y="0"/>
+                            <a:ext cx="1122467" cy="662473"/>
+                          </a:xfrm>
+                          <a:prstGeom prst="rect">
+                            <a:avLst/>
+                          </a:prstGeom>
+                        </pic:spPr>
+                      </pic:pic>
+                    </a:graphicData>
+                  </a:graphic>
+                </wp:inline>
+              </w:drawing>
+            </w:r>
+          </w:p>
+          <w:p/>
+          <w:p>
+            <w:pPr>
+              <w:jc w:val="center"/>
+            </w:pPr>
+            <w:r>
+              <w:t>Le Ministère de la justice</w:t>
+            </w:r>
+          </w:p>
+          <w:p/>
+        </w:tc>
+        <w:tc>
+          <w:tcPr>
+            <w:tcW w:w="4396" w:type="dxa"/>
+          </w:tcPr>
+          <w:p/>
+          <w:p>
+            <w:pPr>
+              <w:jc w:val="center"/>
+              <w:rPr>
+                <w:b/>
+              </w:rPr>
+            </w:pPr>
+          </w:p>
+          <w:p>
+            <w:pPr>
+              <w:jc w:val="center"/>
+              <w:rPr>
+                <w:b/>
+              </w:rPr>
+            </w:pPr>
+            <w:r>
+              <w:rPr>
+                <w:b/>
+              </w:rPr>
+              <w:t>Administration Etatique</w:t>
+            </w:r>
+          </w:p>
+        </w:tc>
+      </w:tr>
+      <w:tr>
+        <w:trPr>
+          <w:trHeight w:val="1380"/>
+        </w:trPr>
+        <w:tc>
+          <w:tcPr>
+            <w:tcW w:w="4677" w:type="dxa"/>
+          </w:tcPr>
+          <w:p>
+            <w:r>
+              <w:rPr>
+                <w:noProof/>
+              </w:rPr>
+              <w:lastRenderedPageBreak/>
+              <mc:AlternateContent>
+                <mc:Choice Requires="wps">
+                  <w:drawing>
+                    <wp:anchor distT="0" distB="0" distL="114300" distR="114300" simplePos="0" relativeHeight="251670528" behindDoc="0" locked="0" layoutInCell="1" allowOverlap="1" wp14:anchorId="46CE3FB5" wp14:editId="716EDE2A">
+                      <wp:simplePos x="0" y="0"/>
+                      <wp:positionH relativeFrom="column">
+                        <wp:posOffset>1086318</wp:posOffset>
+                      </wp:positionH>
+                      <wp:positionV relativeFrom="paragraph">
+                        <wp:posOffset>50098</wp:posOffset>
+                      </wp:positionV>
+                      <wp:extent cx="1307431" cy="721895"/>
+                      <wp:effectExtent l="0" t="0" r="7620" b="2540"/>
+                      <wp:wrapNone/>
+                      <wp:docPr id="204" name="Text Box 204"/>
+                      <wp:cNvGraphicFramePr/>
+                      <a:graphic xmlns:a="http://schemas.openxmlformats.org/drawingml/2006/main">
+                        <a:graphicData uri="http://schemas.microsoft.com/office/word/2010/wordprocessingShape">
+                          <wps:wsp>
+                            <wps:cNvSpPr txBox="1"/>
+                            <wps:spPr>
+                              <a:xfrm>
+                                <a:off x="0" y="0"/>
+                                <a:ext cx="1307431" cy="721895"/>
+                              </a:xfrm>
+                              <a:prstGeom prst="rect">
+                                <a:avLst/>
+                              </a:prstGeom>
+                              <a:solidFill>
+                                <a:schemeClr val="lt1"/>
+                              </a:solidFill>
+                              <a:ln w="6350">
+                                <a:noFill/>
+                              </a:ln>
+                            </wps:spPr>
+                            <wps:txbx>
+                              <w:txbxContent>
+                                <w:p>
+                                  <w:r>
+                                    <w:rPr>
+                                      <w:noProof/>
+                                    </w:rPr>
+                                    <w:drawing>
+                                      <wp:inline distT="0" distB="0" distL="0" distR="0" wp14:anchorId="1B88AF8B" wp14:editId="65C31F17">
+                                        <wp:extent cx="1138555" cy="657727"/>
+                                        <wp:effectExtent l="0" t="0" r="4445" b="9525"/>
+                                        <wp:docPr id="1032219335" name="Picture 210"/>
+                                        <wp:cNvGraphicFramePr>
+                                          <a:graphicFrameLocks xmlns:a="http://schemas.openxmlformats.org/drawingml/2006/main" noChangeAspect="1"/>
+                                        </wp:cNvGraphicFramePr>
+                                        <a:graphic xmlns:a="http://schemas.openxmlformats.org/drawingml/2006/main">
+                                          <a:graphicData uri="http://schemas.openxmlformats.org/drawingml/2006/picture">
+                                            <pic:pic xmlns:pic="http://schemas.openxmlformats.org/drawingml/2006/picture">
+                                              <pic:nvPicPr>
+                                                <pic:cNvPr id="205" name="{A73E13F0-83CF-47CC-B140-15B598395FDB}.png.jpg"/>
+                                                <pic:cNvPicPr/>
+                                              </pic:nvPicPr>
+                                              <pic:blipFill>
+                                                <a:blip r:embed="rId19">
+                                                  <a:extLst>
+                                                    <a:ext uri="{28A0092B-C50C-407E-A947-70E740481C1C}">
+                                                      <a14:useLocalDpi xmlns:a14="http://schemas.microsoft.com/office/drawing/2010/main" val="0"/>
+                                                    </a:ext>
+                                                  </a:extLst>
+                                                </a:blip>
+                                                <a:stretch>
+                                                  <a:fillRect/>
+                                                </a:stretch>
+                                              </pic:blipFill>
+                                              <pic:spPr>
+                                                <a:xfrm>
+                                                  <a:off x="0" y="0"/>
+                                                  <a:ext cx="1157481" cy="668660"/>
+                                                </a:xfrm>
+                                                <a:prstGeom prst="rect">
+                                                  <a:avLst/>
+                                                </a:prstGeom>
+                                              </pic:spPr>
+                                            </pic:pic>
+                                          </a:graphicData>
+                                        </a:graphic>
+                                      </wp:inline>
+                                    </w:drawing>
+                                  </w:r>
+                                </w:p>
+                              </w:txbxContent>
+                            </wps:txbx>
+                            <wps:bodyPr rot="0" spcFirstLastPara="0" vertOverflow="overflow" horzOverflow="overflow" vert="horz" wrap="square" lIns="91440" tIns="45720" rIns="91440" bIns="45720" numCol="1" spcCol="0" rtlCol="0" fromWordArt="0" anchor="t" anchorCtr="0" forceAA="0" compatLnSpc="1">
+                              <a:prstTxWarp prst="textNoShape">
+                                <a:avLst/>
+                              </a:prstTxWarp>
+                              <a:noAutofit/>
+                            </wps:bodyPr>
+                          </wps:wsp>
+                        </a:graphicData>
+                      </a:graphic>
+                      <wp14:sizeRelV relativeFrom="margin">
+                        <wp14:pctHeight>0</wp14:pctHeight>
+                      </wp14:sizeRelV>
+                    </wp:anchor>
+                  </w:drawing>
+                </mc:Choice>
+                <mc:Fallback>
+                  <w:pict>
+                    <v:shape w14:anchorId="46CE3FB5" id="Text Box 204" o:spid="_x0000_s1030" type="#_x0000_t202" style="position:absolute;margin-left:85.55pt;margin-top:3.95pt;width:102.95pt;height:56.85pt;z-index:251670528;visibility:visible;mso-wrap-style:square;mso-height-percent:0;mso-wrap-distance-left:9pt;mso-wrap-distance-top:0;mso-wrap-distance-right:9pt;mso-wrap-distance-bottom:0;mso-position-horizontal:absolute;mso-position-horizontal-relative:text;mso-position-vertical:absolute;mso-position-vertical-relative:text;mso-height-percent:0;mso-height-relative:margin;v-text-anchor:top" o:gfxdata="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" fillcolor="white [3201]" stroked="f" strokeweight=".5pt">
+                      <v:textbox>
+                        <w:txbxContent>
+                          <w:p>
+                            <w:r>
+                              <w:rPr>
+                                <w:noProof/>
+                              </w:rPr>
+                              <w:drawing>
+                                <wp:inline distT="0" distB="0" distL="0" distR="0" wp14:anchorId="1B88AF8B" wp14:editId="65C31F17">
+                                  <wp:extent cx="1138555" cy="657727"/>
+                                  <wp:effectExtent l="0" t="0" r="4445" b="9525"/>
+                                  <wp:docPr id="1032219335" name="Picture 210"/>
+                                  <wp:cNvGraphicFramePr>
+                                    <a:graphicFrameLocks xmlns:a="http://schemas.openxmlformats.org/drawingml/2006/main" noChangeAspect="1"/>
+                                  </wp:cNvGraphicFramePr>
+                                  <a:graphic xmlns:a="http://schemas.openxmlformats.org/drawingml/2006/main">
+                                    <a:graphicData uri="http://schemas.openxmlformats.org/drawingml/2006/picture">
+                                      <pic:pic xmlns:pic="http://schemas.openxmlformats.org/drawingml/2006/picture">
+                                        <pic:nvPicPr>
+                                          <pic:cNvPr id="205" name="{A73E13F0-83CF-47CC-B140-15B598395FDB}.png.jpg"/>
+                                          <pic:cNvPicPr/>
+                                        </pic:nvPicPr>
+                                        <pic:blipFill>
+                                          <a:blip r:embed="rId19">
+                                            <a:extLst>
+                                              <a:ext uri="{28A0092B-C50C-407E-A947-70E740481C1C}">
+                                                <a14:useLocalDpi xmlns:a14="http://schemas.microsoft.com/office/drawing/2010/main" val="0"/>
+                                              </a:ext>
+                                            </a:extLst>
+                                          </a:blip>
+                                          <a:stretch>
+                                            <a:fillRect/>
+                                          </a:stretch>
+                                        </pic:blipFill>
+                                        <pic:spPr>
+                                          <a:xfrm>
+                                            <a:off x="0" y="0"/>
+                                            <a:ext cx="1157481" cy="668660"/>
+                                          </a:xfrm>
+                                          <a:prstGeom prst="rect">
+                                            <a:avLst/>
+                                          </a:prstGeom>
+                                        </pic:spPr>
+                                      </pic:pic>
+                                    </a:graphicData>
+                                  </a:graphic>
+                                </wp:inline>
+                              </w:drawing>
+                            </w:r>
+                          </w:p>
+                        </w:txbxContent>
+                      </v:textbox>
+                    </v:shape>
+                  </w:pict>
+                </mc:Fallback>
+              </mc:AlternateContent>
+            </w:r>
+          </w:p>
+          <w:p/>
+          <w:p/>
+          <w:p>
+            <w:r>
+              <w:t xml:space="preserve">Banque atlantique  </w:t>
+            </w:r>
+          </w:p>
+          <w:p/>
+        </w:tc>
+        <w:tc>
+          <w:tcPr>
+            <w:tcW w:w="4396" w:type="dxa"/>
+          </w:tcPr>
+          <w:p/>
+          <w:p>
+            <w:pPr>
+              <w:rPr>
+                <w:b/>
+              </w:rPr>
+            </w:pPr>
+          </w:p>
+          <w:p>
+            <w:pPr>
+              <w:jc w:val="center"/>
+              <w:rPr>
+                <w:b/>
+              </w:rPr>
+            </w:pPr>
+            <w:r>
+              <w:rPr>
+                <w:b/>
+              </w:rPr>
+              <w:t>Banque</w:t>
+            </w:r>
+          </w:p>
+        </w:tc>
+      </w:tr>
+      <w:tr>
+        <w:trPr>
+          <w:trHeight w:val="2154"/>
+        </w:trPr>
+        <w:tc>
+          <w:tcPr>
+            <w:tcW w:w="4677" w:type="dxa"/>
+          </w:tcPr>
+          <w:p>
+            <w:pPr>
+              <w:jc w:val="center"/>
+            </w:pPr>
+          </w:p>
+          <w:p>
+            <w:pPr>
+              <w:jc w:val="center"/>
+            </w:pPr>
+            <w:r>
+              <w:rPr>
+                <w:noProof/>
+              </w:rPr>
+              <w:drawing>
+                <wp:inline distT="0" distB="0" distL="0" distR="0" wp14:anchorId="399B3C46" wp14:editId="13642944">
+                  <wp:extent cx="1166194" cy="448546"/>
+                  <wp:effectExtent l="0" t="0" r="0" b="8890"/>
+                  <wp:docPr id="2057450067" name="Picture 212"/>
+                  <wp:cNvGraphicFramePr>
+                    <a:graphicFrameLocks xmlns:a="http://schemas.openxmlformats.org/drawingml/2006/main" noChangeAspect="1"/>
+                  </wp:cNvGraphicFramePr>
+                  <a:graphic xmlns:a="http://schemas.openxmlformats.org/drawingml/2006/main">
+                    <a:graphicData uri="http://schemas.openxmlformats.org/drawingml/2006/picture">
+                      <pic:pic xmlns:pic="http://schemas.openxmlformats.org/drawingml/2006/picture">
+                        <pic:nvPicPr>
+                          <pic:cNvPr id="212" name="{FC34BD3B-FD56-4127-A2FB-BDDFFA053982}.png.jpg"/>
+                          <pic:cNvPicPr/>
+                        </pic:nvPicPr>
+                        <pic:blipFill>
+                          <a:blip r:embed="rId20">
+                            <a:extLst>
+                              <a:ext uri="{28A0092B-C50C-407E-A947-70E740481C1C}">
+                                <a14:useLocalDpi xmlns:a14="http://schemas.microsoft.com/office/drawing/2010/main" val="0"/>
+                              </a:ext>
+                            </a:extLst>
+                          </a:blip>
+                          <a:stretch>
+                            <a:fillRect/>
+                          </a:stretch>
+                        </pic:blipFill>
+                        <pic:spPr>
+                          <a:xfrm>
+                            <a:off x="0" y="0"/>
+                            <a:ext cx="1168611" cy="449475"/>
+                          </a:xfrm>
+                          <a:prstGeom prst="rect">
+                            <a:avLst/>
+                          </a:prstGeom>
+                        </pic:spPr>
+                      </pic:pic>
+                    </a:graphicData>
+                  </a:graphic>
+                </wp:inline>
+              </w:drawing>
+            </w:r>
+          </w:p>
+          <w:p>
+            <w:pPr>
+              <w:jc w:val="center"/>
+            </w:pPr>
+          </w:p>
+          <w:p>
+            <w:pPr>
+              <w:jc w:val="center"/>
+            </w:pPr>
+            <w:r>
+              <w:t>Bicec</w:t>
+            </w:r>
+          </w:p>
+          <w:p>
+            <w:pPr>
+              <w:jc w:val="center"/>
+            </w:pPr>
+          </w:p>
+          <w:p>
+            <w:pPr>
+              <w:jc w:val="center"/>
+            </w:pPr>
+          </w:p>
+          <w:p>
+            <w:pPr>
+              <w:jc w:val="center"/>
+            </w:pPr>
+          </w:p>
+        </w:tc>
+        <w:tc>
+          <w:tcPr>
+            <w:tcW w:w="4396" w:type="dxa"/>
+          </w:tcPr>
+          <w:p/>
+          <w:p>
+            <w:pPr>
+              <w:rPr>
+                <w:b/>
+              </w:rPr>
+            </w:pPr>
+          </w:p>
+          <w:p>
+            <w:pPr>
+              <w:jc w:val="center"/>
+              <w:rPr>
+                <w:b/>
+              </w:rPr>
+            </w:pPr>
+            <w:r>
+              <w:rPr>
+                <w:b/>
+              </w:rPr>
+              <w:t>Banque</w:t>
+            </w:r>
+          </w:p>
+        </w:tc>
+      </w:tr>
+      <w:tr>
+        <w:trPr>
+          <w:trHeight w:val="1517"/>
+        </w:trPr>
+        <w:tc>
+          <w:tcPr>
+            <w:tcW w:w="4677" w:type="dxa"/>
+          </w:tcPr>
+          <w:p>
+            <w:pPr>
+              <w:jc w:val="center"/>
+            </w:pPr>
+            <w:r>
+              <w:rPr>
+                <w:noProof/>
+              </w:rPr>
+              <mc:AlternateContent>
+                <mc:Choice Requires="wps">
+                  <w:drawing>
+                    <wp:anchor distT="0" distB="0" distL="114300" distR="114300" simplePos="0" relativeHeight="251672576" behindDoc="0" locked="0" layoutInCell="1" allowOverlap="1" wp14:anchorId="603BBEB2" wp14:editId="6F0FA36E">
+                      <wp:simplePos x="0" y="0"/>
+                      <wp:positionH relativeFrom="column">
+                        <wp:posOffset>1013760</wp:posOffset>
+                      </wp:positionH>
+                      <wp:positionV relativeFrom="paragraph">
+                        <wp:posOffset>98425</wp:posOffset>
+                      </wp:positionV>
+                      <wp:extent cx="1227221" cy="657726"/>
+                      <wp:effectExtent l="0" t="0" r="0" b="9525"/>
+                      <wp:wrapNone/>
+                      <wp:docPr id="213" name="Text Box 213"/>
+                      <wp:cNvGraphicFramePr/>
+                      <a:graphic xmlns:a="http://schemas.openxmlformats.org/drawingml/2006/main">
+                        <a:graphicData uri="http://schemas.microsoft.com/office/word/2010/wordprocessingShape">
+                          <wps:wsp>
+                            <wps:cNvSpPr txBox="1"/>
+                            <wps:spPr>
+                              <a:xfrm>
+                                <a:off x="0" y="0"/>
+                                <a:ext cx="1227221" cy="657726"/>
+                              </a:xfrm>
+                              <a:prstGeom prst="rect">
+                                <a:avLst/>
+                              </a:prstGeom>
+                              <a:solidFill>
+                                <a:schemeClr val="lt1"/>
+                              </a:solidFill>
+                              <a:ln w="6350">
+                                <a:noFill/>
+                              </a:ln>
+                            </wps:spPr>
+                            <wps:txbx>
+                              <w:txbxContent>
+                                <w:p>
+                                  <w:r>
+                                    <w:rPr>
+                                      <w:noProof/>
+                                    </w:rPr>
+                                    <w:drawing>
+                                      <wp:inline distT="0" distB="0" distL="0" distR="0" wp14:anchorId="696EB1E1" wp14:editId="1156B6F4">
+                                        <wp:extent cx="1032920" cy="552450"/>
+                                        <wp:effectExtent l="0" t="0" r="0" b="0"/>
+                                        <wp:docPr id="741184122" name="Picture 224"/>
+                                        <wp:cNvGraphicFramePr>
+                                          <a:graphicFrameLocks xmlns:a="http://schemas.openxmlformats.org/drawingml/2006/main" noChangeAspect="1"/>
+                                        </wp:cNvGraphicFramePr>
+                                        <a:graphic xmlns:a="http://schemas.openxmlformats.org/drawingml/2006/main">
+                                          <a:graphicData uri="http://schemas.openxmlformats.org/drawingml/2006/picture">
+                                            <pic:pic xmlns:pic="http://schemas.openxmlformats.org/drawingml/2006/picture">
+                                              <pic:nvPicPr>
+                                                <pic:cNvPr id="1" name=""/>
+                                                <pic:cNvPicPr/>
+                                              </pic:nvPicPr>
+                                              <pic:blipFill>
+                                                <a:blip r:embed="rId21"/>
+                                                <a:stretch>
+                                                  <a:fillRect/>
+                                                </a:stretch>
+                                              </pic:blipFill>
+                                              <pic:spPr>
+                                                <a:xfrm>
+                                                  <a:off x="0" y="0"/>
+                                                  <a:ext cx="1055382" cy="564464"/>
+                                                </a:xfrm>
+                                                <a:prstGeom prst="rect">
+                                                  <a:avLst/>
+                                                </a:prstGeom>
+                                              </pic:spPr>
+                                            </pic:pic>
+                                          </a:graphicData>
+                                        </a:graphic>
+                                      </wp:inline>
+                                    </w:drawing>
+                                  </w:r>
+                                </w:p>
+                              </w:txbxContent>
+                            </wps:txbx>
+                            <wps:bodyPr rot="0" spcFirstLastPara="0" vertOverflow="overflow" horzOverflow="overflow" vert="horz" wrap="square" lIns="91440" tIns="45720" rIns="91440" bIns="45720" numCol="1" spcCol="0" rtlCol="0" fromWordArt="0" anchor="t" anchorCtr="0" forceAA="0" compatLnSpc="1">
+                              <a:prstTxWarp prst="textNoShape">
+                                <a:avLst/>
+                              </a:prstTxWarp>
+                              <a:noAutofit/>
+                            </wps:bodyPr>
+                          </wps:wsp>
+                        </a:graphicData>
+                      </a:graphic>
+                      <wp14:sizeRelV relativeFrom="margin">
+                        <wp14:pctHeight>0</wp14:pctHeight>
+                      </wp14:sizeRelV>
+                    </wp:anchor>
+                  </w:drawing>
+                </mc:Choice>
+                <mc:Fallback>
+                  <w:pict>
+                    <v:shape w14:anchorId="603BBEB2" id="Text Box 213" o:spid="_x0000_s1031" type="#_x0000_t202" style="position:absolute;left:0;text-align:left;margin-left:79.8pt;margin-top:7.75pt;width:96.65pt;height:51.8pt;z-index:251672576;visibility:visible;mso-wrap-style:square;mso-height-percent:0;mso-wrap-distance-left:9pt;mso-wrap-distance-top:0;mso-wrap-distance-right:9pt;mso-wrap-distance-bottom:0;mso-position-horizontal:absolute;mso-position-horizontal-relative:text;mso-position-vertical:absolute;mso-position-vertical-relative:text;mso-height-percent:0;mso-height-relative:margin;v-text-anchor:top" o:gfxdata="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" fillcolor="white [3201]" stroked="f" strokeweight=".5pt">
+                      <v:textbox>
+                        <w:txbxContent>
+                          <w:p>
+                            <w:r>
+                              <w:rPr>
+                                <w:noProof/>
+                              </w:rPr>
+                              <w:drawing>
+                                <wp:inline distT="0" distB="0" distL="0" distR="0" wp14:anchorId="696EB1E1" wp14:editId="1156B6F4">
+                                  <wp:extent cx="1032920" cy="552450"/>
+                                  <wp:effectExtent l="0" t="0" r="0" b="0"/>
+                                  <wp:docPr id="741184122" name="Picture 224"/>
+                                  <wp:cNvGraphicFramePr>
+                                    <a:graphicFrameLocks xmlns:a="http://schemas.openxmlformats.org/drawingml/2006/main" noChangeAspect="1"/>
+                                  </wp:cNvGraphicFramePr>
+                                  <a:graphic xmlns:a="http://schemas.openxmlformats.org/drawingml/2006/main">
+                                    <a:graphicData uri="http://schemas.openxmlformats.org/drawingml/2006/picture">
+                                      <pic:pic xmlns:pic="http://schemas.openxmlformats.org/drawingml/2006/picture">
+                                        <pic:nvPicPr>
+                                          <pic:cNvPr id="1" name=""/>
+                                          <pic:cNvPicPr/>
+                                        </pic:nvPicPr>
+                                        <pic:blipFill>
+                                          <a:blip r:embed="rId21"/>
+                                          <a:stretch>
+                                            <a:fillRect/>
+                                          </a:stretch>
+                                        </pic:blipFill>
+                                        <pic:spPr>
+                                          <a:xfrm>
+                                            <a:off x="0" y="0"/>
+                                            <a:ext cx="1055382" cy="564464"/>
+                                          </a:xfrm>
+                                          <a:prstGeom prst="rect">
+                                            <a:avLst/>
+                                          </a:prstGeom>
+                                        </pic:spPr>
+                                      </pic:pic>
+                                    </a:graphicData>
+                                  </a:graphic>
+                                </wp:inline>
+                              </w:drawing>
+                            </w:r>
+                          </w:p>
+                        </w:txbxContent>
+                      </v:textbox>
+                    </v:shape>
+                  </w:pict>
+                </mc:Fallback>
+              </mc:AlternateContent>
+            </w:r>
+          </w:p>
+          <w:p>
+            <w:pPr>
+              <w:jc w:val="center"/>
+            </w:pPr>
+          </w:p>
+          <w:p>
+            <w:pPr>
+              <w:jc w:val="center"/>
+            </w:pPr>
+          </w:p>
+          <w:p>
+            <w:pPr>
+              <w:jc w:val="center"/>
+            </w:pPr>
+          </w:p>
+          <w:p>
+            <w:pPr>
+              <w:jc w:val="center"/>
+            </w:pPr>
+          </w:p>
+          <w:p>
+            <w:pPr>
+              <w:jc w:val="center"/>
+            </w:pPr>
+            <w:r>
+              <w:t xml:space="preserve">          </w:t>
+            </w:r>
+            <w:r>
+              <w:t>SCB Cameroun</w:t>
+            </w:r>
+          </w:p>
+          <w:p>
+            <w:pPr>
+              <w:jc w:val="center"/>
+            </w:pPr>
+          </w:p>
+          <w:p/>
+        </w:tc>
+        <w:tc>
+          <w:tcPr>
+            <w:tcW w:w="4396" w:type="dxa"/>
+          </w:tcPr>
+          <w:p/>
+          <w:p>
+            <w:pPr>
+              <w:rPr>
+                <w:b/>
+              </w:rPr>
+            </w:pPr>
+          </w:p>
+          <w:p>
+            <w:pPr>
+              <w:jc w:val="center"/>
+              <w:rPr>
+                <w:b/>
+              </w:rPr>
+            </w:pPr>
+          </w:p>
+          <w:p>
+            <w:pPr>
+              <w:jc w:val="center"/>
+              <w:rPr>
+                <w:b/>
+              </w:rPr>
+            </w:pPr>
+            <w:r>
+              <w:rPr>
+                <w:b/>
+              </w:rPr>
+              <w:t>Banque</w:t>
+            </w:r>
+          </w:p>
+        </w:tc>
+      </w:tr>
+    </w:tbl>
+    <w:p>
+      <w:pPr>
+        <w:tabs>
+          <w:tab w:val="left" w:pos="7640"/>
+        </w:tabs>
+        <w:rPr>
+          <w:i/>
+          <w:iCs/>
+        </w:rPr>
+      </w:pPr>
+      <w:bookmarkStart w:id="2" w:name="_Toc205804964"/>
+      <w:r>
+        <w:rPr>
+          <w:rFonts w:ascii="Times New Roman" w:hAnsi="Times New Roman" w:cs="Times New Roman"/>
+          <w:i/>
+          <w:iCs/>
+        </w:rPr>
+        <w:t xml:space="preserve">Tableau </w:t>
+      </w:r>
+      <w:r>
+        <w:rPr>
+          <w:rFonts w:ascii="Times New Roman" w:hAnsi="Times New Roman" w:cs="Times New Roman"/>
+          <w:i/>
+          <w:iCs/>
+        </w:rPr>
+        <w:fldChar w:fldCharType="begin"/>
+      </w:r>
+      <w:r>
+        <w:rPr>
+          <w:rFonts w:ascii="Times New Roman" w:hAnsi="Times New Roman" w:cs="Times New Roman"/>
+          <w:i/>
+          <w:iCs/>
+        </w:rPr>
+        <w:instrText xml:space="preserve"> SEQ Tableau \* ARABIC </w:instrText>
+      </w:r>
+      <w:r>
+        <w:rPr>
+          <w:rFonts w:ascii="Times New Roman" w:hAnsi="Times New Roman" w:cs="Times New Roman"/>
+          <w:i/>
+          <w:iCs/>
+        </w:rPr>
+        <w:fldChar w:fldCharType="separate"/>
+      </w:r>
+      <w:r>
+        <w:rPr>
+          <w:rFonts w:ascii="Times New Roman" w:hAnsi="Times New Roman" w:cs="Times New Roman"/>
+          <w:i/>
+          <w:iCs/>
+          <w:noProof/>
+        </w:rPr>
+        <w:t>5</w:t>
+      </w:r>
+      <w:r>
+        <w:rPr>
+          <w:rFonts w:ascii="Times New Roman" w:hAnsi="Times New Roman" w:cs="Times New Roman"/>
+          <w:i/>
+          <w:iCs/>
+        </w:rPr>
+        <w:fldChar w:fldCharType="end"/>
+      </w:r>
+      <w:r>
+        <w:rPr>
+          <w:rFonts w:ascii="Times New Roman" w:hAnsi="Times New Roman" w:cs="Times New Roman"/>
+          <w:i/>
+          <w:iCs/>
+        </w:rPr>
+        <w:t xml:space="preserve"> : Partenaires et collaborateurs</w:t>
+      </w:r>
+      <w:bookmarkEnd w:id="2"/>
+    </w:p>
+    <w:p>
+      <w:pPr>
+        <w:tabs>
+          <w:tab w:val="left" w:pos="7640"/>
+        </w:tabs>
+      </w:pPr>
+    </w:p>
+    <w:p>
+      <w:pPr>
+        <w:tabs>
+          <w:tab w:val="left" w:pos="7640"/>
+        </w:tabs>
+      </w:pPr>
+    </w:p>
+    <w:p>
+      <w:pPr>
+        <w:tabs>
+          <w:tab w:val="left" w:pos="7640"/>
+        </w:tabs>
+      </w:pPr>
+    </w:p>
+    <w:p>
+      <w:pPr>
+        <w:tabs>
+          <w:tab w:val="left" w:pos="7640"/>
+        </w:tabs>
+      </w:pPr>
+      <w:r>
+        <w:t xml:space="preserve">Il existe au CENADI deux grands groupes de logiciels : </w:t>
+      </w:r>
+    </w:p>
+    <w:p>
+      <w:pPr>
+        <w:tabs>
+          <w:tab w:val="left" w:pos="7640"/>
+        </w:tabs>
+      </w:pPr>
+    </w:p>
+    <w:p>
+      <w:pPr>
+        <w:pStyle w:val="Paragraphedeliste"/>
+        <w:numPr>
+          <w:ilvl w:val="0"/>
+          <w:numId w:val="113"/>
+        </w:numPr>
+        <w:tabs>
+          <w:tab w:val="left" w:pos="7640"/>
+        </w:tabs>
+      </w:pPr>
+      <w:r>
+        <w:t xml:space="preserve">Les systèmes d’exploitation : Microsoft Windows (8x et 10, Seven professionnel, Microsoft Windows Server 2008 SBS Standard, 2012 </w:t>
+      </w:r>
+      <w:r>
+        <w:t>standards</w:t>
+      </w:r>
+      <w:r>
+        <w:t xml:space="preserve">, 2016 </w:t>
+      </w:r>
+      <w:r>
+        <w:t>standards</w:t>
+      </w:r>
+      <w:r>
+        <w:t xml:space="preserve">, Kali Linux) </w:t>
+      </w:r>
+    </w:p>
+    <w:p>
+      <w:pPr>
+        <w:tabs>
+          <w:tab w:val="left" w:pos="7640"/>
+        </w:tabs>
+      </w:pPr>
+    </w:p>
+    <w:p>
+      <w:pPr>
+        <w:pStyle w:val="Paragraphedeliste"/>
+        <w:numPr>
+          <w:ilvl w:val="0"/>
+          <w:numId w:val="113"/>
+        </w:numPr>
+        <w:tabs>
+          <w:tab w:val="left" w:pos="7640"/>
+        </w:tabs>
+      </w:pPr>
+      <w:r>
+        <w:t xml:space="preserve">Les logiciels d’applications : Microsoft Office 2007 et 2010, l’antivirus Symantec 14, le </w:t>
+      </w:r>
+      <w:r>
+        <w:t>SGBD Server 2008, Adobe Dream Weaver CSC5</w:t>
+      </w:r>
+    </w:p>
+    <w:p>
+      <w:pPr>
+        <w:tabs>
+          <w:tab w:val="left" w:pos="7640"/>
+        </w:tabs>
+      </w:pPr>
+    </w:p>
+    <w:p>
+      <w:pPr>
+        <w:tabs>
+          <w:tab w:val="left" w:pos="7640"/>
+        </w:tabs>
+      </w:pPr>
+    </w:p>
+    <w:p>
+      <w:pPr>
+        <w:tabs>
+          <w:tab w:val="left" w:pos="7640"/>
+        </w:tabs>
+      </w:pPr>
+    </w:p>
+    <w:p>
+      <w:pPr>
+        <w:tabs>
+          <w:tab w:val="left" w:pos="7640"/>
+        </w:tabs>
+      </w:pPr>
+    </w:p>
+    <w:p>
+      <w:pPr>
+        <w:tabs>
+          <w:tab w:val="left" w:pos="7640"/>
+        </w:tabs>
+      </w:pPr>
+    </w:p>
+    <w:p>
+      <w:pPr>
+        <w:pStyle w:val="Titre1"/>
+        <w:jc w:val="center"/>
+      </w:pPr>
+    </w:p>
+    <w:p>
+      <w:pPr>
+        <w:pStyle w:val="Titre1"/>
+        <w:jc w:val="center"/>
+      </w:pPr>
+      <w:r>
         <w:t>CHAPITRE 2 : ANALYSE ET CONCEPTION</w:t>
       </w:r>
     </w:p>
     <w:p/>
     <w:p>
       <w:pPr>
+        <w:ind w:firstLine="360"/>
         <w:jc w:val="both"/>
       </w:pPr>
       <w:r>
@@ -245,23 +5321,7 @@
           <w:b/>
           <w:bCs/>
         </w:rPr>
-        <w:t xml:space="preserve">Inadéquation </w:t>
-      </w:r>
-      <w:proofErr w:type="gramStart"/>
-      <w:r>
-        <w:rPr>
-          <w:b/>
-          <w:bCs/>
-        </w:rPr>
-        <w:t>compétences  &lt;</w:t>
-      </w:r>
-      <w:proofErr w:type="gramEnd"/>
-      <w:r>
-        <w:rPr>
-          <w:b/>
-          <w:bCs/>
-        </w:rPr>
-        <w:t>=&gt; opportunités :</w:t>
+        <w:t>Inadéquation compétences  &lt;=&gt; opportunités :</w:t>
       </w:r>
       <w:r>
         <w:rPr>
@@ -331,6 +5391,7 @@
           <w:b/>
           <w:bCs/>
         </w:rPr>
+        <w:lastRenderedPageBreak/>
         <w:t xml:space="preserve">Peu de </w:t>
       </w:r>
       <w:r>
@@ -351,7 +5412,6 @@
     </w:p>
     <w:p>
       <w:r>
-        <w:lastRenderedPageBreak/>
         <w:t xml:space="preserve"> </w:t>
       </w:r>
     </w:p>
@@ -674,6 +5734,7 @@
           <w:b/>
           <w:bCs/>
         </w:rPr>
+        <w:lastRenderedPageBreak/>
         <w:t xml:space="preserve">Tester l’application </w:t>
       </w:r>
       <w:r>
@@ -933,6 +5994,7 @@
           <w:b/>
           <w:bCs/>
         </w:rPr>
+        <w:lastRenderedPageBreak/>
         <w:t>Interview</w:t>
       </w:r>
       <w:r>
@@ -952,7 +6014,6 @@
           <w:b/>
           <w:bCs/>
         </w:rPr>
-        <w:lastRenderedPageBreak/>
         <w:t>Documentation</w:t>
       </w:r>
       <w:r>
@@ -1104,6 +6165,7 @@
         <w:rPr>
           <w:noProof/>
         </w:rPr>
+        <w:lastRenderedPageBreak/>
         <w:drawing>
           <wp:inline distT="0" distB="0" distL="0" distR="0" wp14:anchorId="32D7D3A4" wp14:editId="1CDF00B7">
             <wp:extent cx="6045835" cy="2619126"/>
@@ -1120,7 +6182,7 @@
                     <pic:cNvPicPr/>
                   </pic:nvPicPr>
                   <pic:blipFill>
-                    <a:blip r:embed="rId7">
+                    <a:blip r:embed="rId22">
                       <a:extLst>
                         <a:ext uri="{28A0092B-C50C-407E-A947-70E740481C1C}">
                           <a14:useLocalDpi xmlns:a14="http://schemas.microsoft.com/office/drawing/2010/main" val="0"/>
@@ -1273,7 +6335,11 @@
         <w:t>MERISE</w:t>
       </w:r>
       <w:r>
-        <w:t xml:space="preserve"> est une méthode d'analyse et de conception des systèmes d'information basée sur le principe de la séparation des données et des traitements. Elle possède plusieurs modèles qui sont répartis sur 3 niveaux (Le niveau conceptuel, le niveau logique ou organisationnel, le niveau physique).</w:t>
+        <w:t xml:space="preserve"> est une méthode d'analyse et de conception des systèmes </w:t>
+      </w:r>
+      <w:r>
+        <w:lastRenderedPageBreak/>
+        <w:t>d'information basée sur le principe de la séparation des données et des traitements. Elle possède plusieurs modèles qui sont répartis sur 3 niveaux (Le niveau conceptuel, le niveau logique ou organisationnel, le niveau physique).</w:t>
       </w:r>
     </w:p>
     <w:p>
@@ -1472,6 +6538,7 @@
         </w:numPr>
       </w:pPr>
       <w:r>
+        <w:lastRenderedPageBreak/>
         <w:t>SPECIFICATION DES BESOINS</w:t>
       </w:r>
     </w:p>
@@ -1555,7 +6622,6 @@
         <w:jc w:val="both"/>
       </w:pPr>
       <w:r>
-        <w:lastRenderedPageBreak/>
         <w:t xml:space="preserve">Les plateformes sociales comme Facebook WhatsApp et Tiktok constituent </w:t>
       </w:r>
       <w:r>
@@ -1685,15 +6751,7 @@
         <w:jc w:val="both"/>
       </w:pPr>
       <w:r>
-        <w:t xml:space="preserve">Des sites spécialisés comme </w:t>
-      </w:r>
-      <w:proofErr w:type="spellStart"/>
-      <w:r>
-        <w:t>MinaJobs</w:t>
-      </w:r>
-      <w:proofErr w:type="spellEnd"/>
-      <w:r>
-        <w:t xml:space="preserve"> ou d’autres initiatives privées centralisent des offres de stages, d’emplois et même de concours.</w:t>
+        <w:t>Des sites spécialisés comme MinaJobs ou d’autres initiatives privées centralisent des offres de stages, d’emplois et même de concours.</w:t>
       </w:r>
     </w:p>
     <w:p>
@@ -2057,7 +7115,6 @@
         <w:rPr>
           <w:noProof/>
         </w:rPr>
-        <w:lastRenderedPageBreak/>
         <mc:AlternateContent>
           <mc:Choice Requires="wps">
             <w:drawing>
@@ -2134,11 +7191,7 @@
           </mc:Choice>
           <mc:Fallback>
             <w:pict>
-              <v:shapetype w14:anchorId="0A13B739" id="_x0000_t202" coordsize="21600,21600" o:spt="202" path="m,l,21600r21600,l21600,xe">
-                <v:stroke joinstyle="miter"/>
-                <v:path gradientshapeok="t" o:connecttype="rect"/>
-              </v:shapetype>
-              <v:shape id="Text Box 2" o:spid="_x0000_s1026" type="#_x0000_t202" style="position:absolute;left:0;text-align:left;margin-left:0;margin-top:14.4pt;width:185.9pt;height:110.6pt;z-index:251664384;visibility:visible;mso-wrap-style:square;mso-width-percent:400;mso-height-percent:200;mso-wrap-distance-left:9pt;mso-wrap-distance-top:3.6pt;mso-wrap-distance-right:9pt;mso-wrap-distance-bottom:3.6pt;mso-position-horizontal:center;mso-position-horizontal-relative:text;mso-position-vertical:absolute;mso-position-vertical-relative:text;mso-width-percent:400;mso-height-percent:200;mso-width-relative:margin;mso-height-relative:margin;v-text-anchor:top" o:gfxdata="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">
+              <v:shape w14:anchorId="0A13B739" id="Text Box 2" o:spid="_x0000_s1032" type="#_x0000_t202" style="position:absolute;left:0;text-align:left;margin-left:0;margin-top:14.4pt;width:185.9pt;height:110.6pt;z-index:251664384;visibility:visible;mso-wrap-style:square;mso-width-percent:400;mso-height-percent:200;mso-wrap-distance-left:9pt;mso-wrap-distance-top:3.6pt;mso-wrap-distance-right:9pt;mso-wrap-distance-bottom:3.6pt;mso-position-horizontal:center;mso-position-horizontal-relative:text;mso-position-vertical:absolute;mso-position-vertical-relative:text;mso-width-percent:400;mso-height-percent:200;mso-width-relative:margin;mso-height-relative:margin;v-text-anchor:top" o:gfxdata="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">
                 <v:textbox style="mso-fit-shape-to-text:t">
                   <w:txbxContent>
                     <w:p>
@@ -2180,7 +7233,7 @@
                     <pic:cNvPicPr/>
                   </pic:nvPicPr>
                   <pic:blipFill>
-                    <a:blip r:embed="rId8">
+                    <a:blip r:embed="rId23">
                       <a:extLst>
                         <a:ext uri="{28A0092B-C50C-407E-A947-70E740481C1C}">
                           <a14:useLocalDpi xmlns:a14="http://schemas.microsoft.com/office/drawing/2010/main" val="0"/>
@@ -2229,23 +7282,7 @@
           <w:b/>
           <w:bCs/>
         </w:rPr>
-        <w:t>Plateformes privées (</w:t>
-      </w:r>
-      <w:proofErr w:type="spellStart"/>
-      <w:r>
-        <w:rPr>
-          <w:b/>
-          <w:bCs/>
-        </w:rPr>
-        <w:t>MinaJobs</w:t>
-      </w:r>
-      <w:proofErr w:type="spellEnd"/>
-      <w:r>
-        <w:rPr>
-          <w:b/>
-          <w:bCs/>
-        </w:rPr>
-        <w:t>, etc.)</w:t>
+        <w:t>Plateformes privées (MinaJobs, etc.)</w:t>
       </w:r>
     </w:p>
     <w:p>
@@ -2417,7 +7454,7 @@
           </mc:Choice>
           <mc:Fallback>
             <w:pict>
-              <v:shape w14:anchorId="19030EDC" id="_x0000_s1027" type="#_x0000_t202" style="position:absolute;margin-left:241.1pt;margin-top:181.25pt;width:185.9pt;height:110.6pt;z-index:251660288;visibility:visible;mso-wrap-style:square;mso-width-percent:400;mso-height-percent:200;mso-wrap-distance-left:9pt;mso-wrap-distance-top:3.6pt;mso-wrap-distance-right:9pt;mso-wrap-distance-bottom:3.6pt;mso-position-horizontal:absolute;mso-position-horizontal-relative:text;mso-position-vertical:absolute;mso-position-vertical-relative:text;mso-width-percent:400;mso-height-percent:200;mso-width-relative:margin;mso-height-relative:margin;v-text-anchor:top" o:gfxdata="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" filled="f" stroked="f">
+              <v:shape w14:anchorId="19030EDC" id="_x0000_s1033" type="#_x0000_t202" style="position:absolute;margin-left:241.1pt;margin-top:181.25pt;width:185.9pt;height:110.6pt;z-index:251660288;visibility:visible;mso-wrap-style:square;mso-width-percent:400;mso-height-percent:200;mso-wrap-distance-left:9pt;mso-wrap-distance-top:3.6pt;mso-wrap-distance-right:9pt;mso-wrap-distance-bottom:3.6pt;mso-position-horizontal:absolute;mso-position-horizontal-relative:text;mso-position-vertical:absolute;mso-position-vertical-relative:text;mso-width-percent:400;mso-height-percent:200;mso-width-relative:margin;mso-height-relative:margin;v-text-anchor:top" o:gfxdata="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" filled="f" stroked="f">
                 <v:textbox style="mso-fit-shape-to-text:t">
                   <w:txbxContent>
                     <w:p>
@@ -2467,7 +7504,7 @@
                     </pic:cNvPicPr>
                   </pic:nvPicPr>
                   <pic:blipFill>
-                    <a:blip r:embed="rId9" cstate="print">
+                    <a:blip r:embed="rId24" cstate="print">
                       <a:extLst>
                         <a:ext uri="{28A0092B-C50C-407E-A947-70E740481C1C}">
                           <a14:useLocalDpi xmlns:a14="http://schemas.microsoft.com/office/drawing/2010/main" val="0"/>
@@ -2600,7 +7637,7 @@
           </mc:Choice>
           <mc:Fallback>
             <w:pict>
-              <v:shape w14:anchorId="48B696C8" id="_x0000_s1028" type="#_x0000_t202" style="position:absolute;left:0;text-align:left;margin-left:127.15pt;margin-top:18.15pt;width:185.9pt;height:30pt;z-index:251662336;visibility:visible;mso-wrap-style:square;mso-width-percent:400;mso-height-percent:0;mso-wrap-distance-left:9pt;mso-wrap-distance-top:3.6pt;mso-wrap-distance-right:9pt;mso-wrap-distance-bottom:3.6pt;mso-position-horizontal:absolute;mso-position-horizontal-relative:text;mso-position-vertical:absolute;mso-position-vertical-relative:text;mso-width-percent:400;mso-height-percent:0;mso-width-relative:margin;mso-height-relative:margin;v-text-anchor:top" o:gfxdata="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" filled="f" stroked="f">
+              <v:shape w14:anchorId="48B696C8" id="_x0000_s1034" type="#_x0000_t202" style="position:absolute;left:0;text-align:left;margin-left:127.15pt;margin-top:18.15pt;width:185.9pt;height:30pt;z-index:251662336;visibility:visible;mso-wrap-style:square;mso-width-percent:400;mso-height-percent:0;mso-wrap-distance-left:9pt;mso-wrap-distance-top:3.6pt;mso-wrap-distance-right:9pt;mso-wrap-distance-bottom:3.6pt;mso-position-horizontal:absolute;mso-position-horizontal-relative:text;mso-position-vertical:absolute;mso-position-vertical-relative:text;mso-width-percent:400;mso-height-percent:0;mso-width-relative:margin;mso-height-relative:margin;v-text-anchor:top" o:gfxdata="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" filled="f" stroked="f">
                 <v:textbox>
                   <w:txbxContent>
                     <w:p>
@@ -2647,7 +7684,7 @@
                     </pic:cNvPicPr>
                   </pic:nvPicPr>
                   <pic:blipFill>
-                    <a:blip r:embed="rId10"/>
+                    <a:blip r:embed="rId25"/>
                     <a:stretch>
                       <a:fillRect/>
                     </a:stretch>
@@ -3600,15 +8637,7 @@
         <w:jc w:val="both"/>
       </w:pPr>
       <w:r>
-        <w:t xml:space="preserve">Les filtres et le </w:t>
-      </w:r>
-      <w:proofErr w:type="spellStart"/>
-      <w:r>
-        <w:t>matching</w:t>
-      </w:r>
-      <w:proofErr w:type="spellEnd"/>
-      <w:r>
-        <w:t xml:space="preserve"> intelligent doivent renvoyer des résultats pertinents rapidement.</w:t>
+        <w:t>Les filtres et le matching intelligent doivent renvoyer des résultats pertinents rapidement.</w:t>
       </w:r>
     </w:p>
     <w:p>
@@ -4077,25 +9106,7 @@
                 <w:bCs w:val="0"/>
                 <w:lang w:val="en-US"/>
               </w:rPr>
-              <w:t xml:space="preserve"> </w:t>
-            </w:r>
-            <w:proofErr w:type="spellStart"/>
-            <w:r>
-              <w:rPr>
-                <w:b w:val="0"/>
-                <w:bCs w:val="0"/>
-                <w:lang w:val="en-US"/>
-              </w:rPr>
-              <w:t>Ordinateurs</w:t>
-            </w:r>
-            <w:proofErr w:type="spellEnd"/>
-            <w:r>
-              <w:rPr>
-                <w:b w:val="0"/>
-                <w:bCs w:val="0"/>
-                <w:lang w:val="en-US"/>
-              </w:rPr>
-              <w:t xml:space="preserve"> portable</w:t>
+              <w:t xml:space="preserve"> Ordinateurs portable</w:t>
             </w:r>
           </w:p>
           <w:p>
@@ -4209,39 +9220,7 @@
                 <w:b w:val="0"/>
                 <w:bCs w:val="0"/>
               </w:rPr>
-              <w:t xml:space="preserve">02 modem </w:t>
-            </w:r>
-            <w:proofErr w:type="spellStart"/>
-            <w:r>
-              <w:rPr>
-                <w:b w:val="0"/>
-                <w:bCs w:val="0"/>
-              </w:rPr>
-              <w:t>tp</w:t>
-            </w:r>
-            <w:proofErr w:type="spellEnd"/>
-            <w:r>
-              <w:rPr>
-                <w:b w:val="0"/>
-                <w:bCs w:val="0"/>
-              </w:rPr>
-              <w:t xml:space="preserve"> </w:t>
-            </w:r>
-            <w:proofErr w:type="spellStart"/>
-            <w:r>
-              <w:rPr>
-                <w:b w:val="0"/>
-                <w:bCs w:val="0"/>
-              </w:rPr>
-              <w:t>link</w:t>
-            </w:r>
-            <w:proofErr w:type="spellEnd"/>
-            <w:r>
-              <w:rPr>
-                <w:b w:val="0"/>
-                <w:bCs w:val="0"/>
-              </w:rPr>
-              <w:t xml:space="preserve"> + abonnement internet mensuel</w:t>
+              <w:t>02 modem tp link + abonnement internet mensuel</w:t>
             </w:r>
           </w:p>
           <w:p>
@@ -4337,25 +9316,7 @@
                 <w:bCs w:val="0"/>
                 <w:lang w:val="en-US"/>
               </w:rPr>
-              <w:t xml:space="preserve">02 </w:t>
-            </w:r>
-            <w:proofErr w:type="spellStart"/>
-            <w:r>
-              <w:rPr>
-                <w:b w:val="0"/>
-                <w:bCs w:val="0"/>
-                <w:lang w:val="en-US"/>
-              </w:rPr>
-              <w:t>tecno</w:t>
-            </w:r>
-            <w:proofErr w:type="spellEnd"/>
-            <w:r>
-              <w:rPr>
-                <w:b w:val="0"/>
-                <w:bCs w:val="0"/>
-                <w:lang w:val="en-US"/>
-              </w:rPr>
-              <w:t xml:space="preserve"> pop 6 32 GO</w:t>
+              <w:t>02 tecno pop 6 32 GO</w:t>
             </w:r>
           </w:p>
           <w:p>
@@ -4564,7 +9525,6 @@
                 <w:lang w:val="en-US"/>
               </w:rPr>
             </w:pPr>
-            <w:proofErr w:type="spellStart"/>
             <w:r>
               <w:rPr>
                 <w:b w:val="0"/>
@@ -4573,7 +9533,6 @@
               </w:rPr>
               <w:t>AnalyseSI</w:t>
             </w:r>
-            <w:proofErr w:type="spellEnd"/>
           </w:p>
           <w:p>
             <w:pPr>
@@ -5152,7 +10111,7 @@
                     <pic:cNvPicPr/>
                   </pic:nvPicPr>
                   <pic:blipFill>
-                    <a:blip r:embed="rId11"/>
+                    <a:blip r:embed="rId26"/>
                     <a:stretch>
                       <a:fillRect/>
                     </a:stretch>
@@ -5245,15 +10204,7 @@
         <w:t>Contraintes liées aux compétences techniques :</w:t>
       </w:r>
       <w:r>
-        <w:t xml:space="preserve"> certaines technologies utilisées, notamment l’intégration de l’intelligence artificielle pour le </w:t>
-      </w:r>
-      <w:proofErr w:type="spellStart"/>
-      <w:r>
-        <w:t>matching</w:t>
-      </w:r>
-      <w:proofErr w:type="spellEnd"/>
-      <w:r>
-        <w:t xml:space="preserve">, les services de notifications (SMS, mail, bot Telegram) ainsi que la géolocalisation, </w:t>
+        <w:t xml:space="preserve"> certaines technologies utilisées, notamment l’intégration de l’intelligence artificielle pour le matching, les services de notifications (SMS, mail, bot Telegram) ainsi que la géolocalisation, </w:t>
       </w:r>
       <w:r>
         <w:lastRenderedPageBreak/>
@@ -5499,25 +10450,7 @@
         <w:jc w:val="both"/>
       </w:pPr>
       <w:r>
-        <w:t xml:space="preserve">Publication de </w:t>
-      </w:r>
-      <w:r>
-        <w:t>l’offre :</w:t>
-      </w:r>
-      <w:r>
-        <w:t xml:space="preserve"> Le recruteur publie une Offre, en spécifiant son </w:t>
-      </w:r>
-      <w:r>
-        <w:t>secteur activité</w:t>
-      </w:r>
-      <w:r>
-        <w:t xml:space="preserve">, ses </w:t>
-      </w:r>
-      <w:r>
-        <w:t>compétences requises</w:t>
-      </w:r>
-      <w:r>
-        <w:t>, sa localisation, etc.</w:t>
+        <w:t>Publication de l’offre : Le recruteur publie une Offre, en spécifiant son secteur activité, ses compétences requises, sa localisation, etc.</w:t>
       </w:r>
     </w:p>
     <w:p/>
@@ -5526,31 +10459,7 @@
         <w:jc w:val="both"/>
       </w:pPr>
       <w:r>
-        <w:t xml:space="preserve">Lancement du </w:t>
-      </w:r>
-      <w:r>
-        <w:t>Matching</w:t>
-      </w:r>
-      <w:r>
-        <w:t xml:space="preserve"> : Dès que l'offre est publiée, le système lance un </w:t>
-      </w:r>
-      <w:r>
-        <w:t>Matching</w:t>
-      </w:r>
-      <w:r>
-        <w:t xml:space="preserve"> automatique. Pour éviter des calculs inutiles, l'algorithme se concentre uniquement sur les candidats ayant le même </w:t>
-      </w:r>
-      <w:r>
-        <w:t>domaine étude</w:t>
-      </w:r>
-      <w:r>
-        <w:t xml:space="preserve"> ou des compétences et </w:t>
-      </w:r>
-      <w:r>
-        <w:t>secteur activité compatible</w:t>
-      </w:r>
-      <w:r>
-        <w:t>.</w:t>
+        <w:t>Lancement du Matching : Dès que l'offre est publiée, le système lance un Matching automatique. Pour éviter des calculs inutiles, l'algorithme se concentre uniquement sur les candidats ayant le même domaine étude ou des compétences et secteur activité compatible.</w:t>
       </w:r>
     </w:p>
     <w:p/>
@@ -5559,13 +10468,7 @@
         <w:jc w:val="both"/>
       </w:pPr>
       <w:r>
-        <w:t xml:space="preserve">Affichage des résultats : Le recruteur voit s'afficher les profils des candidats, classés par un </w:t>
-      </w:r>
-      <w:r>
-        <w:t>score Matching</w:t>
-      </w:r>
-      <w:r>
-        <w:t xml:space="preserve"> (pourcentage de compatibilité) décroissant, basé sur l'IA.</w:t>
+        <w:t>Affichage des résultats : Le recruteur voit s'afficher les profils des candidats, classés par un score Matching (pourcentage de compatibilité) décroissant, basé sur l'IA.</w:t>
       </w:r>
     </w:p>
     <w:p/>
@@ -5583,13 +10486,7 @@
         <w:jc w:val="both"/>
       </w:pPr>
       <w:r>
-        <w:t xml:space="preserve">Actions du recruteur : Le recruteur peut soit enregistrer la candidature (si l'offre est active), soit contacter directement le candidat par email, appel ou via le bot </w:t>
-      </w:r>
-      <w:r>
-        <w:t>Télégramme</w:t>
-      </w:r>
-      <w:r>
-        <w:t>.</w:t>
+        <w:t>Actions du recruteur : Le recruteur peut soit enregistrer la candidature (si l'offre est active), soit contacter directement le candidat par email, appel ou via le bot Télégramme.</w:t>
       </w:r>
     </w:p>
     <w:p/>
@@ -5630,13 +10527,7 @@
     <w:p/>
     <w:p>
       <w:r>
-        <w:t>Mise à jour du profil : Le candidat complète son profil et téléverse ses CV et LETTRE</w:t>
-      </w:r>
-      <w:r>
-        <w:t xml:space="preserve"> </w:t>
-      </w:r>
-      <w:r>
-        <w:t>MOTIVATION.</w:t>
+        <w:t>Mise à jour du profil : Le candidat complète son profil et téléverse ses CV et LETTRE MOTIVATION.</w:t>
       </w:r>
     </w:p>
     <w:p/>
@@ -5645,25 +10536,7 @@
         <w:jc w:val="both"/>
       </w:pPr>
       <w:r>
-        <w:t xml:space="preserve">Recherche et </w:t>
-      </w:r>
-      <w:r>
-        <w:t>Matching</w:t>
-      </w:r>
-      <w:r>
-        <w:t xml:space="preserve"> automatique : Le candidat lance une recherche. Le système effectue un </w:t>
-      </w:r>
-      <w:r>
-        <w:t>Matching</w:t>
-      </w:r>
-      <w:r>
-        <w:t xml:space="preserve"> entre son profil et les offres disponibles (dans son domaine d'études) et affiche les résultats par ordre de </w:t>
-      </w:r>
-      <w:r>
-        <w:t>score Matching</w:t>
-      </w:r>
-      <w:r>
-        <w:t xml:space="preserve"> décroissant.</w:t>
+        <w:t>Recherche et Matching automatique : Le candidat lance une recherche. Le système effectue un Matching entre son profil et les offres disponibles (dans son domaine d'études) et affiche les résultats par ordre de score Matching décroissant.</w:t>
       </w:r>
     </w:p>
     <w:p>
@@ -5676,10 +10549,7 @@
         <w:jc w:val="both"/>
       </w:pPr>
       <w:r>
-        <w:t>Candidature :</w:t>
-      </w:r>
-      <w:r>
-        <w:t xml:space="preserve"> Le candidat Postule à l'offre de son choix en sélectionnant le CV et la lettre de motivation qu'il souhaite Utiliser. L'entité Candidature est créée avec la date et le statut "envoyée".</w:t>
+        <w:t>Candidature : Le candidat Postule à l'offre de son choix en sélectionnant le CV et la lettre de motivation qu'il souhaite Utiliser. L'entité Candidature est créée avec la date et le statut "envoyée".</w:t>
       </w:r>
     </w:p>
     <w:p/>
@@ -5703,13 +10573,7 @@
         <w:jc w:val="both"/>
       </w:pPr>
       <w:r>
-        <w:t xml:space="preserve">Matching automatisé : Le </w:t>
-      </w:r>
-      <w:r>
-        <w:t>Matching</w:t>
-      </w:r>
-      <w:r>
-        <w:t xml:space="preserve"> est effectué en continu et automatiquement chaque fois qu'un nouveau profil ou une nouvelle candidature est ajouté dans un secteur d'activité pertinent.</w:t>
+        <w:t>Matching automatisé : Le Matching est effectué en continu et automatiquement chaque fois qu'un nouveau profil ou une nouvelle candidature est ajouté dans un secteur d'activité pertinent.</w:t>
       </w:r>
     </w:p>
     <w:p/>
@@ -5718,19 +10582,7 @@
         <w:jc w:val="both"/>
       </w:pPr>
       <w:r>
-        <w:t xml:space="preserve">Alertes </w:t>
-      </w:r>
-      <w:r>
-        <w:t>proactives :</w:t>
-      </w:r>
-      <w:r>
-        <w:t xml:space="preserve"> Si le score de </w:t>
-      </w:r>
-      <w:r>
-        <w:t>Matching</w:t>
-      </w:r>
-      <w:r>
-        <w:t xml:space="preserve"> entre une offre et un candidat dépasse un seuil élevé (par exemple, 70%), le système Déclenche une Notification pour informer le candidat de cette opportunité. Une alerte est aussi envoyée au recruteur pour lui signaler ce profil très pertinent.</w:t>
+        <w:t>Alertes proactives : Si le score de Matching entre une offre et un candidat dépasse un seuil élevé (par exemple, 70%), le système Déclenche une Notification pour informer le candidat de cette opportunité. Une alerte est aussi envoyée au recruteur pour lui signaler ce profil très pertinent.</w:t>
       </w:r>
     </w:p>
     <w:p>
@@ -5743,13 +10595,7 @@
         <w:jc w:val="both"/>
       </w:pPr>
       <w:r>
-        <w:t xml:space="preserve">Suivi de candidature : Le recruteur est notifié de chaque nouvelle candidature. Il peut alors mettre à jour le </w:t>
-      </w:r>
-      <w:r>
-        <w:t>statut candidature</w:t>
-      </w:r>
-      <w:r>
-        <w:t xml:space="preserve"> (vue, présélectionnée, etc.), ce qui déclenche une nouvelle notification pour le candidat.</w:t>
+        <w:t>Suivi de candidature : Le recruteur est notifié de chaque nouvelle candidature. Il peut alors mettre à jour le statut candidature (vue, présélectionnée, etc.), ce qui déclenche une nouvelle notification pour le candidat.</w:t>
       </w:r>
     </w:p>
     <w:p/>
@@ -5903,7 +10749,7 @@
                     <pic:cNvPicPr/>
                   </pic:nvPicPr>
                   <pic:blipFill>
-                    <a:blip r:embed="rId12" cstate="print">
+                    <a:blip r:embed="rId27" cstate="print">
                       <a:extLst>
                         <a:ext uri="{28A0092B-C50C-407E-A947-70E740481C1C}">
                           <a14:useLocalDpi xmlns:a14="http://schemas.microsoft.com/office/drawing/2010/main" val="0"/>
@@ -5993,7 +10839,7 @@
                     <pic:cNvPicPr/>
                   </pic:nvPicPr>
                   <pic:blipFill>
-                    <a:blip r:embed="rId13" cstate="print">
+                    <a:blip r:embed="rId28" cstate="print">
                       <a:extLst>
                         <a:ext uri="{28A0092B-C50C-407E-A947-70E740481C1C}">
                           <a14:useLocalDpi xmlns:a14="http://schemas.microsoft.com/office/drawing/2010/main" val="0"/>
@@ -6098,7 +10944,7 @@
                     <pic:cNvPicPr/>
                   </pic:nvPicPr>
                   <pic:blipFill>
-                    <a:blip r:embed="rId14">
+                    <a:blip r:embed="rId29">
                       <a:extLst>
                         <a:ext uri="{28A0092B-C50C-407E-A947-70E740481C1C}">
                           <a14:useLocalDpi xmlns:a14="http://schemas.microsoft.com/office/drawing/2010/main" val="0"/>
@@ -6153,7 +10999,7 @@
                     <pic:cNvPicPr/>
                   </pic:nvPicPr>
                   <pic:blipFill>
-                    <a:blip r:embed="rId15">
+                    <a:blip r:embed="rId30">
                       <a:extLst>
                         <a:ext uri="{28A0092B-C50C-407E-A947-70E740481C1C}">
                           <a14:useLocalDpi xmlns:a14="http://schemas.microsoft.com/office/drawing/2010/main" val="0"/>
@@ -6370,7 +11216,7 @@
                     <pic:cNvPicPr/>
                   </pic:nvPicPr>
                   <pic:blipFill>
-                    <a:blip r:embed="rId16">
+                    <a:blip r:embed="rId31">
                       <a:extLst>
                         <a:ext uri="{28A0092B-C50C-407E-A947-70E740481C1C}">
                           <a14:useLocalDpi xmlns:a14="http://schemas.microsoft.com/office/drawing/2010/main" val="0"/>
@@ -6771,7 +11617,7 @@
                           <pic:cNvPicPr/>
                         </pic:nvPicPr>
                         <pic:blipFill>
-                          <a:blip r:embed="rId17" cstate="print">
+                          <a:blip r:embed="rId32" cstate="print">
                             <a:extLst>
                               <a:ext uri="{28A0092B-C50C-407E-A947-70E740481C1C}">
                                 <a14:useLocalDpi xmlns:a14="http://schemas.microsoft.com/office/drawing/2010/main" val="0"/>
@@ -6875,7 +11721,7 @@
                           <pic:cNvPicPr/>
                         </pic:nvPicPr>
                         <pic:blipFill>
-                          <a:blip r:embed="rId18" cstate="print">
+                          <a:blip r:embed="rId33" cstate="print">
                             <a:extLst>
                               <a:ext uri="{28A0092B-C50C-407E-A947-70E740481C1C}">
                                 <a14:useLocalDpi xmlns:a14="http://schemas.microsoft.com/office/drawing/2010/main" val="0"/>
@@ -6943,13 +11789,8 @@
               <w:jc w:val="center"/>
               <w:cnfStyle w:val="000000100000" w:firstRow="0" w:lastRow="0" w:firstColumn="0" w:lastColumn="0" w:oddVBand="0" w:evenVBand="0" w:oddHBand="1" w:evenHBand="0" w:firstRowFirstColumn="0" w:firstRowLastColumn="0" w:lastRowFirstColumn="0" w:lastRowLastColumn="0"/>
             </w:pPr>
-            <w:proofErr w:type="spellStart"/>
             <w:r>
-              <w:t>Supabase</w:t>
-            </w:r>
-            <w:proofErr w:type="spellEnd"/>
-            <w:r>
-              <w:t xml:space="preserve"> est une base de données open-source qui fournit un backend complet prêt à l’emploi.</w:t>
+              <w:t>Supabase est une base de données open-source qui fournit un backend complet prêt à l’emploi.</w:t>
             </w:r>
           </w:p>
           <w:p>
@@ -7007,7 +11848,7 @@
                           <pic:cNvPicPr/>
                         </pic:nvPicPr>
                         <pic:blipFill>
-                          <a:blip r:embed="rId19" cstate="print">
+                          <a:blip r:embed="rId34" cstate="print">
                             <a:extLst>
                               <a:ext uri="{28A0092B-C50C-407E-A947-70E740481C1C}">
                                 <a14:useLocalDpi xmlns:a14="http://schemas.microsoft.com/office/drawing/2010/main" val="0"/>
@@ -7118,7 +11959,7 @@
                           <pic:cNvPicPr/>
                         </pic:nvPicPr>
                         <pic:blipFill>
-                          <a:blip r:embed="rId20" cstate="print">
+                          <a:blip r:embed="rId35" cstate="print">
                             <a:extLst>
                               <a:ext uri="{28A0092B-C50C-407E-A947-70E740481C1C}">
                                 <a14:useLocalDpi xmlns:a14="http://schemas.microsoft.com/office/drawing/2010/main" val="0"/>
@@ -7197,15 +12038,7 @@
               <w:cnfStyle w:val="000000100000" w:firstRow="0" w:lastRow="0" w:firstColumn="0" w:lastColumn="0" w:oddVBand="0" w:evenVBand="0" w:oddHBand="1" w:evenHBand="0" w:firstRowFirstColumn="0" w:firstRowLastColumn="0" w:lastRowFirstColumn="0" w:lastRowLastColumn="0"/>
             </w:pPr>
             <w:r>
-              <w:t xml:space="preserve">Avec </w:t>
-            </w:r>
-            <w:proofErr w:type="spellStart"/>
-            <w:r>
-              <w:t>Hugging</w:t>
-            </w:r>
-            <w:proofErr w:type="spellEnd"/>
-            <w:r>
-              <w:t xml:space="preserve"> Face, il permet d’exploiter facilement des modèles NLP modernes.</w:t>
+              <w:t>Avec Hugging Face, il permet d’exploiter facilement des modèles NLP modernes.</w:t>
             </w:r>
           </w:p>
           <w:p>
@@ -7214,15 +12047,7 @@
               <w:cnfStyle w:val="000000100000" w:firstRow="0" w:lastRow="0" w:firstColumn="0" w:lastColumn="0" w:oddVBand="0" w:evenVBand="0" w:oddHBand="1" w:evenHBand="0" w:firstRowFirstColumn="0" w:firstRowLastColumn="0" w:lastRowFirstColumn="0" w:lastRowLastColumn="0"/>
             </w:pPr>
             <w:r>
-              <w:t xml:space="preserve">Avec </w:t>
-            </w:r>
-            <w:proofErr w:type="spellStart"/>
-            <w:r>
-              <w:t>spaCy</w:t>
-            </w:r>
-            <w:proofErr w:type="spellEnd"/>
-            <w:r>
-              <w:t>, il offre des outils rapides et fiables pour le traitement du langage naturel.</w:t>
+              <w:t>Avec spaCy, il offre des outils rapides et fiables pour le traitement du langage naturel.</w:t>
             </w:r>
           </w:p>
           <w:p>
@@ -7267,7 +12092,7 @@
                           <pic:cNvPicPr/>
                         </pic:nvPicPr>
                         <pic:blipFill>
-                          <a:blip r:embed="rId21" cstate="print">
+                          <a:blip r:embed="rId36" cstate="print">
                             <a:extLst>
                               <a:ext uri="{28A0092B-C50C-407E-A947-70E740481C1C}">
                                 <a14:useLocalDpi xmlns:a14="http://schemas.microsoft.com/office/drawing/2010/main" val="0"/>
@@ -7336,13 +12161,8 @@
               <w:jc w:val="center"/>
               <w:cnfStyle w:val="000000000000" w:firstRow="0" w:lastRow="0" w:firstColumn="0" w:lastColumn="0" w:oddVBand="0" w:evenVBand="0" w:oddHBand="0" w:evenHBand="0" w:firstRowFirstColumn="0" w:firstRowLastColumn="0" w:lastRowFirstColumn="0" w:lastRowLastColumn="0"/>
             </w:pPr>
-            <w:proofErr w:type="spellStart"/>
             <w:r>
-              <w:t>OneSignal</w:t>
-            </w:r>
-            <w:proofErr w:type="spellEnd"/>
-            <w:r>
-              <w:t xml:space="preserve"> est une plateforme spécialisée dans l’envoi de notifications push.</w:t>
+              <w:t>OneSignal est une plateforme spécialisée dans l’envoi de notifications push.</w:t>
             </w:r>
           </w:p>
           <w:p>
@@ -7400,7 +12220,7 @@
                           <pic:cNvPicPr/>
                         </pic:nvPicPr>
                         <pic:blipFill>
-                          <a:blip r:embed="rId22" cstate="print">
+                          <a:blip r:embed="rId37" cstate="print">
                             <a:extLst>
                               <a:ext uri="{28A0092B-C50C-407E-A947-70E740481C1C}">
                                 <a14:useLocalDpi xmlns:a14="http://schemas.microsoft.com/office/drawing/2010/main" val="0"/>
@@ -7477,15 +12297,7 @@
               <w:cnfStyle w:val="000000100000" w:firstRow="0" w:lastRow="0" w:firstColumn="0" w:lastColumn="0" w:oddVBand="0" w:evenVBand="0" w:oddHBand="1" w:evenHBand="0" w:firstRowFirstColumn="0" w:firstRowLastColumn="0" w:lastRowFirstColumn="0" w:lastRowLastColumn="0"/>
             </w:pPr>
             <w:r>
-              <w:t xml:space="preserve">Google </w:t>
-            </w:r>
-            <w:proofErr w:type="spellStart"/>
-            <w:r>
-              <w:t>Maps</w:t>
-            </w:r>
-            <w:proofErr w:type="spellEnd"/>
-            <w:r>
-              <w:t xml:space="preserve"> est une API qui fournit des cartes interactives et la géolocalisation.</w:t>
+              <w:t>Google Maps est une API qui fournit des cartes interactives et la géolocalisation.</w:t>
             </w:r>
           </w:p>
           <w:p>
@@ -7538,7 +12350,7 @@
                           <pic:cNvPicPr/>
                         </pic:nvPicPr>
                         <pic:blipFill>
-                          <a:blip r:embed="rId23" cstate="print">
+                          <a:blip r:embed="rId38" cstate="print">
                             <a:extLst>
                               <a:ext uri="{28A0092B-C50C-407E-A947-70E740481C1C}">
                                 <a14:useLocalDpi xmlns:a14="http://schemas.microsoft.com/office/drawing/2010/main" val="0"/>
@@ -7584,7 +12396,7 @@
                           <pic:cNvPicPr/>
                         </pic:nvPicPr>
                         <pic:blipFill>
-                          <a:blip r:embed="rId24" cstate="print">
+                          <a:blip r:embed="rId39" cstate="print">
                             <a:extLst>
                               <a:ext uri="{28A0092B-C50C-407E-A947-70E740481C1C}">
                                 <a14:useLocalDpi xmlns:a14="http://schemas.microsoft.com/office/drawing/2010/main" val="0"/>
@@ -7715,7 +12527,7 @@
                           <pic:cNvPicPr/>
                         </pic:nvPicPr>
                         <pic:blipFill>
-                          <a:blip r:embed="rId25" cstate="print">
+                          <a:blip r:embed="rId40" cstate="print">
                             <a:extLst>
                               <a:ext uri="{28A0092B-C50C-407E-A947-70E740481C1C}">
                                 <a14:useLocalDpi xmlns:a14="http://schemas.microsoft.com/office/drawing/2010/main" val="0"/>
@@ -7824,7 +12636,7 @@
                           <pic:cNvPicPr/>
                         </pic:nvPicPr>
                         <pic:blipFill>
-                          <a:blip r:embed="rId26" cstate="print">
+                          <a:blip r:embed="rId41" cstate="print">
                             <a:extLst>
                               <a:ext uri="{28A0092B-C50C-407E-A947-70E740481C1C}">
                                 <a14:useLocalDpi xmlns:a14="http://schemas.microsoft.com/office/drawing/2010/main" val="0"/>
@@ -8085,6 +12897,25 @@
         <w:t xml:space="preserve"> pour supporter une montée en charge et garantir une meilleure disponibilité du service.</w:t>
       </w:r>
     </w:p>
+    <w:p>
+      <w:pPr>
+        <w:pStyle w:val="Paragraphedeliste"/>
+      </w:pPr>
+    </w:p>
+    <w:p>
+      <w:pPr>
+        <w:pStyle w:val="Paragraphedeliste"/>
+        <w:numPr>
+          <w:ilvl w:val="0"/>
+          <w:numId w:val="83"/>
+        </w:numPr>
+        <w:spacing w:after="160"/>
+        <w:jc w:val="both"/>
+      </w:pPr>
+      <w:r>
+        <w:t xml:space="preserve">Mise ne relation du logiciel avec le centre de déclaration des impôt pour la vérification des NUI </w:t>
+      </w:r>
+    </w:p>
     <w:p/>
     <w:p>
       <w:r>
@@ -8097,7 +12928,7 @@
       </w:pPr>
     </w:p>
     <w:sectPr>
-      <w:headerReference w:type="default" r:id="rId27"/>
+      <w:headerReference w:type="default" r:id="rId42"/>
       <w:pgSz w:w="11906" w:h="16838"/>
       <w:pgMar w:top="1417" w:right="1417" w:bottom="1417" w:left="1417" w:header="708" w:footer="708" w:gutter="0"/>
       <w:cols w:space="708"/>
@@ -8108,7 +12939,7 @@
 </file>
 
 <file path=word/endnotes.xml><?xml version="1.0" encoding="utf-8"?>
-<w:endnotes xmlns:wpc="http://schemas.microsoft.com/office/word/2010/wordprocessingCanvas" xmlns:cx="http://schemas.microsoft.com/office/drawing/2014/chartex" xmlns:cx1="http://schemas.microsoft.com/office/drawing/2015/9/8/chartex" xmlns:cx2="http://schemas.microsoft.com/office/drawing/2015/10/21/chartex" xmlns:cx3="http://schemas.microsoft.com/office/drawing/2016/5/9/chartex" xmlns:cx4="http://schemas.microsoft.com/office/drawing/2016/5/10/chartex" xmlns:cx5="http://schemas.microsoft.com/office/drawing/2016/5/11/chartex" xmlns:cx6="http://schemas.microsoft.com/office/drawing/2016/5/12/chartex" xmlns:cx7="http://schemas.microsoft.com/office/drawing/2016/5/13/chartex" xmlns:cx8="http://schemas.microsoft.com/office/drawing/2016/5/14/chartex" xmlns:mc="http://schemas.openxmlformats.org/markup-compatibility/2006" xmlns:aink="http://schemas.microsoft.com/office/drawing/2016/ink" xmlns:am3d="http://schemas.microsoft.com/office/drawing/2017/model3d" xmlns:o="urn:schemas-microsoft-com:office:office" xmlns:oel="http://schemas.microsoft.com/office/2019/extlst" xmlns:r="http://schemas.openxmlformats.org/officeDocument/2006/relationships" xmlns:m="http://schemas.openxmlformats.org/officeDocument/2006/math" xmlns:v="urn:schemas-microsoft-com:vml" xmlns:wp14="http://schemas.microsoft.com/office/word/2010/wordprocessingDrawing" xmlns:wp="http://schemas.openxmlformats.org/drawingml/2006/wordprocessingDrawing" xmlns:w10="urn:schemas-microsoft-com:office:word" xmlns:w="http://schemas.openxmlformats.org/wordprocessingml/2006/main" xmlns:w14="http://schemas.microsoft.com/office/word/2010/wordml" xmlns:w15="http://schemas.microsoft.com/office/word/2012/wordml" xmlns:w16cex="http://schemas.microsoft.com/office/word/2018/wordml/cex" xmlns:w16cid="http://schemas.microsoft.com/office/word/2016/wordml/cid" xmlns:w16="http://schemas.microsoft.com/office/word/2018/wordml" xmlns:w16du="http://schemas.microsoft.com/office/word/2023/wordml/word16du" xmlns:w16sdtdh="http://schemas.microsoft.com/office/word/2020/wordml/sdtdatahash" xmlns:w16se="http://schemas.microsoft.com/office/word/2015/wordml/symex" xmlns:wpg="http://schemas.microsoft.com/office/word/2010/wordprocessingGroup" xmlns:wpi="http://schemas.microsoft.com/office/word/2010/wordprocessingInk" xmlns:wne="http://schemas.microsoft.com/office/word/2006/wordml" xmlns:wps="http://schemas.microsoft.com/office/word/2010/wordprocessingShape" mc:Ignorable="w14 w15 w16se w16cid w16 w16cex w16sdtdh w16du wp14">
+<w:endnotes xmlns:wpc="http://schemas.microsoft.com/office/word/2010/wordprocessingCanvas" xmlns:cx="http://schemas.microsoft.com/office/drawing/2014/chartex" xmlns:cx1="http://schemas.microsoft.com/office/drawing/2015/9/8/chartex" xmlns:cx2="http://schemas.microsoft.com/office/drawing/2015/10/21/chartex" xmlns:cx3="http://schemas.microsoft.com/office/drawing/2016/5/9/chartex" xmlns:cx4="http://schemas.microsoft.com/office/drawing/2016/5/10/chartex" xmlns:cx5="http://schemas.microsoft.com/office/drawing/2016/5/11/chartex" xmlns:cx6="http://schemas.microsoft.com/office/drawing/2016/5/12/chartex" xmlns:cx7="http://schemas.microsoft.com/office/drawing/2016/5/13/chartex" xmlns:cx8="http://schemas.microsoft.com/office/drawing/2016/5/14/chartex" xmlns:mc="http://schemas.openxmlformats.org/markup-compatibility/2006" xmlns:aink="http://schemas.microsoft.com/office/drawing/2016/ink" xmlns:am3d="http://schemas.microsoft.com/office/drawing/2017/model3d" xmlns:o="urn:schemas-microsoft-com:office:office" xmlns:oel="http://schemas.microsoft.com/office/2019/extlst" xmlns:r="http://schemas.openxmlformats.org/officeDocument/2006/relationships" xmlns:m="http://schemas.openxmlformats.org/officeDocument/2006/math" xmlns:v="urn:schemas-microsoft-com:vml" xmlns:wp14="http://schemas.microsoft.com/office/word/2010/wordprocessingDrawing" xmlns:wp="http://schemas.openxmlformats.org/drawingml/2006/wordprocessingDrawing" xmlns:w10="urn:schemas-microsoft-com:office:word" xmlns:w="http://schemas.openxmlformats.org/wordprocessingml/2006/main" xmlns:w14="http://schemas.microsoft.com/office/word/2010/wordml" xmlns:w15="http://schemas.microsoft.com/office/word/2012/wordml" xmlns:w16cex="http://schemas.microsoft.com/office/word/2018/wordml/cex" xmlns:w16cid="http://schemas.microsoft.com/office/word/2016/wordml/cid" xmlns:w16="http://schemas.microsoft.com/office/word/2018/wordml" xmlns:w16du="http://schemas.microsoft.com/office/word/2023/wordml/word16du" xmlns:w16sdtdh="http://schemas.microsoft.com/office/word/2020/wordml/sdtdatahash" xmlns:w16sdtfl="http://schemas.microsoft.com/office/word/2024/wordml/sdtformatlock" xmlns:w16se="http://schemas.microsoft.com/office/word/2015/wordml/symex" xmlns:wpg="http://schemas.microsoft.com/office/word/2010/wordprocessingGroup" xmlns:wpi="http://schemas.microsoft.com/office/word/2010/wordprocessingInk" xmlns:wne="http://schemas.microsoft.com/office/word/2006/wordml" xmlns:wps="http://schemas.microsoft.com/office/word/2010/wordprocessingShape" mc:Ignorable="w14 w15 w16se w16cid w16 w16cex w16sdtdh w16sdtfl w16du wp14">
   <w:endnote w:type="separator" w:id="-1">
     <w:p>
       <w:pPr>
@@ -8133,7 +12964,7 @@
 </file>
 
 <file path=word/footnotes.xml><?xml version="1.0" encoding="utf-8"?>
-<w:footnotes xmlns:wpc="http://schemas.microsoft.com/office/word/2010/wordprocessingCanvas" xmlns:cx="http://schemas.microsoft.com/office/drawing/2014/chartex" xmlns:cx1="http://schemas.microsoft.com/office/drawing/2015/9/8/chartex" xmlns:cx2="http://schemas.microsoft.com/office/drawing/2015/10/21/chartex" xmlns:cx3="http://schemas.microsoft.com/office/drawing/2016/5/9/chartex" xmlns:cx4="http://schemas.microsoft.com/office/drawing/2016/5/10/chartex" xmlns:cx5="http://schemas.microsoft.com/office/drawing/2016/5/11/chartex" xmlns:cx6="http://schemas.microsoft.com/office/drawing/2016/5/12/chartex" xmlns:cx7="http://schemas.microsoft.com/office/drawing/2016/5/13/chartex" xmlns:cx8="http://schemas.microsoft.com/office/drawing/2016/5/14/chartex" xmlns:mc="http://schemas.openxmlformats.org/markup-compatibility/2006" xmlns:aink="http://schemas.microsoft.com/office/drawing/2016/ink" xmlns:am3d="http://schemas.microsoft.com/office/drawing/2017/model3d" xmlns:o="urn:schemas-microsoft-com:office:office" xmlns:oel="http://schemas.microsoft.com/office/2019/extlst" xmlns:r="http://schemas.openxmlformats.org/officeDocument/2006/relationships" xmlns:m="http://schemas.openxmlformats.org/officeDocument/2006/math" xmlns:v="urn:schemas-microsoft-com:vml" xmlns:wp14="http://schemas.microsoft.com/office/word/2010/wordprocessingDrawing" xmlns:wp="http://schemas.openxmlformats.org/drawingml/2006/wordprocessingDrawing" xmlns:w10="urn:schemas-microsoft-com:office:word" xmlns:w="http://schemas.openxmlformats.org/wordprocessingml/2006/main" xmlns:w14="http://schemas.microsoft.com/office/word/2010/wordml" xmlns:w15="http://schemas.microsoft.com/office/word/2012/wordml" xmlns:w16cex="http://schemas.microsoft.com/office/word/2018/wordml/cex" xmlns:w16cid="http://schemas.microsoft.com/office/word/2016/wordml/cid" xmlns:w16="http://schemas.microsoft.com/office/word/2018/wordml" xmlns:w16du="http://schemas.microsoft.com/office/word/2023/wordml/word16du" xmlns:w16sdtdh="http://schemas.microsoft.com/office/word/2020/wordml/sdtdatahash" xmlns:w16se="http://schemas.microsoft.com/office/word/2015/wordml/symex" xmlns:wpg="http://schemas.microsoft.com/office/word/2010/wordprocessingGroup" xmlns:wpi="http://schemas.microsoft.com/office/word/2010/wordprocessingInk" xmlns:wne="http://schemas.microsoft.com/office/word/2006/wordml" xmlns:wps="http://schemas.microsoft.com/office/word/2010/wordprocessingShape" mc:Ignorable="w14 w15 w16se w16cid w16 w16cex w16sdtdh w16du wp14">
+<w:footnotes xmlns:wpc="http://schemas.microsoft.com/office/word/2010/wordprocessingCanvas" xmlns:cx="http://schemas.microsoft.com/office/drawing/2014/chartex" xmlns:cx1="http://schemas.microsoft.com/office/drawing/2015/9/8/chartex" xmlns:cx2="http://schemas.microsoft.com/office/drawing/2015/10/21/chartex" xmlns:cx3="http://schemas.microsoft.com/office/drawing/2016/5/9/chartex" xmlns:cx4="http://schemas.microsoft.com/office/drawing/2016/5/10/chartex" xmlns:cx5="http://schemas.microsoft.com/office/drawing/2016/5/11/chartex" xmlns:cx6="http://schemas.microsoft.com/office/drawing/2016/5/12/chartex" xmlns:cx7="http://schemas.microsoft.com/office/drawing/2016/5/13/chartex" xmlns:cx8="http://schemas.microsoft.com/office/drawing/2016/5/14/chartex" xmlns:mc="http://schemas.openxmlformats.org/markup-compatibility/2006" xmlns:aink="http://schemas.microsoft.com/office/drawing/2016/ink" xmlns:am3d="http://schemas.microsoft.com/office/drawing/2017/model3d" xmlns:o="urn:schemas-microsoft-com:office:office" xmlns:oel="http://schemas.microsoft.com/office/2019/extlst" xmlns:r="http://schemas.openxmlformats.org/officeDocument/2006/relationships" xmlns:m="http://schemas.openxmlformats.org/officeDocument/2006/math" xmlns:v="urn:schemas-microsoft-com:vml" xmlns:wp14="http://schemas.microsoft.com/office/word/2010/wordprocessingDrawing" xmlns:wp="http://schemas.openxmlformats.org/drawingml/2006/wordprocessingDrawing" xmlns:w10="urn:schemas-microsoft-com:office:word" xmlns:w="http://schemas.openxmlformats.org/wordprocessingml/2006/main" xmlns:w14="http://schemas.microsoft.com/office/word/2010/wordml" xmlns:w15="http://schemas.microsoft.com/office/word/2012/wordml" xmlns:w16cex="http://schemas.microsoft.com/office/word/2018/wordml/cex" xmlns:w16cid="http://schemas.microsoft.com/office/word/2016/wordml/cid" xmlns:w16="http://schemas.microsoft.com/office/word/2018/wordml" xmlns:w16du="http://schemas.microsoft.com/office/word/2023/wordml/word16du" xmlns:w16sdtdh="http://schemas.microsoft.com/office/word/2020/wordml/sdtdatahash" xmlns:w16sdtfl="http://schemas.microsoft.com/office/word/2024/wordml/sdtformatlock" xmlns:w16se="http://schemas.microsoft.com/office/word/2015/wordml/symex" xmlns:wpg="http://schemas.microsoft.com/office/word/2010/wordprocessingGroup" xmlns:wpi="http://schemas.microsoft.com/office/word/2010/wordprocessingInk" xmlns:wne="http://schemas.microsoft.com/office/word/2006/wordml" xmlns:wps="http://schemas.microsoft.com/office/word/2010/wordprocessingShape" mc:Ignorable="w14 w15 w16se w16cid w16 w16cex w16sdtdh w16sdtfl w16du wp14">
   <w:footnote w:type="separator" w:id="-1">
     <w:p>
       <w:pPr>
@@ -8158,7 +12989,7 @@
 </file>
 
 <file path=word/header1.xml><?xml version="1.0" encoding="utf-8"?>
-<w:hdr xmlns:wpc="http://schemas.microsoft.com/office/word/2010/wordprocessingCanvas" xmlns:cx="http://schemas.microsoft.com/office/drawing/2014/chartex" xmlns:cx1="http://schemas.microsoft.com/office/drawing/2015/9/8/chartex" xmlns:cx2="http://schemas.microsoft.com/office/drawing/2015/10/21/chartex" xmlns:cx3="http://schemas.microsoft.com/office/drawing/2016/5/9/chartex" xmlns:cx4="http://schemas.microsoft.com/office/drawing/2016/5/10/chartex" xmlns:cx5="http://schemas.microsoft.com/office/drawing/2016/5/11/chartex" xmlns:cx6="http://schemas.microsoft.com/office/drawing/2016/5/12/chartex" xmlns:cx7="http://schemas.microsoft.com/office/drawing/2016/5/13/chartex" xmlns:cx8="http://schemas.microsoft.com/office/drawing/2016/5/14/chartex" xmlns:mc="http://schemas.openxmlformats.org/markup-compatibility/2006" xmlns:aink="http://schemas.microsoft.com/office/drawing/2016/ink" xmlns:am3d="http://schemas.microsoft.com/office/drawing/2017/model3d" xmlns:o="urn:schemas-microsoft-com:office:office" xmlns:oel="http://schemas.microsoft.com/office/2019/extlst" xmlns:r="http://schemas.openxmlformats.org/officeDocument/2006/relationships" xmlns:m="http://schemas.openxmlformats.org/officeDocument/2006/math" xmlns:v="urn:schemas-microsoft-com:vml" xmlns:wp14="http://schemas.microsoft.com/office/word/2010/wordprocessingDrawing" xmlns:wp="http://schemas.openxmlformats.org/drawingml/2006/wordprocessingDrawing" xmlns:w10="urn:schemas-microsoft-com:office:word" xmlns:w="http://schemas.openxmlformats.org/wordprocessingml/2006/main" xmlns:w14="http://schemas.microsoft.com/office/word/2010/wordml" xmlns:w15="http://schemas.microsoft.com/office/word/2012/wordml" xmlns:w16cex="http://schemas.microsoft.com/office/word/2018/wordml/cex" xmlns:w16cid="http://schemas.microsoft.com/office/word/2016/wordml/cid" xmlns:w16="http://schemas.microsoft.com/office/word/2018/wordml" xmlns:w16du="http://schemas.microsoft.com/office/word/2023/wordml/word16du" xmlns:w16sdtdh="http://schemas.microsoft.com/office/word/2020/wordml/sdtdatahash" xmlns:w16se="http://schemas.microsoft.com/office/word/2015/wordml/symex" xmlns:wpg="http://schemas.microsoft.com/office/word/2010/wordprocessingGroup" xmlns:wpi="http://schemas.microsoft.com/office/word/2010/wordprocessingInk" xmlns:wne="http://schemas.microsoft.com/office/word/2006/wordml" xmlns:wps="http://schemas.microsoft.com/office/word/2010/wordprocessingShape" mc:Ignorable="w14 w15 w16se w16cid w16 w16cex w16sdtdh w16du wp14">
+<w:hdr xmlns:wpc="http://schemas.microsoft.com/office/word/2010/wordprocessingCanvas" xmlns:cx="http://schemas.microsoft.com/office/drawing/2014/chartex" xmlns:cx1="http://schemas.microsoft.com/office/drawing/2015/9/8/chartex" xmlns:cx2="http://schemas.microsoft.com/office/drawing/2015/10/21/chartex" xmlns:cx3="http://schemas.microsoft.com/office/drawing/2016/5/9/chartex" xmlns:cx4="http://schemas.microsoft.com/office/drawing/2016/5/10/chartex" xmlns:cx5="http://schemas.microsoft.com/office/drawing/2016/5/11/chartex" xmlns:cx6="http://schemas.microsoft.com/office/drawing/2016/5/12/chartex" xmlns:cx7="http://schemas.microsoft.com/office/drawing/2016/5/13/chartex" xmlns:cx8="http://schemas.microsoft.com/office/drawing/2016/5/14/chartex" xmlns:mc="http://schemas.openxmlformats.org/markup-compatibility/2006" xmlns:aink="http://schemas.microsoft.com/office/drawing/2016/ink" xmlns:am3d="http://schemas.microsoft.com/office/drawing/2017/model3d" xmlns:o="urn:schemas-microsoft-com:office:office" xmlns:oel="http://schemas.microsoft.com/office/2019/extlst" xmlns:r="http://schemas.openxmlformats.org/officeDocument/2006/relationships" xmlns:m="http://schemas.openxmlformats.org/officeDocument/2006/math" xmlns:v="urn:schemas-microsoft-com:vml" xmlns:wp14="http://schemas.microsoft.com/office/word/2010/wordprocessingDrawing" xmlns:wp="http://schemas.openxmlformats.org/drawingml/2006/wordprocessingDrawing" xmlns:w10="urn:schemas-microsoft-com:office:word" xmlns:w="http://schemas.openxmlformats.org/wordprocessingml/2006/main" xmlns:w14="http://schemas.microsoft.com/office/word/2010/wordml" xmlns:w15="http://schemas.microsoft.com/office/word/2012/wordml" xmlns:w16cex="http://schemas.microsoft.com/office/word/2018/wordml/cex" xmlns:w16cid="http://schemas.microsoft.com/office/word/2016/wordml/cid" xmlns:w16="http://schemas.microsoft.com/office/word/2018/wordml" xmlns:w16du="http://schemas.microsoft.com/office/word/2023/wordml/word16du" xmlns:w16sdtdh="http://schemas.microsoft.com/office/word/2020/wordml/sdtdatahash" xmlns:w16sdtfl="http://schemas.microsoft.com/office/word/2024/wordml/sdtformatlock" xmlns:w16se="http://schemas.microsoft.com/office/word/2015/wordml/symex" xmlns:wpg="http://schemas.microsoft.com/office/word/2010/wordprocessingGroup" xmlns:wpi="http://schemas.microsoft.com/office/word/2010/wordprocessingInk" xmlns:wne="http://schemas.microsoft.com/office/word/2006/wordml" xmlns:wps="http://schemas.microsoft.com/office/word/2010/wordprocessingShape" mc:Ignorable="w14 w15 w16se w16cid w16 w16cex w16sdtdh w16sdtfl w16du wp14">
   <w:p>
     <w:pPr>
       <w:pStyle w:val="En-tte"/>
@@ -8185,7 +13016,7 @@
 </file>
 
 <file path=word/numbering.xml><?xml version="1.0" encoding="utf-8"?>
-<w:numbering xmlns:wpc="http://schemas.microsoft.com/office/word/2010/wordprocessingCanvas" xmlns:cx="http://schemas.microsoft.com/office/drawing/2014/chartex" xmlns:cx1="http://schemas.microsoft.com/office/drawing/2015/9/8/chartex" xmlns:cx2="http://schemas.microsoft.com/office/drawing/2015/10/21/chartex" xmlns:cx3="http://schemas.microsoft.com/office/drawing/2016/5/9/chartex" xmlns:cx4="http://schemas.microsoft.com/office/drawing/2016/5/10/chartex" xmlns:cx5="http://schemas.microsoft.com/office/drawing/2016/5/11/chartex" xmlns:cx6="http://schemas.microsoft.com/office/drawing/2016/5/12/chartex" xmlns:cx7="http://schemas.microsoft.com/office/drawing/2016/5/13/chartex" xmlns:cx8="http://schemas.microsoft.com/office/drawing/2016/5/14/chartex" xmlns:mc="http://schemas.openxmlformats.org/markup-compatibility/2006" xmlns:aink="http://schemas.microsoft.com/office/drawing/2016/ink" xmlns:am3d="http://schemas.microsoft.com/office/drawing/2017/model3d" xmlns:o="urn:schemas-microsoft-com:office:office" xmlns:oel="http://schemas.microsoft.com/office/2019/extlst" xmlns:r="http://schemas.openxmlformats.org/officeDocument/2006/relationships" xmlns:m="http://schemas.openxmlformats.org/officeDocument/2006/math" xmlns:v="urn:schemas-microsoft-com:vml" xmlns:wp14="http://schemas.microsoft.com/office/word/2010/wordprocessingDrawing" xmlns:wp="http://schemas.openxmlformats.org/drawingml/2006/wordprocessingDrawing" xmlns:w10="urn:schemas-microsoft-com:office:word" xmlns:w="http://schemas.openxmlformats.org/wordprocessingml/2006/main" xmlns:w14="http://schemas.microsoft.com/office/word/2010/wordml" xmlns:w15="http://schemas.microsoft.com/office/word/2012/wordml" xmlns:w16cex="http://schemas.microsoft.com/office/word/2018/wordml/cex" xmlns:w16cid="http://schemas.microsoft.com/office/word/2016/wordml/cid" xmlns:w16="http://schemas.microsoft.com/office/word/2018/wordml" xmlns:w16du="http://schemas.microsoft.com/office/word/2023/wordml/word16du" xmlns:w16sdtdh="http://schemas.microsoft.com/office/word/2020/wordml/sdtdatahash" xmlns:w16se="http://schemas.microsoft.com/office/word/2015/wordml/symex" xmlns:wpg="http://schemas.microsoft.com/office/word/2010/wordprocessingGroup" xmlns:wpi="http://schemas.microsoft.com/office/word/2010/wordprocessingInk" xmlns:wne="http://schemas.microsoft.com/office/word/2006/wordml" xmlns:wps="http://schemas.microsoft.com/office/word/2010/wordprocessingShape" mc:Ignorable="w14 w15 w16se w16cid w16 w16cex w16sdtdh w16du wp14">
+<w:numbering xmlns:wpc="http://schemas.microsoft.com/office/word/2010/wordprocessingCanvas" xmlns:cx="http://schemas.microsoft.com/office/drawing/2014/chartex" xmlns:cx1="http://schemas.microsoft.com/office/drawing/2015/9/8/chartex" xmlns:cx2="http://schemas.microsoft.com/office/drawing/2015/10/21/chartex" xmlns:cx3="http://schemas.microsoft.com/office/drawing/2016/5/9/chartex" xmlns:cx4="http://schemas.microsoft.com/office/drawing/2016/5/10/chartex" xmlns:cx5="http://schemas.microsoft.com/office/drawing/2016/5/11/chartex" xmlns:cx6="http://schemas.microsoft.com/office/drawing/2016/5/12/chartex" xmlns:cx7="http://schemas.microsoft.com/office/drawing/2016/5/13/chartex" xmlns:cx8="http://schemas.microsoft.com/office/drawing/2016/5/14/chartex" xmlns:mc="http://schemas.openxmlformats.org/markup-compatibility/2006" xmlns:aink="http://schemas.microsoft.com/office/drawing/2016/ink" xmlns:am3d="http://schemas.microsoft.com/office/drawing/2017/model3d" xmlns:o="urn:schemas-microsoft-com:office:office" xmlns:oel="http://schemas.microsoft.com/office/2019/extlst" xmlns:r="http://schemas.openxmlformats.org/officeDocument/2006/relationships" xmlns:m="http://schemas.openxmlformats.org/officeDocument/2006/math" xmlns:v="urn:schemas-microsoft-com:vml" xmlns:wp14="http://schemas.microsoft.com/office/word/2010/wordprocessingDrawing" xmlns:wp="http://schemas.openxmlformats.org/drawingml/2006/wordprocessingDrawing" xmlns:w10="urn:schemas-microsoft-com:office:word" xmlns:w="http://schemas.openxmlformats.org/wordprocessingml/2006/main" xmlns:w14="http://schemas.microsoft.com/office/word/2010/wordml" xmlns:w15="http://schemas.microsoft.com/office/word/2012/wordml" xmlns:w16cex="http://schemas.microsoft.com/office/word/2018/wordml/cex" xmlns:w16cid="http://schemas.microsoft.com/office/word/2016/wordml/cid" xmlns:w16="http://schemas.microsoft.com/office/word/2018/wordml" xmlns:w16du="http://schemas.microsoft.com/office/word/2023/wordml/word16du" xmlns:w16sdtdh="http://schemas.microsoft.com/office/word/2020/wordml/sdtdatahash" xmlns:w16sdtfl="http://schemas.microsoft.com/office/word/2024/wordml/sdtformatlock" xmlns:w16se="http://schemas.microsoft.com/office/word/2015/wordml/symex" xmlns:wpg="http://schemas.microsoft.com/office/word/2010/wordprocessingGroup" xmlns:wpi="http://schemas.microsoft.com/office/word/2010/wordprocessingInk" xmlns:wne="http://schemas.microsoft.com/office/word/2006/wordml" xmlns:wps="http://schemas.microsoft.com/office/word/2010/wordprocessingShape" mc:Ignorable="w14 w15 w16se w16cid w16 w16cex w16sdtdh w16sdtfl w16du wp14">
   <w:numPicBullet w:numPicBulletId="0">
     <w:pict>
       <v:shapetype id="_x0000_t75" coordsize="21600,21600" o:spt="75" o:preferrelative="t" path="m@4@5l@4@11@9@11@9@5xe" filled="f" stroked="f">
@@ -8207,7 +13038,7 @@
         <v:path o:extrusionok="f" gradientshapeok="t" o:connecttype="rect"/>
         <o:lock v:ext="edit" aspectratio="t"/>
       </v:shapetype>
-      <v:shape id="_x0000_i1047" type="#_x0000_t75" style="width:11.25pt;height:11.25pt" o:bullet="t">
+      <v:shape id="_x0000_i1406" type="#_x0000_t75" style="width:11.25pt;height:11.25pt" o:bullet="t">
         <v:imagedata r:id="rId1" o:title="msoE5A4"/>
       </v:shape>
     </w:pict>
@@ -8552,6 +13383,92 @@
     </w:lvl>
   </w:abstractNum>
   <w:abstractNum w:abstractNumId="3" w15:restartNumberingAfterBreak="0">
+    <w:nsid w:val="036A2E98"/>
+    <w:multiLevelType w:val="hybridMultilevel"/>
+    <w:tmpl w:val="608E8F76"/>
+    <w:lvl w:ilvl="0" w:tplc="040C0017">
+      <w:start w:val="1"/>
+      <w:numFmt w:val="lowerLetter"/>
+      <w:lvlText w:val="%1)"/>
+      <w:lvlJc w:val="left"/>
+      <w:pPr>
+        <w:ind w:left="720" w:hanging="360"/>
+      </w:pPr>
+    </w:lvl>
+    <w:lvl w:ilvl="1" w:tplc="040C0019" w:tentative="1">
+      <w:start w:val="1"/>
+      <w:numFmt w:val="lowerLetter"/>
+      <w:lvlText w:val="%2."/>
+      <w:lvlJc w:val="left"/>
+      <w:pPr>
+        <w:ind w:left="1440" w:hanging="360"/>
+      </w:pPr>
+    </w:lvl>
+    <w:lvl w:ilvl="2" w:tplc="040C001B" w:tentative="1">
+      <w:start w:val="1"/>
+      <w:numFmt w:val="lowerRoman"/>
+      <w:lvlText w:val="%3."/>
+      <w:lvlJc w:val="right"/>
+      <w:pPr>
+        <w:ind w:left="2160" w:hanging="180"/>
+      </w:pPr>
+    </w:lvl>
+    <w:lvl w:ilvl="3" w:tplc="040C000F" w:tentative="1">
+      <w:start w:val="1"/>
+      <w:numFmt w:val="decimal"/>
+      <w:lvlText w:val="%4."/>
+      <w:lvlJc w:val="left"/>
+      <w:pPr>
+        <w:ind w:left="2880" w:hanging="360"/>
+      </w:pPr>
+    </w:lvl>
+    <w:lvl w:ilvl="4" w:tplc="040C0019" w:tentative="1">
+      <w:start w:val="1"/>
+      <w:numFmt w:val="lowerLetter"/>
+      <w:lvlText w:val="%5."/>
+      <w:lvlJc w:val="left"/>
+      <w:pPr>
+        <w:ind w:left="3600" w:hanging="360"/>
+      </w:pPr>
+    </w:lvl>
+    <w:lvl w:ilvl="5" w:tplc="040C001B" w:tentative="1">
+      <w:start w:val="1"/>
+      <w:numFmt w:val="lowerRoman"/>
+      <w:lvlText w:val="%6."/>
+      <w:lvlJc w:val="right"/>
+      <w:pPr>
+        <w:ind w:left="4320" w:hanging="180"/>
+      </w:pPr>
+    </w:lvl>
+    <w:lvl w:ilvl="6" w:tplc="040C000F" w:tentative="1">
+      <w:start w:val="1"/>
+      <w:numFmt w:val="decimal"/>
+      <w:lvlText w:val="%7."/>
+      <w:lvlJc w:val="left"/>
+      <w:pPr>
+        <w:ind w:left="5040" w:hanging="360"/>
+      </w:pPr>
+    </w:lvl>
+    <w:lvl w:ilvl="7" w:tplc="040C0019" w:tentative="1">
+      <w:start w:val="1"/>
+      <w:numFmt w:val="lowerLetter"/>
+      <w:lvlText w:val="%8."/>
+      <w:lvlJc w:val="left"/>
+      <w:pPr>
+        <w:ind w:left="5760" w:hanging="360"/>
+      </w:pPr>
+    </w:lvl>
+    <w:lvl w:ilvl="8" w:tplc="040C001B" w:tentative="1">
+      <w:start w:val="1"/>
+      <w:numFmt w:val="lowerRoman"/>
+      <w:lvlText w:val="%9."/>
+      <w:lvlJc w:val="right"/>
+      <w:pPr>
+        <w:ind w:left="6480" w:hanging="180"/>
+      </w:pPr>
+    </w:lvl>
+  </w:abstractNum>
+  <w:abstractNum w:abstractNumId="4" w15:restartNumberingAfterBreak="0">
     <w:nsid w:val="04D500D8"/>
     <w:multiLevelType w:val="hybridMultilevel"/>
     <w:tmpl w:val="FD1CB526"/>
@@ -8637,7 +13554,7 @@
       </w:pPr>
     </w:lvl>
   </w:abstractNum>
-  <w:abstractNum w:abstractNumId="4" w15:restartNumberingAfterBreak="0">
+  <w:abstractNum w:abstractNumId="5" w15:restartNumberingAfterBreak="0">
     <w:nsid w:val="04F2590B"/>
     <w:multiLevelType w:val="hybridMultilevel"/>
     <w:tmpl w:val="4A82BA5E"/>
@@ -8750,7 +13667,7 @@
       </w:rPr>
     </w:lvl>
   </w:abstractNum>
-  <w:abstractNum w:abstractNumId="5" w15:restartNumberingAfterBreak="0">
+  <w:abstractNum w:abstractNumId="6" w15:restartNumberingAfterBreak="0">
     <w:nsid w:val="05053722"/>
     <w:multiLevelType w:val="hybridMultilevel"/>
     <w:tmpl w:val="C62CFD10"/>
@@ -8863,7 +13780,120 @@
       </w:rPr>
     </w:lvl>
   </w:abstractNum>
-  <w:abstractNum w:abstractNumId="6" w15:restartNumberingAfterBreak="0">
+  <w:abstractNum w:abstractNumId="7" w15:restartNumberingAfterBreak="0">
+    <w:nsid w:val="052E5BC3"/>
+    <w:multiLevelType w:val="hybridMultilevel"/>
+    <w:tmpl w:val="2FA40912"/>
+    <w:lvl w:ilvl="0" w:tplc="040C000B">
+      <w:start w:val="1"/>
+      <w:numFmt w:val="bullet"/>
+      <w:lvlText w:val=""/>
+      <w:lvlJc w:val="left"/>
+      <w:pPr>
+        <w:ind w:left="1440" w:hanging="360"/>
+      </w:pPr>
+      <w:rPr>
+        <w:rFonts w:ascii="Wingdings" w:hAnsi="Wingdings" w:hint="default"/>
+      </w:rPr>
+    </w:lvl>
+    <w:lvl w:ilvl="1" w:tplc="040C0003" w:tentative="1">
+      <w:start w:val="1"/>
+      <w:numFmt w:val="bullet"/>
+      <w:lvlText w:val="o"/>
+      <w:lvlJc w:val="left"/>
+      <w:pPr>
+        <w:ind w:left="2160" w:hanging="360"/>
+      </w:pPr>
+      <w:rPr>
+        <w:rFonts w:ascii="Courier New" w:hAnsi="Courier New" w:cs="Courier New" w:hint="default"/>
+      </w:rPr>
+    </w:lvl>
+    <w:lvl w:ilvl="2" w:tplc="040C0005" w:tentative="1">
+      <w:start w:val="1"/>
+      <w:numFmt w:val="bullet"/>
+      <w:lvlText w:val=""/>
+      <w:lvlJc w:val="left"/>
+      <w:pPr>
+        <w:ind w:left="2880" w:hanging="360"/>
+      </w:pPr>
+      <w:rPr>
+        <w:rFonts w:ascii="Wingdings" w:hAnsi="Wingdings" w:hint="default"/>
+      </w:rPr>
+    </w:lvl>
+    <w:lvl w:ilvl="3" w:tplc="040C0001" w:tentative="1">
+      <w:start w:val="1"/>
+      <w:numFmt w:val="bullet"/>
+      <w:lvlText w:val=""/>
+      <w:lvlJc w:val="left"/>
+      <w:pPr>
+        <w:ind w:left="3600" w:hanging="360"/>
+      </w:pPr>
+      <w:rPr>
+        <w:rFonts w:ascii="Symbol" w:hAnsi="Symbol" w:hint="default"/>
+      </w:rPr>
+    </w:lvl>
+    <w:lvl w:ilvl="4" w:tplc="040C0003" w:tentative="1">
+      <w:start w:val="1"/>
+      <w:numFmt w:val="bullet"/>
+      <w:lvlText w:val="o"/>
+      <w:lvlJc w:val="left"/>
+      <w:pPr>
+        <w:ind w:left="4320" w:hanging="360"/>
+      </w:pPr>
+      <w:rPr>
+        <w:rFonts w:ascii="Courier New" w:hAnsi="Courier New" w:cs="Courier New" w:hint="default"/>
+      </w:rPr>
+    </w:lvl>
+    <w:lvl w:ilvl="5" w:tplc="040C0005" w:tentative="1">
+      <w:start w:val="1"/>
+      <w:numFmt w:val="bullet"/>
+      <w:lvlText w:val=""/>
+      <w:lvlJc w:val="left"/>
+      <w:pPr>
+        <w:ind w:left="5040" w:hanging="360"/>
+      </w:pPr>
+      <w:rPr>
+        <w:rFonts w:ascii="Wingdings" w:hAnsi="Wingdings" w:hint="default"/>
+      </w:rPr>
+    </w:lvl>
+    <w:lvl w:ilvl="6" w:tplc="040C0001" w:tentative="1">
+      <w:start w:val="1"/>
+      <w:numFmt w:val="bullet"/>
+      <w:lvlText w:val=""/>
+      <w:lvlJc w:val="left"/>
+      <w:pPr>
+        <w:ind w:left="5760" w:hanging="360"/>
+      </w:pPr>
+      <w:rPr>
+        <w:rFonts w:ascii="Symbol" w:hAnsi="Symbol" w:hint="default"/>
+      </w:rPr>
+    </w:lvl>
+    <w:lvl w:ilvl="7" w:tplc="040C0003" w:tentative="1">
+      <w:start w:val="1"/>
+      <w:numFmt w:val="bullet"/>
+      <w:lvlText w:val="o"/>
+      <w:lvlJc w:val="left"/>
+      <w:pPr>
+        <w:ind w:left="6480" w:hanging="360"/>
+      </w:pPr>
+      <w:rPr>
+        <w:rFonts w:ascii="Courier New" w:hAnsi="Courier New" w:cs="Courier New" w:hint="default"/>
+      </w:rPr>
+    </w:lvl>
+    <w:lvl w:ilvl="8" w:tplc="040C0005" w:tentative="1">
+      <w:start w:val="1"/>
+      <w:numFmt w:val="bullet"/>
+      <w:lvlText w:val=""/>
+      <w:lvlJc w:val="left"/>
+      <w:pPr>
+        <w:ind w:left="7200" w:hanging="360"/>
+      </w:pPr>
+      <w:rPr>
+        <w:rFonts w:ascii="Wingdings" w:hAnsi="Wingdings" w:hint="default"/>
+      </w:rPr>
+    </w:lvl>
+  </w:abstractNum>
+  <w:abstractNum w:abstractNumId="8" w15:restartNumberingAfterBreak="0">
     <w:nsid w:val="066B686C"/>
     <w:multiLevelType w:val="hybridMultilevel"/>
     <w:tmpl w:val="6DFE0DA6"/>
@@ -8976,7 +14006,7 @@
       </w:rPr>
     </w:lvl>
   </w:abstractNum>
-  <w:abstractNum w:abstractNumId="7" w15:restartNumberingAfterBreak="0">
+  <w:abstractNum w:abstractNumId="9" w15:restartNumberingAfterBreak="0">
     <w:nsid w:val="0871020B"/>
     <w:multiLevelType w:val="hybridMultilevel"/>
     <w:tmpl w:val="06124404"/>
@@ -9089,7 +14119,7 @@
       </w:rPr>
     </w:lvl>
   </w:abstractNum>
-  <w:abstractNum w:abstractNumId="8" w15:restartNumberingAfterBreak="0">
+  <w:abstractNum w:abstractNumId="10" w15:restartNumberingAfterBreak="0">
     <w:nsid w:val="08F016C8"/>
     <w:multiLevelType w:val="hybridMultilevel"/>
     <w:tmpl w:val="98FEBA76"/>
@@ -9202,7 +14232,7 @@
       </w:rPr>
     </w:lvl>
   </w:abstractNum>
-  <w:abstractNum w:abstractNumId="9" w15:restartNumberingAfterBreak="0">
+  <w:abstractNum w:abstractNumId="11" w15:restartNumberingAfterBreak="0">
     <w:nsid w:val="09D2728D"/>
     <w:multiLevelType w:val="hybridMultilevel"/>
     <w:tmpl w:val="5090F4F2"/>
@@ -9315,7 +14345,93 @@
       </w:rPr>
     </w:lvl>
   </w:abstractNum>
-  <w:abstractNum w:abstractNumId="10" w15:restartNumberingAfterBreak="0">
+  <w:abstractNum w:abstractNumId="12" w15:restartNumberingAfterBreak="0">
+    <w:nsid w:val="0F1420FA"/>
+    <w:multiLevelType w:val="hybridMultilevel"/>
+    <w:tmpl w:val="A34C381C"/>
+    <w:lvl w:ilvl="0" w:tplc="040C0013">
+      <w:start w:val="1"/>
+      <w:numFmt w:val="upperRoman"/>
+      <w:lvlText w:val="%1."/>
+      <w:lvlJc w:val="right"/>
+      <w:pPr>
+        <w:ind w:left="800" w:hanging="360"/>
+      </w:pPr>
+    </w:lvl>
+    <w:lvl w:ilvl="1" w:tplc="040C0019" w:tentative="1">
+      <w:start w:val="1"/>
+      <w:numFmt w:val="lowerLetter"/>
+      <w:lvlText w:val="%2."/>
+      <w:lvlJc w:val="left"/>
+      <w:pPr>
+        <w:ind w:left="1520" w:hanging="360"/>
+      </w:pPr>
+    </w:lvl>
+    <w:lvl w:ilvl="2" w:tplc="040C001B" w:tentative="1">
+      <w:start w:val="1"/>
+      <w:numFmt w:val="lowerRoman"/>
+      <w:lvlText w:val="%3."/>
+      <w:lvlJc w:val="right"/>
+      <w:pPr>
+        <w:ind w:left="2240" w:hanging="180"/>
+      </w:pPr>
+    </w:lvl>
+    <w:lvl w:ilvl="3" w:tplc="040C000F" w:tentative="1">
+      <w:start w:val="1"/>
+      <w:numFmt w:val="decimal"/>
+      <w:lvlText w:val="%4."/>
+      <w:lvlJc w:val="left"/>
+      <w:pPr>
+        <w:ind w:left="2960" w:hanging="360"/>
+      </w:pPr>
+    </w:lvl>
+    <w:lvl w:ilvl="4" w:tplc="040C0019" w:tentative="1">
+      <w:start w:val="1"/>
+      <w:numFmt w:val="lowerLetter"/>
+      <w:lvlText w:val="%5."/>
+      <w:lvlJc w:val="left"/>
+      <w:pPr>
+        <w:ind w:left="3680" w:hanging="360"/>
+      </w:pPr>
+    </w:lvl>
+    <w:lvl w:ilvl="5" w:tplc="040C001B" w:tentative="1">
+      <w:start w:val="1"/>
+      <w:numFmt w:val="lowerRoman"/>
+      <w:lvlText w:val="%6."/>
+      <w:lvlJc w:val="right"/>
+      <w:pPr>
+        <w:ind w:left="4400" w:hanging="180"/>
+      </w:pPr>
+    </w:lvl>
+    <w:lvl w:ilvl="6" w:tplc="040C000F" w:tentative="1">
+      <w:start w:val="1"/>
+      <w:numFmt w:val="decimal"/>
+      <w:lvlText w:val="%7."/>
+      <w:lvlJc w:val="left"/>
+      <w:pPr>
+        <w:ind w:left="5120" w:hanging="360"/>
+      </w:pPr>
+    </w:lvl>
+    <w:lvl w:ilvl="7" w:tplc="040C0019" w:tentative="1">
+      <w:start w:val="1"/>
+      <w:numFmt w:val="lowerLetter"/>
+      <w:lvlText w:val="%8."/>
+      <w:lvlJc w:val="left"/>
+      <w:pPr>
+        <w:ind w:left="5840" w:hanging="360"/>
+      </w:pPr>
+    </w:lvl>
+    <w:lvl w:ilvl="8" w:tplc="040C001B" w:tentative="1">
+      <w:start w:val="1"/>
+      <w:numFmt w:val="lowerRoman"/>
+      <w:lvlText w:val="%9."/>
+      <w:lvlJc w:val="right"/>
+      <w:pPr>
+        <w:ind w:left="6560" w:hanging="180"/>
+      </w:pPr>
+    </w:lvl>
+  </w:abstractNum>
+  <w:abstractNum w:abstractNumId="13" w15:restartNumberingAfterBreak="0">
     <w:nsid w:val="13555C13"/>
     <w:multiLevelType w:val="hybridMultilevel"/>
     <w:tmpl w:val="23700A00"/>
@@ -9428,7 +14544,7 @@
       </w:rPr>
     </w:lvl>
   </w:abstractNum>
-  <w:abstractNum w:abstractNumId="11" w15:restartNumberingAfterBreak="0">
+  <w:abstractNum w:abstractNumId="14" w15:restartNumberingAfterBreak="0">
     <w:nsid w:val="138A4E09"/>
     <w:multiLevelType w:val="hybridMultilevel"/>
     <w:tmpl w:val="CC705BA8"/>
@@ -9514,7 +14630,7 @@
       </w:pPr>
     </w:lvl>
   </w:abstractNum>
-  <w:abstractNum w:abstractNumId="12" w15:restartNumberingAfterBreak="0">
+  <w:abstractNum w:abstractNumId="15" w15:restartNumberingAfterBreak="0">
     <w:nsid w:val="16F7366F"/>
     <w:multiLevelType w:val="hybridMultilevel"/>
     <w:tmpl w:val="0CF0C7A2"/>
@@ -9627,7 +14743,7 @@
       </w:rPr>
     </w:lvl>
   </w:abstractNum>
-  <w:abstractNum w:abstractNumId="13" w15:restartNumberingAfterBreak="0">
+  <w:abstractNum w:abstractNumId="16" w15:restartNumberingAfterBreak="0">
     <w:nsid w:val="187F6A54"/>
     <w:multiLevelType w:val="hybridMultilevel"/>
     <w:tmpl w:val="296427BE"/>
@@ -9740,7 +14856,7 @@
       </w:rPr>
     </w:lvl>
   </w:abstractNum>
-  <w:abstractNum w:abstractNumId="14" w15:restartNumberingAfterBreak="0">
+  <w:abstractNum w:abstractNumId="17" w15:restartNumberingAfterBreak="0">
     <w:nsid w:val="1A80685A"/>
     <w:multiLevelType w:val="hybridMultilevel"/>
     <w:tmpl w:val="16D42F6C"/>
@@ -9853,7 +14969,7 @@
       </w:rPr>
     </w:lvl>
   </w:abstractNum>
-  <w:abstractNum w:abstractNumId="15" w15:restartNumberingAfterBreak="0">
+  <w:abstractNum w:abstractNumId="18" w15:restartNumberingAfterBreak="0">
     <w:nsid w:val="1AF1476F"/>
     <w:multiLevelType w:val="hybridMultilevel"/>
     <w:tmpl w:val="6046E06E"/>
@@ -9966,7 +15082,120 @@
       </w:rPr>
     </w:lvl>
   </w:abstractNum>
-  <w:abstractNum w:abstractNumId="16" w15:restartNumberingAfterBreak="0">
+  <w:abstractNum w:abstractNumId="19" w15:restartNumberingAfterBreak="0">
+    <w:nsid w:val="1C5759EA"/>
+    <w:multiLevelType w:val="hybridMultilevel"/>
+    <w:tmpl w:val="773EFE4C"/>
+    <w:lvl w:ilvl="0" w:tplc="040C000B">
+      <w:start w:val="1"/>
+      <w:numFmt w:val="bullet"/>
+      <w:lvlText w:val=""/>
+      <w:lvlJc w:val="left"/>
+      <w:pPr>
+        <w:ind w:left="720" w:hanging="360"/>
+      </w:pPr>
+      <w:rPr>
+        <w:rFonts w:ascii="Wingdings" w:hAnsi="Wingdings" w:hint="default"/>
+      </w:rPr>
+    </w:lvl>
+    <w:lvl w:ilvl="1" w:tplc="040C0003" w:tentative="1">
+      <w:start w:val="1"/>
+      <w:numFmt w:val="bullet"/>
+      <w:lvlText w:val="o"/>
+      <w:lvlJc w:val="left"/>
+      <w:pPr>
+        <w:ind w:left="1440" w:hanging="360"/>
+      </w:pPr>
+      <w:rPr>
+        <w:rFonts w:ascii="Courier New" w:hAnsi="Courier New" w:cs="Courier New" w:hint="default"/>
+      </w:rPr>
+    </w:lvl>
+    <w:lvl w:ilvl="2" w:tplc="040C0005" w:tentative="1">
+      <w:start w:val="1"/>
+      <w:numFmt w:val="bullet"/>
+      <w:lvlText w:val=""/>
+      <w:lvlJc w:val="left"/>
+      <w:pPr>
+        <w:ind w:left="2160" w:hanging="360"/>
+      </w:pPr>
+      <w:rPr>
+        <w:rFonts w:ascii="Wingdings" w:hAnsi="Wingdings" w:hint="default"/>
+      </w:rPr>
+    </w:lvl>
+    <w:lvl w:ilvl="3" w:tplc="040C0001" w:tentative="1">
+      <w:start w:val="1"/>
+      <w:numFmt w:val="bullet"/>
+      <w:lvlText w:val=""/>
+      <w:lvlJc w:val="left"/>
+      <w:pPr>
+        <w:ind w:left="2880" w:hanging="360"/>
+      </w:pPr>
+      <w:rPr>
+        <w:rFonts w:ascii="Symbol" w:hAnsi="Symbol" w:hint="default"/>
+      </w:rPr>
+    </w:lvl>
+    <w:lvl w:ilvl="4" w:tplc="040C0003" w:tentative="1">
+      <w:start w:val="1"/>
+      <w:numFmt w:val="bullet"/>
+      <w:lvlText w:val="o"/>
+      <w:lvlJc w:val="left"/>
+      <w:pPr>
+        <w:ind w:left="3600" w:hanging="360"/>
+      </w:pPr>
+      <w:rPr>
+        <w:rFonts w:ascii="Courier New" w:hAnsi="Courier New" w:cs="Courier New" w:hint="default"/>
+      </w:rPr>
+    </w:lvl>
+    <w:lvl w:ilvl="5" w:tplc="040C0005" w:tentative="1">
+      <w:start w:val="1"/>
+      <w:numFmt w:val="bullet"/>
+      <w:lvlText w:val=""/>
+      <w:lvlJc w:val="left"/>
+      <w:pPr>
+        <w:ind w:left="4320" w:hanging="360"/>
+      </w:pPr>
+      <w:rPr>
+        <w:rFonts w:ascii="Wingdings" w:hAnsi="Wingdings" w:hint="default"/>
+      </w:rPr>
+    </w:lvl>
+    <w:lvl w:ilvl="6" w:tplc="040C0001" w:tentative="1">
+      <w:start w:val="1"/>
+      <w:numFmt w:val="bullet"/>
+      <w:lvlText w:val=""/>
+      <w:lvlJc w:val="left"/>
+      <w:pPr>
+        <w:ind w:left="5040" w:hanging="360"/>
+      </w:pPr>
+      <w:rPr>
+        <w:rFonts w:ascii="Symbol" w:hAnsi="Symbol" w:hint="default"/>
+      </w:rPr>
+    </w:lvl>
+    <w:lvl w:ilvl="7" w:tplc="040C0003" w:tentative="1">
+      <w:start w:val="1"/>
+      <w:numFmt w:val="bullet"/>
+      <w:lvlText w:val="o"/>
+      <w:lvlJc w:val="left"/>
+      <w:pPr>
+        <w:ind w:left="5760" w:hanging="360"/>
+      </w:pPr>
+      <w:rPr>
+        <w:rFonts w:ascii="Courier New" w:hAnsi="Courier New" w:cs="Courier New" w:hint="default"/>
+      </w:rPr>
+    </w:lvl>
+    <w:lvl w:ilvl="8" w:tplc="040C0005" w:tentative="1">
+      <w:start w:val="1"/>
+      <w:numFmt w:val="bullet"/>
+      <w:lvlText w:val=""/>
+      <w:lvlJc w:val="left"/>
+      <w:pPr>
+        <w:ind w:left="6480" w:hanging="360"/>
+      </w:pPr>
+      <w:rPr>
+        <w:rFonts w:ascii="Wingdings" w:hAnsi="Wingdings" w:hint="default"/>
+      </w:rPr>
+    </w:lvl>
+  </w:abstractNum>
+  <w:abstractNum w:abstractNumId="20" w15:restartNumberingAfterBreak="0">
     <w:nsid w:val="200504B3"/>
     <w:multiLevelType w:val="hybridMultilevel"/>
     <w:tmpl w:val="FD728E00"/>
@@ -10079,7 +15308,120 @@
       </w:rPr>
     </w:lvl>
   </w:abstractNum>
-  <w:abstractNum w:abstractNumId="17" w15:restartNumberingAfterBreak="0">
+  <w:abstractNum w:abstractNumId="21" w15:restartNumberingAfterBreak="0">
+    <w:nsid w:val="21B26D5E"/>
+    <w:multiLevelType w:val="hybridMultilevel"/>
+    <w:tmpl w:val="E7589914"/>
+    <w:lvl w:ilvl="0" w:tplc="040C000B">
+      <w:start w:val="1"/>
+      <w:numFmt w:val="bullet"/>
+      <w:lvlText w:val=""/>
+      <w:lvlJc w:val="left"/>
+      <w:pPr>
+        <w:ind w:left="720" w:hanging="360"/>
+      </w:pPr>
+      <w:rPr>
+        <w:rFonts w:ascii="Wingdings" w:hAnsi="Wingdings" w:hint="default"/>
+      </w:rPr>
+    </w:lvl>
+    <w:lvl w:ilvl="1" w:tplc="040C0003" w:tentative="1">
+      <w:start w:val="1"/>
+      <w:numFmt w:val="bullet"/>
+      <w:lvlText w:val="o"/>
+      <w:lvlJc w:val="left"/>
+      <w:pPr>
+        <w:ind w:left="1440" w:hanging="360"/>
+      </w:pPr>
+      <w:rPr>
+        <w:rFonts w:ascii="Courier New" w:hAnsi="Courier New" w:cs="Courier New" w:hint="default"/>
+      </w:rPr>
+    </w:lvl>
+    <w:lvl w:ilvl="2" w:tplc="040C0005" w:tentative="1">
+      <w:start w:val="1"/>
+      <w:numFmt w:val="bullet"/>
+      <w:lvlText w:val=""/>
+      <w:lvlJc w:val="left"/>
+      <w:pPr>
+        <w:ind w:left="2160" w:hanging="360"/>
+      </w:pPr>
+      <w:rPr>
+        <w:rFonts w:ascii="Wingdings" w:hAnsi="Wingdings" w:hint="default"/>
+      </w:rPr>
+    </w:lvl>
+    <w:lvl w:ilvl="3" w:tplc="040C0001" w:tentative="1">
+      <w:start w:val="1"/>
+      <w:numFmt w:val="bullet"/>
+      <w:lvlText w:val=""/>
+      <w:lvlJc w:val="left"/>
+      <w:pPr>
+        <w:ind w:left="2880" w:hanging="360"/>
+      </w:pPr>
+      <w:rPr>
+        <w:rFonts w:ascii="Symbol" w:hAnsi="Symbol" w:hint="default"/>
+      </w:rPr>
+    </w:lvl>
+    <w:lvl w:ilvl="4" w:tplc="040C0003" w:tentative="1">
+      <w:start w:val="1"/>
+      <w:numFmt w:val="bullet"/>
+      <w:lvlText w:val="o"/>
+      <w:lvlJc w:val="left"/>
+      <w:pPr>
+        <w:ind w:left="3600" w:hanging="360"/>
+      </w:pPr>
+      <w:rPr>
+        <w:rFonts w:ascii="Courier New" w:hAnsi="Courier New" w:cs="Courier New" w:hint="default"/>
+      </w:rPr>
+    </w:lvl>
+    <w:lvl w:ilvl="5" w:tplc="040C0005" w:tentative="1">
+      <w:start w:val="1"/>
+      <w:numFmt w:val="bullet"/>
+      <w:lvlText w:val=""/>
+      <w:lvlJc w:val="left"/>
+      <w:pPr>
+        <w:ind w:left="4320" w:hanging="360"/>
+      </w:pPr>
+      <w:rPr>
+        <w:rFonts w:ascii="Wingdings" w:hAnsi="Wingdings" w:hint="default"/>
+      </w:rPr>
+    </w:lvl>
+    <w:lvl w:ilvl="6" w:tplc="040C0001" w:tentative="1">
+      <w:start w:val="1"/>
+      <w:numFmt w:val="bullet"/>
+      <w:lvlText w:val=""/>
+      <w:lvlJc w:val="left"/>
+      <w:pPr>
+        <w:ind w:left="5040" w:hanging="360"/>
+      </w:pPr>
+      <w:rPr>
+        <w:rFonts w:ascii="Symbol" w:hAnsi="Symbol" w:hint="default"/>
+      </w:rPr>
+    </w:lvl>
+    <w:lvl w:ilvl="7" w:tplc="040C0003" w:tentative="1">
+      <w:start w:val="1"/>
+      <w:numFmt w:val="bullet"/>
+      <w:lvlText w:val="o"/>
+      <w:lvlJc w:val="left"/>
+      <w:pPr>
+        <w:ind w:left="5760" w:hanging="360"/>
+      </w:pPr>
+      <w:rPr>
+        <w:rFonts w:ascii="Courier New" w:hAnsi="Courier New" w:cs="Courier New" w:hint="default"/>
+      </w:rPr>
+    </w:lvl>
+    <w:lvl w:ilvl="8" w:tplc="040C0005" w:tentative="1">
+      <w:start w:val="1"/>
+      <w:numFmt w:val="bullet"/>
+      <w:lvlText w:val=""/>
+      <w:lvlJc w:val="left"/>
+      <w:pPr>
+        <w:ind w:left="6480" w:hanging="360"/>
+      </w:pPr>
+      <w:rPr>
+        <w:rFonts w:ascii="Wingdings" w:hAnsi="Wingdings" w:hint="default"/>
+      </w:rPr>
+    </w:lvl>
+  </w:abstractNum>
+  <w:abstractNum w:abstractNumId="22" w15:restartNumberingAfterBreak="0">
     <w:nsid w:val="23344A07"/>
     <w:multiLevelType w:val="hybridMultilevel"/>
     <w:tmpl w:val="722458B8"/>
@@ -10192,7 +15534,7 @@
       </w:rPr>
     </w:lvl>
   </w:abstractNum>
-  <w:abstractNum w:abstractNumId="18" w15:restartNumberingAfterBreak="0">
+  <w:abstractNum w:abstractNumId="23" w15:restartNumberingAfterBreak="0">
     <w:nsid w:val="23792359"/>
     <w:multiLevelType w:val="hybridMultilevel"/>
     <w:tmpl w:val="A08CAF62"/>
@@ -10305,7 +15647,7 @@
       </w:rPr>
     </w:lvl>
   </w:abstractNum>
-  <w:abstractNum w:abstractNumId="19" w15:restartNumberingAfterBreak="0">
+  <w:abstractNum w:abstractNumId="24" w15:restartNumberingAfterBreak="0">
     <w:nsid w:val="23D976AE"/>
     <w:multiLevelType w:val="multilevel"/>
     <w:tmpl w:val="7CBE2384"/>
@@ -10423,7 +15765,7 @@
       </w:rPr>
     </w:lvl>
   </w:abstractNum>
-  <w:abstractNum w:abstractNumId="20" w15:restartNumberingAfterBreak="0">
+  <w:abstractNum w:abstractNumId="25" w15:restartNumberingAfterBreak="0">
     <w:nsid w:val="24980A5C"/>
     <w:multiLevelType w:val="hybridMultilevel"/>
     <w:tmpl w:val="EBE09226"/>
@@ -10536,7 +15878,7 @@
       </w:rPr>
     </w:lvl>
   </w:abstractNum>
-  <w:abstractNum w:abstractNumId="21" w15:restartNumberingAfterBreak="0">
+  <w:abstractNum w:abstractNumId="26" w15:restartNumberingAfterBreak="0">
     <w:nsid w:val="29320E98"/>
     <w:multiLevelType w:val="hybridMultilevel"/>
     <w:tmpl w:val="FD9001AE"/>
@@ -10649,7 +15991,7 @@
       </w:rPr>
     </w:lvl>
   </w:abstractNum>
-  <w:abstractNum w:abstractNumId="22" w15:restartNumberingAfterBreak="0">
+  <w:abstractNum w:abstractNumId="27" w15:restartNumberingAfterBreak="0">
     <w:nsid w:val="2A0F2ECF"/>
     <w:multiLevelType w:val="hybridMultilevel"/>
     <w:tmpl w:val="ED9648D6"/>
@@ -10762,7 +16104,7 @@
       </w:rPr>
     </w:lvl>
   </w:abstractNum>
-  <w:abstractNum w:abstractNumId="23" w15:restartNumberingAfterBreak="0">
+  <w:abstractNum w:abstractNumId="28" w15:restartNumberingAfterBreak="0">
     <w:nsid w:val="2A8864B4"/>
     <w:multiLevelType w:val="hybridMultilevel"/>
     <w:tmpl w:val="2D92B7AE"/>
@@ -10875,7 +16217,7 @@
       </w:rPr>
     </w:lvl>
   </w:abstractNum>
-  <w:abstractNum w:abstractNumId="24" w15:restartNumberingAfterBreak="0">
+  <w:abstractNum w:abstractNumId="29" w15:restartNumberingAfterBreak="0">
     <w:nsid w:val="2B631EC8"/>
     <w:multiLevelType w:val="hybridMultilevel"/>
     <w:tmpl w:val="27F2C524"/>
@@ -10988,7 +16330,7 @@
       </w:rPr>
     </w:lvl>
   </w:abstractNum>
-  <w:abstractNum w:abstractNumId="25" w15:restartNumberingAfterBreak="0">
+  <w:abstractNum w:abstractNumId="30" w15:restartNumberingAfterBreak="0">
     <w:nsid w:val="2BA51BF6"/>
     <w:multiLevelType w:val="hybridMultilevel"/>
     <w:tmpl w:val="BE86A976"/>
@@ -11101,7 +16443,7 @@
       </w:rPr>
     </w:lvl>
   </w:abstractNum>
-  <w:abstractNum w:abstractNumId="26" w15:restartNumberingAfterBreak="0">
+  <w:abstractNum w:abstractNumId="31" w15:restartNumberingAfterBreak="0">
     <w:nsid w:val="2C06102C"/>
     <w:multiLevelType w:val="hybridMultilevel"/>
     <w:tmpl w:val="E40C1FEE"/>
@@ -11187,7 +16529,7 @@
       </w:pPr>
     </w:lvl>
   </w:abstractNum>
-  <w:abstractNum w:abstractNumId="27" w15:restartNumberingAfterBreak="0">
+  <w:abstractNum w:abstractNumId="32" w15:restartNumberingAfterBreak="0">
     <w:nsid w:val="2D5D0F35"/>
     <w:multiLevelType w:val="hybridMultilevel"/>
     <w:tmpl w:val="000E6300"/>
@@ -11300,7 +16642,7 @@
       </w:rPr>
     </w:lvl>
   </w:abstractNum>
-  <w:abstractNum w:abstractNumId="28" w15:restartNumberingAfterBreak="0">
+  <w:abstractNum w:abstractNumId="33" w15:restartNumberingAfterBreak="0">
     <w:nsid w:val="2E715629"/>
     <w:multiLevelType w:val="hybridMultilevel"/>
     <w:tmpl w:val="B9B26D12"/>
@@ -11413,7 +16755,7 @@
       </w:rPr>
     </w:lvl>
   </w:abstractNum>
-  <w:abstractNum w:abstractNumId="29" w15:restartNumberingAfterBreak="0">
+  <w:abstractNum w:abstractNumId="34" w15:restartNumberingAfterBreak="0">
     <w:nsid w:val="2EA10B97"/>
     <w:multiLevelType w:val="hybridMultilevel"/>
     <w:tmpl w:val="9CDE6D12"/>
@@ -11502,7 +16844,7 @@
       </w:pPr>
     </w:lvl>
   </w:abstractNum>
-  <w:abstractNum w:abstractNumId="30" w15:restartNumberingAfterBreak="0">
+  <w:abstractNum w:abstractNumId="35" w15:restartNumberingAfterBreak="0">
     <w:nsid w:val="2FD112D1"/>
     <w:multiLevelType w:val="multilevel"/>
     <w:tmpl w:val="39BAE0C4"/>
@@ -11620,7 +16962,7 @@
       </w:rPr>
     </w:lvl>
   </w:abstractNum>
-  <w:abstractNum w:abstractNumId="31" w15:restartNumberingAfterBreak="0">
+  <w:abstractNum w:abstractNumId="36" w15:restartNumberingAfterBreak="0">
     <w:nsid w:val="2FEF1278"/>
     <w:multiLevelType w:val="hybridMultilevel"/>
     <w:tmpl w:val="6B203384"/>
@@ -11733,7 +17075,7 @@
       </w:rPr>
     </w:lvl>
   </w:abstractNum>
-  <w:abstractNum w:abstractNumId="32" w15:restartNumberingAfterBreak="0">
+  <w:abstractNum w:abstractNumId="37" w15:restartNumberingAfterBreak="0">
     <w:nsid w:val="30486D6D"/>
     <w:multiLevelType w:val="hybridMultilevel"/>
     <w:tmpl w:val="79481D5A"/>
@@ -11846,7 +17188,7 @@
       </w:rPr>
     </w:lvl>
   </w:abstractNum>
-  <w:abstractNum w:abstractNumId="33" w15:restartNumberingAfterBreak="0">
+  <w:abstractNum w:abstractNumId="38" w15:restartNumberingAfterBreak="0">
     <w:nsid w:val="311706DF"/>
     <w:multiLevelType w:val="hybridMultilevel"/>
     <w:tmpl w:val="AE2EA996"/>
@@ -11959,7 +17301,7 @@
       </w:rPr>
     </w:lvl>
   </w:abstractNum>
-  <w:abstractNum w:abstractNumId="34" w15:restartNumberingAfterBreak="0">
+  <w:abstractNum w:abstractNumId="39" w15:restartNumberingAfterBreak="0">
     <w:nsid w:val="36AE7DBF"/>
     <w:multiLevelType w:val="hybridMultilevel"/>
     <w:tmpl w:val="A8E04C1A"/>
@@ -12045,7 +17387,120 @@
       </w:pPr>
     </w:lvl>
   </w:abstractNum>
-  <w:abstractNum w:abstractNumId="35" w15:restartNumberingAfterBreak="0">
+  <w:abstractNum w:abstractNumId="40" w15:restartNumberingAfterBreak="0">
+    <w:nsid w:val="37F02801"/>
+    <w:multiLevelType w:val="hybridMultilevel"/>
+    <w:tmpl w:val="529CA070"/>
+    <w:lvl w:ilvl="0" w:tplc="040C0009">
+      <w:start w:val="1"/>
+      <w:numFmt w:val="bullet"/>
+      <w:lvlText w:val=""/>
+      <w:lvlJc w:val="left"/>
+      <w:pPr>
+        <w:ind w:left="720" w:hanging="360"/>
+      </w:pPr>
+      <w:rPr>
+        <w:rFonts w:ascii="Wingdings" w:hAnsi="Wingdings" w:hint="default"/>
+      </w:rPr>
+    </w:lvl>
+    <w:lvl w:ilvl="1" w:tplc="040C0003" w:tentative="1">
+      <w:start w:val="1"/>
+      <w:numFmt w:val="bullet"/>
+      <w:lvlText w:val="o"/>
+      <w:lvlJc w:val="left"/>
+      <w:pPr>
+        <w:ind w:left="1440" w:hanging="360"/>
+      </w:pPr>
+      <w:rPr>
+        <w:rFonts w:ascii="Courier New" w:hAnsi="Courier New" w:cs="Courier New" w:hint="default"/>
+      </w:rPr>
+    </w:lvl>
+    <w:lvl w:ilvl="2" w:tplc="040C0005" w:tentative="1">
+      <w:start w:val="1"/>
+      <w:numFmt w:val="bullet"/>
+      <w:lvlText w:val=""/>
+      <w:lvlJc w:val="left"/>
+      <w:pPr>
+        <w:ind w:left="2160" w:hanging="360"/>
+      </w:pPr>
+      <w:rPr>
+        <w:rFonts w:ascii="Wingdings" w:hAnsi="Wingdings" w:hint="default"/>
+      </w:rPr>
+    </w:lvl>
+    <w:lvl w:ilvl="3" w:tplc="040C0001" w:tentative="1">
+      <w:start w:val="1"/>
+      <w:numFmt w:val="bullet"/>
+      <w:lvlText w:val=""/>
+      <w:lvlJc w:val="left"/>
+      <w:pPr>
+        <w:ind w:left="2880" w:hanging="360"/>
+      </w:pPr>
+      <w:rPr>
+        <w:rFonts w:ascii="Symbol" w:hAnsi="Symbol" w:hint="default"/>
+      </w:rPr>
+    </w:lvl>
+    <w:lvl w:ilvl="4" w:tplc="040C0003" w:tentative="1">
+      <w:start w:val="1"/>
+      <w:numFmt w:val="bullet"/>
+      <w:lvlText w:val="o"/>
+      <w:lvlJc w:val="left"/>
+      <w:pPr>
+        <w:ind w:left="3600" w:hanging="360"/>
+      </w:pPr>
+      <w:rPr>
+        <w:rFonts w:ascii="Courier New" w:hAnsi="Courier New" w:cs="Courier New" w:hint="default"/>
+      </w:rPr>
+    </w:lvl>
+    <w:lvl w:ilvl="5" w:tplc="040C0005" w:tentative="1">
+      <w:start w:val="1"/>
+      <w:numFmt w:val="bullet"/>
+      <w:lvlText w:val=""/>
+      <w:lvlJc w:val="left"/>
+      <w:pPr>
+        <w:ind w:left="4320" w:hanging="360"/>
+      </w:pPr>
+      <w:rPr>
+        <w:rFonts w:ascii="Wingdings" w:hAnsi="Wingdings" w:hint="default"/>
+      </w:rPr>
+    </w:lvl>
+    <w:lvl w:ilvl="6" w:tplc="040C0001" w:tentative="1">
+      <w:start w:val="1"/>
+      <w:numFmt w:val="bullet"/>
+      <w:lvlText w:val=""/>
+      <w:lvlJc w:val="left"/>
+      <w:pPr>
+        <w:ind w:left="5040" w:hanging="360"/>
+      </w:pPr>
+      <w:rPr>
+        <w:rFonts w:ascii="Symbol" w:hAnsi="Symbol" w:hint="default"/>
+      </w:rPr>
+    </w:lvl>
+    <w:lvl w:ilvl="7" w:tplc="040C0003" w:tentative="1">
+      <w:start w:val="1"/>
+      <w:numFmt w:val="bullet"/>
+      <w:lvlText w:val="o"/>
+      <w:lvlJc w:val="left"/>
+      <w:pPr>
+        <w:ind w:left="5760" w:hanging="360"/>
+      </w:pPr>
+      <w:rPr>
+        <w:rFonts w:ascii="Courier New" w:hAnsi="Courier New" w:cs="Courier New" w:hint="default"/>
+      </w:rPr>
+    </w:lvl>
+    <w:lvl w:ilvl="8" w:tplc="040C0005" w:tentative="1">
+      <w:start w:val="1"/>
+      <w:numFmt w:val="bullet"/>
+      <w:lvlText w:val=""/>
+      <w:lvlJc w:val="left"/>
+      <w:pPr>
+        <w:ind w:left="6480" w:hanging="360"/>
+      </w:pPr>
+      <w:rPr>
+        <w:rFonts w:ascii="Wingdings" w:hAnsi="Wingdings" w:hint="default"/>
+      </w:rPr>
+    </w:lvl>
+  </w:abstractNum>
+  <w:abstractNum w:abstractNumId="41" w15:restartNumberingAfterBreak="0">
     <w:nsid w:val="39F81D69"/>
     <w:multiLevelType w:val="hybridMultilevel"/>
     <w:tmpl w:val="06507E40"/>
@@ -12158,7 +17613,93 @@
       </w:rPr>
     </w:lvl>
   </w:abstractNum>
-  <w:abstractNum w:abstractNumId="36" w15:restartNumberingAfterBreak="0">
+  <w:abstractNum w:abstractNumId="42" w15:restartNumberingAfterBreak="0">
+    <w:nsid w:val="3B7949F6"/>
+    <w:multiLevelType w:val="hybridMultilevel"/>
+    <w:tmpl w:val="D5EAF53A"/>
+    <w:lvl w:ilvl="0" w:tplc="040C000F">
+      <w:start w:val="1"/>
+      <w:numFmt w:val="decimal"/>
+      <w:lvlText w:val="%1."/>
+      <w:lvlJc w:val="left"/>
+      <w:pPr>
+        <w:ind w:left="1520" w:hanging="360"/>
+      </w:pPr>
+    </w:lvl>
+    <w:lvl w:ilvl="1" w:tplc="040C0019" w:tentative="1">
+      <w:start w:val="1"/>
+      <w:numFmt w:val="lowerLetter"/>
+      <w:lvlText w:val="%2."/>
+      <w:lvlJc w:val="left"/>
+      <w:pPr>
+        <w:ind w:left="2240" w:hanging="360"/>
+      </w:pPr>
+    </w:lvl>
+    <w:lvl w:ilvl="2" w:tplc="040C001B" w:tentative="1">
+      <w:start w:val="1"/>
+      <w:numFmt w:val="lowerRoman"/>
+      <w:lvlText w:val="%3."/>
+      <w:lvlJc w:val="right"/>
+      <w:pPr>
+        <w:ind w:left="2960" w:hanging="180"/>
+      </w:pPr>
+    </w:lvl>
+    <w:lvl w:ilvl="3" w:tplc="040C000F" w:tentative="1">
+      <w:start w:val="1"/>
+      <w:numFmt w:val="decimal"/>
+      <w:lvlText w:val="%4."/>
+      <w:lvlJc w:val="left"/>
+      <w:pPr>
+        <w:ind w:left="3680" w:hanging="360"/>
+      </w:pPr>
+    </w:lvl>
+    <w:lvl w:ilvl="4" w:tplc="040C0019" w:tentative="1">
+      <w:start w:val="1"/>
+      <w:numFmt w:val="lowerLetter"/>
+      <w:lvlText w:val="%5."/>
+      <w:lvlJc w:val="left"/>
+      <w:pPr>
+        <w:ind w:left="4400" w:hanging="360"/>
+      </w:pPr>
+    </w:lvl>
+    <w:lvl w:ilvl="5" w:tplc="040C001B" w:tentative="1">
+      <w:start w:val="1"/>
+      <w:numFmt w:val="lowerRoman"/>
+      <w:lvlText w:val="%6."/>
+      <w:lvlJc w:val="right"/>
+      <w:pPr>
+        <w:ind w:left="5120" w:hanging="180"/>
+      </w:pPr>
+    </w:lvl>
+    <w:lvl w:ilvl="6" w:tplc="040C000F" w:tentative="1">
+      <w:start w:val="1"/>
+      <w:numFmt w:val="decimal"/>
+      <w:lvlText w:val="%7."/>
+      <w:lvlJc w:val="left"/>
+      <w:pPr>
+        <w:ind w:left="5840" w:hanging="360"/>
+      </w:pPr>
+    </w:lvl>
+    <w:lvl w:ilvl="7" w:tplc="040C0019" w:tentative="1">
+      <w:start w:val="1"/>
+      <w:numFmt w:val="lowerLetter"/>
+      <w:lvlText w:val="%8."/>
+      <w:lvlJc w:val="left"/>
+      <w:pPr>
+        <w:ind w:left="6560" w:hanging="360"/>
+      </w:pPr>
+    </w:lvl>
+    <w:lvl w:ilvl="8" w:tplc="040C001B" w:tentative="1">
+      <w:start w:val="1"/>
+      <w:numFmt w:val="lowerRoman"/>
+      <w:lvlText w:val="%9."/>
+      <w:lvlJc w:val="right"/>
+      <w:pPr>
+        <w:ind w:left="7280" w:hanging="180"/>
+      </w:pPr>
+    </w:lvl>
+  </w:abstractNum>
+  <w:abstractNum w:abstractNumId="43" w15:restartNumberingAfterBreak="0">
     <w:nsid w:val="3B804B99"/>
     <w:multiLevelType w:val="hybridMultilevel"/>
     <w:tmpl w:val="E41A7F7A"/>
@@ -12271,7 +17812,319 @@
       </w:rPr>
     </w:lvl>
   </w:abstractNum>
-  <w:abstractNum w:abstractNumId="37" w15:restartNumberingAfterBreak="0">
+  <w:abstractNum w:abstractNumId="44" w15:restartNumberingAfterBreak="0">
+    <w:nsid w:val="3CB114F2"/>
+    <w:multiLevelType w:val="hybridMultilevel"/>
+    <w:tmpl w:val="9E7688EE"/>
+    <w:lvl w:ilvl="0" w:tplc="040C000B">
+      <w:start w:val="1"/>
+      <w:numFmt w:val="bullet"/>
+      <w:lvlText w:val=""/>
+      <w:lvlJc w:val="left"/>
+      <w:pPr>
+        <w:ind w:left="1068" w:hanging="360"/>
+      </w:pPr>
+      <w:rPr>
+        <w:rFonts w:ascii="Wingdings" w:hAnsi="Wingdings" w:hint="default"/>
+      </w:rPr>
+    </w:lvl>
+    <w:lvl w:ilvl="1" w:tplc="040C0003" w:tentative="1">
+      <w:start w:val="1"/>
+      <w:numFmt w:val="bullet"/>
+      <w:lvlText w:val="o"/>
+      <w:lvlJc w:val="left"/>
+      <w:pPr>
+        <w:ind w:left="1788" w:hanging="360"/>
+      </w:pPr>
+      <w:rPr>
+        <w:rFonts w:ascii="Courier New" w:hAnsi="Courier New" w:cs="Courier New" w:hint="default"/>
+      </w:rPr>
+    </w:lvl>
+    <w:lvl w:ilvl="2" w:tplc="040C0005" w:tentative="1">
+      <w:start w:val="1"/>
+      <w:numFmt w:val="bullet"/>
+      <w:lvlText w:val=""/>
+      <w:lvlJc w:val="left"/>
+      <w:pPr>
+        <w:ind w:left="2508" w:hanging="360"/>
+      </w:pPr>
+      <w:rPr>
+        <w:rFonts w:ascii="Wingdings" w:hAnsi="Wingdings" w:hint="default"/>
+      </w:rPr>
+    </w:lvl>
+    <w:lvl w:ilvl="3" w:tplc="040C0001" w:tentative="1">
+      <w:start w:val="1"/>
+      <w:numFmt w:val="bullet"/>
+      <w:lvlText w:val=""/>
+      <w:lvlJc w:val="left"/>
+      <w:pPr>
+        <w:ind w:left="3228" w:hanging="360"/>
+      </w:pPr>
+      <w:rPr>
+        <w:rFonts w:ascii="Symbol" w:hAnsi="Symbol" w:hint="default"/>
+      </w:rPr>
+    </w:lvl>
+    <w:lvl w:ilvl="4" w:tplc="040C0003" w:tentative="1">
+      <w:start w:val="1"/>
+      <w:numFmt w:val="bullet"/>
+      <w:lvlText w:val="o"/>
+      <w:lvlJc w:val="left"/>
+      <w:pPr>
+        <w:ind w:left="3948" w:hanging="360"/>
+      </w:pPr>
+      <w:rPr>
+        <w:rFonts w:ascii="Courier New" w:hAnsi="Courier New" w:cs="Courier New" w:hint="default"/>
+      </w:rPr>
+    </w:lvl>
+    <w:lvl w:ilvl="5" w:tplc="040C0005" w:tentative="1">
+      <w:start w:val="1"/>
+      <w:numFmt w:val="bullet"/>
+      <w:lvlText w:val=""/>
+      <w:lvlJc w:val="left"/>
+      <w:pPr>
+        <w:ind w:left="4668" w:hanging="360"/>
+      </w:pPr>
+      <w:rPr>
+        <w:rFonts w:ascii="Wingdings" w:hAnsi="Wingdings" w:hint="default"/>
+      </w:rPr>
+    </w:lvl>
+    <w:lvl w:ilvl="6" w:tplc="040C0001" w:tentative="1">
+      <w:start w:val="1"/>
+      <w:numFmt w:val="bullet"/>
+      <w:lvlText w:val=""/>
+      <w:lvlJc w:val="left"/>
+      <w:pPr>
+        <w:ind w:left="5388" w:hanging="360"/>
+      </w:pPr>
+      <w:rPr>
+        <w:rFonts w:ascii="Symbol" w:hAnsi="Symbol" w:hint="default"/>
+      </w:rPr>
+    </w:lvl>
+    <w:lvl w:ilvl="7" w:tplc="040C0003" w:tentative="1">
+      <w:start w:val="1"/>
+      <w:numFmt w:val="bullet"/>
+      <w:lvlText w:val="o"/>
+      <w:lvlJc w:val="left"/>
+      <w:pPr>
+        <w:ind w:left="6108" w:hanging="360"/>
+      </w:pPr>
+      <w:rPr>
+        <w:rFonts w:ascii="Courier New" w:hAnsi="Courier New" w:cs="Courier New" w:hint="default"/>
+      </w:rPr>
+    </w:lvl>
+    <w:lvl w:ilvl="8" w:tplc="040C0005" w:tentative="1">
+      <w:start w:val="1"/>
+      <w:numFmt w:val="bullet"/>
+      <w:lvlText w:val=""/>
+      <w:lvlJc w:val="left"/>
+      <w:pPr>
+        <w:ind w:left="6828" w:hanging="360"/>
+      </w:pPr>
+      <w:rPr>
+        <w:rFonts w:ascii="Wingdings" w:hAnsi="Wingdings" w:hint="default"/>
+      </w:rPr>
+    </w:lvl>
+  </w:abstractNum>
+  <w:abstractNum w:abstractNumId="45" w15:restartNumberingAfterBreak="0">
+    <w:nsid w:val="3DEB25E7"/>
+    <w:multiLevelType w:val="hybridMultilevel"/>
+    <w:tmpl w:val="A1D4DAD0"/>
+    <w:lvl w:ilvl="0" w:tplc="040C0017">
+      <w:start w:val="1"/>
+      <w:numFmt w:val="lowerLetter"/>
+      <w:lvlText w:val="%1)"/>
+      <w:lvlJc w:val="left"/>
+      <w:pPr>
+        <w:ind w:left="720" w:hanging="360"/>
+      </w:pPr>
+    </w:lvl>
+    <w:lvl w:ilvl="1" w:tplc="040C0019" w:tentative="1">
+      <w:start w:val="1"/>
+      <w:numFmt w:val="lowerLetter"/>
+      <w:lvlText w:val="%2."/>
+      <w:lvlJc w:val="left"/>
+      <w:pPr>
+        <w:ind w:left="1440" w:hanging="360"/>
+      </w:pPr>
+    </w:lvl>
+    <w:lvl w:ilvl="2" w:tplc="040C001B" w:tentative="1">
+      <w:start w:val="1"/>
+      <w:numFmt w:val="lowerRoman"/>
+      <w:lvlText w:val="%3."/>
+      <w:lvlJc w:val="right"/>
+      <w:pPr>
+        <w:ind w:left="2160" w:hanging="180"/>
+      </w:pPr>
+    </w:lvl>
+    <w:lvl w:ilvl="3" w:tplc="040C000F" w:tentative="1">
+      <w:start w:val="1"/>
+      <w:numFmt w:val="decimal"/>
+      <w:lvlText w:val="%4."/>
+      <w:lvlJc w:val="left"/>
+      <w:pPr>
+        <w:ind w:left="2880" w:hanging="360"/>
+      </w:pPr>
+    </w:lvl>
+    <w:lvl w:ilvl="4" w:tplc="040C0019" w:tentative="1">
+      <w:start w:val="1"/>
+      <w:numFmt w:val="lowerLetter"/>
+      <w:lvlText w:val="%5."/>
+      <w:lvlJc w:val="left"/>
+      <w:pPr>
+        <w:ind w:left="3600" w:hanging="360"/>
+      </w:pPr>
+    </w:lvl>
+    <w:lvl w:ilvl="5" w:tplc="040C001B" w:tentative="1">
+      <w:start w:val="1"/>
+      <w:numFmt w:val="lowerRoman"/>
+      <w:lvlText w:val="%6."/>
+      <w:lvlJc w:val="right"/>
+      <w:pPr>
+        <w:ind w:left="4320" w:hanging="180"/>
+      </w:pPr>
+    </w:lvl>
+    <w:lvl w:ilvl="6" w:tplc="040C000F" w:tentative="1">
+      <w:start w:val="1"/>
+      <w:numFmt w:val="decimal"/>
+      <w:lvlText w:val="%7."/>
+      <w:lvlJc w:val="left"/>
+      <w:pPr>
+        <w:ind w:left="5040" w:hanging="360"/>
+      </w:pPr>
+    </w:lvl>
+    <w:lvl w:ilvl="7" w:tplc="040C0019" w:tentative="1">
+      <w:start w:val="1"/>
+      <w:numFmt w:val="lowerLetter"/>
+      <w:lvlText w:val="%8."/>
+      <w:lvlJc w:val="left"/>
+      <w:pPr>
+        <w:ind w:left="5760" w:hanging="360"/>
+      </w:pPr>
+    </w:lvl>
+    <w:lvl w:ilvl="8" w:tplc="040C001B" w:tentative="1">
+      <w:start w:val="1"/>
+      <w:numFmt w:val="lowerRoman"/>
+      <w:lvlText w:val="%9."/>
+      <w:lvlJc w:val="right"/>
+      <w:pPr>
+        <w:ind w:left="6480" w:hanging="180"/>
+      </w:pPr>
+    </w:lvl>
+  </w:abstractNum>
+  <w:abstractNum w:abstractNumId="46" w15:restartNumberingAfterBreak="0">
+    <w:nsid w:val="3F751EF1"/>
+    <w:multiLevelType w:val="hybridMultilevel"/>
+    <w:tmpl w:val="765878E6"/>
+    <w:lvl w:ilvl="0" w:tplc="040C000B">
+      <w:start w:val="1"/>
+      <w:numFmt w:val="bullet"/>
+      <w:lvlText w:val=""/>
+      <w:lvlJc w:val="left"/>
+      <w:pPr>
+        <w:ind w:left="720" w:hanging="360"/>
+      </w:pPr>
+      <w:rPr>
+        <w:rFonts w:ascii="Wingdings" w:hAnsi="Wingdings" w:hint="default"/>
+      </w:rPr>
+    </w:lvl>
+    <w:lvl w:ilvl="1" w:tplc="040C0003" w:tentative="1">
+      <w:start w:val="1"/>
+      <w:numFmt w:val="bullet"/>
+      <w:lvlText w:val="o"/>
+      <w:lvlJc w:val="left"/>
+      <w:pPr>
+        <w:ind w:left="1440" w:hanging="360"/>
+      </w:pPr>
+      <w:rPr>
+        <w:rFonts w:ascii="Courier New" w:hAnsi="Courier New" w:cs="Courier New" w:hint="default"/>
+      </w:rPr>
+    </w:lvl>
+    <w:lvl w:ilvl="2" w:tplc="040C0005" w:tentative="1">
+      <w:start w:val="1"/>
+      <w:numFmt w:val="bullet"/>
+      <w:lvlText w:val=""/>
+      <w:lvlJc w:val="left"/>
+      <w:pPr>
+        <w:ind w:left="2160" w:hanging="360"/>
+      </w:pPr>
+      <w:rPr>
+        <w:rFonts w:ascii="Wingdings" w:hAnsi="Wingdings" w:hint="default"/>
+      </w:rPr>
+    </w:lvl>
+    <w:lvl w:ilvl="3" w:tplc="040C0001" w:tentative="1">
+      <w:start w:val="1"/>
+      <w:numFmt w:val="bullet"/>
+      <w:lvlText w:val=""/>
+      <w:lvlJc w:val="left"/>
+      <w:pPr>
+        <w:ind w:left="2880" w:hanging="360"/>
+      </w:pPr>
+      <w:rPr>
+        <w:rFonts w:ascii="Symbol" w:hAnsi="Symbol" w:hint="default"/>
+      </w:rPr>
+    </w:lvl>
+    <w:lvl w:ilvl="4" w:tplc="040C0003" w:tentative="1">
+      <w:start w:val="1"/>
+      <w:numFmt w:val="bullet"/>
+      <w:lvlText w:val="o"/>
+      <w:lvlJc w:val="left"/>
+      <w:pPr>
+        <w:ind w:left="3600" w:hanging="360"/>
+      </w:pPr>
+      <w:rPr>
+        <w:rFonts w:ascii="Courier New" w:hAnsi="Courier New" w:cs="Courier New" w:hint="default"/>
+      </w:rPr>
+    </w:lvl>
+    <w:lvl w:ilvl="5" w:tplc="040C0005" w:tentative="1">
+      <w:start w:val="1"/>
+      <w:numFmt w:val="bullet"/>
+      <w:lvlText w:val=""/>
+      <w:lvlJc w:val="left"/>
+      <w:pPr>
+        <w:ind w:left="4320" w:hanging="360"/>
+      </w:pPr>
+      <w:rPr>
+        <w:rFonts w:ascii="Wingdings" w:hAnsi="Wingdings" w:hint="default"/>
+      </w:rPr>
+    </w:lvl>
+    <w:lvl w:ilvl="6" w:tplc="040C0001" w:tentative="1">
+      <w:start w:val="1"/>
+      <w:numFmt w:val="bullet"/>
+      <w:lvlText w:val=""/>
+      <w:lvlJc w:val="left"/>
+      <w:pPr>
+        <w:ind w:left="5040" w:hanging="360"/>
+      </w:pPr>
+      <w:rPr>
+        <w:rFonts w:ascii="Symbol" w:hAnsi="Symbol" w:hint="default"/>
+      </w:rPr>
+    </w:lvl>
+    <w:lvl w:ilvl="7" w:tplc="040C0003" w:tentative="1">
+      <w:start w:val="1"/>
+      <w:numFmt w:val="bullet"/>
+      <w:lvlText w:val="o"/>
+      <w:lvlJc w:val="left"/>
+      <w:pPr>
+        <w:ind w:left="5760" w:hanging="360"/>
+      </w:pPr>
+      <w:rPr>
+        <w:rFonts w:ascii="Courier New" w:hAnsi="Courier New" w:cs="Courier New" w:hint="default"/>
+      </w:rPr>
+    </w:lvl>
+    <w:lvl w:ilvl="8" w:tplc="040C0005" w:tentative="1">
+      <w:start w:val="1"/>
+      <w:numFmt w:val="bullet"/>
+      <w:lvlText w:val=""/>
+      <w:lvlJc w:val="left"/>
+      <w:pPr>
+        <w:ind w:left="6480" w:hanging="360"/>
+      </w:pPr>
+      <w:rPr>
+        <w:rFonts w:ascii="Wingdings" w:hAnsi="Wingdings" w:hint="default"/>
+      </w:rPr>
+    </w:lvl>
+  </w:abstractNum>
+  <w:abstractNum w:abstractNumId="47" w15:restartNumberingAfterBreak="0">
     <w:nsid w:val="3FC76934"/>
     <w:multiLevelType w:val="hybridMultilevel"/>
     <w:tmpl w:val="685C1F9C"/>
@@ -12384,7 +18237,96 @@
       </w:rPr>
     </w:lvl>
   </w:abstractNum>
-  <w:abstractNum w:abstractNumId="38" w15:restartNumberingAfterBreak="0">
+  <w:abstractNum w:abstractNumId="48" w15:restartNumberingAfterBreak="0">
+    <w:nsid w:val="3FF671A8"/>
+    <w:multiLevelType w:val="hybridMultilevel"/>
+    <w:tmpl w:val="A184F1A2"/>
+    <w:lvl w:ilvl="0" w:tplc="EA58F124">
+      <w:start w:val="1"/>
+      <w:numFmt w:val="upperRoman"/>
+      <w:lvlText w:val="%1."/>
+      <w:lvlJc w:val="left"/>
+      <w:pPr>
+        <w:ind w:left="1591" w:hanging="720"/>
+      </w:pPr>
+      <w:rPr>
+        <w:rFonts w:hint="default"/>
+      </w:rPr>
+    </w:lvl>
+    <w:lvl w:ilvl="1" w:tplc="2C0C0019" w:tentative="1">
+      <w:start w:val="1"/>
+      <w:numFmt w:val="lowerLetter"/>
+      <w:lvlText w:val="%2."/>
+      <w:lvlJc w:val="left"/>
+      <w:pPr>
+        <w:ind w:left="1951" w:hanging="360"/>
+      </w:pPr>
+    </w:lvl>
+    <w:lvl w:ilvl="2" w:tplc="2C0C001B" w:tentative="1">
+      <w:start w:val="1"/>
+      <w:numFmt w:val="lowerRoman"/>
+      <w:lvlText w:val="%3."/>
+      <w:lvlJc w:val="right"/>
+      <w:pPr>
+        <w:ind w:left="2671" w:hanging="180"/>
+      </w:pPr>
+    </w:lvl>
+    <w:lvl w:ilvl="3" w:tplc="2C0C000F" w:tentative="1">
+      <w:start w:val="1"/>
+      <w:numFmt w:val="decimal"/>
+      <w:lvlText w:val="%4."/>
+      <w:lvlJc w:val="left"/>
+      <w:pPr>
+        <w:ind w:left="3391" w:hanging="360"/>
+      </w:pPr>
+    </w:lvl>
+    <w:lvl w:ilvl="4" w:tplc="2C0C0019" w:tentative="1">
+      <w:start w:val="1"/>
+      <w:numFmt w:val="lowerLetter"/>
+      <w:lvlText w:val="%5."/>
+      <w:lvlJc w:val="left"/>
+      <w:pPr>
+        <w:ind w:left="4111" w:hanging="360"/>
+      </w:pPr>
+    </w:lvl>
+    <w:lvl w:ilvl="5" w:tplc="2C0C001B" w:tentative="1">
+      <w:start w:val="1"/>
+      <w:numFmt w:val="lowerRoman"/>
+      <w:lvlText w:val="%6."/>
+      <w:lvlJc w:val="right"/>
+      <w:pPr>
+        <w:ind w:left="4831" w:hanging="180"/>
+      </w:pPr>
+    </w:lvl>
+    <w:lvl w:ilvl="6" w:tplc="2C0C000F" w:tentative="1">
+      <w:start w:val="1"/>
+      <w:numFmt w:val="decimal"/>
+      <w:lvlText w:val="%7."/>
+      <w:lvlJc w:val="left"/>
+      <w:pPr>
+        <w:ind w:left="5551" w:hanging="360"/>
+      </w:pPr>
+    </w:lvl>
+    <w:lvl w:ilvl="7" w:tplc="2C0C0019" w:tentative="1">
+      <w:start w:val="1"/>
+      <w:numFmt w:val="lowerLetter"/>
+      <w:lvlText w:val="%8."/>
+      <w:lvlJc w:val="left"/>
+      <w:pPr>
+        <w:ind w:left="6271" w:hanging="360"/>
+      </w:pPr>
+    </w:lvl>
+    <w:lvl w:ilvl="8" w:tplc="2C0C001B" w:tentative="1">
+      <w:start w:val="1"/>
+      <w:numFmt w:val="lowerRoman"/>
+      <w:lvlText w:val="%9."/>
+      <w:lvlJc w:val="right"/>
+      <w:pPr>
+        <w:ind w:left="6991" w:hanging="180"/>
+      </w:pPr>
+    </w:lvl>
+  </w:abstractNum>
+  <w:abstractNum w:abstractNumId="49" w15:restartNumberingAfterBreak="0">
     <w:nsid w:val="419F2168"/>
     <w:multiLevelType w:val="hybridMultilevel"/>
     <w:tmpl w:val="2B083022"/>
@@ -12497,7 +18439,7 @@
       </w:rPr>
     </w:lvl>
   </w:abstractNum>
-  <w:abstractNum w:abstractNumId="39" w15:restartNumberingAfterBreak="0">
+  <w:abstractNum w:abstractNumId="50" w15:restartNumberingAfterBreak="0">
     <w:nsid w:val="42B42D0A"/>
     <w:multiLevelType w:val="hybridMultilevel"/>
     <w:tmpl w:val="081C6F56"/>
@@ -12610,7 +18552,7 @@
       </w:rPr>
     </w:lvl>
   </w:abstractNum>
-  <w:abstractNum w:abstractNumId="40" w15:restartNumberingAfterBreak="0">
+  <w:abstractNum w:abstractNumId="51" w15:restartNumberingAfterBreak="0">
     <w:nsid w:val="45631C4F"/>
     <w:multiLevelType w:val="hybridMultilevel"/>
     <w:tmpl w:val="CA5EF2F8"/>
@@ -12723,7 +18665,7 @@
       </w:rPr>
     </w:lvl>
   </w:abstractNum>
-  <w:abstractNum w:abstractNumId="41" w15:restartNumberingAfterBreak="0">
+  <w:abstractNum w:abstractNumId="52" w15:restartNumberingAfterBreak="0">
     <w:nsid w:val="45BB6C66"/>
     <w:multiLevelType w:val="hybridMultilevel"/>
     <w:tmpl w:val="99CE1848"/>
@@ -12809,7 +18751,7 @@
       </w:pPr>
     </w:lvl>
   </w:abstractNum>
-  <w:abstractNum w:abstractNumId="42" w15:restartNumberingAfterBreak="0">
+  <w:abstractNum w:abstractNumId="53" w15:restartNumberingAfterBreak="0">
     <w:nsid w:val="4BFC53AE"/>
     <w:multiLevelType w:val="hybridMultilevel"/>
     <w:tmpl w:val="21A07288"/>
@@ -12922,7 +18864,7 @@
       </w:rPr>
     </w:lvl>
   </w:abstractNum>
-  <w:abstractNum w:abstractNumId="43" w15:restartNumberingAfterBreak="0">
+  <w:abstractNum w:abstractNumId="54" w15:restartNumberingAfterBreak="0">
     <w:nsid w:val="4C715840"/>
     <w:multiLevelType w:val="hybridMultilevel"/>
     <w:tmpl w:val="C17EAE7E"/>
@@ -13035,7 +18977,7 @@
       </w:rPr>
     </w:lvl>
   </w:abstractNum>
-  <w:abstractNum w:abstractNumId="44" w15:restartNumberingAfterBreak="0">
+  <w:abstractNum w:abstractNumId="55" w15:restartNumberingAfterBreak="0">
     <w:nsid w:val="4E2F2828"/>
     <w:multiLevelType w:val="hybridMultilevel"/>
     <w:tmpl w:val="5EE84C12"/>
@@ -13121,7 +19063,7 @@
       </w:pPr>
     </w:lvl>
   </w:abstractNum>
-  <w:abstractNum w:abstractNumId="45" w15:restartNumberingAfterBreak="0">
+  <w:abstractNum w:abstractNumId="56" w15:restartNumberingAfterBreak="0">
     <w:nsid w:val="4EB81E48"/>
     <w:multiLevelType w:val="hybridMultilevel"/>
     <w:tmpl w:val="A97EE8F2"/>
@@ -13234,7 +19176,7 @@
       </w:rPr>
     </w:lvl>
   </w:abstractNum>
-  <w:abstractNum w:abstractNumId="46" w15:restartNumberingAfterBreak="0">
+  <w:abstractNum w:abstractNumId="57" w15:restartNumberingAfterBreak="0">
     <w:nsid w:val="4ECA50FE"/>
     <w:multiLevelType w:val="multilevel"/>
     <w:tmpl w:val="CD0248C4"/>
@@ -13374,7 +19316,209 @@
       </w:rPr>
     </w:lvl>
   </w:abstractNum>
-  <w:abstractNum w:abstractNumId="47" w15:restartNumberingAfterBreak="0">
+  <w:abstractNum w:abstractNumId="58" w15:restartNumberingAfterBreak="0">
+    <w:nsid w:val="4F2B7396"/>
+    <w:multiLevelType w:val="hybridMultilevel"/>
+    <w:tmpl w:val="49F80C72"/>
+    <w:lvl w:ilvl="0" w:tplc="BE042170">
+      <w:start w:val="1"/>
+      <w:numFmt w:val="lowerLetter"/>
+      <w:lvlText w:val="%1."/>
+      <w:lvlJc w:val="left"/>
+      <w:pPr>
+        <w:ind w:left="2600" w:hanging="360"/>
+      </w:pPr>
+      <w:rPr>
+        <w:rFonts w:hint="default"/>
+      </w:rPr>
+    </w:lvl>
+    <w:lvl w:ilvl="1" w:tplc="040C0019" w:tentative="1">
+      <w:start w:val="1"/>
+      <w:numFmt w:val="lowerLetter"/>
+      <w:lvlText w:val="%2."/>
+      <w:lvlJc w:val="left"/>
+      <w:pPr>
+        <w:ind w:left="3320" w:hanging="360"/>
+      </w:pPr>
+    </w:lvl>
+    <w:lvl w:ilvl="2" w:tplc="040C001B" w:tentative="1">
+      <w:start w:val="1"/>
+      <w:numFmt w:val="lowerRoman"/>
+      <w:lvlText w:val="%3."/>
+      <w:lvlJc w:val="right"/>
+      <w:pPr>
+        <w:ind w:left="4040" w:hanging="180"/>
+      </w:pPr>
+    </w:lvl>
+    <w:lvl w:ilvl="3" w:tplc="040C000F" w:tentative="1">
+      <w:start w:val="1"/>
+      <w:numFmt w:val="decimal"/>
+      <w:lvlText w:val="%4."/>
+      <w:lvlJc w:val="left"/>
+      <w:pPr>
+        <w:ind w:left="4760" w:hanging="360"/>
+      </w:pPr>
+    </w:lvl>
+    <w:lvl w:ilvl="4" w:tplc="040C0019" w:tentative="1">
+      <w:start w:val="1"/>
+      <w:numFmt w:val="lowerLetter"/>
+      <w:lvlText w:val="%5."/>
+      <w:lvlJc w:val="left"/>
+      <w:pPr>
+        <w:ind w:left="5480" w:hanging="360"/>
+      </w:pPr>
+    </w:lvl>
+    <w:lvl w:ilvl="5" w:tplc="040C001B" w:tentative="1">
+      <w:start w:val="1"/>
+      <w:numFmt w:val="lowerRoman"/>
+      <w:lvlText w:val="%6."/>
+      <w:lvlJc w:val="right"/>
+      <w:pPr>
+        <w:ind w:left="6200" w:hanging="180"/>
+      </w:pPr>
+    </w:lvl>
+    <w:lvl w:ilvl="6" w:tplc="040C000F" w:tentative="1">
+      <w:start w:val="1"/>
+      <w:numFmt w:val="decimal"/>
+      <w:lvlText w:val="%7."/>
+      <w:lvlJc w:val="left"/>
+      <w:pPr>
+        <w:ind w:left="6920" w:hanging="360"/>
+      </w:pPr>
+    </w:lvl>
+    <w:lvl w:ilvl="7" w:tplc="040C0019" w:tentative="1">
+      <w:start w:val="1"/>
+      <w:numFmt w:val="lowerLetter"/>
+      <w:lvlText w:val="%8."/>
+      <w:lvlJc w:val="left"/>
+      <w:pPr>
+        <w:ind w:left="7640" w:hanging="360"/>
+      </w:pPr>
+    </w:lvl>
+    <w:lvl w:ilvl="8" w:tplc="040C001B" w:tentative="1">
+      <w:start w:val="1"/>
+      <w:numFmt w:val="lowerRoman"/>
+      <w:lvlText w:val="%9."/>
+      <w:lvlJc w:val="right"/>
+      <w:pPr>
+        <w:ind w:left="8360" w:hanging="180"/>
+      </w:pPr>
+    </w:lvl>
+  </w:abstractNum>
+  <w:abstractNum w:abstractNumId="59" w15:restartNumberingAfterBreak="0">
+    <w:nsid w:val="507F4C6E"/>
+    <w:multiLevelType w:val="hybridMultilevel"/>
+    <w:tmpl w:val="40AA2F7A"/>
+    <w:lvl w:ilvl="0" w:tplc="040C000B">
+      <w:start w:val="1"/>
+      <w:numFmt w:val="bullet"/>
+      <w:lvlText w:val=""/>
+      <w:lvlJc w:val="left"/>
+      <w:pPr>
+        <w:ind w:left="1430" w:hanging="360"/>
+      </w:pPr>
+      <w:rPr>
+        <w:rFonts w:ascii="Wingdings" w:hAnsi="Wingdings" w:hint="default"/>
+      </w:rPr>
+    </w:lvl>
+    <w:lvl w:ilvl="1" w:tplc="040C0003" w:tentative="1">
+      <w:start w:val="1"/>
+      <w:numFmt w:val="bullet"/>
+      <w:lvlText w:val="o"/>
+      <w:lvlJc w:val="left"/>
+      <w:pPr>
+        <w:ind w:left="2150" w:hanging="360"/>
+      </w:pPr>
+      <w:rPr>
+        <w:rFonts w:ascii="Courier New" w:hAnsi="Courier New" w:cs="Courier New" w:hint="default"/>
+      </w:rPr>
+    </w:lvl>
+    <w:lvl w:ilvl="2" w:tplc="040C0005" w:tentative="1">
+      <w:start w:val="1"/>
+      <w:numFmt w:val="bullet"/>
+      <w:lvlText w:val=""/>
+      <w:lvlJc w:val="left"/>
+      <w:pPr>
+        <w:ind w:left="2870" w:hanging="360"/>
+      </w:pPr>
+      <w:rPr>
+        <w:rFonts w:ascii="Wingdings" w:hAnsi="Wingdings" w:hint="default"/>
+      </w:rPr>
+    </w:lvl>
+    <w:lvl w:ilvl="3" w:tplc="040C0001" w:tentative="1">
+      <w:start w:val="1"/>
+      <w:numFmt w:val="bullet"/>
+      <w:lvlText w:val=""/>
+      <w:lvlJc w:val="left"/>
+      <w:pPr>
+        <w:ind w:left="3590" w:hanging="360"/>
+      </w:pPr>
+      <w:rPr>
+        <w:rFonts w:ascii="Symbol" w:hAnsi="Symbol" w:hint="default"/>
+      </w:rPr>
+    </w:lvl>
+    <w:lvl w:ilvl="4" w:tplc="040C0003" w:tentative="1">
+      <w:start w:val="1"/>
+      <w:numFmt w:val="bullet"/>
+      <w:lvlText w:val="o"/>
+      <w:lvlJc w:val="left"/>
+      <w:pPr>
+        <w:ind w:left="4310" w:hanging="360"/>
+      </w:pPr>
+      <w:rPr>
+        <w:rFonts w:ascii="Courier New" w:hAnsi="Courier New" w:cs="Courier New" w:hint="default"/>
+      </w:rPr>
+    </w:lvl>
+    <w:lvl w:ilvl="5" w:tplc="040C0005" w:tentative="1">
+      <w:start w:val="1"/>
+      <w:numFmt w:val="bullet"/>
+      <w:lvlText w:val=""/>
+      <w:lvlJc w:val="left"/>
+      <w:pPr>
+        <w:ind w:left="5030" w:hanging="360"/>
+      </w:pPr>
+      <w:rPr>
+        <w:rFonts w:ascii="Wingdings" w:hAnsi="Wingdings" w:hint="default"/>
+      </w:rPr>
+    </w:lvl>
+    <w:lvl w:ilvl="6" w:tplc="040C0001" w:tentative="1">
+      <w:start w:val="1"/>
+      <w:numFmt w:val="bullet"/>
+      <w:lvlText w:val=""/>
+      <w:lvlJc w:val="left"/>
+      <w:pPr>
+        <w:ind w:left="5750" w:hanging="360"/>
+      </w:pPr>
+      <w:rPr>
+        <w:rFonts w:ascii="Symbol" w:hAnsi="Symbol" w:hint="default"/>
+      </w:rPr>
+    </w:lvl>
+    <w:lvl w:ilvl="7" w:tplc="040C0003" w:tentative="1">
+      <w:start w:val="1"/>
+      <w:numFmt w:val="bullet"/>
+      <w:lvlText w:val="o"/>
+      <w:lvlJc w:val="left"/>
+      <w:pPr>
+        <w:ind w:left="6470" w:hanging="360"/>
+      </w:pPr>
+      <w:rPr>
+        <w:rFonts w:ascii="Courier New" w:hAnsi="Courier New" w:cs="Courier New" w:hint="default"/>
+      </w:rPr>
+    </w:lvl>
+    <w:lvl w:ilvl="8" w:tplc="040C0005" w:tentative="1">
+      <w:start w:val="1"/>
+      <w:numFmt w:val="bullet"/>
+      <w:lvlText w:val=""/>
+      <w:lvlJc w:val="left"/>
+      <w:pPr>
+        <w:ind w:left="7190" w:hanging="360"/>
+      </w:pPr>
+      <w:rPr>
+        <w:rFonts w:ascii="Wingdings" w:hAnsi="Wingdings" w:hint="default"/>
+      </w:rPr>
+    </w:lvl>
+  </w:abstractNum>
+  <w:abstractNum w:abstractNumId="60" w15:restartNumberingAfterBreak="0">
     <w:nsid w:val="508C3FDB"/>
     <w:multiLevelType w:val="hybridMultilevel"/>
     <w:tmpl w:val="F7BC9EB6"/>
@@ -13487,7 +19631,7 @@
       </w:rPr>
     </w:lvl>
   </w:abstractNum>
-  <w:abstractNum w:abstractNumId="48" w15:restartNumberingAfterBreak="0">
+  <w:abstractNum w:abstractNumId="61" w15:restartNumberingAfterBreak="0">
     <w:nsid w:val="51E5090C"/>
     <w:multiLevelType w:val="hybridMultilevel"/>
     <w:tmpl w:val="87C89F74"/>
@@ -13600,7 +19744,7 @@
       </w:rPr>
     </w:lvl>
   </w:abstractNum>
-  <w:abstractNum w:abstractNumId="49" w15:restartNumberingAfterBreak="0">
+  <w:abstractNum w:abstractNumId="62" w15:restartNumberingAfterBreak="0">
     <w:nsid w:val="52193DCB"/>
     <w:multiLevelType w:val="hybridMultilevel"/>
     <w:tmpl w:val="D0B2F96A"/>
@@ -13713,7 +19857,120 @@
       </w:rPr>
     </w:lvl>
   </w:abstractNum>
-  <w:abstractNum w:abstractNumId="50" w15:restartNumberingAfterBreak="0">
+  <w:abstractNum w:abstractNumId="63" w15:restartNumberingAfterBreak="0">
+    <w:nsid w:val="52803841"/>
+    <w:multiLevelType w:val="hybridMultilevel"/>
+    <w:tmpl w:val="051EB2E8"/>
+    <w:lvl w:ilvl="0" w:tplc="040C000B">
+      <w:start w:val="1"/>
+      <w:numFmt w:val="bullet"/>
+      <w:lvlText w:val=""/>
+      <w:lvlJc w:val="left"/>
+      <w:pPr>
+        <w:ind w:left="720" w:hanging="360"/>
+      </w:pPr>
+      <w:rPr>
+        <w:rFonts w:ascii="Wingdings" w:hAnsi="Wingdings" w:hint="default"/>
+      </w:rPr>
+    </w:lvl>
+    <w:lvl w:ilvl="1" w:tplc="040C0003" w:tentative="1">
+      <w:start w:val="1"/>
+      <w:numFmt w:val="bullet"/>
+      <w:lvlText w:val="o"/>
+      <w:lvlJc w:val="left"/>
+      <w:pPr>
+        <w:ind w:left="1440" w:hanging="360"/>
+      </w:pPr>
+      <w:rPr>
+        <w:rFonts w:ascii="Courier New" w:hAnsi="Courier New" w:cs="Courier New" w:hint="default"/>
+      </w:rPr>
+    </w:lvl>
+    <w:lvl w:ilvl="2" w:tplc="040C0005" w:tentative="1">
+      <w:start w:val="1"/>
+      <w:numFmt w:val="bullet"/>
+      <w:lvlText w:val=""/>
+      <w:lvlJc w:val="left"/>
+      <w:pPr>
+        <w:ind w:left="2160" w:hanging="360"/>
+      </w:pPr>
+      <w:rPr>
+        <w:rFonts w:ascii="Wingdings" w:hAnsi="Wingdings" w:hint="default"/>
+      </w:rPr>
+    </w:lvl>
+    <w:lvl w:ilvl="3" w:tplc="040C0001" w:tentative="1">
+      <w:start w:val="1"/>
+      <w:numFmt w:val="bullet"/>
+      <w:lvlText w:val=""/>
+      <w:lvlJc w:val="left"/>
+      <w:pPr>
+        <w:ind w:left="2880" w:hanging="360"/>
+      </w:pPr>
+      <w:rPr>
+        <w:rFonts w:ascii="Symbol" w:hAnsi="Symbol" w:hint="default"/>
+      </w:rPr>
+    </w:lvl>
+    <w:lvl w:ilvl="4" w:tplc="040C0003" w:tentative="1">
+      <w:start w:val="1"/>
+      <w:numFmt w:val="bullet"/>
+      <w:lvlText w:val="o"/>
+      <w:lvlJc w:val="left"/>
+      <w:pPr>
+        <w:ind w:left="3600" w:hanging="360"/>
+      </w:pPr>
+      <w:rPr>
+        <w:rFonts w:ascii="Courier New" w:hAnsi="Courier New" w:cs="Courier New" w:hint="default"/>
+      </w:rPr>
+    </w:lvl>
+    <w:lvl w:ilvl="5" w:tplc="040C0005" w:tentative="1">
+      <w:start w:val="1"/>
+      <w:numFmt w:val="bullet"/>
+      <w:lvlText w:val=""/>
+      <w:lvlJc w:val="left"/>
+      <w:pPr>
+        <w:ind w:left="4320" w:hanging="360"/>
+      </w:pPr>
+      <w:rPr>
+        <w:rFonts w:ascii="Wingdings" w:hAnsi="Wingdings" w:hint="default"/>
+      </w:rPr>
+    </w:lvl>
+    <w:lvl w:ilvl="6" w:tplc="040C0001" w:tentative="1">
+      <w:start w:val="1"/>
+      <w:numFmt w:val="bullet"/>
+      <w:lvlText w:val=""/>
+      <w:lvlJc w:val="left"/>
+      <w:pPr>
+        <w:ind w:left="5040" w:hanging="360"/>
+      </w:pPr>
+      <w:rPr>
+        <w:rFonts w:ascii="Symbol" w:hAnsi="Symbol" w:hint="default"/>
+      </w:rPr>
+    </w:lvl>
+    <w:lvl w:ilvl="7" w:tplc="040C0003" w:tentative="1">
+      <w:start w:val="1"/>
+      <w:numFmt w:val="bullet"/>
+      <w:lvlText w:val="o"/>
+      <w:lvlJc w:val="left"/>
+      <w:pPr>
+        <w:ind w:left="5760" w:hanging="360"/>
+      </w:pPr>
+      <w:rPr>
+        <w:rFonts w:ascii="Courier New" w:hAnsi="Courier New" w:cs="Courier New" w:hint="default"/>
+      </w:rPr>
+    </w:lvl>
+    <w:lvl w:ilvl="8" w:tplc="040C0005" w:tentative="1">
+      <w:start w:val="1"/>
+      <w:numFmt w:val="bullet"/>
+      <w:lvlText w:val=""/>
+      <w:lvlJc w:val="left"/>
+      <w:pPr>
+        <w:ind w:left="6480" w:hanging="360"/>
+      </w:pPr>
+      <w:rPr>
+        <w:rFonts w:ascii="Wingdings" w:hAnsi="Wingdings" w:hint="default"/>
+      </w:rPr>
+    </w:lvl>
+  </w:abstractNum>
+  <w:abstractNum w:abstractNumId="64" w15:restartNumberingAfterBreak="0">
     <w:nsid w:val="54AB7BFC"/>
     <w:multiLevelType w:val="hybridMultilevel"/>
     <w:tmpl w:val="75DCE120"/>
@@ -13826,7 +20083,7 @@
       </w:rPr>
     </w:lvl>
   </w:abstractNum>
-  <w:abstractNum w:abstractNumId="51" w15:restartNumberingAfterBreak="0">
+  <w:abstractNum w:abstractNumId="65" w15:restartNumberingAfterBreak="0">
     <w:nsid w:val="55112CB6"/>
     <w:multiLevelType w:val="hybridMultilevel"/>
     <w:tmpl w:val="1B84D710"/>
@@ -13939,7 +20196,7 @@
       </w:rPr>
     </w:lvl>
   </w:abstractNum>
-  <w:abstractNum w:abstractNumId="52" w15:restartNumberingAfterBreak="0">
+  <w:abstractNum w:abstractNumId="66" w15:restartNumberingAfterBreak="0">
     <w:nsid w:val="562D4BAF"/>
     <w:multiLevelType w:val="hybridMultilevel"/>
     <w:tmpl w:val="7F0C8A60"/>
@@ -14052,7 +20309,7 @@
       </w:rPr>
     </w:lvl>
   </w:abstractNum>
-  <w:abstractNum w:abstractNumId="53" w15:restartNumberingAfterBreak="0">
+  <w:abstractNum w:abstractNumId="67" w15:restartNumberingAfterBreak="0">
     <w:nsid w:val="570C3FBE"/>
     <w:multiLevelType w:val="hybridMultilevel"/>
     <w:tmpl w:val="189A2CA6"/>
@@ -14138,7 +20395,7 @@
       </w:pPr>
     </w:lvl>
   </w:abstractNum>
-  <w:abstractNum w:abstractNumId="54" w15:restartNumberingAfterBreak="0">
+  <w:abstractNum w:abstractNumId="68" w15:restartNumberingAfterBreak="0">
     <w:nsid w:val="5784213E"/>
     <w:multiLevelType w:val="hybridMultilevel"/>
     <w:tmpl w:val="D29679D2"/>
@@ -14224,7 +20481,7 @@
       </w:pPr>
     </w:lvl>
   </w:abstractNum>
-  <w:abstractNum w:abstractNumId="55" w15:restartNumberingAfterBreak="0">
+  <w:abstractNum w:abstractNumId="69" w15:restartNumberingAfterBreak="0">
     <w:nsid w:val="58143260"/>
     <w:multiLevelType w:val="hybridMultilevel"/>
     <w:tmpl w:val="B412C9F4"/>
@@ -14337,7 +20594,93 @@
       </w:rPr>
     </w:lvl>
   </w:abstractNum>
-  <w:abstractNum w:abstractNumId="56" w15:restartNumberingAfterBreak="0">
+  <w:abstractNum w:abstractNumId="70" w15:restartNumberingAfterBreak="0">
+    <w:nsid w:val="587B1F4A"/>
+    <w:multiLevelType w:val="hybridMultilevel"/>
+    <w:tmpl w:val="BD5C0268"/>
+    <w:lvl w:ilvl="0" w:tplc="040C0017">
+      <w:start w:val="1"/>
+      <w:numFmt w:val="lowerLetter"/>
+      <w:lvlText w:val="%1)"/>
+      <w:lvlJc w:val="left"/>
+      <w:pPr>
+        <w:ind w:left="2240" w:hanging="360"/>
+      </w:pPr>
+    </w:lvl>
+    <w:lvl w:ilvl="1" w:tplc="040C0019" w:tentative="1">
+      <w:start w:val="1"/>
+      <w:numFmt w:val="lowerLetter"/>
+      <w:lvlText w:val="%2."/>
+      <w:lvlJc w:val="left"/>
+      <w:pPr>
+        <w:ind w:left="2960" w:hanging="360"/>
+      </w:pPr>
+    </w:lvl>
+    <w:lvl w:ilvl="2" w:tplc="040C001B" w:tentative="1">
+      <w:start w:val="1"/>
+      <w:numFmt w:val="lowerRoman"/>
+      <w:lvlText w:val="%3."/>
+      <w:lvlJc w:val="right"/>
+      <w:pPr>
+        <w:ind w:left="3680" w:hanging="180"/>
+      </w:pPr>
+    </w:lvl>
+    <w:lvl w:ilvl="3" w:tplc="040C000F" w:tentative="1">
+      <w:start w:val="1"/>
+      <w:numFmt w:val="decimal"/>
+      <w:lvlText w:val="%4."/>
+      <w:lvlJc w:val="left"/>
+      <w:pPr>
+        <w:ind w:left="4400" w:hanging="360"/>
+      </w:pPr>
+    </w:lvl>
+    <w:lvl w:ilvl="4" w:tplc="040C0019" w:tentative="1">
+      <w:start w:val="1"/>
+      <w:numFmt w:val="lowerLetter"/>
+      <w:lvlText w:val="%5."/>
+      <w:lvlJc w:val="left"/>
+      <w:pPr>
+        <w:ind w:left="5120" w:hanging="360"/>
+      </w:pPr>
+    </w:lvl>
+    <w:lvl w:ilvl="5" w:tplc="040C001B" w:tentative="1">
+      <w:start w:val="1"/>
+      <w:numFmt w:val="lowerRoman"/>
+      <w:lvlText w:val="%6."/>
+      <w:lvlJc w:val="right"/>
+      <w:pPr>
+        <w:ind w:left="5840" w:hanging="180"/>
+      </w:pPr>
+    </w:lvl>
+    <w:lvl w:ilvl="6" w:tplc="040C000F" w:tentative="1">
+      <w:start w:val="1"/>
+      <w:numFmt w:val="decimal"/>
+      <w:lvlText w:val="%7."/>
+      <w:lvlJc w:val="left"/>
+      <w:pPr>
+        <w:ind w:left="6560" w:hanging="360"/>
+      </w:pPr>
+    </w:lvl>
+    <w:lvl w:ilvl="7" w:tplc="040C0019" w:tentative="1">
+      <w:start w:val="1"/>
+      <w:numFmt w:val="lowerLetter"/>
+      <w:lvlText w:val="%8."/>
+      <w:lvlJc w:val="left"/>
+      <w:pPr>
+        <w:ind w:left="7280" w:hanging="360"/>
+      </w:pPr>
+    </w:lvl>
+    <w:lvl w:ilvl="8" w:tplc="040C001B" w:tentative="1">
+      <w:start w:val="1"/>
+      <w:numFmt w:val="lowerRoman"/>
+      <w:lvlText w:val="%9."/>
+      <w:lvlJc w:val="right"/>
+      <w:pPr>
+        <w:ind w:left="8000" w:hanging="180"/>
+      </w:pPr>
+    </w:lvl>
+  </w:abstractNum>
+  <w:abstractNum w:abstractNumId="71" w15:restartNumberingAfterBreak="0">
     <w:nsid w:val="59056814"/>
     <w:multiLevelType w:val="hybridMultilevel"/>
     <w:tmpl w:val="A7D4118A"/>
@@ -14450,7 +20793,7 @@
       </w:rPr>
     </w:lvl>
   </w:abstractNum>
-  <w:abstractNum w:abstractNumId="57" w15:restartNumberingAfterBreak="0">
+  <w:abstractNum w:abstractNumId="72" w15:restartNumberingAfterBreak="0">
     <w:nsid w:val="59072E5E"/>
     <w:multiLevelType w:val="hybridMultilevel"/>
     <w:tmpl w:val="11CAD626"/>
@@ -14563,7 +20906,7 @@
       </w:rPr>
     </w:lvl>
   </w:abstractNum>
-  <w:abstractNum w:abstractNumId="58" w15:restartNumberingAfterBreak="0">
+  <w:abstractNum w:abstractNumId="73" w15:restartNumberingAfterBreak="0">
     <w:nsid w:val="59DF136E"/>
     <w:multiLevelType w:val="hybridMultilevel"/>
     <w:tmpl w:val="152A43B8"/>
@@ -14676,7 +21019,7 @@
       </w:rPr>
     </w:lvl>
   </w:abstractNum>
-  <w:abstractNum w:abstractNumId="59" w15:restartNumberingAfterBreak="0">
+  <w:abstractNum w:abstractNumId="74" w15:restartNumberingAfterBreak="0">
     <w:nsid w:val="5A8E380F"/>
     <w:multiLevelType w:val="hybridMultilevel"/>
     <w:tmpl w:val="912844E6"/>
@@ -14789,7 +21132,7 @@
       </w:rPr>
     </w:lvl>
   </w:abstractNum>
-  <w:abstractNum w:abstractNumId="60" w15:restartNumberingAfterBreak="0">
+  <w:abstractNum w:abstractNumId="75" w15:restartNumberingAfterBreak="0">
     <w:nsid w:val="5AE01A53"/>
     <w:multiLevelType w:val="hybridMultilevel"/>
     <w:tmpl w:val="649A0178"/>
@@ -14875,7 +21218,233 @@
       </w:pPr>
     </w:lvl>
   </w:abstractNum>
-  <w:abstractNum w:abstractNumId="61" w15:restartNumberingAfterBreak="0">
+  <w:abstractNum w:abstractNumId="76" w15:restartNumberingAfterBreak="0">
+    <w:nsid w:val="5AFF3C1E"/>
+    <w:multiLevelType w:val="hybridMultilevel"/>
+    <w:tmpl w:val="F4948BC4"/>
+    <w:lvl w:ilvl="0" w:tplc="040C000B">
+      <w:start w:val="1"/>
+      <w:numFmt w:val="bullet"/>
+      <w:lvlText w:val=""/>
+      <w:lvlJc w:val="left"/>
+      <w:pPr>
+        <w:ind w:left="720" w:hanging="360"/>
+      </w:pPr>
+      <w:rPr>
+        <w:rFonts w:ascii="Wingdings" w:hAnsi="Wingdings" w:hint="default"/>
+      </w:rPr>
+    </w:lvl>
+    <w:lvl w:ilvl="1" w:tplc="040C0003" w:tentative="1">
+      <w:start w:val="1"/>
+      <w:numFmt w:val="bullet"/>
+      <w:lvlText w:val="o"/>
+      <w:lvlJc w:val="left"/>
+      <w:pPr>
+        <w:ind w:left="1440" w:hanging="360"/>
+      </w:pPr>
+      <w:rPr>
+        <w:rFonts w:ascii="Courier New" w:hAnsi="Courier New" w:cs="Courier New" w:hint="default"/>
+      </w:rPr>
+    </w:lvl>
+    <w:lvl w:ilvl="2" w:tplc="040C0005" w:tentative="1">
+      <w:start w:val="1"/>
+      <w:numFmt w:val="bullet"/>
+      <w:lvlText w:val=""/>
+      <w:lvlJc w:val="left"/>
+      <w:pPr>
+        <w:ind w:left="2160" w:hanging="360"/>
+      </w:pPr>
+      <w:rPr>
+        <w:rFonts w:ascii="Wingdings" w:hAnsi="Wingdings" w:hint="default"/>
+      </w:rPr>
+    </w:lvl>
+    <w:lvl w:ilvl="3" w:tplc="040C0001" w:tentative="1">
+      <w:start w:val="1"/>
+      <w:numFmt w:val="bullet"/>
+      <w:lvlText w:val=""/>
+      <w:lvlJc w:val="left"/>
+      <w:pPr>
+        <w:ind w:left="2880" w:hanging="360"/>
+      </w:pPr>
+      <w:rPr>
+        <w:rFonts w:ascii="Symbol" w:hAnsi="Symbol" w:hint="default"/>
+      </w:rPr>
+    </w:lvl>
+    <w:lvl w:ilvl="4" w:tplc="040C0003" w:tentative="1">
+      <w:start w:val="1"/>
+      <w:numFmt w:val="bullet"/>
+      <w:lvlText w:val="o"/>
+      <w:lvlJc w:val="left"/>
+      <w:pPr>
+        <w:ind w:left="3600" w:hanging="360"/>
+      </w:pPr>
+      <w:rPr>
+        <w:rFonts w:ascii="Courier New" w:hAnsi="Courier New" w:cs="Courier New" w:hint="default"/>
+      </w:rPr>
+    </w:lvl>
+    <w:lvl w:ilvl="5" w:tplc="040C0005" w:tentative="1">
+      <w:start w:val="1"/>
+      <w:numFmt w:val="bullet"/>
+      <w:lvlText w:val=""/>
+      <w:lvlJc w:val="left"/>
+      <w:pPr>
+        <w:ind w:left="4320" w:hanging="360"/>
+      </w:pPr>
+      <w:rPr>
+        <w:rFonts w:ascii="Wingdings" w:hAnsi="Wingdings" w:hint="default"/>
+      </w:rPr>
+    </w:lvl>
+    <w:lvl w:ilvl="6" w:tplc="040C0001" w:tentative="1">
+      <w:start w:val="1"/>
+      <w:numFmt w:val="bullet"/>
+      <w:lvlText w:val=""/>
+      <w:lvlJc w:val="left"/>
+      <w:pPr>
+        <w:ind w:left="5040" w:hanging="360"/>
+      </w:pPr>
+      <w:rPr>
+        <w:rFonts w:ascii="Symbol" w:hAnsi="Symbol" w:hint="default"/>
+      </w:rPr>
+    </w:lvl>
+    <w:lvl w:ilvl="7" w:tplc="040C0003" w:tentative="1">
+      <w:start w:val="1"/>
+      <w:numFmt w:val="bullet"/>
+      <w:lvlText w:val="o"/>
+      <w:lvlJc w:val="left"/>
+      <w:pPr>
+        <w:ind w:left="5760" w:hanging="360"/>
+      </w:pPr>
+      <w:rPr>
+        <w:rFonts w:ascii="Courier New" w:hAnsi="Courier New" w:cs="Courier New" w:hint="default"/>
+      </w:rPr>
+    </w:lvl>
+    <w:lvl w:ilvl="8" w:tplc="040C0005" w:tentative="1">
+      <w:start w:val="1"/>
+      <w:numFmt w:val="bullet"/>
+      <w:lvlText w:val=""/>
+      <w:lvlJc w:val="left"/>
+      <w:pPr>
+        <w:ind w:left="6480" w:hanging="360"/>
+      </w:pPr>
+      <w:rPr>
+        <w:rFonts w:ascii="Wingdings" w:hAnsi="Wingdings" w:hint="default"/>
+      </w:rPr>
+    </w:lvl>
+  </w:abstractNum>
+  <w:abstractNum w:abstractNumId="77" w15:restartNumberingAfterBreak="0">
+    <w:nsid w:val="5BB2100C"/>
+    <w:multiLevelType w:val="hybridMultilevel"/>
+    <w:tmpl w:val="A0068E92"/>
+    <w:lvl w:ilvl="0" w:tplc="040C000B">
+      <w:start w:val="1"/>
+      <w:numFmt w:val="bullet"/>
+      <w:lvlText w:val=""/>
+      <w:lvlJc w:val="left"/>
+      <w:pPr>
+        <w:ind w:left="720" w:hanging="360"/>
+      </w:pPr>
+      <w:rPr>
+        <w:rFonts w:ascii="Wingdings" w:hAnsi="Wingdings" w:hint="default"/>
+      </w:rPr>
+    </w:lvl>
+    <w:lvl w:ilvl="1" w:tplc="040C0003" w:tentative="1">
+      <w:start w:val="1"/>
+      <w:numFmt w:val="bullet"/>
+      <w:lvlText w:val="o"/>
+      <w:lvlJc w:val="left"/>
+      <w:pPr>
+        <w:ind w:left="1440" w:hanging="360"/>
+      </w:pPr>
+      <w:rPr>
+        <w:rFonts w:ascii="Courier New" w:hAnsi="Courier New" w:cs="Courier New" w:hint="default"/>
+      </w:rPr>
+    </w:lvl>
+    <w:lvl w:ilvl="2" w:tplc="040C0005" w:tentative="1">
+      <w:start w:val="1"/>
+      <w:numFmt w:val="bullet"/>
+      <w:lvlText w:val=""/>
+      <w:lvlJc w:val="left"/>
+      <w:pPr>
+        <w:ind w:left="2160" w:hanging="360"/>
+      </w:pPr>
+      <w:rPr>
+        <w:rFonts w:ascii="Wingdings" w:hAnsi="Wingdings" w:hint="default"/>
+      </w:rPr>
+    </w:lvl>
+    <w:lvl w:ilvl="3" w:tplc="040C0001" w:tentative="1">
+      <w:start w:val="1"/>
+      <w:numFmt w:val="bullet"/>
+      <w:lvlText w:val=""/>
+      <w:lvlJc w:val="left"/>
+      <w:pPr>
+        <w:ind w:left="2880" w:hanging="360"/>
+      </w:pPr>
+      <w:rPr>
+        <w:rFonts w:ascii="Symbol" w:hAnsi="Symbol" w:hint="default"/>
+      </w:rPr>
+    </w:lvl>
+    <w:lvl w:ilvl="4" w:tplc="040C0003" w:tentative="1">
+      <w:start w:val="1"/>
+      <w:numFmt w:val="bullet"/>
+      <w:lvlText w:val="o"/>
+      <w:lvlJc w:val="left"/>
+      <w:pPr>
+        <w:ind w:left="3600" w:hanging="360"/>
+      </w:pPr>
+      <w:rPr>
+        <w:rFonts w:ascii="Courier New" w:hAnsi="Courier New" w:cs="Courier New" w:hint="default"/>
+      </w:rPr>
+    </w:lvl>
+    <w:lvl w:ilvl="5" w:tplc="040C0005" w:tentative="1">
+      <w:start w:val="1"/>
+      <w:numFmt w:val="bullet"/>
+      <w:lvlText w:val=""/>
+      <w:lvlJc w:val="left"/>
+      <w:pPr>
+        <w:ind w:left="4320" w:hanging="360"/>
+      </w:pPr>
+      <w:rPr>
+        <w:rFonts w:ascii="Wingdings" w:hAnsi="Wingdings" w:hint="default"/>
+      </w:rPr>
+    </w:lvl>
+    <w:lvl w:ilvl="6" w:tplc="040C0001" w:tentative="1">
+      <w:start w:val="1"/>
+      <w:numFmt w:val="bullet"/>
+      <w:lvlText w:val=""/>
+      <w:lvlJc w:val="left"/>
+      <w:pPr>
+        <w:ind w:left="5040" w:hanging="360"/>
+      </w:pPr>
+      <w:rPr>
+        <w:rFonts w:ascii="Symbol" w:hAnsi="Symbol" w:hint="default"/>
+      </w:rPr>
+    </w:lvl>
+    <w:lvl w:ilvl="7" w:tplc="040C0003" w:tentative="1">
+      <w:start w:val="1"/>
+      <w:numFmt w:val="bullet"/>
+      <w:lvlText w:val="o"/>
+      <w:lvlJc w:val="left"/>
+      <w:pPr>
+        <w:ind w:left="5760" w:hanging="360"/>
+      </w:pPr>
+      <w:rPr>
+        <w:rFonts w:ascii="Courier New" w:hAnsi="Courier New" w:cs="Courier New" w:hint="default"/>
+      </w:rPr>
+    </w:lvl>
+    <w:lvl w:ilvl="8" w:tplc="040C0005" w:tentative="1">
+      <w:start w:val="1"/>
+      <w:numFmt w:val="bullet"/>
+      <w:lvlText w:val=""/>
+      <w:lvlJc w:val="left"/>
+      <w:pPr>
+        <w:ind w:left="6480" w:hanging="360"/>
+      </w:pPr>
+      <w:rPr>
+        <w:rFonts w:ascii="Wingdings" w:hAnsi="Wingdings" w:hint="default"/>
+      </w:rPr>
+    </w:lvl>
+  </w:abstractNum>
+  <w:abstractNum w:abstractNumId="78" w15:restartNumberingAfterBreak="0">
     <w:nsid w:val="5BE76D81"/>
     <w:multiLevelType w:val="hybridMultilevel"/>
     <w:tmpl w:val="5DBC715E"/>
@@ -14988,7 +21557,7 @@
       </w:rPr>
     </w:lvl>
   </w:abstractNum>
-  <w:abstractNum w:abstractNumId="62" w15:restartNumberingAfterBreak="0">
+  <w:abstractNum w:abstractNumId="79" w15:restartNumberingAfterBreak="0">
     <w:nsid w:val="5C0A3FC8"/>
     <w:multiLevelType w:val="hybridMultilevel"/>
     <w:tmpl w:val="97B46064"/>
@@ -15101,7 +21670,7 @@
       </w:rPr>
     </w:lvl>
   </w:abstractNum>
-  <w:abstractNum w:abstractNumId="63" w15:restartNumberingAfterBreak="0">
+  <w:abstractNum w:abstractNumId="80" w15:restartNumberingAfterBreak="0">
     <w:nsid w:val="5D206AC3"/>
     <w:multiLevelType w:val="hybridMultilevel"/>
     <w:tmpl w:val="9CDE6D12"/>
@@ -15190,7 +21759,7 @@
       </w:pPr>
     </w:lvl>
   </w:abstractNum>
-  <w:abstractNum w:abstractNumId="64" w15:restartNumberingAfterBreak="0">
+  <w:abstractNum w:abstractNumId="81" w15:restartNumberingAfterBreak="0">
     <w:nsid w:val="60AE2CE9"/>
     <w:multiLevelType w:val="hybridMultilevel"/>
     <w:tmpl w:val="20720E3E"/>
@@ -15303,7 +21872,96 @@
       </w:rPr>
     </w:lvl>
   </w:abstractNum>
-  <w:abstractNum w:abstractNumId="65" w15:restartNumberingAfterBreak="0">
+  <w:abstractNum w:abstractNumId="82" w15:restartNumberingAfterBreak="0">
+    <w:nsid w:val="61A00635"/>
+    <w:multiLevelType w:val="hybridMultilevel"/>
+    <w:tmpl w:val="B0343ED4"/>
+    <w:lvl w:ilvl="0" w:tplc="BE042170">
+      <w:start w:val="1"/>
+      <w:numFmt w:val="lowerLetter"/>
+      <w:lvlText w:val="%1."/>
+      <w:lvlJc w:val="left"/>
+      <w:pPr>
+        <w:ind w:left="2600" w:hanging="360"/>
+      </w:pPr>
+      <w:rPr>
+        <w:rFonts w:hint="default"/>
+      </w:rPr>
+    </w:lvl>
+    <w:lvl w:ilvl="1" w:tplc="040C0019" w:tentative="1">
+      <w:start w:val="1"/>
+      <w:numFmt w:val="lowerLetter"/>
+      <w:lvlText w:val="%2."/>
+      <w:lvlJc w:val="left"/>
+      <w:pPr>
+        <w:ind w:left="1440" w:hanging="360"/>
+      </w:pPr>
+    </w:lvl>
+    <w:lvl w:ilvl="2" w:tplc="040C001B" w:tentative="1">
+      <w:start w:val="1"/>
+      <w:numFmt w:val="lowerRoman"/>
+      <w:lvlText w:val="%3."/>
+      <w:lvlJc w:val="right"/>
+      <w:pPr>
+        <w:ind w:left="2160" w:hanging="180"/>
+      </w:pPr>
+    </w:lvl>
+    <w:lvl w:ilvl="3" w:tplc="040C000F" w:tentative="1">
+      <w:start w:val="1"/>
+      <w:numFmt w:val="decimal"/>
+      <w:lvlText w:val="%4."/>
+      <w:lvlJc w:val="left"/>
+      <w:pPr>
+        <w:ind w:left="2880" w:hanging="360"/>
+      </w:pPr>
+    </w:lvl>
+    <w:lvl w:ilvl="4" w:tplc="040C0019" w:tentative="1">
+      <w:start w:val="1"/>
+      <w:numFmt w:val="lowerLetter"/>
+      <w:lvlText w:val="%5."/>
+      <w:lvlJc w:val="left"/>
+      <w:pPr>
+        <w:ind w:left="3600" w:hanging="360"/>
+      </w:pPr>
+    </w:lvl>
+    <w:lvl w:ilvl="5" w:tplc="040C001B" w:tentative="1">
+      <w:start w:val="1"/>
+      <w:numFmt w:val="lowerRoman"/>
+      <w:lvlText w:val="%6."/>
+      <w:lvlJc w:val="right"/>
+      <w:pPr>
+        <w:ind w:left="4320" w:hanging="180"/>
+      </w:pPr>
+    </w:lvl>
+    <w:lvl w:ilvl="6" w:tplc="040C000F" w:tentative="1">
+      <w:start w:val="1"/>
+      <w:numFmt w:val="decimal"/>
+      <w:lvlText w:val="%7."/>
+      <w:lvlJc w:val="left"/>
+      <w:pPr>
+        <w:ind w:left="5040" w:hanging="360"/>
+      </w:pPr>
+    </w:lvl>
+    <w:lvl w:ilvl="7" w:tplc="040C0019" w:tentative="1">
+      <w:start w:val="1"/>
+      <w:numFmt w:val="lowerLetter"/>
+      <w:lvlText w:val="%8."/>
+      <w:lvlJc w:val="left"/>
+      <w:pPr>
+        <w:ind w:left="5760" w:hanging="360"/>
+      </w:pPr>
+    </w:lvl>
+    <w:lvl w:ilvl="8" w:tplc="040C001B" w:tentative="1">
+      <w:start w:val="1"/>
+      <w:numFmt w:val="lowerRoman"/>
+      <w:lvlText w:val="%9."/>
+      <w:lvlJc w:val="right"/>
+      <w:pPr>
+        <w:ind w:left="6480" w:hanging="180"/>
+      </w:pPr>
+    </w:lvl>
+  </w:abstractNum>
+  <w:abstractNum w:abstractNumId="83" w15:restartNumberingAfterBreak="0">
     <w:nsid w:val="629D6C31"/>
     <w:multiLevelType w:val="hybridMultilevel"/>
     <w:tmpl w:val="2E34F878"/>
@@ -15416,7 +22074,7 @@
       </w:rPr>
     </w:lvl>
   </w:abstractNum>
-  <w:abstractNum w:abstractNumId="66" w15:restartNumberingAfterBreak="0">
+  <w:abstractNum w:abstractNumId="84" w15:restartNumberingAfterBreak="0">
     <w:nsid w:val="62A64FE7"/>
     <w:multiLevelType w:val="hybridMultilevel"/>
     <w:tmpl w:val="098EF4D8"/>
@@ -15529,7 +22187,7 @@
       </w:rPr>
     </w:lvl>
   </w:abstractNum>
-  <w:abstractNum w:abstractNumId="67" w15:restartNumberingAfterBreak="0">
+  <w:abstractNum w:abstractNumId="85" w15:restartNumberingAfterBreak="0">
     <w:nsid w:val="631B3C5E"/>
     <w:multiLevelType w:val="hybridMultilevel"/>
     <w:tmpl w:val="3B6284D8"/>
@@ -15642,7 +22300,7 @@
       </w:rPr>
     </w:lvl>
   </w:abstractNum>
-  <w:abstractNum w:abstractNumId="68" w15:restartNumberingAfterBreak="0">
+  <w:abstractNum w:abstractNumId="86" w15:restartNumberingAfterBreak="0">
     <w:nsid w:val="635748B1"/>
     <w:multiLevelType w:val="hybridMultilevel"/>
     <w:tmpl w:val="F7EE31FA"/>
@@ -15755,7 +22413,120 @@
       </w:rPr>
     </w:lvl>
   </w:abstractNum>
-  <w:abstractNum w:abstractNumId="69" w15:restartNumberingAfterBreak="0">
+  <w:abstractNum w:abstractNumId="87" w15:restartNumberingAfterBreak="0">
+    <w:nsid w:val="65594E2F"/>
+    <w:multiLevelType w:val="hybridMultilevel"/>
+    <w:tmpl w:val="2AC06F0C"/>
+    <w:lvl w:ilvl="0" w:tplc="040C000B">
+      <w:start w:val="1"/>
+      <w:numFmt w:val="bullet"/>
+      <w:lvlText w:val=""/>
+      <w:lvlJc w:val="left"/>
+      <w:pPr>
+        <w:ind w:left="1430" w:hanging="360"/>
+      </w:pPr>
+      <w:rPr>
+        <w:rFonts w:ascii="Wingdings" w:hAnsi="Wingdings" w:hint="default"/>
+      </w:rPr>
+    </w:lvl>
+    <w:lvl w:ilvl="1" w:tplc="040C0003" w:tentative="1">
+      <w:start w:val="1"/>
+      <w:numFmt w:val="bullet"/>
+      <w:lvlText w:val="o"/>
+      <w:lvlJc w:val="left"/>
+      <w:pPr>
+        <w:ind w:left="2150" w:hanging="360"/>
+      </w:pPr>
+      <w:rPr>
+        <w:rFonts w:ascii="Courier New" w:hAnsi="Courier New" w:cs="Courier New" w:hint="default"/>
+      </w:rPr>
+    </w:lvl>
+    <w:lvl w:ilvl="2" w:tplc="040C0005" w:tentative="1">
+      <w:start w:val="1"/>
+      <w:numFmt w:val="bullet"/>
+      <w:lvlText w:val=""/>
+      <w:lvlJc w:val="left"/>
+      <w:pPr>
+        <w:ind w:left="2870" w:hanging="360"/>
+      </w:pPr>
+      <w:rPr>
+        <w:rFonts w:ascii="Wingdings" w:hAnsi="Wingdings" w:hint="default"/>
+      </w:rPr>
+    </w:lvl>
+    <w:lvl w:ilvl="3" w:tplc="040C0001" w:tentative="1">
+      <w:start w:val="1"/>
+      <w:numFmt w:val="bullet"/>
+      <w:lvlText w:val=""/>
+      <w:lvlJc w:val="left"/>
+      <w:pPr>
+        <w:ind w:left="3590" w:hanging="360"/>
+      </w:pPr>
+      <w:rPr>
+        <w:rFonts w:ascii="Symbol" w:hAnsi="Symbol" w:hint="default"/>
+      </w:rPr>
+    </w:lvl>
+    <w:lvl w:ilvl="4" w:tplc="040C0003" w:tentative="1">
+      <w:start w:val="1"/>
+      <w:numFmt w:val="bullet"/>
+      <w:lvlText w:val="o"/>
+      <w:lvlJc w:val="left"/>
+      <w:pPr>
+        <w:ind w:left="4310" w:hanging="360"/>
+      </w:pPr>
+      <w:rPr>
+        <w:rFonts w:ascii="Courier New" w:hAnsi="Courier New" w:cs="Courier New" w:hint="default"/>
+      </w:rPr>
+    </w:lvl>
+    <w:lvl w:ilvl="5" w:tplc="040C0005" w:tentative="1">
+      <w:start w:val="1"/>
+      <w:numFmt w:val="bullet"/>
+      <w:lvlText w:val=""/>
+      <w:lvlJc w:val="left"/>
+      <w:pPr>
+        <w:ind w:left="5030" w:hanging="360"/>
+      </w:pPr>
+      <w:rPr>
+        <w:rFonts w:ascii="Wingdings" w:hAnsi="Wingdings" w:hint="default"/>
+      </w:rPr>
+    </w:lvl>
+    <w:lvl w:ilvl="6" w:tplc="040C0001" w:tentative="1">
+      <w:start w:val="1"/>
+      <w:numFmt w:val="bullet"/>
+      <w:lvlText w:val=""/>
+      <w:lvlJc w:val="left"/>
+      <w:pPr>
+        <w:ind w:left="5750" w:hanging="360"/>
+      </w:pPr>
+      <w:rPr>
+        <w:rFonts w:ascii="Symbol" w:hAnsi="Symbol" w:hint="default"/>
+      </w:rPr>
+    </w:lvl>
+    <w:lvl w:ilvl="7" w:tplc="040C0003" w:tentative="1">
+      <w:start w:val="1"/>
+      <w:numFmt w:val="bullet"/>
+      <w:lvlText w:val="o"/>
+      <w:lvlJc w:val="left"/>
+      <w:pPr>
+        <w:ind w:left="6470" w:hanging="360"/>
+      </w:pPr>
+      <w:rPr>
+        <w:rFonts w:ascii="Courier New" w:hAnsi="Courier New" w:cs="Courier New" w:hint="default"/>
+      </w:rPr>
+    </w:lvl>
+    <w:lvl w:ilvl="8" w:tplc="040C0005" w:tentative="1">
+      <w:start w:val="1"/>
+      <w:numFmt w:val="bullet"/>
+      <w:lvlText w:val=""/>
+      <w:lvlJc w:val="left"/>
+      <w:pPr>
+        <w:ind w:left="7190" w:hanging="360"/>
+      </w:pPr>
+      <w:rPr>
+        <w:rFonts w:ascii="Wingdings" w:hAnsi="Wingdings" w:hint="default"/>
+      </w:rPr>
+    </w:lvl>
+  </w:abstractNum>
+  <w:abstractNum w:abstractNumId="88" w15:restartNumberingAfterBreak="0">
     <w:nsid w:val="689B5E34"/>
     <w:multiLevelType w:val="hybridMultilevel"/>
     <w:tmpl w:val="762CE346"/>
@@ -15869,7 +22640,93 @@
       </w:rPr>
     </w:lvl>
   </w:abstractNum>
-  <w:abstractNum w:abstractNumId="70" w15:restartNumberingAfterBreak="0">
+  <w:abstractNum w:abstractNumId="89" w15:restartNumberingAfterBreak="0">
+    <w:nsid w:val="699261C9"/>
+    <w:multiLevelType w:val="hybridMultilevel"/>
+    <w:tmpl w:val="564E6E18"/>
+    <w:lvl w:ilvl="0" w:tplc="040C0013">
+      <w:start w:val="1"/>
+      <w:numFmt w:val="upperRoman"/>
+      <w:lvlText w:val="%1."/>
+      <w:lvlJc w:val="right"/>
+      <w:pPr>
+        <w:ind w:left="720" w:hanging="360"/>
+      </w:pPr>
+    </w:lvl>
+    <w:lvl w:ilvl="1" w:tplc="040C0019" w:tentative="1">
+      <w:start w:val="1"/>
+      <w:numFmt w:val="lowerLetter"/>
+      <w:lvlText w:val="%2."/>
+      <w:lvlJc w:val="left"/>
+      <w:pPr>
+        <w:ind w:left="1440" w:hanging="360"/>
+      </w:pPr>
+    </w:lvl>
+    <w:lvl w:ilvl="2" w:tplc="040C001B" w:tentative="1">
+      <w:start w:val="1"/>
+      <w:numFmt w:val="lowerRoman"/>
+      <w:lvlText w:val="%3."/>
+      <w:lvlJc w:val="right"/>
+      <w:pPr>
+        <w:ind w:left="2160" w:hanging="180"/>
+      </w:pPr>
+    </w:lvl>
+    <w:lvl w:ilvl="3" w:tplc="040C000F" w:tentative="1">
+      <w:start w:val="1"/>
+      <w:numFmt w:val="decimal"/>
+      <w:lvlText w:val="%4."/>
+      <w:lvlJc w:val="left"/>
+      <w:pPr>
+        <w:ind w:left="2880" w:hanging="360"/>
+      </w:pPr>
+    </w:lvl>
+    <w:lvl w:ilvl="4" w:tplc="040C0019" w:tentative="1">
+      <w:start w:val="1"/>
+      <w:numFmt w:val="lowerLetter"/>
+      <w:lvlText w:val="%5."/>
+      <w:lvlJc w:val="left"/>
+      <w:pPr>
+        <w:ind w:left="3600" w:hanging="360"/>
+      </w:pPr>
+    </w:lvl>
+    <w:lvl w:ilvl="5" w:tplc="040C001B" w:tentative="1">
+      <w:start w:val="1"/>
+      <w:numFmt w:val="lowerRoman"/>
+      <w:lvlText w:val="%6."/>
+      <w:lvlJc w:val="right"/>
+      <w:pPr>
+        <w:ind w:left="4320" w:hanging="180"/>
+      </w:pPr>
+    </w:lvl>
+    <w:lvl w:ilvl="6" w:tplc="040C000F" w:tentative="1">
+      <w:start w:val="1"/>
+      <w:numFmt w:val="decimal"/>
+      <w:lvlText w:val="%7."/>
+      <w:lvlJc w:val="left"/>
+      <w:pPr>
+        <w:ind w:left="5040" w:hanging="360"/>
+      </w:pPr>
+    </w:lvl>
+    <w:lvl w:ilvl="7" w:tplc="040C0019" w:tentative="1">
+      <w:start w:val="1"/>
+      <w:numFmt w:val="lowerLetter"/>
+      <w:lvlText w:val="%8."/>
+      <w:lvlJc w:val="left"/>
+      <w:pPr>
+        <w:ind w:left="5760" w:hanging="360"/>
+      </w:pPr>
+    </w:lvl>
+    <w:lvl w:ilvl="8" w:tplc="040C001B" w:tentative="1">
+      <w:start w:val="1"/>
+      <w:numFmt w:val="lowerRoman"/>
+      <w:lvlText w:val="%9."/>
+      <w:lvlJc w:val="right"/>
+      <w:pPr>
+        <w:ind w:left="6480" w:hanging="180"/>
+      </w:pPr>
+    </w:lvl>
+  </w:abstractNum>
+  <w:abstractNum w:abstractNumId="90" w15:restartNumberingAfterBreak="0">
     <w:nsid w:val="6A0A425C"/>
     <w:multiLevelType w:val="hybridMultilevel"/>
     <w:tmpl w:val="1FEAC674"/>
@@ -15982,7 +22839,7 @@
       </w:rPr>
     </w:lvl>
   </w:abstractNum>
-  <w:abstractNum w:abstractNumId="71" w15:restartNumberingAfterBreak="0">
+  <w:abstractNum w:abstractNumId="91" w15:restartNumberingAfterBreak="0">
     <w:nsid w:val="6A4D63E5"/>
     <w:multiLevelType w:val="hybridMultilevel"/>
     <w:tmpl w:val="976EE312"/>
@@ -16095,7 +22952,7 @@
       </w:rPr>
     </w:lvl>
   </w:abstractNum>
-  <w:abstractNum w:abstractNumId="72" w15:restartNumberingAfterBreak="0">
+  <w:abstractNum w:abstractNumId="92" w15:restartNumberingAfterBreak="0">
     <w:nsid w:val="6CD97C90"/>
     <w:multiLevelType w:val="hybridMultilevel"/>
     <w:tmpl w:val="0C62470E"/>
@@ -16208,7 +23065,7 @@
       </w:rPr>
     </w:lvl>
   </w:abstractNum>
-  <w:abstractNum w:abstractNumId="73" w15:restartNumberingAfterBreak="0">
+  <w:abstractNum w:abstractNumId="93" w15:restartNumberingAfterBreak="0">
     <w:nsid w:val="6E1F7106"/>
     <w:multiLevelType w:val="hybridMultilevel"/>
     <w:tmpl w:val="9C10A0C6"/>
@@ -16321,7 +23178,7 @@
       </w:rPr>
     </w:lvl>
   </w:abstractNum>
-  <w:abstractNum w:abstractNumId="74" w15:restartNumberingAfterBreak="0">
+  <w:abstractNum w:abstractNumId="94" w15:restartNumberingAfterBreak="0">
     <w:nsid w:val="70B23EA7"/>
     <w:multiLevelType w:val="hybridMultilevel"/>
     <w:tmpl w:val="89F29902"/>
@@ -16434,7 +23291,7 @@
       </w:rPr>
     </w:lvl>
   </w:abstractNum>
-  <w:abstractNum w:abstractNumId="75" w15:restartNumberingAfterBreak="0">
+  <w:abstractNum w:abstractNumId="95" w15:restartNumberingAfterBreak="0">
     <w:nsid w:val="72B96E9D"/>
     <w:multiLevelType w:val="hybridMultilevel"/>
     <w:tmpl w:val="9EF8F80C"/>
@@ -16547,7 +23404,7 @@
       </w:rPr>
     </w:lvl>
   </w:abstractNum>
-  <w:abstractNum w:abstractNumId="76" w15:restartNumberingAfterBreak="0">
+  <w:abstractNum w:abstractNumId="96" w15:restartNumberingAfterBreak="0">
     <w:nsid w:val="73D75627"/>
     <w:multiLevelType w:val="hybridMultilevel"/>
     <w:tmpl w:val="BFE43312"/>
@@ -16660,7 +23517,7 @@
       </w:rPr>
     </w:lvl>
   </w:abstractNum>
-  <w:abstractNum w:abstractNumId="77" w15:restartNumberingAfterBreak="0">
+  <w:abstractNum w:abstractNumId="97" w15:restartNumberingAfterBreak="0">
     <w:nsid w:val="744E3264"/>
     <w:multiLevelType w:val="hybridMultilevel"/>
     <w:tmpl w:val="D14251DC"/>
@@ -16773,7 +23630,7 @@
       </w:rPr>
     </w:lvl>
   </w:abstractNum>
-  <w:abstractNum w:abstractNumId="78" w15:restartNumberingAfterBreak="0">
+  <w:abstractNum w:abstractNumId="98" w15:restartNumberingAfterBreak="0">
     <w:nsid w:val="747E4D4F"/>
     <w:multiLevelType w:val="hybridMultilevel"/>
     <w:tmpl w:val="3A86AFAC"/>
@@ -16886,7 +23743,7 @@
       </w:rPr>
     </w:lvl>
   </w:abstractNum>
-  <w:abstractNum w:abstractNumId="79" w15:restartNumberingAfterBreak="0">
+  <w:abstractNum w:abstractNumId="99" w15:restartNumberingAfterBreak="0">
     <w:nsid w:val="748D159F"/>
     <w:multiLevelType w:val="hybridMultilevel"/>
     <w:tmpl w:val="76BEEBE2"/>
@@ -16999,7 +23856,7 @@
       </w:rPr>
     </w:lvl>
   </w:abstractNum>
-  <w:abstractNum w:abstractNumId="80" w15:restartNumberingAfterBreak="0">
+  <w:abstractNum w:abstractNumId="100" w15:restartNumberingAfterBreak="0">
     <w:nsid w:val="75533FAD"/>
     <w:multiLevelType w:val="hybridMultilevel"/>
     <w:tmpl w:val="6D526302"/>
@@ -17112,7 +23969,96 @@
       </w:rPr>
     </w:lvl>
   </w:abstractNum>
-  <w:abstractNum w:abstractNumId="81" w15:restartNumberingAfterBreak="0">
+  <w:abstractNum w:abstractNumId="101" w15:restartNumberingAfterBreak="0">
+    <w:nsid w:val="75865FCE"/>
+    <w:multiLevelType w:val="hybridMultilevel"/>
+    <w:tmpl w:val="E856C7F6"/>
+    <w:lvl w:ilvl="0" w:tplc="BE042170">
+      <w:start w:val="1"/>
+      <w:numFmt w:val="lowerLetter"/>
+      <w:lvlText w:val="%1."/>
+      <w:lvlJc w:val="left"/>
+      <w:pPr>
+        <w:ind w:left="2960" w:hanging="360"/>
+      </w:pPr>
+      <w:rPr>
+        <w:rFonts w:hint="default"/>
+      </w:rPr>
+    </w:lvl>
+    <w:lvl w:ilvl="1" w:tplc="040C0019" w:tentative="1">
+      <w:start w:val="1"/>
+      <w:numFmt w:val="lowerLetter"/>
+      <w:lvlText w:val="%2."/>
+      <w:lvlJc w:val="left"/>
+      <w:pPr>
+        <w:ind w:left="3680" w:hanging="360"/>
+      </w:pPr>
+    </w:lvl>
+    <w:lvl w:ilvl="2" w:tplc="040C001B" w:tentative="1">
+      <w:start w:val="1"/>
+      <w:numFmt w:val="lowerRoman"/>
+      <w:lvlText w:val="%3."/>
+      <w:lvlJc w:val="right"/>
+      <w:pPr>
+        <w:ind w:left="4400" w:hanging="180"/>
+      </w:pPr>
+    </w:lvl>
+    <w:lvl w:ilvl="3" w:tplc="040C000F" w:tentative="1">
+      <w:start w:val="1"/>
+      <w:numFmt w:val="decimal"/>
+      <w:lvlText w:val="%4."/>
+      <w:lvlJc w:val="left"/>
+      <w:pPr>
+        <w:ind w:left="5120" w:hanging="360"/>
+      </w:pPr>
+    </w:lvl>
+    <w:lvl w:ilvl="4" w:tplc="040C0019" w:tentative="1">
+      <w:start w:val="1"/>
+      <w:numFmt w:val="lowerLetter"/>
+      <w:lvlText w:val="%5."/>
+      <w:lvlJc w:val="left"/>
+      <w:pPr>
+        <w:ind w:left="5840" w:hanging="360"/>
+      </w:pPr>
+    </w:lvl>
+    <w:lvl w:ilvl="5" w:tplc="040C001B" w:tentative="1">
+      <w:start w:val="1"/>
+      <w:numFmt w:val="lowerRoman"/>
+      <w:lvlText w:val="%6."/>
+      <w:lvlJc w:val="right"/>
+      <w:pPr>
+        <w:ind w:left="6560" w:hanging="180"/>
+      </w:pPr>
+    </w:lvl>
+    <w:lvl w:ilvl="6" w:tplc="040C000F" w:tentative="1">
+      <w:start w:val="1"/>
+      <w:numFmt w:val="decimal"/>
+      <w:lvlText w:val="%7."/>
+      <w:lvlJc w:val="left"/>
+      <w:pPr>
+        <w:ind w:left="7280" w:hanging="360"/>
+      </w:pPr>
+    </w:lvl>
+    <w:lvl w:ilvl="7" w:tplc="040C0019" w:tentative="1">
+      <w:start w:val="1"/>
+      <w:numFmt w:val="lowerLetter"/>
+      <w:lvlText w:val="%8."/>
+      <w:lvlJc w:val="left"/>
+      <w:pPr>
+        <w:ind w:left="8000" w:hanging="360"/>
+      </w:pPr>
+    </w:lvl>
+    <w:lvl w:ilvl="8" w:tplc="040C001B" w:tentative="1">
+      <w:start w:val="1"/>
+      <w:numFmt w:val="lowerRoman"/>
+      <w:lvlText w:val="%9."/>
+      <w:lvlJc w:val="right"/>
+      <w:pPr>
+        <w:ind w:left="8720" w:hanging="180"/>
+      </w:pPr>
+    </w:lvl>
+  </w:abstractNum>
+  <w:abstractNum w:abstractNumId="102" w15:restartNumberingAfterBreak="0">
     <w:nsid w:val="773C1AA2"/>
     <w:multiLevelType w:val="hybridMultilevel"/>
     <w:tmpl w:val="EA683C0A"/>
@@ -17204,7 +24150,7 @@
       </w:pPr>
     </w:lvl>
   </w:abstractNum>
-  <w:abstractNum w:abstractNumId="82" w15:restartNumberingAfterBreak="0">
+  <w:abstractNum w:abstractNumId="103" w15:restartNumberingAfterBreak="0">
     <w:nsid w:val="77A83483"/>
     <w:multiLevelType w:val="hybridMultilevel"/>
     <w:tmpl w:val="62ACDD76"/>
@@ -17317,7 +24263,7 @@
       </w:rPr>
     </w:lvl>
   </w:abstractNum>
-  <w:abstractNum w:abstractNumId="83" w15:restartNumberingAfterBreak="0">
+  <w:abstractNum w:abstractNumId="104" w15:restartNumberingAfterBreak="0">
     <w:nsid w:val="786B7092"/>
     <w:multiLevelType w:val="hybridMultilevel"/>
     <w:tmpl w:val="54F227C8"/>
@@ -17430,7 +24376,120 @@
       </w:rPr>
     </w:lvl>
   </w:abstractNum>
-  <w:abstractNum w:abstractNumId="84" w15:restartNumberingAfterBreak="0">
+  <w:abstractNum w:abstractNumId="105" w15:restartNumberingAfterBreak="0">
+    <w:nsid w:val="7B525146"/>
+    <w:multiLevelType w:val="hybridMultilevel"/>
+    <w:tmpl w:val="67D01CE8"/>
+    <w:lvl w:ilvl="0" w:tplc="040C000B">
+      <w:start w:val="1"/>
+      <w:numFmt w:val="bullet"/>
+      <w:lvlText w:val=""/>
+      <w:lvlJc w:val="left"/>
+      <w:pPr>
+        <w:ind w:left="2136" w:hanging="360"/>
+      </w:pPr>
+      <w:rPr>
+        <w:rFonts w:ascii="Wingdings" w:hAnsi="Wingdings" w:hint="default"/>
+      </w:rPr>
+    </w:lvl>
+    <w:lvl w:ilvl="1" w:tplc="040C0003" w:tentative="1">
+      <w:start w:val="1"/>
+      <w:numFmt w:val="bullet"/>
+      <w:lvlText w:val="o"/>
+      <w:lvlJc w:val="left"/>
+      <w:pPr>
+        <w:ind w:left="2856" w:hanging="360"/>
+      </w:pPr>
+      <w:rPr>
+        <w:rFonts w:ascii="Courier New" w:hAnsi="Courier New" w:cs="Courier New" w:hint="default"/>
+      </w:rPr>
+    </w:lvl>
+    <w:lvl w:ilvl="2" w:tplc="040C0005" w:tentative="1">
+      <w:start w:val="1"/>
+      <w:numFmt w:val="bullet"/>
+      <w:lvlText w:val=""/>
+      <w:lvlJc w:val="left"/>
+      <w:pPr>
+        <w:ind w:left="3576" w:hanging="360"/>
+      </w:pPr>
+      <w:rPr>
+        <w:rFonts w:ascii="Wingdings" w:hAnsi="Wingdings" w:hint="default"/>
+      </w:rPr>
+    </w:lvl>
+    <w:lvl w:ilvl="3" w:tplc="040C0001" w:tentative="1">
+      <w:start w:val="1"/>
+      <w:numFmt w:val="bullet"/>
+      <w:lvlText w:val=""/>
+      <w:lvlJc w:val="left"/>
+      <w:pPr>
+        <w:ind w:left="4296" w:hanging="360"/>
+      </w:pPr>
+      <w:rPr>
+        <w:rFonts w:ascii="Symbol" w:hAnsi="Symbol" w:hint="default"/>
+      </w:rPr>
+    </w:lvl>
+    <w:lvl w:ilvl="4" w:tplc="040C0003" w:tentative="1">
+      <w:start w:val="1"/>
+      <w:numFmt w:val="bullet"/>
+      <w:lvlText w:val="o"/>
+      <w:lvlJc w:val="left"/>
+      <w:pPr>
+        <w:ind w:left="5016" w:hanging="360"/>
+      </w:pPr>
+      <w:rPr>
+        <w:rFonts w:ascii="Courier New" w:hAnsi="Courier New" w:cs="Courier New" w:hint="default"/>
+      </w:rPr>
+    </w:lvl>
+    <w:lvl w:ilvl="5" w:tplc="040C0005" w:tentative="1">
+      <w:start w:val="1"/>
+      <w:numFmt w:val="bullet"/>
+      <w:lvlText w:val=""/>
+      <w:lvlJc w:val="left"/>
+      <w:pPr>
+        <w:ind w:left="5736" w:hanging="360"/>
+      </w:pPr>
+      <w:rPr>
+        <w:rFonts w:ascii="Wingdings" w:hAnsi="Wingdings" w:hint="default"/>
+      </w:rPr>
+    </w:lvl>
+    <w:lvl w:ilvl="6" w:tplc="040C0001" w:tentative="1">
+      <w:start w:val="1"/>
+      <w:numFmt w:val="bullet"/>
+      <w:lvlText w:val=""/>
+      <w:lvlJc w:val="left"/>
+      <w:pPr>
+        <w:ind w:left="6456" w:hanging="360"/>
+      </w:pPr>
+      <w:rPr>
+        <w:rFonts w:ascii="Symbol" w:hAnsi="Symbol" w:hint="default"/>
+      </w:rPr>
+    </w:lvl>
+    <w:lvl w:ilvl="7" w:tplc="040C0003" w:tentative="1">
+      <w:start w:val="1"/>
+      <w:numFmt w:val="bullet"/>
+      <w:lvlText w:val="o"/>
+      <w:lvlJc w:val="left"/>
+      <w:pPr>
+        <w:ind w:left="7176" w:hanging="360"/>
+      </w:pPr>
+      <w:rPr>
+        <w:rFonts w:ascii="Courier New" w:hAnsi="Courier New" w:cs="Courier New" w:hint="default"/>
+      </w:rPr>
+    </w:lvl>
+    <w:lvl w:ilvl="8" w:tplc="040C0005" w:tentative="1">
+      <w:start w:val="1"/>
+      <w:numFmt w:val="bullet"/>
+      <w:lvlText w:val=""/>
+      <w:lvlJc w:val="left"/>
+      <w:pPr>
+        <w:ind w:left="7896" w:hanging="360"/>
+      </w:pPr>
+      <w:rPr>
+        <w:rFonts w:ascii="Wingdings" w:hAnsi="Wingdings" w:hint="default"/>
+      </w:rPr>
+    </w:lvl>
+  </w:abstractNum>
+  <w:abstractNum w:abstractNumId="106" w15:restartNumberingAfterBreak="0">
     <w:nsid w:val="7B9C685E"/>
     <w:multiLevelType w:val="hybridMultilevel"/>
     <w:tmpl w:val="34E0066E"/>
@@ -17543,7 +24602,7 @@
       </w:rPr>
     </w:lvl>
   </w:abstractNum>
-  <w:abstractNum w:abstractNumId="85" w15:restartNumberingAfterBreak="0">
+  <w:abstractNum w:abstractNumId="107" w15:restartNumberingAfterBreak="0">
     <w:nsid w:val="7BA53DB0"/>
     <w:multiLevelType w:val="hybridMultilevel"/>
     <w:tmpl w:val="7CD8F4D2"/>
@@ -17656,7 +24715,7 @@
       </w:rPr>
     </w:lvl>
   </w:abstractNum>
-  <w:abstractNum w:abstractNumId="86" w15:restartNumberingAfterBreak="0">
+  <w:abstractNum w:abstractNumId="108" w15:restartNumberingAfterBreak="0">
     <w:nsid w:val="7C3B2600"/>
     <w:multiLevelType w:val="hybridMultilevel"/>
     <w:tmpl w:val="0C4636B4"/>
@@ -17769,7 +24828,7 @@
       </w:rPr>
     </w:lvl>
   </w:abstractNum>
-  <w:abstractNum w:abstractNumId="87" w15:restartNumberingAfterBreak="0">
+  <w:abstractNum w:abstractNumId="109" w15:restartNumberingAfterBreak="0">
     <w:nsid w:val="7C535390"/>
     <w:multiLevelType w:val="hybridMultilevel"/>
     <w:tmpl w:val="AE22CBAA"/>
@@ -17882,7 +24941,7 @@
       </w:rPr>
     </w:lvl>
   </w:abstractNum>
-  <w:abstractNum w:abstractNumId="88" w15:restartNumberingAfterBreak="0">
+  <w:abstractNum w:abstractNumId="110" w15:restartNumberingAfterBreak="0">
     <w:nsid w:val="7C61580E"/>
     <w:multiLevelType w:val="hybridMultilevel"/>
     <w:tmpl w:val="6A4C5F7C"/>
@@ -17995,7 +25054,120 @@
       </w:rPr>
     </w:lvl>
   </w:abstractNum>
-  <w:abstractNum w:abstractNumId="89" w15:restartNumberingAfterBreak="0">
+  <w:abstractNum w:abstractNumId="111" w15:restartNumberingAfterBreak="0">
+    <w:nsid w:val="7E3873BC"/>
+    <w:multiLevelType w:val="hybridMultilevel"/>
+    <w:tmpl w:val="A04E39D8"/>
+    <w:lvl w:ilvl="0" w:tplc="040C000B">
+      <w:start w:val="1"/>
+      <w:numFmt w:val="bullet"/>
+      <w:lvlText w:val=""/>
+      <w:lvlJc w:val="left"/>
+      <w:pPr>
+        <w:ind w:left="1428" w:hanging="360"/>
+      </w:pPr>
+      <w:rPr>
+        <w:rFonts w:ascii="Wingdings" w:hAnsi="Wingdings" w:hint="default"/>
+      </w:rPr>
+    </w:lvl>
+    <w:lvl w:ilvl="1" w:tplc="040C0003" w:tentative="1">
+      <w:start w:val="1"/>
+      <w:numFmt w:val="bullet"/>
+      <w:lvlText w:val="o"/>
+      <w:lvlJc w:val="left"/>
+      <w:pPr>
+        <w:ind w:left="2148" w:hanging="360"/>
+      </w:pPr>
+      <w:rPr>
+        <w:rFonts w:ascii="Courier New" w:hAnsi="Courier New" w:cs="Courier New" w:hint="default"/>
+      </w:rPr>
+    </w:lvl>
+    <w:lvl w:ilvl="2" w:tplc="040C0005" w:tentative="1">
+      <w:start w:val="1"/>
+      <w:numFmt w:val="bullet"/>
+      <w:lvlText w:val=""/>
+      <w:lvlJc w:val="left"/>
+      <w:pPr>
+        <w:ind w:left="2868" w:hanging="360"/>
+      </w:pPr>
+      <w:rPr>
+        <w:rFonts w:ascii="Wingdings" w:hAnsi="Wingdings" w:hint="default"/>
+      </w:rPr>
+    </w:lvl>
+    <w:lvl w:ilvl="3" w:tplc="040C0001" w:tentative="1">
+      <w:start w:val="1"/>
+      <w:numFmt w:val="bullet"/>
+      <w:lvlText w:val=""/>
+      <w:lvlJc w:val="left"/>
+      <w:pPr>
+        <w:ind w:left="3588" w:hanging="360"/>
+      </w:pPr>
+      <w:rPr>
+        <w:rFonts w:ascii="Symbol" w:hAnsi="Symbol" w:hint="default"/>
+      </w:rPr>
+    </w:lvl>
+    <w:lvl w:ilvl="4" w:tplc="040C0003" w:tentative="1">
+      <w:start w:val="1"/>
+      <w:numFmt w:val="bullet"/>
+      <w:lvlText w:val="o"/>
+      <w:lvlJc w:val="left"/>
+      <w:pPr>
+        <w:ind w:left="4308" w:hanging="360"/>
+      </w:pPr>
+      <w:rPr>
+        <w:rFonts w:ascii="Courier New" w:hAnsi="Courier New" w:cs="Courier New" w:hint="default"/>
+      </w:rPr>
+    </w:lvl>
+    <w:lvl w:ilvl="5" w:tplc="040C0005" w:tentative="1">
+      <w:start w:val="1"/>
+      <w:numFmt w:val="bullet"/>
+      <w:lvlText w:val=""/>
+      <w:lvlJc w:val="left"/>
+      <w:pPr>
+        <w:ind w:left="5028" w:hanging="360"/>
+      </w:pPr>
+      <w:rPr>
+        <w:rFonts w:ascii="Wingdings" w:hAnsi="Wingdings" w:hint="default"/>
+      </w:rPr>
+    </w:lvl>
+    <w:lvl w:ilvl="6" w:tplc="040C0001" w:tentative="1">
+      <w:start w:val="1"/>
+      <w:numFmt w:val="bullet"/>
+      <w:lvlText w:val=""/>
+      <w:lvlJc w:val="left"/>
+      <w:pPr>
+        <w:ind w:left="5748" w:hanging="360"/>
+      </w:pPr>
+      <w:rPr>
+        <w:rFonts w:ascii="Symbol" w:hAnsi="Symbol" w:hint="default"/>
+      </w:rPr>
+    </w:lvl>
+    <w:lvl w:ilvl="7" w:tplc="040C0003" w:tentative="1">
+      <w:start w:val="1"/>
+      <w:numFmt w:val="bullet"/>
+      <w:lvlText w:val="o"/>
+      <w:lvlJc w:val="left"/>
+      <w:pPr>
+        <w:ind w:left="6468" w:hanging="360"/>
+      </w:pPr>
+      <w:rPr>
+        <w:rFonts w:ascii="Courier New" w:hAnsi="Courier New" w:cs="Courier New" w:hint="default"/>
+      </w:rPr>
+    </w:lvl>
+    <w:lvl w:ilvl="8" w:tplc="040C0005" w:tentative="1">
+      <w:start w:val="1"/>
+      <w:numFmt w:val="bullet"/>
+      <w:lvlText w:val=""/>
+      <w:lvlJc w:val="left"/>
+      <w:pPr>
+        <w:ind w:left="7188" w:hanging="360"/>
+      </w:pPr>
+      <w:rPr>
+        <w:rFonts w:ascii="Wingdings" w:hAnsi="Wingdings" w:hint="default"/>
+      </w:rPr>
+    </w:lvl>
+  </w:abstractNum>
+  <w:abstractNum w:abstractNumId="112" w15:restartNumberingAfterBreak="0">
     <w:nsid w:val="7E597B8C"/>
     <w:multiLevelType w:val="hybridMultilevel"/>
     <w:tmpl w:val="1194E2A8"/>
@@ -18109,281 +25281,350 @@
     </w:lvl>
   </w:abstractNum>
   <w:num w:numId="1" w16cid:durableId="1119955302">
-    <w:abstractNumId w:val="60"/>
+    <w:abstractNumId w:val="75"/>
   </w:num>
   <w:num w:numId="2" w16cid:durableId="1830176058">
-    <w:abstractNumId w:val="86"/>
+    <w:abstractNumId w:val="108"/>
   </w:num>
   <w:num w:numId="3" w16cid:durableId="560293742">
-    <w:abstractNumId w:val="19"/>
+    <w:abstractNumId w:val="24"/>
   </w:num>
   <w:num w:numId="4" w16cid:durableId="1031148815">
     <w:abstractNumId w:val="1"/>
   </w:num>
   <w:num w:numId="5" w16cid:durableId="38671920">
-    <w:abstractNumId w:val="46"/>
+    <w:abstractNumId w:val="57"/>
   </w:num>
   <w:num w:numId="6" w16cid:durableId="26833537">
-    <w:abstractNumId w:val="63"/>
+    <w:abstractNumId w:val="80"/>
   </w:num>
   <w:num w:numId="7" w16cid:durableId="1196501250">
-    <w:abstractNumId w:val="81"/>
+    <w:abstractNumId w:val="102"/>
   </w:num>
   <w:num w:numId="8" w16cid:durableId="64961444">
-    <w:abstractNumId w:val="45"/>
+    <w:abstractNumId w:val="56"/>
   </w:num>
   <w:num w:numId="9" w16cid:durableId="1672028990">
+    <w:abstractNumId w:val="41"/>
+  </w:num>
+  <w:num w:numId="10" w16cid:durableId="1633712402">
+    <w:abstractNumId w:val="92"/>
+  </w:num>
+  <w:num w:numId="11" w16cid:durableId="419839187">
+    <w:abstractNumId w:val="28"/>
+  </w:num>
+  <w:num w:numId="12" w16cid:durableId="1542211351">
+    <w:abstractNumId w:val="93"/>
+  </w:num>
+  <w:num w:numId="13" w16cid:durableId="380714924">
+    <w:abstractNumId w:val="98"/>
+  </w:num>
+  <w:num w:numId="14" w16cid:durableId="34937880">
+    <w:abstractNumId w:val="110"/>
+  </w:num>
+  <w:num w:numId="15" w16cid:durableId="1639189003">
+    <w:abstractNumId w:val="88"/>
+  </w:num>
+  <w:num w:numId="16" w16cid:durableId="1698653895">
     <w:abstractNumId w:val="35"/>
   </w:num>
-  <w:num w:numId="10" w16cid:durableId="1633712402">
-    <w:abstractNumId w:val="72"/>
-  </w:num>
-  <w:num w:numId="11" w16cid:durableId="419839187">
-    <w:abstractNumId w:val="23"/>
-  </w:num>
-  <w:num w:numId="12" w16cid:durableId="1542211351">
-    <w:abstractNumId w:val="73"/>
-  </w:num>
-  <w:num w:numId="13" w16cid:durableId="380714924">
-    <w:abstractNumId w:val="78"/>
-  </w:num>
-  <w:num w:numId="14" w16cid:durableId="34937880">
-    <w:abstractNumId w:val="88"/>
-  </w:num>
-  <w:num w:numId="15" w16cid:durableId="1639189003">
-    <w:abstractNumId w:val="69"/>
-  </w:num>
-  <w:num w:numId="16" w16cid:durableId="1698653895">
-    <w:abstractNumId w:val="30"/>
-  </w:num>
   <w:num w:numId="17" w16cid:durableId="497815353">
-    <w:abstractNumId w:val="32"/>
+    <w:abstractNumId w:val="37"/>
   </w:num>
   <w:num w:numId="18" w16cid:durableId="711425700">
-    <w:abstractNumId w:val="31"/>
+    <w:abstractNumId w:val="36"/>
   </w:num>
   <w:num w:numId="19" w16cid:durableId="638337510">
-    <w:abstractNumId w:val="59"/>
+    <w:abstractNumId w:val="74"/>
   </w:num>
   <w:num w:numId="20" w16cid:durableId="1692796216">
-    <w:abstractNumId w:val="77"/>
+    <w:abstractNumId w:val="97"/>
   </w:num>
   <w:num w:numId="21" w16cid:durableId="899246892">
-    <w:abstractNumId w:val="51"/>
+    <w:abstractNumId w:val="65"/>
   </w:num>
   <w:num w:numId="22" w16cid:durableId="2083209803">
     <w:abstractNumId w:val="2"/>
   </w:num>
   <w:num w:numId="23" w16cid:durableId="678972544">
+    <w:abstractNumId w:val="18"/>
+  </w:num>
+  <w:num w:numId="24" w16cid:durableId="797992576">
+    <w:abstractNumId w:val="17"/>
+  </w:num>
+  <w:num w:numId="25" w16cid:durableId="501169348">
+    <w:abstractNumId w:val="83"/>
+  </w:num>
+  <w:num w:numId="26" w16cid:durableId="844320662">
+    <w:abstractNumId w:val="85"/>
+  </w:num>
+  <w:num w:numId="27" w16cid:durableId="846215887">
+    <w:abstractNumId w:val="84"/>
+  </w:num>
+  <w:num w:numId="28" w16cid:durableId="446194687">
+    <w:abstractNumId w:val="96"/>
+  </w:num>
+  <w:num w:numId="29" w16cid:durableId="780034495">
+    <w:abstractNumId w:val="20"/>
+  </w:num>
+  <w:num w:numId="30" w16cid:durableId="1558276719">
+    <w:abstractNumId w:val="106"/>
+  </w:num>
+  <w:num w:numId="31" w16cid:durableId="455104491">
     <w:abstractNumId w:val="15"/>
   </w:num>
-  <w:num w:numId="24" w16cid:durableId="797992576">
-    <w:abstractNumId w:val="14"/>
+  <w:num w:numId="32" w16cid:durableId="1232884267">
+    <w:abstractNumId w:val="10"/>
   </w:num>
-  <w:num w:numId="25" w16cid:durableId="501169348">
-    <w:abstractNumId w:val="65"/>
+  <w:num w:numId="33" w16cid:durableId="271596213">
+    <w:abstractNumId w:val="86"/>
   </w:num>
-  <w:num w:numId="26" w16cid:durableId="844320662">
-    <w:abstractNumId w:val="67"/>
+  <w:num w:numId="34" w16cid:durableId="1563439832">
+    <w:abstractNumId w:val="68"/>
   </w:num>
-  <w:num w:numId="27" w16cid:durableId="846215887">
+  <w:num w:numId="35" w16cid:durableId="1985965599">
+    <w:abstractNumId w:val="100"/>
+  </w:num>
+  <w:num w:numId="36" w16cid:durableId="1281573281">
+    <w:abstractNumId w:val="104"/>
+  </w:num>
+  <w:num w:numId="37" w16cid:durableId="1124152055">
+    <w:abstractNumId w:val="103"/>
+  </w:num>
+  <w:num w:numId="38" w16cid:durableId="2130202390">
+    <w:abstractNumId w:val="43"/>
+  </w:num>
+  <w:num w:numId="39" w16cid:durableId="789671249">
+    <w:abstractNumId w:val="16"/>
+  </w:num>
+  <w:num w:numId="40" w16cid:durableId="1702630173">
+    <w:abstractNumId w:val="8"/>
+  </w:num>
+  <w:num w:numId="41" w16cid:durableId="190804300">
+    <w:abstractNumId w:val="49"/>
+  </w:num>
+  <w:num w:numId="42" w16cid:durableId="1375688520">
+    <w:abstractNumId w:val="30"/>
+  </w:num>
+  <w:num w:numId="43" w16cid:durableId="710418669">
+    <w:abstractNumId w:val="54"/>
+  </w:num>
+  <w:num w:numId="44" w16cid:durableId="1611665475">
+    <w:abstractNumId w:val="109"/>
+  </w:num>
+  <w:num w:numId="45" w16cid:durableId="90319504">
+    <w:abstractNumId w:val="23"/>
+  </w:num>
+  <w:num w:numId="46" w16cid:durableId="1997300085">
+    <w:abstractNumId w:val="22"/>
+  </w:num>
+  <w:num w:numId="47" w16cid:durableId="1415085820">
+    <w:abstractNumId w:val="73"/>
+  </w:num>
+  <w:num w:numId="48" w16cid:durableId="1455828130">
+    <w:abstractNumId w:val="11"/>
+  </w:num>
+  <w:num w:numId="49" w16cid:durableId="732391825">
+    <w:abstractNumId w:val="47"/>
+  </w:num>
+  <w:num w:numId="50" w16cid:durableId="915944181">
+    <w:abstractNumId w:val="25"/>
+  </w:num>
+  <w:num w:numId="51" w16cid:durableId="38434392">
+    <w:abstractNumId w:val="61"/>
+  </w:num>
+  <w:num w:numId="52" w16cid:durableId="735590533">
+    <w:abstractNumId w:val="5"/>
+  </w:num>
+  <w:num w:numId="53" w16cid:durableId="2064139110">
+    <w:abstractNumId w:val="81"/>
+  </w:num>
+  <w:num w:numId="54" w16cid:durableId="1573351703">
+    <w:abstractNumId w:val="51"/>
+  </w:num>
+  <w:num w:numId="55" w16cid:durableId="1794521699">
+    <w:abstractNumId w:val="26"/>
+  </w:num>
+  <w:num w:numId="56" w16cid:durableId="2013945505">
+    <w:abstractNumId w:val="9"/>
+  </w:num>
+  <w:num w:numId="57" w16cid:durableId="1878080366">
+    <w:abstractNumId w:val="32"/>
+  </w:num>
+  <w:num w:numId="58" w16cid:durableId="383412331">
+    <w:abstractNumId w:val="38"/>
+  </w:num>
+  <w:num w:numId="59" w16cid:durableId="1326057460">
+    <w:abstractNumId w:val="94"/>
+  </w:num>
+  <w:num w:numId="60" w16cid:durableId="430509405">
+    <w:abstractNumId w:val="62"/>
+  </w:num>
+  <w:num w:numId="61" w16cid:durableId="368264728">
+    <w:abstractNumId w:val="72"/>
+  </w:num>
+  <w:num w:numId="62" w16cid:durableId="734668123">
+    <w:abstractNumId w:val="64"/>
+  </w:num>
+  <w:num w:numId="63" w16cid:durableId="735474132">
+    <w:abstractNumId w:val="27"/>
+  </w:num>
+  <w:num w:numId="64" w16cid:durableId="337932128">
+    <w:abstractNumId w:val="99"/>
+  </w:num>
+  <w:num w:numId="65" w16cid:durableId="1895774844">
     <w:abstractNumId w:val="66"/>
   </w:num>
-  <w:num w:numId="28" w16cid:durableId="446194687">
-    <w:abstractNumId w:val="76"/>
-  </w:num>
-  <w:num w:numId="29" w16cid:durableId="780034495">
-    <w:abstractNumId w:val="16"/>
-  </w:num>
-  <w:num w:numId="30" w16cid:durableId="1558276719">
-    <w:abstractNumId w:val="84"/>
-  </w:num>
-  <w:num w:numId="31" w16cid:durableId="455104491">
-    <w:abstractNumId w:val="12"/>
-  </w:num>
-  <w:num w:numId="32" w16cid:durableId="1232884267">
-    <w:abstractNumId w:val="8"/>
-  </w:num>
-  <w:num w:numId="33" w16cid:durableId="271596213">
-    <w:abstractNumId w:val="68"/>
-  </w:num>
-  <w:num w:numId="34" w16cid:durableId="1563439832">
-    <w:abstractNumId w:val="54"/>
-  </w:num>
-  <w:num w:numId="35" w16cid:durableId="1985965599">
-    <w:abstractNumId w:val="80"/>
-  </w:num>
-  <w:num w:numId="36" w16cid:durableId="1281573281">
-    <w:abstractNumId w:val="83"/>
-  </w:num>
-  <w:num w:numId="37" w16cid:durableId="1124152055">
-    <w:abstractNumId w:val="82"/>
-  </w:num>
-  <w:num w:numId="38" w16cid:durableId="2130202390">
-    <w:abstractNumId w:val="36"/>
-  </w:num>
-  <w:num w:numId="39" w16cid:durableId="789671249">
-    <w:abstractNumId w:val="13"/>
-  </w:num>
-  <w:num w:numId="40" w16cid:durableId="1702630173">
-    <w:abstractNumId w:val="6"/>
-  </w:num>
-  <w:num w:numId="41" w16cid:durableId="190804300">
-    <w:abstractNumId w:val="38"/>
-  </w:num>
-  <w:num w:numId="42" w16cid:durableId="1375688520">
-    <w:abstractNumId w:val="25"/>
-  </w:num>
-  <w:num w:numId="43" w16cid:durableId="710418669">
-    <w:abstractNumId w:val="43"/>
-  </w:num>
-  <w:num w:numId="44" w16cid:durableId="1611665475">
-    <w:abstractNumId w:val="87"/>
-  </w:num>
-  <w:num w:numId="45" w16cid:durableId="90319504">
-    <w:abstractNumId w:val="18"/>
-  </w:num>
-  <w:num w:numId="46" w16cid:durableId="1997300085">
-    <w:abstractNumId w:val="17"/>
-  </w:num>
-  <w:num w:numId="47" w16cid:durableId="1415085820">
-    <w:abstractNumId w:val="58"/>
-  </w:num>
-  <w:num w:numId="48" w16cid:durableId="1455828130">
-    <w:abstractNumId w:val="9"/>
-  </w:num>
-  <w:num w:numId="49" w16cid:durableId="732391825">
-    <w:abstractNumId w:val="37"/>
-  </w:num>
-  <w:num w:numId="50" w16cid:durableId="915944181">
-    <w:abstractNumId w:val="20"/>
-  </w:num>
-  <w:num w:numId="51" w16cid:durableId="38434392">
-    <w:abstractNumId w:val="48"/>
-  </w:num>
-  <w:num w:numId="52" w16cid:durableId="735590533">
-    <w:abstractNumId w:val="4"/>
-  </w:num>
-  <w:num w:numId="53" w16cid:durableId="2064139110">
-    <w:abstractNumId w:val="64"/>
-  </w:num>
-  <w:num w:numId="54" w16cid:durableId="1573351703">
-    <w:abstractNumId w:val="40"/>
-  </w:num>
-  <w:num w:numId="55" w16cid:durableId="1794521699">
-    <w:abstractNumId w:val="21"/>
-  </w:num>
-  <w:num w:numId="56" w16cid:durableId="2013945505">
-    <w:abstractNumId w:val="7"/>
-  </w:num>
-  <w:num w:numId="57" w16cid:durableId="1878080366">
-    <w:abstractNumId w:val="27"/>
-  </w:num>
-  <w:num w:numId="58" w16cid:durableId="383412331">
-    <w:abstractNumId w:val="33"/>
-  </w:num>
-  <w:num w:numId="59" w16cid:durableId="1326057460">
-    <w:abstractNumId w:val="74"/>
-  </w:num>
-  <w:num w:numId="60" w16cid:durableId="430509405">
-    <w:abstractNumId w:val="49"/>
-  </w:num>
-  <w:num w:numId="61" w16cid:durableId="368264728">
-    <w:abstractNumId w:val="57"/>
-  </w:num>
-  <w:num w:numId="62" w16cid:durableId="734668123">
-    <w:abstractNumId w:val="50"/>
-  </w:num>
-  <w:num w:numId="63" w16cid:durableId="735474132">
-    <w:abstractNumId w:val="22"/>
-  </w:num>
-  <w:num w:numId="64" w16cid:durableId="337932128">
-    <w:abstractNumId w:val="79"/>
-  </w:num>
-  <w:num w:numId="65" w16cid:durableId="1895774844">
-    <w:abstractNumId w:val="52"/>
-  </w:num>
   <w:num w:numId="66" w16cid:durableId="875123193">
-    <w:abstractNumId w:val="85"/>
+    <w:abstractNumId w:val="107"/>
   </w:num>
   <w:num w:numId="67" w16cid:durableId="3097206">
-    <w:abstractNumId w:val="55"/>
+    <w:abstractNumId w:val="69"/>
   </w:num>
   <w:num w:numId="68" w16cid:durableId="640889868">
     <w:abstractNumId w:val="0"/>
   </w:num>
   <w:num w:numId="69" w16cid:durableId="1305350193">
+    <w:abstractNumId w:val="53"/>
+  </w:num>
+  <w:num w:numId="70" w16cid:durableId="1322932695">
+    <w:abstractNumId w:val="60"/>
+  </w:num>
+  <w:num w:numId="71" w16cid:durableId="1752239358">
+    <w:abstractNumId w:val="29"/>
+  </w:num>
+  <w:num w:numId="72" w16cid:durableId="215942731">
+    <w:abstractNumId w:val="33"/>
+  </w:num>
+  <w:num w:numId="73" w16cid:durableId="488518922">
+    <w:abstractNumId w:val="6"/>
+  </w:num>
+  <w:num w:numId="74" w16cid:durableId="295069488">
+    <w:abstractNumId w:val="95"/>
+  </w:num>
+  <w:num w:numId="75" w16cid:durableId="497812064">
+    <w:abstractNumId w:val="79"/>
+  </w:num>
+  <w:num w:numId="76" w16cid:durableId="759761979">
+    <w:abstractNumId w:val="78"/>
+  </w:num>
+  <w:num w:numId="77" w16cid:durableId="676348627">
+    <w:abstractNumId w:val="91"/>
+  </w:num>
+  <w:num w:numId="78" w16cid:durableId="1246260192">
+    <w:abstractNumId w:val="50"/>
+  </w:num>
+  <w:num w:numId="79" w16cid:durableId="833300297">
+    <w:abstractNumId w:val="67"/>
+  </w:num>
+  <w:num w:numId="80" w16cid:durableId="2128349973">
+    <w:abstractNumId w:val="52"/>
+  </w:num>
+  <w:num w:numId="81" w16cid:durableId="287860032">
+    <w:abstractNumId w:val="14"/>
+  </w:num>
+  <w:num w:numId="82" w16cid:durableId="1896702019">
+    <w:abstractNumId w:val="39"/>
+  </w:num>
+  <w:num w:numId="83" w16cid:durableId="779420023">
+    <w:abstractNumId w:val="71"/>
+  </w:num>
+  <w:num w:numId="84" w16cid:durableId="1536186972">
+    <w:abstractNumId w:val="55"/>
+  </w:num>
+  <w:num w:numId="85" w16cid:durableId="485784809">
+    <w:abstractNumId w:val="31"/>
+  </w:num>
+  <w:num w:numId="86" w16cid:durableId="596332222">
+    <w:abstractNumId w:val="4"/>
+  </w:num>
+  <w:num w:numId="87" w16cid:durableId="1912957024">
+    <w:abstractNumId w:val="112"/>
+  </w:num>
+  <w:num w:numId="88" w16cid:durableId="621305978">
+    <w:abstractNumId w:val="90"/>
+  </w:num>
+  <w:num w:numId="89" w16cid:durableId="1430665016">
+    <w:abstractNumId w:val="13"/>
+  </w:num>
+  <w:num w:numId="90" w16cid:durableId="1324119818">
+    <w:abstractNumId w:val="34"/>
+  </w:num>
+  <w:num w:numId="91" w16cid:durableId="1913730550">
+    <w:abstractNumId w:val="89"/>
+  </w:num>
+  <w:num w:numId="92" w16cid:durableId="628977730">
+    <w:abstractNumId w:val="48"/>
+  </w:num>
+  <w:num w:numId="93" w16cid:durableId="2022125067">
+    <w:abstractNumId w:val="12"/>
+  </w:num>
+  <w:num w:numId="94" w16cid:durableId="1030492085">
     <w:abstractNumId w:val="42"/>
   </w:num>
-  <w:num w:numId="70" w16cid:durableId="1322932695">
-    <w:abstractNumId w:val="47"/>
+  <w:num w:numId="95" w16cid:durableId="1255819854">
+    <w:abstractNumId w:val="87"/>
   </w:num>
-  <w:num w:numId="71" w16cid:durableId="1752239358">
-    <w:abstractNumId w:val="24"/>
+  <w:num w:numId="96" w16cid:durableId="1876381450">
+    <w:abstractNumId w:val="3"/>
   </w:num>
-  <w:num w:numId="72" w16cid:durableId="215942731">
-    <w:abstractNumId w:val="28"/>
+  <w:num w:numId="97" w16cid:durableId="1949388599">
+    <w:abstractNumId w:val="45"/>
   </w:num>
-  <w:num w:numId="73" w16cid:durableId="488518922">
-    <w:abstractNumId w:val="5"/>
+  <w:num w:numId="98" w16cid:durableId="1676492759">
+    <w:abstractNumId w:val="70"/>
   </w:num>
-  <w:num w:numId="74" w16cid:durableId="295069488">
-    <w:abstractNumId w:val="75"/>
+  <w:num w:numId="99" w16cid:durableId="468977242">
+    <w:abstractNumId w:val="59"/>
   </w:num>
-  <w:num w:numId="75" w16cid:durableId="497812064">
-    <w:abstractNumId w:val="62"/>
-  </w:num>
-  <w:num w:numId="76" w16cid:durableId="759761979">
-    <w:abstractNumId w:val="61"/>
-  </w:num>
-  <w:num w:numId="77" w16cid:durableId="676348627">
-    <w:abstractNumId w:val="71"/>
-  </w:num>
-  <w:num w:numId="78" w16cid:durableId="1246260192">
-    <w:abstractNumId w:val="39"/>
-  </w:num>
-  <w:num w:numId="79" w16cid:durableId="833300297">
-    <w:abstractNumId w:val="53"/>
-  </w:num>
-  <w:num w:numId="80" w16cid:durableId="2128349973">
-    <w:abstractNumId w:val="41"/>
-  </w:num>
-  <w:num w:numId="81" w16cid:durableId="287860032">
-    <w:abstractNumId w:val="11"/>
-  </w:num>
-  <w:num w:numId="82" w16cid:durableId="1896702019">
-    <w:abstractNumId w:val="34"/>
-  </w:num>
-  <w:num w:numId="83" w16cid:durableId="779420023">
-    <w:abstractNumId w:val="56"/>
-  </w:num>
-  <w:num w:numId="84" w16cid:durableId="1536186972">
+  <w:num w:numId="100" w16cid:durableId="1802766507">
     <w:abstractNumId w:val="44"/>
   </w:num>
-  <w:num w:numId="85" w16cid:durableId="485784809">
-    <w:abstractNumId w:val="26"/>
+  <w:num w:numId="101" w16cid:durableId="1713649191">
+    <w:abstractNumId w:val="40"/>
   </w:num>
-  <w:num w:numId="86" w16cid:durableId="596332222">
-    <w:abstractNumId w:val="3"/>
+  <w:num w:numId="102" w16cid:durableId="860322593">
+    <w:abstractNumId w:val="111"/>
   </w:num>
-  <w:num w:numId="87" w16cid:durableId="1912957024">
-    <w:abstractNumId w:val="89"/>
+  <w:num w:numId="103" w16cid:durableId="73017670">
+    <w:abstractNumId w:val="21"/>
   </w:num>
-  <w:num w:numId="88" w16cid:durableId="621305978">
-    <w:abstractNumId w:val="70"/>
+  <w:num w:numId="104" w16cid:durableId="405037438">
+    <w:abstractNumId w:val="105"/>
   </w:num>
-  <w:num w:numId="89" w16cid:durableId="1430665016">
-    <w:abstractNumId w:val="10"/>
+  <w:num w:numId="105" w16cid:durableId="1625230187">
+    <w:abstractNumId w:val="46"/>
   </w:num>
-  <w:num w:numId="90" w16cid:durableId="1324119818">
-    <w:abstractNumId w:val="29"/>
+  <w:num w:numId="106" w16cid:durableId="1139808783">
+    <w:abstractNumId w:val="76"/>
+  </w:num>
+  <w:num w:numId="107" w16cid:durableId="1368677585">
+    <w:abstractNumId w:val="7"/>
+  </w:num>
+  <w:num w:numId="108" w16cid:durableId="1669212898">
+    <w:abstractNumId w:val="77"/>
+  </w:num>
+  <w:num w:numId="109" w16cid:durableId="429859373">
+    <w:abstractNumId w:val="58"/>
+  </w:num>
+  <w:num w:numId="110" w16cid:durableId="986084348">
+    <w:abstractNumId w:val="82"/>
+  </w:num>
+  <w:num w:numId="111" w16cid:durableId="756875366">
+    <w:abstractNumId w:val="101"/>
+  </w:num>
+  <w:num w:numId="112" w16cid:durableId="1845852251">
+    <w:abstractNumId w:val="19"/>
+  </w:num>
+  <w:num w:numId="113" w16cid:durableId="1958677896">
+    <w:abstractNumId w:val="63"/>
   </w:num>
   <w:numIdMacAtCleanup w:val="77"/>
 </w:numbering>
 </file>
 
 <file path=word/styles.xml><?xml version="1.0" encoding="utf-8"?>
-<w:styles xmlns:mc="http://schemas.openxmlformats.org/markup-compatibility/2006" xmlns:r="http://schemas.openxmlformats.org/officeDocument/2006/relationships" xmlns:w="http://schemas.openxmlformats.org/wordprocessingml/2006/main" xmlns:w14="http://schemas.microsoft.com/office/word/2010/wordml" xmlns:w15="http://schemas.microsoft.com/office/word/2012/wordml" xmlns:w16cex="http://schemas.microsoft.com/office/word/2018/wordml/cex" xmlns:w16cid="http://schemas.microsoft.com/office/word/2016/wordml/cid" xmlns:w16="http://schemas.microsoft.com/office/word/2018/wordml" xmlns:w16du="http://schemas.microsoft.com/office/word/2023/wordml/word16du" xmlns:w16sdtdh="http://schemas.microsoft.com/office/word/2020/wordml/sdtdatahash" xmlns:w16se="http://schemas.microsoft.com/office/word/2015/wordml/symex" mc:Ignorable="w14 w15 w16se w16cid w16 w16cex w16sdtdh w16du">
+<w:styles xmlns:mc="http://schemas.openxmlformats.org/markup-compatibility/2006" xmlns:r="http://schemas.openxmlformats.org/officeDocument/2006/relationships" xmlns:w="http://schemas.openxmlformats.org/wordprocessingml/2006/main" xmlns:w14="http://schemas.microsoft.com/office/word/2010/wordml" xmlns:w15="http://schemas.microsoft.com/office/word/2012/wordml" xmlns:w16cex="http://schemas.microsoft.com/office/word/2018/wordml/cex" xmlns:w16cid="http://schemas.microsoft.com/office/word/2016/wordml/cid" xmlns:w16="http://schemas.microsoft.com/office/word/2018/wordml" xmlns:w16du="http://schemas.microsoft.com/office/word/2023/wordml/word16du" xmlns:w16sdtdh="http://schemas.microsoft.com/office/word/2020/wordml/sdtdatahash" xmlns:w16sdtfl="http://schemas.microsoft.com/office/word/2024/wordml/sdtformatlock" xmlns:w16se="http://schemas.microsoft.com/office/word/2015/wordml/symex" mc:Ignorable="w14 w15 w16se w16cid w16 w16cex w16sdtdh w16sdtfl w16du">
   <w:docDefaults>
     <w:rPrDefault>
       <w:rPr>
@@ -18980,7 +26221,6 @@
   <w:style w:type="character" w:default="1" w:styleId="Policepardfaut">
     <w:name w:val="Default Paragraph Font"/>
     <w:uiPriority w:val="1"/>
-    <w:semiHidden/>
     <w:unhideWhenUsed/>
   </w:style>
   <w:style w:type="table" w:default="1" w:styleId="TableauNormal">
@@ -19621,6 +26861,287 @@
       </w:tcPr>
     </w:tblStylePr>
   </w:style>
+  <w:style w:type="table" w:customStyle="1" w:styleId="TableGrid">
+    <w:name w:val="TableGrid"/>
+    <w:rsid w:val="00132004"/>
+    <w:rPr>
+      <w:rFonts w:eastAsiaTheme="minorEastAsia"/>
+      <w:kern w:val="0"/>
+      <w:sz w:val="22"/>
+      <w:szCs w:val="22"/>
+      <w:lang w:eastAsia="fr-FR"/>
+      <w14:ligatures w14:val="none"/>
+    </w:rPr>
+    <w:tblPr>
+      <w:tblCellMar>
+        <w:top w:w="0" w:type="dxa"/>
+        <w:left w:w="0" w:type="dxa"/>
+        <w:bottom w:w="0" w:type="dxa"/>
+        <w:right w:w="0" w:type="dxa"/>
+      </w:tblCellMar>
+    </w:tblPr>
+  </w:style>
+  <w:style w:type="table" w:styleId="Listemoyenne2-Accent1">
+    <w:name w:val="Medium List 2 Accent 1"/>
+    <w:basedOn w:val="TableauNormal"/>
+    <w:uiPriority w:val="66"/>
+    <w:rsid w:val="00132004"/>
+    <w:rPr>
+      <w:rFonts w:asciiTheme="majorHAnsi" w:eastAsiaTheme="majorEastAsia" w:hAnsiTheme="majorHAnsi" w:cstheme="majorBidi"/>
+      <w:color w:val="000000" w:themeColor="text1"/>
+      <w:kern w:val="0"/>
+      <w:sz w:val="22"/>
+      <w:szCs w:val="22"/>
+      <w:lang w:eastAsia="fr-FR"/>
+      <w14:ligatures w14:val="none"/>
+    </w:rPr>
+    <w:tblPr>
+      <w:tblStyleRowBandSize w:val="1"/>
+      <w:tblStyleColBandSize w:val="1"/>
+      <w:tblBorders>
+        <w:top w:val="single" w:sz="8" w:space="0" w:color="156082" w:themeColor="accent1"/>
+        <w:left w:val="single" w:sz="8" w:space="0" w:color="156082" w:themeColor="accent1"/>
+        <w:bottom w:val="single" w:sz="8" w:space="0" w:color="156082" w:themeColor="accent1"/>
+        <w:right w:val="single" w:sz="8" w:space="0" w:color="156082" w:themeColor="accent1"/>
+      </w:tblBorders>
+    </w:tblPr>
+    <w:tblStylePr w:type="firstRow">
+      <w:rPr>
+        <w:sz w:val="24"/>
+        <w:szCs w:val="24"/>
+      </w:rPr>
+      <w:tblPr/>
+      <w:tcPr>
+        <w:tcBorders>
+          <w:top w:val="nil"/>
+          <w:left w:val="nil"/>
+          <w:bottom w:val="single" w:sz="24" w:space="0" w:color="156082" w:themeColor="accent1"/>
+          <w:right w:val="nil"/>
+          <w:insideH w:val="nil"/>
+          <w:insideV w:val="nil"/>
+        </w:tcBorders>
+        <w:shd w:val="clear" w:color="auto" w:fill="FFFFFF" w:themeFill="background1"/>
+      </w:tcPr>
+    </w:tblStylePr>
+    <w:tblStylePr w:type="lastRow">
+      <w:tblPr/>
+      <w:tcPr>
+        <w:tcBorders>
+          <w:top w:val="single" w:sz="8" w:space="0" w:color="156082" w:themeColor="accent1"/>
+          <w:left w:val="nil"/>
+          <w:bottom w:val="nil"/>
+          <w:right w:val="nil"/>
+          <w:insideH w:val="nil"/>
+          <w:insideV w:val="nil"/>
+        </w:tcBorders>
+        <w:shd w:val="clear" w:color="auto" w:fill="FFFFFF" w:themeFill="background1"/>
+      </w:tcPr>
+    </w:tblStylePr>
+    <w:tblStylePr w:type="firstCol">
+      <w:tblPr/>
+      <w:tcPr>
+        <w:tcBorders>
+          <w:top w:val="nil"/>
+          <w:left w:val="nil"/>
+          <w:bottom w:val="nil"/>
+          <w:right w:val="single" w:sz="8" w:space="0" w:color="156082" w:themeColor="accent1"/>
+          <w:insideH w:val="nil"/>
+          <w:insideV w:val="nil"/>
+        </w:tcBorders>
+        <w:shd w:val="clear" w:color="auto" w:fill="FFFFFF" w:themeFill="background1"/>
+      </w:tcPr>
+    </w:tblStylePr>
+    <w:tblStylePr w:type="lastCol">
+      <w:tblPr/>
+      <w:tcPr>
+        <w:tcBorders>
+          <w:top w:val="nil"/>
+          <w:left w:val="single" w:sz="8" w:space="0" w:color="156082" w:themeColor="accent1"/>
+          <w:bottom w:val="nil"/>
+          <w:right w:val="nil"/>
+          <w:insideH w:val="nil"/>
+          <w:insideV w:val="nil"/>
+        </w:tcBorders>
+        <w:shd w:val="clear" w:color="auto" w:fill="FFFFFF" w:themeFill="background1"/>
+      </w:tcPr>
+    </w:tblStylePr>
+    <w:tblStylePr w:type="band1Vert">
+      <w:tblPr/>
+      <w:tcPr>
+        <w:tcBorders>
+          <w:left w:val="nil"/>
+          <w:right w:val="nil"/>
+          <w:insideH w:val="nil"/>
+          <w:insideV w:val="nil"/>
+        </w:tcBorders>
+        <w:shd w:val="clear" w:color="auto" w:fill="B2DEF2" w:themeFill="accent1" w:themeFillTint="3F"/>
+      </w:tcPr>
+    </w:tblStylePr>
+    <w:tblStylePr w:type="band1Horz">
+      <w:tblPr/>
+      <w:tcPr>
+        <w:tcBorders>
+          <w:top w:val="nil"/>
+          <w:bottom w:val="nil"/>
+          <w:insideH w:val="nil"/>
+          <w:insideV w:val="nil"/>
+        </w:tcBorders>
+        <w:shd w:val="clear" w:color="auto" w:fill="B2DEF2" w:themeFill="accent1" w:themeFillTint="3F"/>
+      </w:tcPr>
+    </w:tblStylePr>
+    <w:tblStylePr w:type="nwCell">
+      <w:tblPr/>
+      <w:tcPr>
+        <w:shd w:val="clear" w:color="auto" w:fill="FFFFFF" w:themeFill="background1"/>
+      </w:tcPr>
+    </w:tblStylePr>
+    <w:tblStylePr w:type="swCell">
+      <w:tblPr/>
+      <w:tcPr>
+        <w:tcBorders>
+          <w:top w:val="nil"/>
+        </w:tcBorders>
+      </w:tcPr>
+    </w:tblStylePr>
+  </w:style>
+  <w:style w:type="table" w:styleId="TableauGrille5Fonc-Accentuation6">
+    <w:name w:val="Grid Table 5 Dark Accent 6"/>
+    <w:basedOn w:val="TableauNormal"/>
+    <w:uiPriority w:val="50"/>
+    <w:rsid w:val="008A6595"/>
+    <w:tblPr>
+      <w:tblStyleRowBandSize w:val="1"/>
+      <w:tblStyleColBandSize w:val="1"/>
+      <w:tblBorders>
+        <w:top w:val="single" w:sz="4" w:space="0" w:color="FFFFFF" w:themeColor="background1"/>
+        <w:left w:val="single" w:sz="4" w:space="0" w:color="FFFFFF" w:themeColor="background1"/>
+        <w:bottom w:val="single" w:sz="4" w:space="0" w:color="FFFFFF" w:themeColor="background1"/>
+        <w:right w:val="single" w:sz="4" w:space="0" w:color="FFFFFF" w:themeColor="background1"/>
+        <w:insideH w:val="single" w:sz="4" w:space="0" w:color="FFFFFF" w:themeColor="background1"/>
+        <w:insideV w:val="single" w:sz="4" w:space="0" w:color="FFFFFF" w:themeColor="background1"/>
+      </w:tblBorders>
+    </w:tblPr>
+    <w:tcPr>
+      <w:shd w:val="clear" w:color="auto" w:fill="D9F2D0" w:themeFill="accent6" w:themeFillTint="33"/>
+    </w:tcPr>
+    <w:tblStylePr w:type="firstRow">
+      <w:rPr>
+        <w:b/>
+        <w:bCs/>
+        <w:color w:val="FFFFFF" w:themeColor="background1"/>
+      </w:rPr>
+      <w:tblPr/>
+      <w:tcPr>
+        <w:tcBorders>
+          <w:top w:val="single" w:sz="4" w:space="0" w:color="FFFFFF" w:themeColor="background1"/>
+          <w:left w:val="single" w:sz="4" w:space="0" w:color="FFFFFF" w:themeColor="background1"/>
+          <w:right w:val="single" w:sz="4" w:space="0" w:color="FFFFFF" w:themeColor="background1"/>
+          <w:insideH w:val="nil"/>
+          <w:insideV w:val="nil"/>
+        </w:tcBorders>
+        <w:shd w:val="clear" w:color="auto" w:fill="4EA72E" w:themeFill="accent6"/>
+      </w:tcPr>
+    </w:tblStylePr>
+    <w:tblStylePr w:type="lastRow">
+      <w:rPr>
+        <w:b/>
+        <w:bCs/>
+        <w:color w:val="FFFFFF" w:themeColor="background1"/>
+      </w:rPr>
+      <w:tblPr/>
+      <w:tcPr>
+        <w:tcBorders>
+          <w:left w:val="single" w:sz="4" w:space="0" w:color="FFFFFF" w:themeColor="background1"/>
+          <w:bottom w:val="single" w:sz="4" w:space="0" w:color="FFFFFF" w:themeColor="background1"/>
+          <w:right w:val="single" w:sz="4" w:space="0" w:color="FFFFFF" w:themeColor="background1"/>
+          <w:insideH w:val="nil"/>
+          <w:insideV w:val="nil"/>
+        </w:tcBorders>
+        <w:shd w:val="clear" w:color="auto" w:fill="4EA72E" w:themeFill="accent6"/>
+      </w:tcPr>
+    </w:tblStylePr>
+    <w:tblStylePr w:type="firstCol">
+      <w:rPr>
+        <w:b/>
+        <w:bCs/>
+        <w:color w:val="FFFFFF" w:themeColor="background1"/>
+      </w:rPr>
+      <w:tblPr/>
+      <w:tcPr>
+        <w:tcBorders>
+          <w:top w:val="single" w:sz="4" w:space="0" w:color="FFFFFF" w:themeColor="background1"/>
+          <w:left w:val="single" w:sz="4" w:space="0" w:color="FFFFFF" w:themeColor="background1"/>
+          <w:bottom w:val="single" w:sz="4" w:space="0" w:color="FFFFFF" w:themeColor="background1"/>
+          <w:insideV w:val="nil"/>
+        </w:tcBorders>
+        <w:shd w:val="clear" w:color="auto" w:fill="4EA72E" w:themeFill="accent6"/>
+      </w:tcPr>
+    </w:tblStylePr>
+    <w:tblStylePr w:type="lastCol">
+      <w:rPr>
+        <w:b/>
+        <w:bCs/>
+        <w:color w:val="FFFFFF" w:themeColor="background1"/>
+      </w:rPr>
+      <w:tblPr/>
+      <w:tcPr>
+        <w:tcBorders>
+          <w:top w:val="single" w:sz="4" w:space="0" w:color="FFFFFF" w:themeColor="background1"/>
+          <w:bottom w:val="single" w:sz="4" w:space="0" w:color="FFFFFF" w:themeColor="background1"/>
+          <w:right w:val="single" w:sz="4" w:space="0" w:color="FFFFFF" w:themeColor="background1"/>
+          <w:insideV w:val="nil"/>
+        </w:tcBorders>
+        <w:shd w:val="clear" w:color="auto" w:fill="4EA72E" w:themeFill="accent6"/>
+      </w:tcPr>
+    </w:tblStylePr>
+    <w:tblStylePr w:type="band1Vert">
+      <w:tblPr/>
+      <w:tcPr>
+        <w:shd w:val="clear" w:color="auto" w:fill="B3E5A1" w:themeFill="accent6" w:themeFillTint="66"/>
+      </w:tcPr>
+    </w:tblStylePr>
+    <w:tblStylePr w:type="band1Horz">
+      <w:tblPr/>
+      <w:tcPr>
+        <w:shd w:val="clear" w:color="auto" w:fill="B3E5A1" w:themeFill="accent6" w:themeFillTint="66"/>
+      </w:tcPr>
+    </w:tblStylePr>
+  </w:style>
+  <w:style w:type="table" w:styleId="Grilledutableau">
+    <w:name w:val="Table Grid"/>
+    <w:basedOn w:val="TableauNormal"/>
+    <w:uiPriority w:val="39"/>
+    <w:rsid w:val="008A3EF4"/>
+    <w:tblPr>
+      <w:tblBorders>
+        <w:top w:val="single" w:sz="4" w:space="0" w:color="auto"/>
+        <w:left w:val="single" w:sz="4" w:space="0" w:color="auto"/>
+        <w:bottom w:val="single" w:sz="4" w:space="0" w:color="auto"/>
+        <w:right w:val="single" w:sz="4" w:space="0" w:color="auto"/>
+        <w:insideH w:val="single" w:sz="4" w:space="0" w:color="auto"/>
+        <w:insideV w:val="single" w:sz="4" w:space="0" w:color="auto"/>
+      </w:tblBorders>
+    </w:tblPr>
+  </w:style>
+  <w:style w:type="paragraph" w:styleId="Lgende">
+    <w:name w:val="caption"/>
+    <w:basedOn w:val="Normal"/>
+    <w:next w:val="Normal"/>
+    <w:uiPriority w:val="35"/>
+    <w:unhideWhenUsed/>
+    <w:qFormat/>
+    <w:rsid w:val="008A3EF4"/>
+    <w:pPr>
+      <w:spacing w:after="200" w:line="240" w:lineRule="auto"/>
+    </w:pPr>
+    <w:rPr>
+      <w:i/>
+      <w:iCs/>
+      <w:color w:val="0E2841" w:themeColor="text2"/>
+      <w:sz w:val="18"/>
+      <w:szCs w:val="18"/>
+    </w:rPr>
+  </w:style>
 </w:styles>
 </file>
 
